--- a/TaiLieuGiangDay_UngDungAI/BaiTapUngDung_CoBan_den_NangCao.docx
+++ b/TaiLieuGiangDay_UngDungAI/BaiTapUngDung_CoBan_den_NangCao.docx
@@ -2,83 +2,9 @@
 <file path=word/document.xml><?xml version="1.0" encoding="utf-8"?>
 <w:document xmlns:wpc="http://schemas.microsoft.com/office/word/2010/wordprocessingCanvas" xmlns:mc="http://schemas.openxmlformats.org/markup-compatibility/2006" xmlns:o="urn:schemas-microsoft-com:office:office" xmlns:r="http://schemas.openxmlformats.org/officeDocument/2006/relationships" xmlns:m="http://schemas.openxmlformats.org/officeDocument/2006/math" xmlns:v="urn:schemas-microsoft-com:vml" xmlns:wp14="http://schemas.microsoft.com/office/word/2010/wordprocessingDrawing" xmlns:wp="http://schemas.openxmlformats.org/drawingml/2006/wordprocessingDrawing" xmlns:w10="urn:schemas-microsoft-com:office:word" xmlns:w="http://schemas.openxmlformats.org/wordprocessingml/2006/main" xmlns:w14="http://schemas.microsoft.com/office/word/2010/wordml" xmlns:w15="http://schemas.microsoft.com/office/word/2012/wordml" xmlns:wpg="http://schemas.microsoft.com/office/word/2010/wordprocessingGroup" xmlns:wpi="http://schemas.microsoft.com/office/word/2010/wordprocessingInk" xmlns:wne="http://schemas.microsoft.com/office/word/2006/wordml" xmlns:wps="http://schemas.microsoft.com/office/word/2010/wordprocessingShape" xmlns:cx="http://schemas.microsoft.com/office/drawing/2014/chartex" xmlns:cx1="http://schemas.microsoft.com/office/drawing/2015/9/8/chartex" xmlns:cx2="http://schemas.microsoft.com/office/drawing/2015/10/21/chartex" xmlns:cx3="http://schemas.microsoft.com/office/drawing/2016/5/9/chartex" xmlns:cx4="http://schemas.microsoft.com/office/drawing/2016/5/10/chartex" xmlns:cx5="http://schemas.microsoft.com/office/drawing/2016/5/11/chartex" xmlns:cx6="http://schemas.microsoft.com/office/drawing/2016/5/12/chartex" xmlns:cx7="http://schemas.microsoft.com/office/drawing/2016/5/13/chartex" xmlns:cx8="http://schemas.microsoft.com/office/drawing/2016/5/14/chartex" xmlns:aink="http://schemas.microsoft.com/office/drawing/2016/ink" xmlns:am3d="http://schemas.microsoft.com/office/drawing/2017/model3d" xmlns:w16cex="http://schemas.microsoft.com/office/word/2018/wordml/cex" xmlns:w16cid="http://schemas.microsoft.com/office/word/2016/wordml/cid" xmlns:w16="http://schemas.microsoft.com/office/word/2018/wordml" xmlns:w16sdtdh="http://schemas.microsoft.com/office/word/2020/wordml/sdtdatahash" xmlns:w16se="http://schemas.microsoft.com/office/word/2015/wordml/symex" mc:Ignorable="w14 w15 wp14">
   <w:body>
-    <w:p>
-      <w:pPr>
-        <w:spacing w:after="620"/>
-      </w:pPr>
-    </w:p>
-    <w:p>
-      <w:pPr>
-        <w:spacing w:after="60"/>
-        <w:jc w:val="center"/>
-      </w:pPr>
-      <w:r>
-        <w:rPr>
-          <w:rFonts w:ascii="Times New Roman" w:cs="Times New Roman" w:eastAsia="Times New Roman" w:hAnsi="Times New Roman"/>
-          <w:b/>
-          <w:bCs/>
-          <w:color w:val="595959"/>
-          <w:sz w:val="24"/>
-          <w:szCs w:val="24"/>
-        </w:rPr>
-        <w:t xml:space="preserve">MÔN TRÍ TUỆ NHÂN TẠO ỨNG DỤNG</w:t>
-      </w:r>
-    </w:p>
-    <w:p>
-      <w:pPr>
-        <w:spacing w:after="60"/>
-        <w:jc w:val="center"/>
-      </w:pPr>
-      <w:r>
-        <w:rPr>
-          <w:rFonts w:ascii="Times New Roman" w:cs="Times New Roman" w:eastAsia="Times New Roman" w:hAnsi="Times New Roman"/>
-          <w:b/>
-          <w:bCs/>
-          <w:color w:val="1B2A4A"/>
-          <w:sz w:val="44"/>
-          <w:szCs w:val="44"/>
-        </w:rPr>
-        <w:t xml:space="preserve">BÀI TẬP ỨNG DỤNG</w:t>
-      </w:r>
-    </w:p>
-    <w:p>
-      <w:pPr>
-        <w:shd w:fill="EBF5FB" w:val="clear"/>
-        <w:spacing w:after="80" w:before="80"/>
-        <w:jc w:val="center"/>
-      </w:pPr>
-      <w:r>
-        <w:rPr>
-          <w:rFonts w:ascii="Times New Roman" w:cs="Times New Roman" w:eastAsia="Times New Roman" w:hAnsi="Times New Roman"/>
-          <w:b/>
-          <w:bCs/>
-          <w:color w:val="2563EB"/>
-          <w:sz w:val="48"/>
-          <w:szCs w:val="48"/>
-        </w:rPr>
-        <w:t xml:space="preserve">TỪ CƠ BẢN ĐẾN NÂNG CAO</w:t>
-      </w:r>
-    </w:p>
-    <w:p>
-      <w:pPr>
-        <w:spacing w:after="280"/>
-        <w:jc w:val="center"/>
-      </w:pPr>
-      <w:r>
-        <w:rPr>
-          <w:rFonts w:ascii="Times New Roman" w:cs="Times New Roman" w:eastAsia="Times New Roman" w:hAnsi="Times New Roman"/>
-          <w:i/>
-          <w:iCs/>
-          <w:color w:val="595959"/>
-          <w:sz w:val="26"/>
-          <w:szCs w:val="26"/>
-        </w:rPr>
-        <w:t xml:space="preserve">18 bài tập · 4 cấp độ · làm trên dữ liệu thật</w:t>
-      </w:r>
-    </w:p>
     <w:tbl>
       <w:tblPr>
-        <w:tblW w:type="dxa" w:w="8846"/>
+        <w:tblW w:type="dxa" w:w="8906"/>
         <w:tblBorders>
           <w:top w:val="single" w:color="auto" w:sz="4"/>
           <w:left w:val="single" w:color="auto" w:sz="4"/>
@@ -89,80 +15,384 @@
         </w:tblBorders>
       </w:tblPr>
       <w:tblGrid>
-        <w:gridCol w:w="3200"/>
-        <w:gridCol w:w="5646"/>
+        <w:gridCol w:w="3562"/>
+        <w:gridCol w:w="5344"/>
+      </w:tblGrid>
+      <w:tr>
+        <w:tc>
+          <w:tcPr>
+            <w:tcW w:type="dxa" w:w="3562"/>
+            <w:tcBorders>
+              <w:top w:val="none" w:color="FFFFFF" w:sz="0"/>
+              <w:left w:val="none" w:color="FFFFFF" w:sz="0"/>
+              <w:bottom w:val="none" w:color="FFFFFF" w:sz="0"/>
+              <w:right w:val="none" w:color="FFFFFF" w:sz="0"/>
+            </w:tcBorders>
+            <w:tcMar>
+              <w:top w:type="dxa" w:w="0"/>
+              <w:left w:type="dxa" w:w="0"/>
+              <w:bottom w:type="dxa" w:w="0"/>
+              <w:right w:type="dxa" w:w="80"/>
+            </w:tcMar>
+            <w:vAlign w:val="center"/>
+          </w:tcPr>
+          <w:p>
+            <w:pPr>
+              <w:spacing w:after="0"/>
+              <w:jc w:val="left"/>
+            </w:pPr>
+            <w:r>
+              <w:drawing>
+                <wp:inline distT="0" distB="0" distL="0" distR="0">
+                  <wp:extent cx="2038350" cy="495300"/>
+                  <wp:effectExtent t="0" r="0" b="0" l="0"/>
+                  <wp:docPr id="1" name="" descr="" title=""/>
+                  <wp:cNvGraphicFramePr>
+                    <a:graphicFrameLocks xmlns:a="http://schemas.openxmlformats.org/drawingml/2006/main" noChangeAspect="1"/>
+                  </wp:cNvGraphicFramePr>
+                  <a:graphic xmlns:a="http://schemas.openxmlformats.org/drawingml/2006/main">
+                    <a:graphicData uri="http://schemas.openxmlformats.org/drawingml/2006/picture">
+                      <pic:pic xmlns:pic="http://schemas.openxmlformats.org/drawingml/2006/picture">
+                        <pic:nvPicPr>
+                          <pic:cNvPr id="0" name="" descr=""/>
+                          <pic:cNvPicPr>
+                            <a:picLocks noChangeAspect="1" noChangeArrowheads="1"/>
+                          </pic:cNvPicPr>
+                        </pic:nvPicPr>
+                        <pic:blipFill>
+                          <a:blip r:embed="rId9" cstate="none"/>
+                          <a:srcRect/>
+                          <a:stretch>
+                            <a:fillRect/>
+                          </a:stretch>
+                        </pic:blipFill>
+                        <pic:spPr bwMode="auto">
+                          <a:xfrm>
+                            <a:off x="0" y="0"/>
+                            <a:ext cx="2038350" cy="495300"/>
+                          </a:xfrm>
+                          <a:prstGeom prst="rect">
+                            <a:avLst/>
+                          </a:prstGeom>
+                        </pic:spPr>
+                      </pic:pic>
+                    </a:graphicData>
+                  </a:graphic>
+                </wp:inline>
+              </w:drawing>
+            </w:r>
+          </w:p>
+        </w:tc>
+        <w:tc>
+          <w:tcPr>
+            <w:tcW w:type="dxa" w:w="5344"/>
+            <w:tcBorders>
+              <w:top w:val="none" w:color="FFFFFF" w:sz="0"/>
+              <w:left w:val="none" w:color="FFFFFF" w:sz="0"/>
+              <w:bottom w:val="none" w:color="FFFFFF" w:sz="0"/>
+              <w:right w:val="none" w:color="FFFFFF" w:sz="0"/>
+            </w:tcBorders>
+            <w:tcMar>
+              <w:top w:type="dxa" w:w="0"/>
+              <w:left w:type="dxa" w:w="80"/>
+              <w:bottom w:type="dxa" w:w="0"/>
+              <w:right w:type="dxa" w:w="0"/>
+            </w:tcMar>
+            <w:vAlign w:val="center"/>
+          </w:tcPr>
+          <w:p>
+            <w:pPr>
+              <w:spacing w:after="60"/>
+              <w:jc w:val="center"/>
+            </w:pPr>
+            <w:r>
+              <w:rPr>
+                <w:rFonts w:ascii="Times New Roman" w:cs="Times New Roman" w:eastAsia="Times New Roman" w:hAnsi="Times New Roman"/>
+                <w:b/>
+                <w:bCs/>
+                <w:sz w:val="25"/>
+                <w:szCs w:val="25"/>
+              </w:rPr>
+              <w:t xml:space="preserve">BỘ GIÁO DỤC VÀ ĐÀO TẠO.</w:t>
+            </w:r>
+          </w:p>
+          <w:p>
+            <w:pPr>
+              <w:spacing w:after="0"/>
+              <w:jc w:val="center"/>
+            </w:pPr>
+            <w:r>
+              <w:rPr>
+                <w:rFonts w:ascii="Times New Roman" w:cs="Times New Roman" w:eastAsia="Times New Roman" w:hAnsi="Times New Roman"/>
+                <w:b/>
+                <w:bCs/>
+                <w:sz w:val="25"/>
+                <w:szCs w:val="25"/>
+              </w:rPr>
+              <w:t xml:space="preserve">TRƯỜNG ĐẠI HỌC CÔNG NGHỆ TP.HCM.</w:t>
+            </w:r>
+          </w:p>
+        </w:tc>
+      </w:tr>
+    </w:tbl>
+    <w:p>
+      <w:pPr>
+        <w:spacing w:after="620"/>
+      </w:pPr>
+    </w:p>
+    <w:p>
+      <w:pPr>
+        <w:spacing w:after="120" w:line="300" w:lineRule="auto"/>
+        <w:jc w:val="center"/>
+      </w:pPr>
+      <w:r>
+        <w:rPr>
+          <w:rFonts w:ascii="Times New Roman" w:cs="Times New Roman" w:eastAsia="Times New Roman" w:hAnsi="Times New Roman"/>
+          <w:b/>
+          <w:bCs/>
+          <w:sz w:val="32"/>
+          <w:szCs w:val="32"/>
+        </w:rPr>
+        <w:t xml:space="preserve">TẬP BÀI TẬP ỨNG DỤNG.</w:t>
+      </w:r>
+    </w:p>
+    <w:p>
+      <w:pPr>
+        <w:spacing w:after="520"/>
+      </w:pPr>
+    </w:p>
+    <w:p>
+      <w:pPr>
+        <w:spacing w:after="40" w:line="340" w:lineRule="auto"/>
+        <w:jc w:val="center"/>
+      </w:pPr>
+      <w:r>
+        <w:rPr>
+          <w:rFonts w:ascii="Times New Roman" w:cs="Times New Roman" w:eastAsia="Times New Roman" w:hAnsi="Times New Roman"/>
+          <w:b/>
+          <w:bCs/>
+          <w:sz w:val="36"/>
+          <w:szCs w:val="36"/>
+        </w:rPr>
+        <w:t xml:space="preserve">ỨNG DỤNG AI TRONG PHÂN TÍCH DỮ LIỆU</w:t>
+      </w:r>
+    </w:p>
+    <w:p>
+      <w:pPr>
+        <w:spacing w:after="120" w:line="340" w:lineRule="auto"/>
+        <w:jc w:val="center"/>
+      </w:pPr>
+      <w:r>
+        <w:rPr>
+          <w:rFonts w:ascii="Times New Roman" w:cs="Times New Roman" w:eastAsia="Times New Roman" w:hAnsi="Times New Roman"/>
+          <w:b/>
+          <w:bCs/>
+          <w:sz w:val="36"/>
+          <w:szCs w:val="36"/>
+        </w:rPr>
+        <w:t xml:space="preserve">TỪ CƠ BẢN ĐẾN NÂNG CAO.</w:t>
+      </w:r>
+    </w:p>
+    <w:p>
+      <w:pPr>
+        <w:spacing w:after="520"/>
+      </w:pPr>
+    </w:p>
+    <w:p>
+      <w:pPr>
+        <w:spacing w:after="120" w:line="300" w:lineRule="auto"/>
+        <w:jc w:val="center"/>
+      </w:pPr>
+      <w:r>
+        <w:rPr>
+          <w:rFonts w:ascii="Times New Roman" w:cs="Times New Roman" w:eastAsia="Times New Roman" w:hAnsi="Times New Roman"/>
+          <w:sz w:val="26"/>
+          <w:szCs w:val="26"/>
+        </w:rPr>
+        <w:t xml:space="preserve">Ngành: </w:t>
+      </w:r>
+      <w:r>
+        <w:rPr>
+          <w:rFonts w:ascii="Times New Roman" w:cs="Times New Roman" w:eastAsia="Times New Roman" w:hAnsi="Times New Roman"/>
+          <w:b/>
+          <w:bCs/>
+          <w:sz w:val="26"/>
+          <w:szCs w:val="26"/>
+        </w:rPr>
+        <w:t xml:space="preserve">Trí tuệ nhân tạo ứng dụng.</w:t>
+      </w:r>
+    </w:p>
+    <w:p>
+      <w:pPr>
+        <w:spacing w:after="360"/>
+      </w:pPr>
+    </w:p>
+    <w:p>
+      <w:pPr>
+        <w:spacing w:after="120" w:line="300" w:lineRule="auto"/>
+        <w:jc w:val="center"/>
+      </w:pPr>
+      <w:r>
+        <w:rPr>
+          <w:rFonts w:ascii="Times New Roman" w:cs="Times New Roman" w:eastAsia="Times New Roman" w:hAnsi="Times New Roman"/>
+          <w:sz w:val="26"/>
+          <w:szCs w:val="26"/>
+        </w:rPr>
+        <w:t xml:space="preserve">GVHD: </w:t>
+      </w:r>
+      <w:r>
+        <w:rPr>
+          <w:rFonts w:ascii="Times New Roman" w:cs="Times New Roman" w:eastAsia="Times New Roman" w:hAnsi="Times New Roman"/>
+          <w:b/>
+          <w:bCs/>
+          <w:sz w:val="26"/>
+          <w:szCs w:val="26"/>
+        </w:rPr>
+        <w:t xml:space="preserve">……………………………………</w:t>
+      </w:r>
+    </w:p>
+    <w:p>
+      <w:pPr>
+        <w:spacing w:after="440"/>
+      </w:pPr>
+    </w:p>
+    <w:p>
+      <w:pPr>
+        <w:spacing w:after="120" w:line="300" w:lineRule="auto"/>
+        <w:jc w:val="center"/>
+      </w:pPr>
+      <w:r>
+        <w:rPr>
+          <w:rFonts w:ascii="Times New Roman" w:cs="Times New Roman" w:eastAsia="Times New Roman" w:hAnsi="Times New Roman"/>
+          <w:b/>
+          <w:bCs/>
+          <w:sz w:val="26"/>
+          <w:szCs w:val="26"/>
+        </w:rPr>
+        <w:t xml:space="preserve">Sinh viên thực hiện:</w:t>
+      </w:r>
+    </w:p>
+    <w:tbl>
+      <w:tblPr>
+        <w:tblW w:type="dxa" w:w="8906"/>
+        <w:tblBorders>
+          <w:top w:val="single" w:color="auto" w:sz="4"/>
+          <w:left w:val="single" w:color="auto" w:sz="4"/>
+          <w:bottom w:val="single" w:color="auto" w:sz="4"/>
+          <w:right w:val="single" w:color="auto" w:sz="4"/>
+          <w:insideH w:val="single" w:color="auto" w:sz="4"/>
+          <w:insideV w:val="single" w:color="auto" w:sz="4"/>
+        </w:tblBorders>
+      </w:tblPr>
+      <w:tblGrid>
+        <w:gridCol w:w="3919"/>
+        <w:gridCol w:w="2494"/>
+        <w:gridCol w:w="2493"/>
       </w:tblGrid>
       <w:tr>
         <w:trPr>
           <w:cantSplit/>
+          <w:tblHeader/>
         </w:trPr>
         <w:tc>
           <w:tcPr>
-            <w:tcW w:type="dxa" w:w="3200"/>
-            <w:tcBorders>
-              <w:top w:val="single" w:color="BFBFBF" w:sz="4"/>
-              <w:left w:val="single" w:color="BFBFBF" w:sz="4"/>
-              <w:bottom w:val="single" w:color="BFBFBF" w:sz="4"/>
-              <w:right w:val="single" w:color="BFBFBF" w:sz="4"/>
-            </w:tcBorders>
-            <w:shd w:fill="F2F2F2" w:val="clear"/>
-            <w:tcMar>
-              <w:top w:type="dxa" w:w="80"/>
-              <w:left w:type="dxa" w:w="140"/>
-              <w:bottom w:type="dxa" w:w="80"/>
-              <w:right w:type="dxa" w:w="140"/>
-            </w:tcMar>
-            <w:vAlign w:val="center"/>
-          </w:tcPr>
-          <w:p>
-            <w:pPr>
-              <w:spacing w:after="40"/>
-            </w:pPr>
-            <w:r>
-              <w:rPr>
-                <w:rFonts w:ascii="Times New Roman" w:cs="Times New Roman" w:eastAsia="Times New Roman" w:hAnsi="Times New Roman"/>
-                <w:b/>
-                <w:bCs/>
-                <w:color w:val="2563EB"/>
-                <w:sz w:val="24"/>
-                <w:szCs w:val="24"/>
-              </w:rPr>
-              <w:t xml:space="preserve">Số bài tập</w:t>
-            </w:r>
-          </w:p>
-        </w:tc>
-        <w:tc>
-          <w:tcPr>
-            <w:tcW w:type="dxa" w:w="5646"/>
-            <w:tcBorders>
-              <w:top w:val="single" w:color="BFBFBF" w:sz="4"/>
-              <w:left w:val="single" w:color="BFBFBF" w:sz="4"/>
-              <w:bottom w:val="single" w:color="BFBFBF" w:sz="4"/>
-              <w:right w:val="single" w:color="BFBFBF" w:sz="4"/>
-            </w:tcBorders>
-            <w:shd w:fill="FFFFFF" w:val="clear"/>
-            <w:tcMar>
-              <w:top w:type="dxa" w:w="80"/>
-              <w:left w:type="dxa" w:w="140"/>
-              <w:bottom w:type="dxa" w:w="80"/>
-              <w:right w:type="dxa" w:w="140"/>
-            </w:tcMar>
-            <w:vAlign w:val="center"/>
-          </w:tcPr>
-          <w:p>
-            <w:pPr>
-              <w:spacing w:after="40"/>
-            </w:pPr>
-            <w:r>
-              <w:rPr>
-                <w:rFonts w:ascii="Times New Roman" w:cs="Times New Roman" w:eastAsia="Times New Roman" w:hAnsi="Times New Roman"/>
-                <w:b w:val="false"/>
-                <w:bCs w:val="false"/>
-                <w:color w:val="000000"/>
-                <w:sz w:val="24"/>
-                <w:szCs w:val="24"/>
-              </w:rPr>
-              <w:t xml:space="preserve">18 bài, chia 4 cấp độ</w:t>
+            <w:tcW w:type="dxa" w:w="3919"/>
+            <w:tcBorders>
+              <w:top w:val="single" w:color="000000" w:sz="8"/>
+              <w:left w:val="single" w:color="000000" w:sz="8"/>
+              <w:bottom w:val="single" w:color="000000" w:sz="8"/>
+              <w:right w:val="single" w:color="000000" w:sz="8"/>
+            </w:tcBorders>
+            <w:tcMar>
+              <w:top w:type="dxa" w:w="60"/>
+              <w:left w:type="dxa" w:w="100"/>
+              <w:bottom w:type="dxa" w:w="60"/>
+              <w:right w:type="dxa" w:w="100"/>
+            </w:tcMar>
+            <w:vAlign w:val="center"/>
+          </w:tcPr>
+          <w:p>
+            <w:pPr>
+              <w:spacing w:after="0"/>
+              <w:jc w:val="center"/>
+            </w:pPr>
+            <w:r>
+              <w:rPr>
+                <w:rFonts w:ascii="Times New Roman" w:cs="Times New Roman" w:eastAsia="Times New Roman" w:hAnsi="Times New Roman"/>
+                <w:b/>
+                <w:bCs/>
+                <w:sz w:val="26"/>
+                <w:szCs w:val="26"/>
+              </w:rPr>
+              <w:t xml:space="preserve">Họ và Tên</w:t>
+            </w:r>
+          </w:p>
+        </w:tc>
+        <w:tc>
+          <w:tcPr>
+            <w:tcW w:type="dxa" w:w="2494"/>
+            <w:tcBorders>
+              <w:top w:val="single" w:color="000000" w:sz="8"/>
+              <w:left w:val="single" w:color="000000" w:sz="8"/>
+              <w:bottom w:val="single" w:color="000000" w:sz="8"/>
+              <w:right w:val="single" w:color="000000" w:sz="8"/>
+            </w:tcBorders>
+            <w:tcMar>
+              <w:top w:type="dxa" w:w="60"/>
+              <w:left w:type="dxa" w:w="100"/>
+              <w:bottom w:type="dxa" w:w="60"/>
+              <w:right w:type="dxa" w:w="100"/>
+            </w:tcMar>
+            <w:vAlign w:val="center"/>
+          </w:tcPr>
+          <w:p>
+            <w:pPr>
+              <w:spacing w:after="0"/>
+              <w:jc w:val="center"/>
+            </w:pPr>
+            <w:r>
+              <w:rPr>
+                <w:rFonts w:ascii="Times New Roman" w:cs="Times New Roman" w:eastAsia="Times New Roman" w:hAnsi="Times New Roman"/>
+                <w:b/>
+                <w:bCs/>
+                <w:sz w:val="26"/>
+                <w:szCs w:val="26"/>
+              </w:rPr>
+              <w:t xml:space="preserve">MSSV</w:t>
+            </w:r>
+          </w:p>
+        </w:tc>
+        <w:tc>
+          <w:tcPr>
+            <w:tcW w:type="dxa" w:w="2493"/>
+            <w:tcBorders>
+              <w:top w:val="single" w:color="000000" w:sz="8"/>
+              <w:left w:val="single" w:color="000000" w:sz="8"/>
+              <w:bottom w:val="single" w:color="000000" w:sz="8"/>
+              <w:right w:val="single" w:color="000000" w:sz="8"/>
+            </w:tcBorders>
+            <w:tcMar>
+              <w:top w:type="dxa" w:w="60"/>
+              <w:left w:type="dxa" w:w="100"/>
+              <w:bottom w:type="dxa" w:w="60"/>
+              <w:right w:type="dxa" w:w="100"/>
+            </w:tcMar>
+            <w:vAlign w:val="center"/>
+          </w:tcPr>
+          <w:p>
+            <w:pPr>
+              <w:spacing w:after="0"/>
+              <w:jc w:val="center"/>
+            </w:pPr>
+            <w:r>
+              <w:rPr>
+                <w:rFonts w:ascii="Times New Roman" w:cs="Times New Roman" w:eastAsia="Times New Roman" w:hAnsi="Times New Roman"/>
+                <w:b/>
+                <w:bCs/>
+                <w:sz w:val="26"/>
+                <w:szCs w:val="26"/>
+              </w:rPr>
+              <w:t xml:space="preserve">Lớp</w:t>
             </w:r>
           </w:p>
         </w:tc>
@@ -173,71 +403,103 @@
         </w:trPr>
         <w:tc>
           <w:tcPr>
-            <w:tcW w:type="dxa" w:w="3200"/>
-            <w:tcBorders>
-              <w:top w:val="single" w:color="BFBFBF" w:sz="4"/>
-              <w:left w:val="single" w:color="BFBFBF" w:sz="4"/>
-              <w:bottom w:val="single" w:color="BFBFBF" w:sz="4"/>
-              <w:right w:val="single" w:color="BFBFBF" w:sz="4"/>
-            </w:tcBorders>
-            <w:shd w:fill="F2F2F2" w:val="clear"/>
-            <w:tcMar>
-              <w:top w:type="dxa" w:w="80"/>
-              <w:left w:type="dxa" w:w="140"/>
-              <w:bottom w:type="dxa" w:w="80"/>
-              <w:right w:type="dxa" w:w="140"/>
-            </w:tcMar>
-            <w:vAlign w:val="center"/>
-          </w:tcPr>
-          <w:p>
-            <w:pPr>
-              <w:spacing w:after="40"/>
-            </w:pPr>
-            <w:r>
-              <w:rPr>
-                <w:rFonts w:ascii="Times New Roman" w:cs="Times New Roman" w:eastAsia="Times New Roman" w:hAnsi="Times New Roman"/>
-                <w:b/>
-                <w:bCs/>
-                <w:color w:val="2563EB"/>
-                <w:sz w:val="24"/>
-                <w:szCs w:val="24"/>
-              </w:rPr>
-              <w:t xml:space="preserve">Dữ liệu sử dụng</w:t>
-            </w:r>
-          </w:p>
-        </w:tc>
-        <w:tc>
-          <w:tcPr>
-            <w:tcW w:type="dxa" w:w="5646"/>
-            <w:tcBorders>
-              <w:top w:val="single" w:color="BFBFBF" w:sz="4"/>
-              <w:left w:val="single" w:color="BFBFBF" w:sz="4"/>
-              <w:bottom w:val="single" w:color="BFBFBF" w:sz="4"/>
-              <w:right w:val="single" w:color="BFBFBF" w:sz="4"/>
-            </w:tcBorders>
-            <w:shd w:fill="FFFFFF" w:val="clear"/>
-            <w:tcMar>
-              <w:top w:type="dxa" w:w="80"/>
-              <w:left w:type="dxa" w:w="140"/>
-              <w:bottom w:type="dxa" w:w="80"/>
-              <w:right w:type="dxa" w:w="140"/>
-            </w:tcMar>
-            <w:vAlign w:val="center"/>
-          </w:tcPr>
-          <w:p>
-            <w:pPr>
-              <w:spacing w:after="40"/>
+            <w:tcW w:type="dxa" w:w="3919"/>
+            <w:tcBorders>
+              <w:top w:val="single" w:color="000000" w:sz="8"/>
+              <w:left w:val="single" w:color="000000" w:sz="8"/>
+              <w:bottom w:val="single" w:color="000000" w:sz="8"/>
+              <w:right w:val="single" w:color="000000" w:sz="8"/>
+            </w:tcBorders>
+            <w:tcMar>
+              <w:top w:type="dxa" w:w="60"/>
+              <w:left w:type="dxa" w:w="100"/>
+              <w:bottom w:type="dxa" w:w="60"/>
+              <w:right w:type="dxa" w:w="100"/>
+            </w:tcMar>
+            <w:vAlign w:val="center"/>
+          </w:tcPr>
+          <w:p>
+            <w:pPr>
+              <w:spacing w:after="0"/>
+              <w:jc w:val="center"/>
             </w:pPr>
             <w:r>
               <w:rPr>
                 <w:rFonts w:ascii="Times New Roman" w:cs="Times New Roman" w:eastAsia="Times New Roman" w:hAnsi="Times New Roman"/>
                 <w:b w:val="false"/>
                 <w:bCs w:val="false"/>
-                <w:color w:val="000000"/>
-                <w:sz w:val="24"/>
-                <w:szCs w:val="24"/>
-              </w:rPr>
-              <w:t xml:space="preserve">Hai bộ dữ liệu thật kèm theo tài liệu</w:t>
+                <w:sz w:val="26"/>
+                <w:szCs w:val="26"/>
+              </w:rPr>
+              <w:t xml:space="preserve">……………………………………</w:t>
+            </w:r>
+          </w:p>
+        </w:tc>
+        <w:tc>
+          <w:tcPr>
+            <w:tcW w:type="dxa" w:w="2494"/>
+            <w:tcBorders>
+              <w:top w:val="single" w:color="000000" w:sz="8"/>
+              <w:left w:val="single" w:color="000000" w:sz="8"/>
+              <w:bottom w:val="single" w:color="000000" w:sz="8"/>
+              <w:right w:val="single" w:color="000000" w:sz="8"/>
+            </w:tcBorders>
+            <w:tcMar>
+              <w:top w:type="dxa" w:w="60"/>
+              <w:left w:type="dxa" w:w="100"/>
+              <w:bottom w:type="dxa" w:w="60"/>
+              <w:right w:type="dxa" w:w="100"/>
+            </w:tcMar>
+            <w:vAlign w:val="center"/>
+          </w:tcPr>
+          <w:p>
+            <w:pPr>
+              <w:spacing w:after="0"/>
+              <w:jc w:val="center"/>
+            </w:pPr>
+            <w:r>
+              <w:rPr>
+                <w:rFonts w:ascii="Times New Roman" w:cs="Times New Roman" w:eastAsia="Times New Roman" w:hAnsi="Times New Roman"/>
+                <w:b w:val="false"/>
+                <w:bCs w:val="false"/>
+                <w:sz w:val="26"/>
+                <w:szCs w:val="26"/>
+              </w:rPr>
+              <w:t xml:space="preserve">……………………</w:t>
+            </w:r>
+          </w:p>
+        </w:tc>
+        <w:tc>
+          <w:tcPr>
+            <w:tcW w:type="dxa" w:w="2493"/>
+            <w:tcBorders>
+              <w:top w:val="single" w:color="000000" w:sz="8"/>
+              <w:left w:val="single" w:color="000000" w:sz="8"/>
+              <w:bottom w:val="single" w:color="000000" w:sz="8"/>
+              <w:right w:val="single" w:color="000000" w:sz="8"/>
+            </w:tcBorders>
+            <w:tcMar>
+              <w:top w:type="dxa" w:w="60"/>
+              <w:left w:type="dxa" w:w="100"/>
+              <w:bottom w:type="dxa" w:w="60"/>
+              <w:right w:type="dxa" w:w="100"/>
+            </w:tcMar>
+            <w:vAlign w:val="center"/>
+          </w:tcPr>
+          <w:p>
+            <w:pPr>
+              <w:spacing w:after="0"/>
+              <w:jc w:val="center"/>
+            </w:pPr>
+            <w:r>
+              <w:rPr>
+                <w:rFonts w:ascii="Times New Roman" w:cs="Times New Roman" w:eastAsia="Times New Roman" w:hAnsi="Times New Roman"/>
+                <w:b w:val="false"/>
+                <w:bCs w:val="false"/>
+                <w:sz w:val="26"/>
+                <w:szCs w:val="26"/>
+              </w:rPr>
+              <w:t xml:space="preserve">……………………</w:t>
             </w:r>
           </w:p>
         </w:tc>
@@ -248,71 +510,103 @@
         </w:trPr>
         <w:tc>
           <w:tcPr>
-            <w:tcW w:type="dxa" w:w="3200"/>
-            <w:tcBorders>
-              <w:top w:val="single" w:color="BFBFBF" w:sz="4"/>
-              <w:left w:val="single" w:color="BFBFBF" w:sz="4"/>
-              <w:bottom w:val="single" w:color="BFBFBF" w:sz="4"/>
-              <w:right w:val="single" w:color="BFBFBF" w:sz="4"/>
-            </w:tcBorders>
-            <w:shd w:fill="F2F2F2" w:val="clear"/>
-            <w:tcMar>
-              <w:top w:type="dxa" w:w="80"/>
-              <w:left w:type="dxa" w:w="140"/>
-              <w:bottom w:type="dxa" w:w="80"/>
-              <w:right w:type="dxa" w:w="140"/>
-            </w:tcMar>
-            <w:vAlign w:val="center"/>
-          </w:tcPr>
-          <w:p>
-            <w:pPr>
-              <w:spacing w:after="40"/>
-            </w:pPr>
-            <w:r>
-              <w:rPr>
-                <w:rFonts w:ascii="Times New Roman" w:cs="Times New Roman" w:eastAsia="Times New Roman" w:hAnsi="Times New Roman"/>
-                <w:b/>
-                <w:bCs/>
-                <w:color w:val="2563EB"/>
-                <w:sz w:val="24"/>
-                <w:szCs w:val="24"/>
-              </w:rPr>
-              <w:t xml:space="preserve">Tài liệu đi kèm</w:t>
-            </w:r>
-          </w:p>
-        </w:tc>
-        <w:tc>
-          <w:tcPr>
-            <w:tcW w:type="dxa" w:w="5646"/>
-            <w:tcBorders>
-              <w:top w:val="single" w:color="BFBFBF" w:sz="4"/>
-              <w:left w:val="single" w:color="BFBFBF" w:sz="4"/>
-              <w:bottom w:val="single" w:color="BFBFBF" w:sz="4"/>
-              <w:right w:val="single" w:color="BFBFBF" w:sz="4"/>
-            </w:tcBorders>
-            <w:shd w:fill="FFFFFF" w:val="clear"/>
-            <w:tcMar>
-              <w:top w:type="dxa" w:w="80"/>
-              <w:left w:type="dxa" w:w="140"/>
-              <w:bottom w:type="dxa" w:w="80"/>
-              <w:right w:type="dxa" w:w="140"/>
-            </w:tcMar>
-            <w:vAlign w:val="center"/>
-          </w:tcPr>
-          <w:p>
-            <w:pPr>
-              <w:spacing w:after="40"/>
+            <w:tcW w:type="dxa" w:w="3919"/>
+            <w:tcBorders>
+              <w:top w:val="single" w:color="000000" w:sz="8"/>
+              <w:left w:val="single" w:color="000000" w:sz="8"/>
+              <w:bottom w:val="single" w:color="000000" w:sz="8"/>
+              <w:right w:val="single" w:color="000000" w:sz="8"/>
+            </w:tcBorders>
+            <w:tcMar>
+              <w:top w:type="dxa" w:w="60"/>
+              <w:left w:type="dxa" w:w="100"/>
+              <w:bottom w:type="dxa" w:w="60"/>
+              <w:right w:type="dxa" w:w="100"/>
+            </w:tcMar>
+            <w:vAlign w:val="center"/>
+          </w:tcPr>
+          <w:p>
+            <w:pPr>
+              <w:spacing w:after="0"/>
+              <w:jc w:val="center"/>
             </w:pPr>
             <w:r>
               <w:rPr>
                 <w:rFonts w:ascii="Times New Roman" w:cs="Times New Roman" w:eastAsia="Times New Roman" w:hAnsi="Times New Roman"/>
                 <w:b w:val="false"/>
                 <w:bCs w:val="false"/>
-                <w:color w:val="000000"/>
-                <w:sz w:val="24"/>
-                <w:szCs w:val="24"/>
-              </w:rPr>
-              <w:t xml:space="preserve">Giáo trình Ứng dụng AI trong phân tích dữ liệu</w:t>
+                <w:sz w:val="26"/>
+                <w:szCs w:val="26"/>
+              </w:rPr>
+              <w:t xml:space="preserve">……………………………………</w:t>
+            </w:r>
+          </w:p>
+        </w:tc>
+        <w:tc>
+          <w:tcPr>
+            <w:tcW w:type="dxa" w:w="2494"/>
+            <w:tcBorders>
+              <w:top w:val="single" w:color="000000" w:sz="8"/>
+              <w:left w:val="single" w:color="000000" w:sz="8"/>
+              <w:bottom w:val="single" w:color="000000" w:sz="8"/>
+              <w:right w:val="single" w:color="000000" w:sz="8"/>
+            </w:tcBorders>
+            <w:tcMar>
+              <w:top w:type="dxa" w:w="60"/>
+              <w:left w:type="dxa" w:w="100"/>
+              <w:bottom w:type="dxa" w:w="60"/>
+              <w:right w:type="dxa" w:w="100"/>
+            </w:tcMar>
+            <w:vAlign w:val="center"/>
+          </w:tcPr>
+          <w:p>
+            <w:pPr>
+              <w:spacing w:after="0"/>
+              <w:jc w:val="center"/>
+            </w:pPr>
+            <w:r>
+              <w:rPr>
+                <w:rFonts w:ascii="Times New Roman" w:cs="Times New Roman" w:eastAsia="Times New Roman" w:hAnsi="Times New Roman"/>
+                <w:b w:val="false"/>
+                <w:bCs w:val="false"/>
+                <w:sz w:val="26"/>
+                <w:szCs w:val="26"/>
+              </w:rPr>
+              <w:t xml:space="preserve">……………………</w:t>
+            </w:r>
+          </w:p>
+        </w:tc>
+        <w:tc>
+          <w:tcPr>
+            <w:tcW w:type="dxa" w:w="2493"/>
+            <w:tcBorders>
+              <w:top w:val="single" w:color="000000" w:sz="8"/>
+              <w:left w:val="single" w:color="000000" w:sz="8"/>
+              <w:bottom w:val="single" w:color="000000" w:sz="8"/>
+              <w:right w:val="single" w:color="000000" w:sz="8"/>
+            </w:tcBorders>
+            <w:tcMar>
+              <w:top w:type="dxa" w:w="60"/>
+              <w:left w:type="dxa" w:w="100"/>
+              <w:bottom w:type="dxa" w:w="60"/>
+              <w:right w:type="dxa" w:w="100"/>
+            </w:tcMar>
+            <w:vAlign w:val="center"/>
+          </w:tcPr>
+          <w:p>
+            <w:pPr>
+              <w:spacing w:after="0"/>
+              <w:jc w:val="center"/>
+            </w:pPr>
+            <w:r>
+              <w:rPr>
+                <w:rFonts w:ascii="Times New Roman" w:cs="Times New Roman" w:eastAsia="Times New Roman" w:hAnsi="Times New Roman"/>
+                <w:b w:val="false"/>
+                <w:bCs w:val="false"/>
+                <w:sz w:val="26"/>
+                <w:szCs w:val="26"/>
+              </w:rPr>
+              <w:t xml:space="preserve">……………………</w:t>
             </w:r>
           </w:p>
         </w:tc>
@@ -323,296 +617,103 @@
         </w:trPr>
         <w:tc>
           <w:tcPr>
-            <w:tcW w:type="dxa" w:w="3200"/>
-            <w:tcBorders>
-              <w:top w:val="single" w:color="BFBFBF" w:sz="4"/>
-              <w:left w:val="single" w:color="BFBFBF" w:sz="4"/>
-              <w:bottom w:val="single" w:color="BFBFBF" w:sz="4"/>
-              <w:right w:val="single" w:color="BFBFBF" w:sz="4"/>
-            </w:tcBorders>
-            <w:shd w:fill="F2F2F2" w:val="clear"/>
-            <w:tcMar>
-              <w:top w:type="dxa" w:w="80"/>
-              <w:left w:type="dxa" w:w="140"/>
-              <w:bottom w:type="dxa" w:w="80"/>
-              <w:right w:type="dxa" w:w="140"/>
-            </w:tcMar>
-            <w:vAlign w:val="center"/>
-          </w:tcPr>
-          <w:p>
-            <w:pPr>
-              <w:spacing w:after="40"/>
-            </w:pPr>
-            <w:r>
-              <w:rPr>
-                <w:rFonts w:ascii="Times New Roman" w:cs="Times New Roman" w:eastAsia="Times New Roman" w:hAnsi="Times New Roman"/>
-                <w:b/>
-                <w:bCs/>
-                <w:color w:val="2563EB"/>
-                <w:sz w:val="24"/>
-                <w:szCs w:val="24"/>
-              </w:rPr>
-              <w:t xml:space="preserve">Đối tượng</w:t>
-            </w:r>
-          </w:p>
-        </w:tc>
-        <w:tc>
-          <w:tcPr>
-            <w:tcW w:type="dxa" w:w="5646"/>
-            <w:tcBorders>
-              <w:top w:val="single" w:color="BFBFBF" w:sz="4"/>
-              <w:left w:val="single" w:color="BFBFBF" w:sz="4"/>
-              <w:bottom w:val="single" w:color="BFBFBF" w:sz="4"/>
-              <w:right w:val="single" w:color="BFBFBF" w:sz="4"/>
-            </w:tcBorders>
-            <w:shd w:fill="FFFFFF" w:val="clear"/>
-            <w:tcMar>
-              <w:top w:type="dxa" w:w="80"/>
-              <w:left w:type="dxa" w:w="140"/>
-              <w:bottom w:type="dxa" w:w="80"/>
-              <w:right w:type="dxa" w:w="140"/>
-            </w:tcMar>
-            <w:vAlign w:val="center"/>
-          </w:tcPr>
-          <w:p>
-            <w:pPr>
-              <w:spacing w:after="40"/>
+            <w:tcW w:type="dxa" w:w="3919"/>
+            <w:tcBorders>
+              <w:top w:val="single" w:color="000000" w:sz="8"/>
+              <w:left w:val="single" w:color="000000" w:sz="8"/>
+              <w:bottom w:val="single" w:color="000000" w:sz="8"/>
+              <w:right w:val="single" w:color="000000" w:sz="8"/>
+            </w:tcBorders>
+            <w:tcMar>
+              <w:top w:type="dxa" w:w="60"/>
+              <w:left w:type="dxa" w:w="100"/>
+              <w:bottom w:type="dxa" w:w="60"/>
+              <w:right w:type="dxa" w:w="100"/>
+            </w:tcMar>
+            <w:vAlign w:val="center"/>
+          </w:tcPr>
+          <w:p>
+            <w:pPr>
+              <w:spacing w:after="0"/>
+              <w:jc w:val="center"/>
             </w:pPr>
             <w:r>
               <w:rPr>
                 <w:rFonts w:ascii="Times New Roman" w:cs="Times New Roman" w:eastAsia="Times New Roman" w:hAnsi="Times New Roman"/>
                 <w:b w:val="false"/>
                 <w:bCs w:val="false"/>
-                <w:color w:val="000000"/>
-                <w:sz w:val="24"/>
-                <w:szCs w:val="24"/>
-              </w:rPr>
-              <w:t xml:space="preserve">Người mới bắt đầu → trình độ nâng cao</w:t>
-            </w:r>
-          </w:p>
-        </w:tc>
-      </w:tr>
-      <w:tr>
-        <w:trPr>
-          <w:cantSplit/>
-        </w:trPr>
-        <w:tc>
-          <w:tcPr>
-            <w:tcW w:type="dxa" w:w="3200"/>
-            <w:tcBorders>
-              <w:top w:val="single" w:color="BFBFBF" w:sz="4"/>
-              <w:left w:val="single" w:color="BFBFBF" w:sz="4"/>
-              <w:bottom w:val="single" w:color="BFBFBF" w:sz="4"/>
-              <w:right w:val="single" w:color="BFBFBF" w:sz="4"/>
-            </w:tcBorders>
-            <w:shd w:fill="F2F2F2" w:val="clear"/>
-            <w:tcMar>
-              <w:top w:type="dxa" w:w="80"/>
-              <w:left w:type="dxa" w:w="140"/>
-              <w:bottom w:type="dxa" w:w="80"/>
-              <w:right w:type="dxa" w:w="140"/>
-            </w:tcMar>
-            <w:vAlign w:val="center"/>
-          </w:tcPr>
-          <w:p>
-            <w:pPr>
-              <w:spacing w:after="40"/>
-            </w:pPr>
-            <w:r>
-              <w:rPr>
-                <w:rFonts w:ascii="Times New Roman" w:cs="Times New Roman" w:eastAsia="Times New Roman" w:hAnsi="Times New Roman"/>
-                <w:b/>
-                <w:bCs/>
-                <w:color w:val="2563EB"/>
-                <w:sz w:val="24"/>
-                <w:szCs w:val="24"/>
-              </w:rPr>
-              <w:t xml:space="preserve">Đáp án</w:t>
-            </w:r>
-          </w:p>
-        </w:tc>
-        <w:tc>
-          <w:tcPr>
-            <w:tcW w:type="dxa" w:w="5646"/>
-            <w:tcBorders>
-              <w:top w:val="single" w:color="BFBFBF" w:sz="4"/>
-              <w:left w:val="single" w:color="BFBFBF" w:sz="4"/>
-              <w:bottom w:val="single" w:color="BFBFBF" w:sz="4"/>
-              <w:right w:val="single" w:color="BFBFBF" w:sz="4"/>
-            </w:tcBorders>
-            <w:shd w:fill="FFFFFF" w:val="clear"/>
-            <w:tcMar>
-              <w:top w:type="dxa" w:w="80"/>
-              <w:left w:type="dxa" w:w="140"/>
-              <w:bottom w:type="dxa" w:w="80"/>
-              <w:right w:type="dxa" w:w="140"/>
-            </w:tcMar>
-            <w:vAlign w:val="center"/>
-          </w:tcPr>
-          <w:p>
-            <w:pPr>
-              <w:spacing w:after="40"/>
+                <w:sz w:val="26"/>
+                <w:szCs w:val="26"/>
+              </w:rPr>
+              <w:t xml:space="preserve">……………………………………</w:t>
+            </w:r>
+          </w:p>
+        </w:tc>
+        <w:tc>
+          <w:tcPr>
+            <w:tcW w:type="dxa" w:w="2494"/>
+            <w:tcBorders>
+              <w:top w:val="single" w:color="000000" w:sz="8"/>
+              <w:left w:val="single" w:color="000000" w:sz="8"/>
+              <w:bottom w:val="single" w:color="000000" w:sz="8"/>
+              <w:right w:val="single" w:color="000000" w:sz="8"/>
+            </w:tcBorders>
+            <w:tcMar>
+              <w:top w:type="dxa" w:w="60"/>
+              <w:left w:type="dxa" w:w="100"/>
+              <w:bottom w:type="dxa" w:w="60"/>
+              <w:right w:type="dxa" w:w="100"/>
+            </w:tcMar>
+            <w:vAlign w:val="center"/>
+          </w:tcPr>
+          <w:p>
+            <w:pPr>
+              <w:spacing w:after="0"/>
+              <w:jc w:val="center"/>
             </w:pPr>
             <w:r>
               <w:rPr>
                 <w:rFonts w:ascii="Times New Roman" w:cs="Times New Roman" w:eastAsia="Times New Roman" w:hAnsi="Times New Roman"/>
                 <w:b w:val="false"/>
                 <w:bCs w:val="false"/>
-                <w:color w:val="000000"/>
-                <w:sz w:val="24"/>
-                <w:szCs w:val="24"/>
-              </w:rPr>
-              <w:t xml:space="preserve">Có phụ lục đáp án đã kiểm chứng ở cuối tài liệu</w:t>
-            </w:r>
-          </w:p>
-        </w:tc>
-      </w:tr>
-      <w:tr>
-        <w:trPr>
-          <w:cantSplit/>
-        </w:trPr>
-        <w:tc>
-          <w:tcPr>
-            <w:tcW w:type="dxa" w:w="3200"/>
-            <w:tcBorders>
-              <w:top w:val="single" w:color="BFBFBF" w:sz="4"/>
-              <w:left w:val="single" w:color="BFBFBF" w:sz="4"/>
-              <w:bottom w:val="single" w:color="BFBFBF" w:sz="4"/>
-              <w:right w:val="single" w:color="BFBFBF" w:sz="4"/>
-            </w:tcBorders>
-            <w:shd w:fill="F2F2F2" w:val="clear"/>
-            <w:tcMar>
-              <w:top w:type="dxa" w:w="80"/>
-              <w:left w:type="dxa" w:w="140"/>
-              <w:bottom w:type="dxa" w:w="80"/>
-              <w:right w:type="dxa" w:w="140"/>
-            </w:tcMar>
-            <w:vAlign w:val="center"/>
-          </w:tcPr>
-          <w:p>
-            <w:pPr>
-              <w:spacing w:after="40"/>
-            </w:pPr>
-            <w:r>
-              <w:rPr>
-                <w:rFonts w:ascii="Times New Roman" w:cs="Times New Roman" w:eastAsia="Times New Roman" w:hAnsi="Times New Roman"/>
-                <w:b/>
-                <w:bCs/>
-                <w:color w:val="2563EB"/>
-                <w:sz w:val="24"/>
-                <w:szCs w:val="24"/>
-              </w:rPr>
-              <w:t xml:space="preserve">Đơn vị biên soạn</w:t>
-            </w:r>
-          </w:p>
-        </w:tc>
-        <w:tc>
-          <w:tcPr>
-            <w:tcW w:type="dxa" w:w="5646"/>
-            <w:tcBorders>
-              <w:top w:val="single" w:color="BFBFBF" w:sz="4"/>
-              <w:left w:val="single" w:color="BFBFBF" w:sz="4"/>
-              <w:bottom w:val="single" w:color="BFBFBF" w:sz="4"/>
-              <w:right w:val="single" w:color="BFBFBF" w:sz="4"/>
-            </w:tcBorders>
-            <w:shd w:fill="FFFFFF" w:val="clear"/>
-            <w:tcMar>
-              <w:top w:type="dxa" w:w="80"/>
-              <w:left w:type="dxa" w:w="140"/>
-              <w:bottom w:type="dxa" w:w="80"/>
-              <w:right w:type="dxa" w:w="140"/>
-            </w:tcMar>
-            <w:vAlign w:val="center"/>
-          </w:tcPr>
-          <w:p>
-            <w:pPr>
-              <w:spacing w:after="40"/>
+                <w:sz w:val="26"/>
+                <w:szCs w:val="26"/>
+              </w:rPr>
+              <w:t xml:space="preserve">……………………</w:t>
+            </w:r>
+          </w:p>
+        </w:tc>
+        <w:tc>
+          <w:tcPr>
+            <w:tcW w:type="dxa" w:w="2493"/>
+            <w:tcBorders>
+              <w:top w:val="single" w:color="000000" w:sz="8"/>
+              <w:left w:val="single" w:color="000000" w:sz="8"/>
+              <w:bottom w:val="single" w:color="000000" w:sz="8"/>
+              <w:right w:val="single" w:color="000000" w:sz="8"/>
+            </w:tcBorders>
+            <w:tcMar>
+              <w:top w:type="dxa" w:w="60"/>
+              <w:left w:type="dxa" w:w="100"/>
+              <w:bottom w:type="dxa" w:w="60"/>
+              <w:right w:type="dxa" w:w="100"/>
+            </w:tcMar>
+            <w:vAlign w:val="center"/>
+          </w:tcPr>
+          <w:p>
+            <w:pPr>
+              <w:spacing w:after="0"/>
+              <w:jc w:val="center"/>
             </w:pPr>
             <w:r>
               <w:rPr>
                 <w:rFonts w:ascii="Times New Roman" w:cs="Times New Roman" w:eastAsia="Times New Roman" w:hAnsi="Times New Roman"/>
                 <w:b w:val="false"/>
                 <w:bCs w:val="false"/>
-                <w:color w:val="000000"/>
-                <w:sz w:val="24"/>
-                <w:szCs w:val="24"/>
-              </w:rPr>
-              <w:t xml:space="preserve">……………………………………</w:t>
-            </w:r>
-          </w:p>
-        </w:tc>
-      </w:tr>
-      <w:tr>
-        <w:trPr>
-          <w:cantSplit/>
-        </w:trPr>
-        <w:tc>
-          <w:tcPr>
-            <w:tcW w:type="dxa" w:w="3200"/>
-            <w:tcBorders>
-              <w:top w:val="single" w:color="BFBFBF" w:sz="4"/>
-              <w:left w:val="single" w:color="BFBFBF" w:sz="4"/>
-              <w:bottom w:val="single" w:color="BFBFBF" w:sz="4"/>
-              <w:right w:val="single" w:color="BFBFBF" w:sz="4"/>
-            </w:tcBorders>
-            <w:shd w:fill="F2F2F2" w:val="clear"/>
-            <w:tcMar>
-              <w:top w:type="dxa" w:w="80"/>
-              <w:left w:type="dxa" w:w="140"/>
-              <w:bottom w:type="dxa" w:w="80"/>
-              <w:right w:type="dxa" w:w="140"/>
-            </w:tcMar>
-            <w:vAlign w:val="center"/>
-          </w:tcPr>
-          <w:p>
-            <w:pPr>
-              <w:spacing w:after="40"/>
-            </w:pPr>
-            <w:r>
-              <w:rPr>
-                <w:rFonts w:ascii="Times New Roman" w:cs="Times New Roman" w:eastAsia="Times New Roman" w:hAnsi="Times New Roman"/>
-                <w:b/>
-                <w:bCs/>
-                <w:color w:val="2563EB"/>
-                <w:sz w:val="24"/>
-                <w:szCs w:val="24"/>
-              </w:rPr>
-              <w:t xml:space="preserve">Giảng viên phụ trách</w:t>
-            </w:r>
-          </w:p>
-        </w:tc>
-        <w:tc>
-          <w:tcPr>
-            <w:tcW w:type="dxa" w:w="5646"/>
-            <w:tcBorders>
-              <w:top w:val="single" w:color="BFBFBF" w:sz="4"/>
-              <w:left w:val="single" w:color="BFBFBF" w:sz="4"/>
-              <w:bottom w:val="single" w:color="BFBFBF" w:sz="4"/>
-              <w:right w:val="single" w:color="BFBFBF" w:sz="4"/>
-            </w:tcBorders>
-            <w:shd w:fill="FFFFFF" w:val="clear"/>
-            <w:tcMar>
-              <w:top w:type="dxa" w:w="80"/>
-              <w:left w:type="dxa" w:w="140"/>
-              <w:bottom w:type="dxa" w:w="80"/>
-              <w:right w:type="dxa" w:w="140"/>
-            </w:tcMar>
-            <w:vAlign w:val="center"/>
-          </w:tcPr>
-          <w:p>
-            <w:pPr>
-              <w:spacing w:after="40"/>
-            </w:pPr>
-            <w:r>
-              <w:rPr>
-                <w:rFonts w:ascii="Times New Roman" w:cs="Times New Roman" w:eastAsia="Times New Roman" w:hAnsi="Times New Roman"/>
-                <w:b w:val="false"/>
-                <w:bCs w:val="false"/>
-                <w:color w:val="000000"/>
-                <w:sz w:val="24"/>
-                <w:szCs w:val="24"/>
-              </w:rPr>
-              <w:t xml:space="preserve">……………………………………</w:t>
+                <w:sz w:val="26"/>
+                <w:szCs w:val="26"/>
+              </w:rPr>
+              <w:t xml:space="preserve">……………………</w:t>
             </w:r>
           </w:p>
         </w:tc>
@@ -620,31 +721,40 @@
     </w:tbl>
     <w:p>
       <w:pPr>
-        <w:spacing w:after="220"/>
-      </w:pPr>
-    </w:p>
-    <w:p>
-      <w:pPr>
-        <w:spacing w:after="120" w:line="360" w:lineRule="auto"/>
-        <w:jc w:val="both"/>
-      </w:pPr>
-      <w:r>
-        <w:rPr>
-          <w:rFonts w:ascii="Times New Roman" w:cs="Times New Roman" w:eastAsia="Times New Roman" w:hAnsi="Times New Roman"/>
-          <w:color w:val="000000"/>
-          <w:sz w:val="28"/>
-          <w:szCs w:val="28"/>
-        </w:rPr>
-        <w:t xml:space="preserve">Tóm tắt: Tập bài tập này đi kèm giáo trình Ứng dụng AI trong phân tích dữ liệu. Toàn bộ 18 bài đều làm trên hai bộ dữ liệu thật kèm theo, nên mọi kết quả đều kiểm chứng được. Phụ lục cuối tài liệu cung cấp đáp án với các con số đã được tính lại bằng Python, giúp người học tự đối chiếu và giúp giảng viên chấm nhanh.</w:t>
-      </w:r>
-    </w:p>
-    <w:p>
-      <w:pPr>
-        <w:spacing w:after="0"/>
-      </w:pPr>
-      <w:r>
-        <w:br w:type="page"/>
-      </w:r>
+        <w:spacing w:after="620"/>
+      </w:pPr>
+    </w:p>
+    <w:p>
+      <w:pPr>
+        <w:spacing w:after="120" w:line="300" w:lineRule="auto"/>
+        <w:jc w:val="center"/>
+      </w:pPr>
+      <w:r>
+        <w:rPr>
+          <w:rFonts w:ascii="Times New Roman" w:cs="Times New Roman" w:eastAsia="Times New Roman" w:hAnsi="Times New Roman"/>
+          <w:b/>
+          <w:bCs/>
+          <w:sz w:val="26"/>
+          <w:szCs w:val="26"/>
+        </w:rPr>
+        <w:t xml:space="preserve">Thành phố Hồ Chí Minh, 2026.</w:t>
+      </w:r>
+    </w:p>
+    <w:p>
+      <w:pPr>
+        <w:sectPr>
+          <w:pgSz w:w="11906" w:h="16838" w:orient="portrait"/>
+          <w:pgMar w:top="1300" w:right="1300" w:bottom="1300" w:left="1700" w:header="708" w:footer="708" w:gutter="0"/>
+          <w:pgBorders>
+            <w:top w:val="double" w:color="000000" w:sz="18" w:space="22"/>
+            <w:left w:val="double" w:color="000000" w:sz="18" w:space="22"/>
+            <w:bottom w:val="double" w:color="000000" w:sz="18" w:space="22"/>
+            <w:right w:val="double" w:color="000000" w:sz="18" w:space="22"/>
+          </w:pgBorders>
+          <w:pgNumType/>
+          <w:docGrid w:linePitch="360"/>
+        </w:sectPr>
+      </w:pPr>
     </w:p>
     <w:p>
       <w:pPr>

--- a/TaiLieuGiangDay_UngDungAI/BaiTapUngDung_CoBan_den_NangCao.docx
+++ b/TaiLieuGiangDay_UngDungAI/BaiTapUngDung_CoBan_den_NangCao.docx
@@ -1626,7 +1626,7 @@
     </w:p>
     <w:p>
       <w:pPr>
-        <w:shd w:fill="1F4E79" w:val="clear"/>
+        <w:shd w:fill="000000" w:val="clear"/>
         <w:spacing w:after="160" w:before="0"/>
         <w:outlineLvl w:val="0"/>
       </w:pPr>
@@ -1646,7 +1646,7 @@
       <w:pPr>
         <w:pStyle w:val="Heading2"/>
         <w:pBdr>
-          <w:bottom w:val="single" w:color="2563EB" w:sz="3" w:space="4"/>
+          <w:bottom w:val="single" w:color="000000" w:sz="3" w:space="4"/>
         </w:pBdr>
         <w:spacing w:after="120" w:before="200"/>
       </w:pPr>
@@ -1655,7 +1655,7 @@
           <w:rFonts w:ascii="Times New Roman" w:cs="Times New Roman" w:eastAsia="Times New Roman" w:hAnsi="Times New Roman"/>
           <w:b/>
           <w:bCs/>
-          <w:color w:val="2563EB"/>
+          <w:color w:val="000000"/>
           <w:sz w:val="28"/>
           <w:szCs w:val="28"/>
         </w:rPr>
@@ -1708,7 +1708,7 @@
               <w:bottom w:val="single" w:color="BFBFBF" w:sz="4"/>
               <w:right w:val="single" w:color="BFBFBF" w:sz="4"/>
             </w:tcBorders>
-            <w:shd w:fill="1F4E79" w:val="clear"/>
+            <w:shd w:fill="000000" w:val="clear"/>
             <w:tcMar>
               <w:top w:type="dxa" w:w="80"/>
               <w:left w:type="dxa" w:w="140"/>
@@ -1743,7 +1743,7 @@
               <w:bottom w:val="single" w:color="BFBFBF" w:sz="4"/>
               <w:right w:val="single" w:color="BFBFBF" w:sz="4"/>
             </w:tcBorders>
-            <w:shd w:fill="1F4E79" w:val="clear"/>
+            <w:shd w:fill="000000" w:val="clear"/>
             <w:tcMar>
               <w:top w:type="dxa" w:w="80"/>
               <w:left w:type="dxa" w:w="140"/>
@@ -1778,7 +1778,7 @@
               <w:bottom w:val="single" w:color="BFBFBF" w:sz="4"/>
               <w:right w:val="single" w:color="BFBFBF" w:sz="4"/>
             </w:tcBorders>
-            <w:shd w:fill="1F4E79" w:val="clear"/>
+            <w:shd w:fill="000000" w:val="clear"/>
             <w:tcMar>
               <w:top w:type="dxa" w:w="80"/>
               <w:left w:type="dxa" w:w="140"/>
@@ -1836,7 +1836,7 @@
                 <w:rFonts w:ascii="Times New Roman" w:cs="Times New Roman" w:eastAsia="Times New Roman" w:hAnsi="Times New Roman"/>
                 <w:b/>
                 <w:bCs/>
-                <w:color w:val="2563EB"/>
+                <w:color w:val="000000"/>
                 <w:sz w:val="22"/>
                 <w:szCs w:val="22"/>
               </w:rPr>
@@ -1946,7 +1946,7 @@
                 <w:rFonts w:ascii="Times New Roman" w:cs="Times New Roman" w:eastAsia="Times New Roman" w:hAnsi="Times New Roman"/>
                 <w:b/>
                 <w:bCs/>
-                <w:color w:val="2563EB"/>
+                <w:color w:val="000000"/>
                 <w:sz w:val="22"/>
                 <w:szCs w:val="22"/>
               </w:rPr>
@@ -2056,7 +2056,7 @@
                 <w:rFonts w:ascii="Times New Roman" w:cs="Times New Roman" w:eastAsia="Times New Roman" w:hAnsi="Times New Roman"/>
                 <w:b/>
                 <w:bCs/>
-                <w:color w:val="2563EB"/>
+                <w:color w:val="000000"/>
                 <w:sz w:val="22"/>
                 <w:szCs w:val="22"/>
               </w:rPr>
@@ -2166,7 +2166,7 @@
                 <w:rFonts w:ascii="Times New Roman" w:cs="Times New Roman" w:eastAsia="Times New Roman" w:hAnsi="Times New Roman"/>
                 <w:b/>
                 <w:bCs/>
-                <w:color w:val="2563EB"/>
+                <w:color w:val="000000"/>
                 <w:sz w:val="22"/>
                 <w:szCs w:val="22"/>
               </w:rPr>
@@ -2248,8 +2248,11 @@
     </w:tbl>
     <w:p>
       <w:pPr>
-        <w:spacing w:after="120" w:before="80"/>
-        <w:ind w:left="360"/>
+        <w:pBdr>
+          <w:left w:val="single" w:color="595959" w:sz="12" w:space="10"/>
+        </w:pBdr>
+        <w:spacing w:after="130" w:before="90"/>
+        <w:ind w:left="300"/>
         <w:jc w:val="both"/>
       </w:pPr>
       <w:r>
@@ -2257,11 +2260,10 @@
           <w:rFonts w:ascii="Times New Roman" w:cs="Times New Roman" w:eastAsia="Times New Roman" w:hAnsi="Times New Roman"/>
           <w:b/>
           <w:bCs/>
-          <w:color w:val="843C0C"/>
-          <w:sz w:val="28"/>
-          <w:szCs w:val="28"/>
-        </w:rPr>
-        <w:t xml:space="preserve">⚠ Lưu ý: </w:t>
+          <w:sz w:val="28"/>
+          <w:szCs w:val="28"/>
+        </w:rPr>
+        <w:t xml:space="preserve">Lưu ý: </w:t>
       </w:r>
       <w:r>
         <w:rPr>
@@ -2278,7 +2280,7 @@
       <w:pPr>
         <w:pStyle w:val="Heading2"/>
         <w:pBdr>
-          <w:bottom w:val="single" w:color="2563EB" w:sz="3" w:space="4"/>
+          <w:bottom w:val="single" w:color="000000" w:sz="3" w:space="4"/>
         </w:pBdr>
         <w:spacing w:after="120" w:before="200"/>
       </w:pPr>
@@ -2287,7 +2289,7 @@
           <w:rFonts w:ascii="Times New Roman" w:cs="Times New Roman" w:eastAsia="Times New Roman" w:hAnsi="Times New Roman"/>
           <w:b/>
           <w:bCs/>
-          <w:color w:val="2563EB"/>
+          <w:color w:val="000000"/>
           <w:sz w:val="28"/>
           <w:szCs w:val="28"/>
         </w:rPr>
@@ -2325,7 +2327,7 @@
               <w:bottom w:val="single" w:color="BFBFBF" w:sz="4"/>
               <w:right w:val="single" w:color="BFBFBF" w:sz="4"/>
             </w:tcBorders>
-            <w:shd w:fill="1F4E79" w:val="clear"/>
+            <w:shd w:fill="000000" w:val="clear"/>
             <w:tcMar>
               <w:top w:type="dxa" w:w="80"/>
               <w:left w:type="dxa" w:w="140"/>
@@ -2360,7 +2362,7 @@
               <w:bottom w:val="single" w:color="BFBFBF" w:sz="4"/>
               <w:right w:val="single" w:color="BFBFBF" w:sz="4"/>
             </w:tcBorders>
-            <w:shd w:fill="1F4E79" w:val="clear"/>
+            <w:shd w:fill="000000" w:val="clear"/>
             <w:tcMar>
               <w:top w:type="dxa" w:w="80"/>
               <w:left w:type="dxa" w:w="140"/>
@@ -2395,7 +2397,7 @@
               <w:bottom w:val="single" w:color="BFBFBF" w:sz="4"/>
               <w:right w:val="single" w:color="BFBFBF" w:sz="4"/>
             </w:tcBorders>
-            <w:shd w:fill="1F4E79" w:val="clear"/>
+            <w:shd w:fill="000000" w:val="clear"/>
             <w:tcMar>
               <w:top w:type="dxa" w:w="80"/>
               <w:left w:type="dxa" w:w="140"/>
@@ -2453,7 +2455,7 @@
                 <w:rFonts w:ascii="Times New Roman" w:cs="Times New Roman" w:eastAsia="Times New Roman" w:hAnsi="Times New Roman"/>
                 <w:b/>
                 <w:bCs/>
-                <w:color w:val="2563EB"/>
+                <w:color w:val="000000"/>
                 <w:sz w:val="22"/>
                 <w:szCs w:val="22"/>
               </w:rPr>
@@ -2563,7 +2565,7 @@
                 <w:rFonts w:ascii="Times New Roman" w:cs="Times New Roman" w:eastAsia="Times New Roman" w:hAnsi="Times New Roman"/>
                 <w:b/>
                 <w:bCs/>
-                <w:color w:val="2563EB"/>
+                <w:color w:val="000000"/>
                 <w:sz w:val="22"/>
                 <w:szCs w:val="22"/>
               </w:rPr>
@@ -2673,7 +2675,7 @@
                 <w:rFonts w:ascii="Times New Roman" w:cs="Times New Roman" w:eastAsia="Times New Roman" w:hAnsi="Times New Roman"/>
                 <w:b/>
                 <w:bCs/>
-                <w:color w:val="2563EB"/>
+                <w:color w:val="000000"/>
                 <w:sz w:val="22"/>
                 <w:szCs w:val="22"/>
               </w:rPr>
@@ -2783,7 +2785,7 @@
                 <w:rFonts w:ascii="Times New Roman" w:cs="Times New Roman" w:eastAsia="Times New Roman" w:hAnsi="Times New Roman"/>
                 <w:b/>
                 <w:bCs/>
-                <w:color w:val="2563EB"/>
+                <w:color w:val="000000"/>
                 <w:sz w:val="22"/>
                 <w:szCs w:val="22"/>
               </w:rPr>
@@ -2867,7 +2869,7 @@
       <w:pPr>
         <w:pStyle w:val="Heading2"/>
         <w:pBdr>
-          <w:bottom w:val="single" w:color="2563EB" w:sz="3" w:space="4"/>
+          <w:bottom w:val="single" w:color="000000" w:sz="3" w:space="4"/>
         </w:pBdr>
         <w:spacing w:after="120" w:before="200"/>
       </w:pPr>
@@ -2876,7 +2878,7 @@
           <w:rFonts w:ascii="Times New Roman" w:cs="Times New Roman" w:eastAsia="Times New Roman" w:hAnsi="Times New Roman"/>
           <w:b/>
           <w:bCs/>
-          <w:color w:val="2563EB"/>
+          <w:color w:val="000000"/>
           <w:sz w:val="28"/>
           <w:szCs w:val="28"/>
         </w:rPr>
@@ -2900,8 +2902,9 @@
     </w:p>
     <w:p>
       <w:pPr>
-        <w:spacing w:after="120" w:before="80"/>
-        <w:ind w:left="360"/>
+        <w:shd w:fill="F2F2F2" w:val="clear"/>
+        <w:spacing w:after="130" w:before="100"/>
+        <w:ind w:left="200" w:right="200"/>
         <w:jc w:val="both"/>
       </w:pPr>
       <w:r>
@@ -2909,38 +2912,26 @@
           <w:rFonts w:ascii="Times New Roman" w:cs="Times New Roman" w:eastAsia="Times New Roman" w:hAnsi="Times New Roman"/>
           <w:b/>
           <w:bCs/>
-          <w:color w:val="375623"/>
-          <w:sz w:val="28"/>
-          <w:szCs w:val="28"/>
-        </w:rPr>
-        <w:t xml:space="preserve">✔ </w:t>
-      </w:r>
+          <w:sz w:val="28"/>
+          <w:szCs w:val="28"/>
+        </w:rPr>
+        <w:t xml:space="preserve">Quy tắc bắt buộc với mọi bài: mọi con số trong báo cáo phải do mã của bạn tạo ra. Con số chỉ có nguồn gốc là “AI nói thế” sẽ không được tính điểm.</w:t>
+      </w:r>
+    </w:p>
+    <w:p>
+      <w:pPr>
+        <w:pStyle w:val="Heading2"/>
+        <w:pBdr>
+          <w:bottom w:val="single" w:color="000000" w:sz="3" w:space="4"/>
+        </w:pBdr>
+        <w:spacing w:after="120" w:before="200"/>
+      </w:pPr>
       <w:r>
         <w:rPr>
           <w:rFonts w:ascii="Times New Roman" w:cs="Times New Roman" w:eastAsia="Times New Roman" w:hAnsi="Times New Roman"/>
           <w:b/>
           <w:bCs/>
-          <w:color w:val="1B2A4A"/>
-          <w:sz w:val="28"/>
-          <w:szCs w:val="28"/>
-        </w:rPr>
-        <w:t xml:space="preserve">Quy tắc bắt buộc với mọi bài: mọi con số trong báo cáo phải do mã của bạn tạo ra. Con số chỉ có nguồn gốc là “AI nói thế” sẽ không được tính điểm.</w:t>
-      </w:r>
-    </w:p>
-    <w:p>
-      <w:pPr>
-        <w:pStyle w:val="Heading2"/>
-        <w:pBdr>
-          <w:bottom w:val="single" w:color="2563EB" w:sz="3" w:space="4"/>
-        </w:pBdr>
-        <w:spacing w:after="120" w:before="200"/>
-      </w:pPr>
-      <w:r>
-        <w:rPr>
-          <w:rFonts w:ascii="Times New Roman" w:cs="Times New Roman" w:eastAsia="Times New Roman" w:hAnsi="Times New Roman"/>
-          <w:b/>
-          <w:bCs/>
-          <w:color w:val="2563EB"/>
+          <w:color w:val="000000"/>
           <w:sz w:val="28"/>
           <w:szCs w:val="28"/>
         </w:rPr>
@@ -2972,7 +2963,7 @@
     </w:p>
     <w:p>
       <w:pPr>
-        <w:shd w:fill="1F4E79" w:val="clear"/>
+        <w:shd w:fill="000000" w:val="clear"/>
         <w:spacing w:after="140" w:before="0"/>
         <w:outlineLvl w:val="0"/>
       </w:pPr>
@@ -3007,7 +2998,7 @@
     </w:p>
     <w:p>
       <w:pPr>
-        <w:shd w:fill="1F4E79" w:val="clear"/>
+        <w:shd w:fill="000000" w:val="clear"/>
         <w:spacing w:after="0" w:before="220"/>
         <w:outlineLvl w:val="1"/>
       </w:pPr>
@@ -3033,7 +3024,7 @@
           <w:rFonts w:ascii="Times New Roman" w:cs="Times New Roman" w:eastAsia="Times New Roman" w:hAnsi="Times New Roman"/>
           <w:b/>
           <w:bCs/>
-          <w:color w:val="375623"/>
+          <w:color w:val="000000"/>
           <w:sz w:val="22"/>
           <w:szCs w:val="22"/>
         </w:rPr>
@@ -3072,7 +3063,7 @@
           <w:rFonts w:ascii="Times New Roman" w:cs="Times New Roman" w:eastAsia="Times New Roman" w:hAnsi="Times New Roman"/>
           <w:b/>
           <w:bCs/>
-          <w:color w:val="1B2A4A"/>
+          <w:color w:val="000000"/>
           <w:sz w:val="28"/>
           <w:szCs w:val="28"/>
         </w:rPr>
@@ -3096,7 +3087,7 @@
           <w:rFonts w:ascii="Times New Roman" w:cs="Times New Roman" w:eastAsia="Times New Roman" w:hAnsi="Times New Roman"/>
           <w:b/>
           <w:bCs/>
-          <w:color w:val="2563EB"/>
+          <w:color w:val="000000"/>
           <w:sz w:val="28"/>
           <w:szCs w:val="28"/>
         </w:rPr>
@@ -3189,7 +3180,7 @@
           <w:rFonts w:ascii="Times New Roman" w:cs="Times New Roman" w:eastAsia="Times New Roman" w:hAnsi="Times New Roman"/>
           <w:b/>
           <w:bCs/>
-          <w:color w:val="1B2A4A"/>
+          <w:color w:val="000000"/>
           <w:sz w:val="28"/>
           <w:szCs w:val="28"/>
         </w:rPr>
@@ -3215,7 +3206,7 @@
           <w:rFonts w:ascii="Times New Roman" w:cs="Times New Roman" w:eastAsia="Times New Roman" w:hAnsi="Times New Roman"/>
           <w:b/>
           <w:bCs/>
-          <w:color w:val="2563EB"/>
+          <w:color w:val="000000"/>
           <w:sz w:val="28"/>
           <w:szCs w:val="28"/>
         </w:rPr>
@@ -3262,7 +3253,7 @@
               <w:bottom w:val="single" w:color="BFBFBF" w:sz="4"/>
               <w:right w:val="single" w:color="BFBFBF" w:sz="4"/>
             </w:tcBorders>
-            <w:shd w:fill="1B2A4A" w:val="clear"/>
+            <w:shd w:fill="000000" w:val="clear"/>
             <w:tcMar>
               <w:top w:type="dxa" w:w="80"/>
               <w:left w:type="dxa" w:w="140"/>
@@ -3297,7 +3288,7 @@
               <w:bottom w:val="single" w:color="BFBFBF" w:sz="4"/>
               <w:right w:val="single" w:color="BFBFBF" w:sz="4"/>
             </w:tcBorders>
-            <w:shd w:fill="1B2A4A" w:val="clear"/>
+            <w:shd w:fill="000000" w:val="clear"/>
             <w:tcMar>
               <w:top w:type="dxa" w:w="80"/>
               <w:left w:type="dxa" w:w="140"/>
@@ -3390,7 +3381,7 @@
                 <w:rFonts w:ascii="Times New Roman" w:cs="Times New Roman" w:eastAsia="Times New Roman" w:hAnsi="Times New Roman"/>
                 <w:b/>
                 <w:bCs/>
-                <w:color w:val="2563EB"/>
+                <w:color w:val="000000"/>
                 <w:sz w:val="22"/>
                 <w:szCs w:val="22"/>
               </w:rPr>
@@ -3465,7 +3456,7 @@
                 <w:rFonts w:ascii="Times New Roman" w:cs="Times New Roman" w:eastAsia="Times New Roman" w:hAnsi="Times New Roman"/>
                 <w:b/>
                 <w:bCs/>
-                <w:color w:val="2563EB"/>
+                <w:color w:val="000000"/>
                 <w:sz w:val="22"/>
                 <w:szCs w:val="22"/>
               </w:rPr>
@@ -3540,7 +3531,7 @@
                 <w:rFonts w:ascii="Times New Roman" w:cs="Times New Roman" w:eastAsia="Times New Roman" w:hAnsi="Times New Roman"/>
                 <w:b/>
                 <w:bCs/>
-                <w:color w:val="2563EB"/>
+                <w:color w:val="000000"/>
                 <w:sz w:val="22"/>
                 <w:szCs w:val="22"/>
               </w:rPr>
@@ -3615,7 +3606,7 @@
                 <w:rFonts w:ascii="Times New Roman" w:cs="Times New Roman" w:eastAsia="Times New Roman" w:hAnsi="Times New Roman"/>
                 <w:b/>
                 <w:bCs/>
-                <w:color w:val="2563EB"/>
+                <w:color w:val="000000"/>
                 <w:sz w:val="22"/>
                 <w:szCs w:val="22"/>
               </w:rPr>
@@ -3637,25 +3628,25 @@
               <w:bottom w:val="single" w:color="BFBFBF" w:sz="4"/>
               <w:right w:val="single" w:color="BFBFBF" w:sz="4"/>
             </w:tcBorders>
-            <w:shd w:fill="EBF5FB" w:val="clear"/>
-            <w:tcMar>
-              <w:top w:type="dxa" w:w="80"/>
-              <w:left w:type="dxa" w:w="140"/>
-              <w:bottom w:type="dxa" w:w="80"/>
-              <w:right w:type="dxa" w:w="140"/>
-            </w:tcMar>
-            <w:vAlign w:val="center"/>
-          </w:tcPr>
-          <w:p>
-            <w:pPr>
-              <w:spacing w:after="40"/>
-            </w:pPr>
-            <w:r>
-              <w:rPr>
-                <w:rFonts w:ascii="Times New Roman" w:cs="Times New Roman" w:eastAsia="Times New Roman" w:hAnsi="Times New Roman"/>
-                <w:b/>
-                <w:bCs/>
-                <w:color w:val="1B2A4A"/>
+            <w:shd w:fill="F2F2F2" w:val="clear"/>
+            <w:tcMar>
+              <w:top w:type="dxa" w:w="80"/>
+              <w:left w:type="dxa" w:w="140"/>
+              <w:bottom w:type="dxa" w:w="80"/>
+              <w:right w:type="dxa" w:w="140"/>
+            </w:tcMar>
+            <w:vAlign w:val="center"/>
+          </w:tcPr>
+          <w:p>
+            <w:pPr>
+              <w:spacing w:after="40"/>
+            </w:pPr>
+            <w:r>
+              <w:rPr>
+                <w:rFonts w:ascii="Times New Roman" w:cs="Times New Roman" w:eastAsia="Times New Roman" w:hAnsi="Times New Roman"/>
+                <w:b/>
+                <w:bCs/>
+                <w:color w:val="000000"/>
                 <w:sz w:val="22"/>
                 <w:szCs w:val="22"/>
               </w:rPr>
@@ -3672,25 +3663,25 @@
               <w:bottom w:val="single" w:color="BFBFBF" w:sz="4"/>
               <w:right w:val="single" w:color="BFBFBF" w:sz="4"/>
             </w:tcBorders>
-            <w:shd w:fill="EBF5FB" w:val="clear"/>
-            <w:tcMar>
-              <w:top w:type="dxa" w:w="80"/>
-              <w:left w:type="dxa" w:w="140"/>
-              <w:bottom w:type="dxa" w:w="80"/>
-              <w:right w:type="dxa" w:w="140"/>
-            </w:tcMar>
-            <w:vAlign w:val="center"/>
-          </w:tcPr>
-          <w:p>
-            <w:pPr>
-              <w:spacing w:after="40"/>
-            </w:pPr>
-            <w:r>
-              <w:rPr>
-                <w:rFonts w:ascii="Times New Roman" w:cs="Times New Roman" w:eastAsia="Times New Roman" w:hAnsi="Times New Roman"/>
-                <w:b/>
-                <w:bCs/>
-                <w:color w:val="1B2A4A"/>
+            <w:shd w:fill="F2F2F2" w:val="clear"/>
+            <w:tcMar>
+              <w:top w:type="dxa" w:w="80"/>
+              <w:left w:type="dxa" w:w="140"/>
+              <w:bottom w:type="dxa" w:w="80"/>
+              <w:right w:type="dxa" w:w="140"/>
+            </w:tcMar>
+            <w:vAlign w:val="center"/>
+          </w:tcPr>
+          <w:p>
+            <w:pPr>
+              <w:spacing w:after="40"/>
+            </w:pPr>
+            <w:r>
+              <w:rPr>
+                <w:rFonts w:ascii="Times New Roman" w:cs="Times New Roman" w:eastAsia="Times New Roman" w:hAnsi="Times New Roman"/>
+                <w:b/>
+                <w:bCs/>
+                <w:color w:val="000000"/>
                 <w:sz w:val="22"/>
                 <w:szCs w:val="22"/>
               </w:rPr>
@@ -3710,7 +3701,7 @@
     </w:p>
     <w:p>
       <w:pPr>
-        <w:shd w:fill="1F4E79" w:val="clear"/>
+        <w:shd w:fill="000000" w:val="clear"/>
         <w:spacing w:after="0" w:before="220"/>
         <w:outlineLvl w:val="1"/>
       </w:pPr>
@@ -3736,7 +3727,7 @@
           <w:rFonts w:ascii="Times New Roman" w:cs="Times New Roman" w:eastAsia="Times New Roman" w:hAnsi="Times New Roman"/>
           <w:b/>
           <w:bCs/>
-          <w:color w:val="375623"/>
+          <w:color w:val="000000"/>
           <w:sz w:val="22"/>
           <w:szCs w:val="22"/>
         </w:rPr>
@@ -3775,7 +3766,7 @@
           <w:rFonts w:ascii="Times New Roman" w:cs="Times New Roman" w:eastAsia="Times New Roman" w:hAnsi="Times New Roman"/>
           <w:b/>
           <w:bCs/>
-          <w:color w:val="1B2A4A"/>
+          <w:color w:val="000000"/>
           <w:sz w:val="28"/>
           <w:szCs w:val="28"/>
         </w:rPr>
@@ -3799,7 +3790,7 @@
           <w:rFonts w:ascii="Times New Roman" w:cs="Times New Roman" w:eastAsia="Times New Roman" w:hAnsi="Times New Roman"/>
           <w:b/>
           <w:bCs/>
-          <w:color w:val="2563EB"/>
+          <w:color w:val="000000"/>
           <w:sz w:val="28"/>
           <w:szCs w:val="28"/>
         </w:rPr>
@@ -3892,7 +3883,7 @@
           <w:rFonts w:ascii="Times New Roman" w:cs="Times New Roman" w:eastAsia="Times New Roman" w:hAnsi="Times New Roman"/>
           <w:b/>
           <w:bCs/>
-          <w:color w:val="1B2A4A"/>
+          <w:color w:val="000000"/>
           <w:sz w:val="28"/>
           <w:szCs w:val="28"/>
         </w:rPr>
@@ -3918,7 +3909,7 @@
           <w:rFonts w:ascii="Times New Roman" w:cs="Times New Roman" w:eastAsia="Times New Roman" w:hAnsi="Times New Roman"/>
           <w:b/>
           <w:bCs/>
-          <w:color w:val="2563EB"/>
+          <w:color w:val="000000"/>
           <w:sz w:val="28"/>
           <w:szCs w:val="28"/>
         </w:rPr>
@@ -3965,7 +3956,7 @@
               <w:bottom w:val="single" w:color="BFBFBF" w:sz="4"/>
               <w:right w:val="single" w:color="BFBFBF" w:sz="4"/>
             </w:tcBorders>
-            <w:shd w:fill="1B2A4A" w:val="clear"/>
+            <w:shd w:fill="000000" w:val="clear"/>
             <w:tcMar>
               <w:top w:type="dxa" w:w="80"/>
               <w:left w:type="dxa" w:w="140"/>
@@ -4000,7 +3991,7 @@
               <w:bottom w:val="single" w:color="BFBFBF" w:sz="4"/>
               <w:right w:val="single" w:color="BFBFBF" w:sz="4"/>
             </w:tcBorders>
-            <w:shd w:fill="1B2A4A" w:val="clear"/>
+            <w:shd w:fill="000000" w:val="clear"/>
             <w:tcMar>
               <w:top w:type="dxa" w:w="80"/>
               <w:left w:type="dxa" w:w="140"/>
@@ -4093,7 +4084,7 @@
                 <w:rFonts w:ascii="Times New Roman" w:cs="Times New Roman" w:eastAsia="Times New Roman" w:hAnsi="Times New Roman"/>
                 <w:b/>
                 <w:bCs/>
-                <w:color w:val="2563EB"/>
+                <w:color w:val="000000"/>
                 <w:sz w:val="22"/>
                 <w:szCs w:val="22"/>
               </w:rPr>
@@ -4168,7 +4159,7 @@
                 <w:rFonts w:ascii="Times New Roman" w:cs="Times New Roman" w:eastAsia="Times New Roman" w:hAnsi="Times New Roman"/>
                 <w:b/>
                 <w:bCs/>
-                <w:color w:val="2563EB"/>
+                <w:color w:val="000000"/>
                 <w:sz w:val="22"/>
                 <w:szCs w:val="22"/>
               </w:rPr>
@@ -4243,7 +4234,7 @@
                 <w:rFonts w:ascii="Times New Roman" w:cs="Times New Roman" w:eastAsia="Times New Roman" w:hAnsi="Times New Roman"/>
                 <w:b/>
                 <w:bCs/>
-                <w:color w:val="2563EB"/>
+                <w:color w:val="000000"/>
                 <w:sz w:val="22"/>
                 <w:szCs w:val="22"/>
               </w:rPr>
@@ -4318,7 +4309,7 @@
                 <w:rFonts w:ascii="Times New Roman" w:cs="Times New Roman" w:eastAsia="Times New Roman" w:hAnsi="Times New Roman"/>
                 <w:b/>
                 <w:bCs/>
-                <w:color w:val="2563EB"/>
+                <w:color w:val="000000"/>
                 <w:sz w:val="22"/>
                 <w:szCs w:val="22"/>
               </w:rPr>
@@ -4340,25 +4331,25 @@
               <w:bottom w:val="single" w:color="BFBFBF" w:sz="4"/>
               <w:right w:val="single" w:color="BFBFBF" w:sz="4"/>
             </w:tcBorders>
-            <w:shd w:fill="EBF5FB" w:val="clear"/>
-            <w:tcMar>
-              <w:top w:type="dxa" w:w="80"/>
-              <w:left w:type="dxa" w:w="140"/>
-              <w:bottom w:type="dxa" w:w="80"/>
-              <w:right w:type="dxa" w:w="140"/>
-            </w:tcMar>
-            <w:vAlign w:val="center"/>
-          </w:tcPr>
-          <w:p>
-            <w:pPr>
-              <w:spacing w:after="40"/>
-            </w:pPr>
-            <w:r>
-              <w:rPr>
-                <w:rFonts w:ascii="Times New Roman" w:cs="Times New Roman" w:eastAsia="Times New Roman" w:hAnsi="Times New Roman"/>
-                <w:b/>
-                <w:bCs/>
-                <w:color w:val="1B2A4A"/>
+            <w:shd w:fill="F2F2F2" w:val="clear"/>
+            <w:tcMar>
+              <w:top w:type="dxa" w:w="80"/>
+              <w:left w:type="dxa" w:w="140"/>
+              <w:bottom w:type="dxa" w:w="80"/>
+              <w:right w:type="dxa" w:w="140"/>
+            </w:tcMar>
+            <w:vAlign w:val="center"/>
+          </w:tcPr>
+          <w:p>
+            <w:pPr>
+              <w:spacing w:after="40"/>
+            </w:pPr>
+            <w:r>
+              <w:rPr>
+                <w:rFonts w:ascii="Times New Roman" w:cs="Times New Roman" w:eastAsia="Times New Roman" w:hAnsi="Times New Roman"/>
+                <w:b/>
+                <w:bCs/>
+                <w:color w:val="000000"/>
                 <w:sz w:val="22"/>
                 <w:szCs w:val="22"/>
               </w:rPr>
@@ -4375,25 +4366,25 @@
               <w:bottom w:val="single" w:color="BFBFBF" w:sz="4"/>
               <w:right w:val="single" w:color="BFBFBF" w:sz="4"/>
             </w:tcBorders>
-            <w:shd w:fill="EBF5FB" w:val="clear"/>
-            <w:tcMar>
-              <w:top w:type="dxa" w:w="80"/>
-              <w:left w:type="dxa" w:w="140"/>
-              <w:bottom w:type="dxa" w:w="80"/>
-              <w:right w:type="dxa" w:w="140"/>
-            </w:tcMar>
-            <w:vAlign w:val="center"/>
-          </w:tcPr>
-          <w:p>
-            <w:pPr>
-              <w:spacing w:after="40"/>
-            </w:pPr>
-            <w:r>
-              <w:rPr>
-                <w:rFonts w:ascii="Times New Roman" w:cs="Times New Roman" w:eastAsia="Times New Roman" w:hAnsi="Times New Roman"/>
-                <w:b/>
-                <w:bCs/>
-                <w:color w:val="1B2A4A"/>
+            <w:shd w:fill="F2F2F2" w:val="clear"/>
+            <w:tcMar>
+              <w:top w:type="dxa" w:w="80"/>
+              <w:left w:type="dxa" w:w="140"/>
+              <w:bottom w:type="dxa" w:w="80"/>
+              <w:right w:type="dxa" w:w="140"/>
+            </w:tcMar>
+            <w:vAlign w:val="center"/>
+          </w:tcPr>
+          <w:p>
+            <w:pPr>
+              <w:spacing w:after="40"/>
+            </w:pPr>
+            <w:r>
+              <w:rPr>
+                <w:rFonts w:ascii="Times New Roman" w:cs="Times New Roman" w:eastAsia="Times New Roman" w:hAnsi="Times New Roman"/>
+                <w:b/>
+                <w:bCs/>
+                <w:color w:val="000000"/>
                 <w:sz w:val="22"/>
                 <w:szCs w:val="22"/>
               </w:rPr>
@@ -4413,7 +4404,7 @@
     </w:p>
     <w:p>
       <w:pPr>
-        <w:shd w:fill="1F4E79" w:val="clear"/>
+        <w:shd w:fill="000000" w:val="clear"/>
         <w:spacing w:after="0" w:before="220"/>
         <w:outlineLvl w:val="1"/>
       </w:pPr>
@@ -4439,7 +4430,7 @@
           <w:rFonts w:ascii="Times New Roman" w:cs="Times New Roman" w:eastAsia="Times New Roman" w:hAnsi="Times New Roman"/>
           <w:b/>
           <w:bCs/>
-          <w:color w:val="375623"/>
+          <w:color w:val="000000"/>
           <w:sz w:val="22"/>
           <w:szCs w:val="22"/>
         </w:rPr>
@@ -4478,7 +4469,7 @@
           <w:rFonts w:ascii="Times New Roman" w:cs="Times New Roman" w:eastAsia="Times New Roman" w:hAnsi="Times New Roman"/>
           <w:b/>
           <w:bCs/>
-          <w:color w:val="1B2A4A"/>
+          <w:color w:val="000000"/>
           <w:sz w:val="28"/>
           <w:szCs w:val="28"/>
         </w:rPr>
@@ -4502,7 +4493,7 @@
           <w:rFonts w:ascii="Times New Roman" w:cs="Times New Roman" w:eastAsia="Times New Roman" w:hAnsi="Times New Roman"/>
           <w:b/>
           <w:bCs/>
-          <w:color w:val="2563EB"/>
+          <w:color w:val="000000"/>
           <w:sz w:val="28"/>
           <w:szCs w:val="28"/>
         </w:rPr>
@@ -4595,7 +4586,7 @@
           <w:rFonts w:ascii="Times New Roman" w:cs="Times New Roman" w:eastAsia="Times New Roman" w:hAnsi="Times New Roman"/>
           <w:b/>
           <w:bCs/>
-          <w:color w:val="1B2A4A"/>
+          <w:color w:val="000000"/>
           <w:sz w:val="28"/>
           <w:szCs w:val="28"/>
         </w:rPr>
@@ -4621,7 +4612,7 @@
           <w:rFonts w:ascii="Times New Roman" w:cs="Times New Roman" w:eastAsia="Times New Roman" w:hAnsi="Times New Roman"/>
           <w:b/>
           <w:bCs/>
-          <w:color w:val="2563EB"/>
+          <w:color w:val="000000"/>
           <w:sz w:val="28"/>
           <w:szCs w:val="28"/>
         </w:rPr>
@@ -4668,7 +4659,7 @@
               <w:bottom w:val="single" w:color="BFBFBF" w:sz="4"/>
               <w:right w:val="single" w:color="BFBFBF" w:sz="4"/>
             </w:tcBorders>
-            <w:shd w:fill="1B2A4A" w:val="clear"/>
+            <w:shd w:fill="000000" w:val="clear"/>
             <w:tcMar>
               <w:top w:type="dxa" w:w="80"/>
               <w:left w:type="dxa" w:w="140"/>
@@ -4703,7 +4694,7 @@
               <w:bottom w:val="single" w:color="BFBFBF" w:sz="4"/>
               <w:right w:val="single" w:color="BFBFBF" w:sz="4"/>
             </w:tcBorders>
-            <w:shd w:fill="1B2A4A" w:val="clear"/>
+            <w:shd w:fill="000000" w:val="clear"/>
             <w:tcMar>
               <w:top w:type="dxa" w:w="80"/>
               <w:left w:type="dxa" w:w="140"/>
@@ -4796,7 +4787,7 @@
                 <w:rFonts w:ascii="Times New Roman" w:cs="Times New Roman" w:eastAsia="Times New Roman" w:hAnsi="Times New Roman"/>
                 <w:b/>
                 <w:bCs/>
-                <w:color w:val="2563EB"/>
+                <w:color w:val="000000"/>
                 <w:sz w:val="22"/>
                 <w:szCs w:val="22"/>
               </w:rPr>
@@ -4871,7 +4862,7 @@
                 <w:rFonts w:ascii="Times New Roman" w:cs="Times New Roman" w:eastAsia="Times New Roman" w:hAnsi="Times New Roman"/>
                 <w:b/>
                 <w:bCs/>
-                <w:color w:val="2563EB"/>
+                <w:color w:val="000000"/>
                 <w:sz w:val="22"/>
                 <w:szCs w:val="22"/>
               </w:rPr>
@@ -4946,7 +4937,7 @@
                 <w:rFonts w:ascii="Times New Roman" w:cs="Times New Roman" w:eastAsia="Times New Roman" w:hAnsi="Times New Roman"/>
                 <w:b/>
                 <w:bCs/>
-                <w:color w:val="2563EB"/>
+                <w:color w:val="000000"/>
                 <w:sz w:val="22"/>
                 <w:szCs w:val="22"/>
               </w:rPr>
@@ -5021,7 +5012,7 @@
                 <w:rFonts w:ascii="Times New Roman" w:cs="Times New Roman" w:eastAsia="Times New Roman" w:hAnsi="Times New Roman"/>
                 <w:b/>
                 <w:bCs/>
-                <w:color w:val="2563EB"/>
+                <w:color w:val="000000"/>
                 <w:sz w:val="22"/>
                 <w:szCs w:val="22"/>
               </w:rPr>
@@ -5043,25 +5034,25 @@
               <w:bottom w:val="single" w:color="BFBFBF" w:sz="4"/>
               <w:right w:val="single" w:color="BFBFBF" w:sz="4"/>
             </w:tcBorders>
-            <w:shd w:fill="EBF5FB" w:val="clear"/>
-            <w:tcMar>
-              <w:top w:type="dxa" w:w="80"/>
-              <w:left w:type="dxa" w:w="140"/>
-              <w:bottom w:type="dxa" w:w="80"/>
-              <w:right w:type="dxa" w:w="140"/>
-            </w:tcMar>
-            <w:vAlign w:val="center"/>
-          </w:tcPr>
-          <w:p>
-            <w:pPr>
-              <w:spacing w:after="40"/>
-            </w:pPr>
-            <w:r>
-              <w:rPr>
-                <w:rFonts w:ascii="Times New Roman" w:cs="Times New Roman" w:eastAsia="Times New Roman" w:hAnsi="Times New Roman"/>
-                <w:b/>
-                <w:bCs/>
-                <w:color w:val="1B2A4A"/>
+            <w:shd w:fill="F2F2F2" w:val="clear"/>
+            <w:tcMar>
+              <w:top w:type="dxa" w:w="80"/>
+              <w:left w:type="dxa" w:w="140"/>
+              <w:bottom w:type="dxa" w:w="80"/>
+              <w:right w:type="dxa" w:w="140"/>
+            </w:tcMar>
+            <w:vAlign w:val="center"/>
+          </w:tcPr>
+          <w:p>
+            <w:pPr>
+              <w:spacing w:after="40"/>
+            </w:pPr>
+            <w:r>
+              <w:rPr>
+                <w:rFonts w:ascii="Times New Roman" w:cs="Times New Roman" w:eastAsia="Times New Roman" w:hAnsi="Times New Roman"/>
+                <w:b/>
+                <w:bCs/>
+                <w:color w:val="000000"/>
                 <w:sz w:val="22"/>
                 <w:szCs w:val="22"/>
               </w:rPr>
@@ -5078,25 +5069,25 @@
               <w:bottom w:val="single" w:color="BFBFBF" w:sz="4"/>
               <w:right w:val="single" w:color="BFBFBF" w:sz="4"/>
             </w:tcBorders>
-            <w:shd w:fill="EBF5FB" w:val="clear"/>
-            <w:tcMar>
-              <w:top w:type="dxa" w:w="80"/>
-              <w:left w:type="dxa" w:w="140"/>
-              <w:bottom w:type="dxa" w:w="80"/>
-              <w:right w:type="dxa" w:w="140"/>
-            </w:tcMar>
-            <w:vAlign w:val="center"/>
-          </w:tcPr>
-          <w:p>
-            <w:pPr>
-              <w:spacing w:after="40"/>
-            </w:pPr>
-            <w:r>
-              <w:rPr>
-                <w:rFonts w:ascii="Times New Roman" w:cs="Times New Roman" w:eastAsia="Times New Roman" w:hAnsi="Times New Roman"/>
-                <w:b/>
-                <w:bCs/>
-                <w:color w:val="1B2A4A"/>
+            <w:shd w:fill="F2F2F2" w:val="clear"/>
+            <w:tcMar>
+              <w:top w:type="dxa" w:w="80"/>
+              <w:left w:type="dxa" w:w="140"/>
+              <w:bottom w:type="dxa" w:w="80"/>
+              <w:right w:type="dxa" w:w="140"/>
+            </w:tcMar>
+            <w:vAlign w:val="center"/>
+          </w:tcPr>
+          <w:p>
+            <w:pPr>
+              <w:spacing w:after="40"/>
+            </w:pPr>
+            <w:r>
+              <w:rPr>
+                <w:rFonts w:ascii="Times New Roman" w:cs="Times New Roman" w:eastAsia="Times New Roman" w:hAnsi="Times New Roman"/>
+                <w:b/>
+                <w:bCs/>
+                <w:color w:val="000000"/>
                 <w:sz w:val="22"/>
                 <w:szCs w:val="22"/>
               </w:rPr>
@@ -5116,7 +5107,7 @@
     </w:p>
     <w:p>
       <w:pPr>
-        <w:shd w:fill="1F4E79" w:val="clear"/>
+        <w:shd w:fill="000000" w:val="clear"/>
         <w:spacing w:after="0" w:before="220"/>
         <w:outlineLvl w:val="1"/>
       </w:pPr>
@@ -5142,7 +5133,7 @@
           <w:rFonts w:ascii="Times New Roman" w:cs="Times New Roman" w:eastAsia="Times New Roman" w:hAnsi="Times New Roman"/>
           <w:b/>
           <w:bCs/>
-          <w:color w:val="375623"/>
+          <w:color w:val="000000"/>
           <w:sz w:val="22"/>
           <w:szCs w:val="22"/>
         </w:rPr>
@@ -5181,7 +5172,7 @@
           <w:rFonts w:ascii="Times New Roman" w:cs="Times New Roman" w:eastAsia="Times New Roman" w:hAnsi="Times New Roman"/>
           <w:b/>
           <w:bCs/>
-          <w:color w:val="1B2A4A"/>
+          <w:color w:val="000000"/>
           <w:sz w:val="28"/>
           <w:szCs w:val="28"/>
         </w:rPr>
@@ -5205,7 +5196,7 @@
           <w:rFonts w:ascii="Times New Roman" w:cs="Times New Roman" w:eastAsia="Times New Roman" w:hAnsi="Times New Roman"/>
           <w:b/>
           <w:bCs/>
-          <w:color w:val="2563EB"/>
+          <w:color w:val="000000"/>
           <w:sz w:val="28"/>
           <w:szCs w:val="28"/>
         </w:rPr>
@@ -5298,7 +5289,7 @@
           <w:rFonts w:ascii="Times New Roman" w:cs="Times New Roman" w:eastAsia="Times New Roman" w:hAnsi="Times New Roman"/>
           <w:b/>
           <w:bCs/>
-          <w:color w:val="1B2A4A"/>
+          <w:color w:val="000000"/>
           <w:sz w:val="28"/>
           <w:szCs w:val="28"/>
         </w:rPr>
@@ -5324,7 +5315,7 @@
           <w:rFonts w:ascii="Times New Roman" w:cs="Times New Roman" w:eastAsia="Times New Roman" w:hAnsi="Times New Roman"/>
           <w:b/>
           <w:bCs/>
-          <w:color w:val="2563EB"/>
+          <w:color w:val="000000"/>
           <w:sz w:val="28"/>
           <w:szCs w:val="28"/>
         </w:rPr>
@@ -5371,7 +5362,7 @@
               <w:bottom w:val="single" w:color="BFBFBF" w:sz="4"/>
               <w:right w:val="single" w:color="BFBFBF" w:sz="4"/>
             </w:tcBorders>
-            <w:shd w:fill="1B2A4A" w:val="clear"/>
+            <w:shd w:fill="000000" w:val="clear"/>
             <w:tcMar>
               <w:top w:type="dxa" w:w="80"/>
               <w:left w:type="dxa" w:w="140"/>
@@ -5406,7 +5397,7 @@
               <w:bottom w:val="single" w:color="BFBFBF" w:sz="4"/>
               <w:right w:val="single" w:color="BFBFBF" w:sz="4"/>
             </w:tcBorders>
-            <w:shd w:fill="1B2A4A" w:val="clear"/>
+            <w:shd w:fill="000000" w:val="clear"/>
             <w:tcMar>
               <w:top w:type="dxa" w:w="80"/>
               <w:left w:type="dxa" w:w="140"/>
@@ -5499,7 +5490,7 @@
                 <w:rFonts w:ascii="Times New Roman" w:cs="Times New Roman" w:eastAsia="Times New Roman" w:hAnsi="Times New Roman"/>
                 <w:b/>
                 <w:bCs/>
-                <w:color w:val="2563EB"/>
+                <w:color w:val="000000"/>
                 <w:sz w:val="22"/>
                 <w:szCs w:val="22"/>
               </w:rPr>
@@ -5574,7 +5565,7 @@
                 <w:rFonts w:ascii="Times New Roman" w:cs="Times New Roman" w:eastAsia="Times New Roman" w:hAnsi="Times New Roman"/>
                 <w:b/>
                 <w:bCs/>
-                <w:color w:val="2563EB"/>
+                <w:color w:val="000000"/>
                 <w:sz w:val="22"/>
                 <w:szCs w:val="22"/>
               </w:rPr>
@@ -5649,7 +5640,7 @@
                 <w:rFonts w:ascii="Times New Roman" w:cs="Times New Roman" w:eastAsia="Times New Roman" w:hAnsi="Times New Roman"/>
                 <w:b/>
                 <w:bCs/>
-                <w:color w:val="2563EB"/>
+                <w:color w:val="000000"/>
                 <w:sz w:val="22"/>
                 <w:szCs w:val="22"/>
               </w:rPr>
@@ -5724,7 +5715,7 @@
                 <w:rFonts w:ascii="Times New Roman" w:cs="Times New Roman" w:eastAsia="Times New Roman" w:hAnsi="Times New Roman"/>
                 <w:b/>
                 <w:bCs/>
-                <w:color w:val="2563EB"/>
+                <w:color w:val="000000"/>
                 <w:sz w:val="22"/>
                 <w:szCs w:val="22"/>
               </w:rPr>
@@ -5746,25 +5737,25 @@
               <w:bottom w:val="single" w:color="BFBFBF" w:sz="4"/>
               <w:right w:val="single" w:color="BFBFBF" w:sz="4"/>
             </w:tcBorders>
-            <w:shd w:fill="EBF5FB" w:val="clear"/>
-            <w:tcMar>
-              <w:top w:type="dxa" w:w="80"/>
-              <w:left w:type="dxa" w:w="140"/>
-              <w:bottom w:type="dxa" w:w="80"/>
-              <w:right w:type="dxa" w:w="140"/>
-            </w:tcMar>
-            <w:vAlign w:val="center"/>
-          </w:tcPr>
-          <w:p>
-            <w:pPr>
-              <w:spacing w:after="40"/>
-            </w:pPr>
-            <w:r>
-              <w:rPr>
-                <w:rFonts w:ascii="Times New Roman" w:cs="Times New Roman" w:eastAsia="Times New Roman" w:hAnsi="Times New Roman"/>
-                <w:b/>
-                <w:bCs/>
-                <w:color w:val="1B2A4A"/>
+            <w:shd w:fill="F2F2F2" w:val="clear"/>
+            <w:tcMar>
+              <w:top w:type="dxa" w:w="80"/>
+              <w:left w:type="dxa" w:w="140"/>
+              <w:bottom w:type="dxa" w:w="80"/>
+              <w:right w:type="dxa" w:w="140"/>
+            </w:tcMar>
+            <w:vAlign w:val="center"/>
+          </w:tcPr>
+          <w:p>
+            <w:pPr>
+              <w:spacing w:after="40"/>
+            </w:pPr>
+            <w:r>
+              <w:rPr>
+                <w:rFonts w:ascii="Times New Roman" w:cs="Times New Roman" w:eastAsia="Times New Roman" w:hAnsi="Times New Roman"/>
+                <w:b/>
+                <w:bCs/>
+                <w:color w:val="000000"/>
                 <w:sz w:val="22"/>
                 <w:szCs w:val="22"/>
               </w:rPr>
@@ -5781,25 +5772,25 @@
               <w:bottom w:val="single" w:color="BFBFBF" w:sz="4"/>
               <w:right w:val="single" w:color="BFBFBF" w:sz="4"/>
             </w:tcBorders>
-            <w:shd w:fill="EBF5FB" w:val="clear"/>
-            <w:tcMar>
-              <w:top w:type="dxa" w:w="80"/>
-              <w:left w:type="dxa" w:w="140"/>
-              <w:bottom w:type="dxa" w:w="80"/>
-              <w:right w:type="dxa" w:w="140"/>
-            </w:tcMar>
-            <w:vAlign w:val="center"/>
-          </w:tcPr>
-          <w:p>
-            <w:pPr>
-              <w:spacing w:after="40"/>
-            </w:pPr>
-            <w:r>
-              <w:rPr>
-                <w:rFonts w:ascii="Times New Roman" w:cs="Times New Roman" w:eastAsia="Times New Roman" w:hAnsi="Times New Roman"/>
-                <w:b/>
-                <w:bCs/>
-                <w:color w:val="1B2A4A"/>
+            <w:shd w:fill="F2F2F2" w:val="clear"/>
+            <w:tcMar>
+              <w:top w:type="dxa" w:w="80"/>
+              <w:left w:type="dxa" w:w="140"/>
+              <w:bottom w:type="dxa" w:w="80"/>
+              <w:right w:type="dxa" w:w="140"/>
+            </w:tcMar>
+            <w:vAlign w:val="center"/>
+          </w:tcPr>
+          <w:p>
+            <w:pPr>
+              <w:spacing w:after="40"/>
+            </w:pPr>
+            <w:r>
+              <w:rPr>
+                <w:rFonts w:ascii="Times New Roman" w:cs="Times New Roman" w:eastAsia="Times New Roman" w:hAnsi="Times New Roman"/>
+                <w:b/>
+                <w:bCs/>
+                <w:color w:val="000000"/>
                 <w:sz w:val="22"/>
                 <w:szCs w:val="22"/>
               </w:rPr>
@@ -5819,7 +5810,7 @@
     </w:p>
     <w:p>
       <w:pPr>
-        <w:shd w:fill="1F4E79" w:val="clear"/>
+        <w:shd w:fill="000000" w:val="clear"/>
         <w:spacing w:after="0" w:before="220"/>
         <w:outlineLvl w:val="1"/>
       </w:pPr>
@@ -5845,7 +5836,7 @@
           <w:rFonts w:ascii="Times New Roman" w:cs="Times New Roman" w:eastAsia="Times New Roman" w:hAnsi="Times New Roman"/>
           <w:b/>
           <w:bCs/>
-          <w:color w:val="375623"/>
+          <w:color w:val="000000"/>
           <w:sz w:val="22"/>
           <w:szCs w:val="22"/>
         </w:rPr>
@@ -5884,7 +5875,7 @@
           <w:rFonts w:ascii="Times New Roman" w:cs="Times New Roman" w:eastAsia="Times New Roman" w:hAnsi="Times New Roman"/>
           <w:b/>
           <w:bCs/>
-          <w:color w:val="1B2A4A"/>
+          <w:color w:val="000000"/>
           <w:sz w:val="28"/>
           <w:szCs w:val="28"/>
         </w:rPr>
@@ -5908,7 +5899,7 @@
           <w:rFonts w:ascii="Times New Roman" w:cs="Times New Roman" w:eastAsia="Times New Roman" w:hAnsi="Times New Roman"/>
           <w:b/>
           <w:bCs/>
-          <w:color w:val="2563EB"/>
+          <w:color w:val="000000"/>
           <w:sz w:val="28"/>
           <w:szCs w:val="28"/>
         </w:rPr>
@@ -6020,7 +6011,7 @@
           <w:rFonts w:ascii="Times New Roman" w:cs="Times New Roman" w:eastAsia="Times New Roman" w:hAnsi="Times New Roman"/>
           <w:b/>
           <w:bCs/>
-          <w:color w:val="1B2A4A"/>
+          <w:color w:val="000000"/>
           <w:sz w:val="28"/>
           <w:szCs w:val="28"/>
         </w:rPr>
@@ -6046,7 +6037,7 @@
           <w:rFonts w:ascii="Times New Roman" w:cs="Times New Roman" w:eastAsia="Times New Roman" w:hAnsi="Times New Roman"/>
           <w:b/>
           <w:bCs/>
-          <w:color w:val="2563EB"/>
+          <w:color w:val="000000"/>
           <w:sz w:val="28"/>
           <w:szCs w:val="28"/>
         </w:rPr>
@@ -6093,7 +6084,7 @@
               <w:bottom w:val="single" w:color="BFBFBF" w:sz="4"/>
               <w:right w:val="single" w:color="BFBFBF" w:sz="4"/>
             </w:tcBorders>
-            <w:shd w:fill="1B2A4A" w:val="clear"/>
+            <w:shd w:fill="000000" w:val="clear"/>
             <w:tcMar>
               <w:top w:type="dxa" w:w="80"/>
               <w:left w:type="dxa" w:w="140"/>
@@ -6128,7 +6119,7 @@
               <w:bottom w:val="single" w:color="BFBFBF" w:sz="4"/>
               <w:right w:val="single" w:color="BFBFBF" w:sz="4"/>
             </w:tcBorders>
-            <w:shd w:fill="1B2A4A" w:val="clear"/>
+            <w:shd w:fill="000000" w:val="clear"/>
             <w:tcMar>
               <w:top w:type="dxa" w:w="80"/>
               <w:left w:type="dxa" w:w="140"/>
@@ -6221,7 +6212,7 @@
                 <w:rFonts w:ascii="Times New Roman" w:cs="Times New Roman" w:eastAsia="Times New Roman" w:hAnsi="Times New Roman"/>
                 <w:b/>
                 <w:bCs/>
-                <w:color w:val="2563EB"/>
+                <w:color w:val="000000"/>
                 <w:sz w:val="22"/>
                 <w:szCs w:val="22"/>
               </w:rPr>
@@ -6296,7 +6287,7 @@
                 <w:rFonts w:ascii="Times New Roman" w:cs="Times New Roman" w:eastAsia="Times New Roman" w:hAnsi="Times New Roman"/>
                 <w:b/>
                 <w:bCs/>
-                <w:color w:val="2563EB"/>
+                <w:color w:val="000000"/>
                 <w:sz w:val="22"/>
                 <w:szCs w:val="22"/>
               </w:rPr>
@@ -6371,7 +6362,7 @@
                 <w:rFonts w:ascii="Times New Roman" w:cs="Times New Roman" w:eastAsia="Times New Roman" w:hAnsi="Times New Roman"/>
                 <w:b/>
                 <w:bCs/>
-                <w:color w:val="2563EB"/>
+                <w:color w:val="000000"/>
                 <w:sz w:val="22"/>
                 <w:szCs w:val="22"/>
               </w:rPr>
@@ -6446,7 +6437,7 @@
                 <w:rFonts w:ascii="Times New Roman" w:cs="Times New Roman" w:eastAsia="Times New Roman" w:hAnsi="Times New Roman"/>
                 <w:b/>
                 <w:bCs/>
-                <w:color w:val="2563EB"/>
+                <w:color w:val="000000"/>
                 <w:sz w:val="22"/>
                 <w:szCs w:val="22"/>
               </w:rPr>
@@ -6468,25 +6459,25 @@
               <w:bottom w:val="single" w:color="BFBFBF" w:sz="4"/>
               <w:right w:val="single" w:color="BFBFBF" w:sz="4"/>
             </w:tcBorders>
-            <w:shd w:fill="EBF5FB" w:val="clear"/>
-            <w:tcMar>
-              <w:top w:type="dxa" w:w="80"/>
-              <w:left w:type="dxa" w:w="140"/>
-              <w:bottom w:type="dxa" w:w="80"/>
-              <w:right w:type="dxa" w:w="140"/>
-            </w:tcMar>
-            <w:vAlign w:val="center"/>
-          </w:tcPr>
-          <w:p>
-            <w:pPr>
-              <w:spacing w:after="40"/>
-            </w:pPr>
-            <w:r>
-              <w:rPr>
-                <w:rFonts w:ascii="Times New Roman" w:cs="Times New Roman" w:eastAsia="Times New Roman" w:hAnsi="Times New Roman"/>
-                <w:b/>
-                <w:bCs/>
-                <w:color w:val="1B2A4A"/>
+            <w:shd w:fill="F2F2F2" w:val="clear"/>
+            <w:tcMar>
+              <w:top w:type="dxa" w:w="80"/>
+              <w:left w:type="dxa" w:w="140"/>
+              <w:bottom w:type="dxa" w:w="80"/>
+              <w:right w:type="dxa" w:w="140"/>
+            </w:tcMar>
+            <w:vAlign w:val="center"/>
+          </w:tcPr>
+          <w:p>
+            <w:pPr>
+              <w:spacing w:after="40"/>
+            </w:pPr>
+            <w:r>
+              <w:rPr>
+                <w:rFonts w:ascii="Times New Roman" w:cs="Times New Roman" w:eastAsia="Times New Roman" w:hAnsi="Times New Roman"/>
+                <w:b/>
+                <w:bCs/>
+                <w:color w:val="000000"/>
                 <w:sz w:val="22"/>
                 <w:szCs w:val="22"/>
               </w:rPr>
@@ -6503,25 +6494,25 @@
               <w:bottom w:val="single" w:color="BFBFBF" w:sz="4"/>
               <w:right w:val="single" w:color="BFBFBF" w:sz="4"/>
             </w:tcBorders>
-            <w:shd w:fill="EBF5FB" w:val="clear"/>
-            <w:tcMar>
-              <w:top w:type="dxa" w:w="80"/>
-              <w:left w:type="dxa" w:w="140"/>
-              <w:bottom w:type="dxa" w:w="80"/>
-              <w:right w:type="dxa" w:w="140"/>
-            </w:tcMar>
-            <w:vAlign w:val="center"/>
-          </w:tcPr>
-          <w:p>
-            <w:pPr>
-              <w:spacing w:after="40"/>
-            </w:pPr>
-            <w:r>
-              <w:rPr>
-                <w:rFonts w:ascii="Times New Roman" w:cs="Times New Roman" w:eastAsia="Times New Roman" w:hAnsi="Times New Roman"/>
-                <w:b/>
-                <w:bCs/>
-                <w:color w:val="1B2A4A"/>
+            <w:shd w:fill="F2F2F2" w:val="clear"/>
+            <w:tcMar>
+              <w:top w:type="dxa" w:w="80"/>
+              <w:left w:type="dxa" w:w="140"/>
+              <w:bottom w:type="dxa" w:w="80"/>
+              <w:right w:type="dxa" w:w="140"/>
+            </w:tcMar>
+            <w:vAlign w:val="center"/>
+          </w:tcPr>
+          <w:p>
+            <w:pPr>
+              <w:spacing w:after="40"/>
+            </w:pPr>
+            <w:r>
+              <w:rPr>
+                <w:rFonts w:ascii="Times New Roman" w:cs="Times New Roman" w:eastAsia="Times New Roman" w:hAnsi="Times New Roman"/>
+                <w:b/>
+                <w:bCs/>
+                <w:color w:val="000000"/>
                 <w:sz w:val="22"/>
                 <w:szCs w:val="22"/>
               </w:rPr>
@@ -6541,7 +6532,7 @@
     </w:p>
     <w:p>
       <w:pPr>
-        <w:shd w:fill="1C7293" w:val="clear"/>
+        <w:shd w:fill="000000" w:val="clear"/>
         <w:spacing w:after="140" w:before="0"/>
         <w:outlineLvl w:val="0"/>
       </w:pPr>
@@ -6576,7 +6567,7 @@
     </w:p>
     <w:p>
       <w:pPr>
-        <w:shd w:fill="1F4E79" w:val="clear"/>
+        <w:shd w:fill="000000" w:val="clear"/>
         <w:spacing w:after="0" w:before="220"/>
         <w:outlineLvl w:val="1"/>
       </w:pPr>
@@ -6602,7 +6593,7 @@
           <w:rFonts w:ascii="Times New Roman" w:cs="Times New Roman" w:eastAsia="Times New Roman" w:hAnsi="Times New Roman"/>
           <w:b/>
           <w:bCs/>
-          <w:color w:val="843C0C"/>
+          <w:color w:val="000000"/>
           <w:sz w:val="22"/>
           <w:szCs w:val="22"/>
         </w:rPr>
@@ -6641,7 +6632,7 @@
           <w:rFonts w:ascii="Times New Roman" w:cs="Times New Roman" w:eastAsia="Times New Roman" w:hAnsi="Times New Roman"/>
           <w:b/>
           <w:bCs/>
-          <w:color w:val="1B2A4A"/>
+          <w:color w:val="000000"/>
           <w:sz w:val="28"/>
           <w:szCs w:val="28"/>
         </w:rPr>
@@ -6665,7 +6656,7 @@
           <w:rFonts w:ascii="Times New Roman" w:cs="Times New Roman" w:eastAsia="Times New Roman" w:hAnsi="Times New Roman"/>
           <w:b/>
           <w:bCs/>
-          <w:color w:val="2563EB"/>
+          <w:color w:val="000000"/>
           <w:sz w:val="28"/>
           <w:szCs w:val="28"/>
         </w:rPr>
@@ -6777,7 +6768,7 @@
           <w:rFonts w:ascii="Times New Roman" w:cs="Times New Roman" w:eastAsia="Times New Roman" w:hAnsi="Times New Roman"/>
           <w:b/>
           <w:bCs/>
-          <w:color w:val="1B2A4A"/>
+          <w:color w:val="000000"/>
           <w:sz w:val="28"/>
           <w:szCs w:val="28"/>
         </w:rPr>
@@ -6803,7 +6794,7 @@
           <w:rFonts w:ascii="Times New Roman" w:cs="Times New Roman" w:eastAsia="Times New Roman" w:hAnsi="Times New Roman"/>
           <w:b/>
           <w:bCs/>
-          <w:color w:val="2563EB"/>
+          <w:color w:val="000000"/>
           <w:sz w:val="28"/>
           <w:szCs w:val="28"/>
         </w:rPr>
@@ -6850,7 +6841,7 @@
               <w:bottom w:val="single" w:color="BFBFBF" w:sz="4"/>
               <w:right w:val="single" w:color="BFBFBF" w:sz="4"/>
             </w:tcBorders>
-            <w:shd w:fill="1B2A4A" w:val="clear"/>
+            <w:shd w:fill="000000" w:val="clear"/>
             <w:tcMar>
               <w:top w:type="dxa" w:w="80"/>
               <w:left w:type="dxa" w:w="140"/>
@@ -6885,7 +6876,7 @@
               <w:bottom w:val="single" w:color="BFBFBF" w:sz="4"/>
               <w:right w:val="single" w:color="BFBFBF" w:sz="4"/>
             </w:tcBorders>
-            <w:shd w:fill="1B2A4A" w:val="clear"/>
+            <w:shd w:fill="000000" w:val="clear"/>
             <w:tcMar>
               <w:top w:type="dxa" w:w="80"/>
               <w:left w:type="dxa" w:w="140"/>
@@ -6978,7 +6969,7 @@
                 <w:rFonts w:ascii="Times New Roman" w:cs="Times New Roman" w:eastAsia="Times New Roman" w:hAnsi="Times New Roman"/>
                 <w:b/>
                 <w:bCs/>
-                <w:color w:val="2563EB"/>
+                <w:color w:val="000000"/>
                 <w:sz w:val="22"/>
                 <w:szCs w:val="22"/>
               </w:rPr>
@@ -7053,7 +7044,7 @@
                 <w:rFonts w:ascii="Times New Roman" w:cs="Times New Roman" w:eastAsia="Times New Roman" w:hAnsi="Times New Roman"/>
                 <w:b/>
                 <w:bCs/>
-                <w:color w:val="2563EB"/>
+                <w:color w:val="000000"/>
                 <w:sz w:val="22"/>
                 <w:szCs w:val="22"/>
               </w:rPr>
@@ -7128,7 +7119,7 @@
                 <w:rFonts w:ascii="Times New Roman" w:cs="Times New Roman" w:eastAsia="Times New Roman" w:hAnsi="Times New Roman"/>
                 <w:b/>
                 <w:bCs/>
-                <w:color w:val="2563EB"/>
+                <w:color w:val="000000"/>
                 <w:sz w:val="22"/>
                 <w:szCs w:val="22"/>
               </w:rPr>
@@ -7203,7 +7194,7 @@
                 <w:rFonts w:ascii="Times New Roman" w:cs="Times New Roman" w:eastAsia="Times New Roman" w:hAnsi="Times New Roman"/>
                 <w:b/>
                 <w:bCs/>
-                <w:color w:val="2563EB"/>
+                <w:color w:val="000000"/>
                 <w:sz w:val="22"/>
                 <w:szCs w:val="22"/>
               </w:rPr>
@@ -7225,25 +7216,25 @@
               <w:bottom w:val="single" w:color="BFBFBF" w:sz="4"/>
               <w:right w:val="single" w:color="BFBFBF" w:sz="4"/>
             </w:tcBorders>
-            <w:shd w:fill="EBF5FB" w:val="clear"/>
-            <w:tcMar>
-              <w:top w:type="dxa" w:w="80"/>
-              <w:left w:type="dxa" w:w="140"/>
-              <w:bottom w:type="dxa" w:w="80"/>
-              <w:right w:type="dxa" w:w="140"/>
-            </w:tcMar>
-            <w:vAlign w:val="center"/>
-          </w:tcPr>
-          <w:p>
-            <w:pPr>
-              <w:spacing w:after="40"/>
-            </w:pPr>
-            <w:r>
-              <w:rPr>
-                <w:rFonts w:ascii="Times New Roman" w:cs="Times New Roman" w:eastAsia="Times New Roman" w:hAnsi="Times New Roman"/>
-                <w:b/>
-                <w:bCs/>
-                <w:color w:val="1B2A4A"/>
+            <w:shd w:fill="F2F2F2" w:val="clear"/>
+            <w:tcMar>
+              <w:top w:type="dxa" w:w="80"/>
+              <w:left w:type="dxa" w:w="140"/>
+              <w:bottom w:type="dxa" w:w="80"/>
+              <w:right w:type="dxa" w:w="140"/>
+            </w:tcMar>
+            <w:vAlign w:val="center"/>
+          </w:tcPr>
+          <w:p>
+            <w:pPr>
+              <w:spacing w:after="40"/>
+            </w:pPr>
+            <w:r>
+              <w:rPr>
+                <w:rFonts w:ascii="Times New Roman" w:cs="Times New Roman" w:eastAsia="Times New Roman" w:hAnsi="Times New Roman"/>
+                <w:b/>
+                <w:bCs/>
+                <w:color w:val="000000"/>
                 <w:sz w:val="22"/>
                 <w:szCs w:val="22"/>
               </w:rPr>
@@ -7260,25 +7251,25 @@
               <w:bottom w:val="single" w:color="BFBFBF" w:sz="4"/>
               <w:right w:val="single" w:color="BFBFBF" w:sz="4"/>
             </w:tcBorders>
-            <w:shd w:fill="EBF5FB" w:val="clear"/>
-            <w:tcMar>
-              <w:top w:type="dxa" w:w="80"/>
-              <w:left w:type="dxa" w:w="140"/>
-              <w:bottom w:type="dxa" w:w="80"/>
-              <w:right w:type="dxa" w:w="140"/>
-            </w:tcMar>
-            <w:vAlign w:val="center"/>
-          </w:tcPr>
-          <w:p>
-            <w:pPr>
-              <w:spacing w:after="40"/>
-            </w:pPr>
-            <w:r>
-              <w:rPr>
-                <w:rFonts w:ascii="Times New Roman" w:cs="Times New Roman" w:eastAsia="Times New Roman" w:hAnsi="Times New Roman"/>
-                <w:b/>
-                <w:bCs/>
-                <w:color w:val="1B2A4A"/>
+            <w:shd w:fill="F2F2F2" w:val="clear"/>
+            <w:tcMar>
+              <w:top w:type="dxa" w:w="80"/>
+              <w:left w:type="dxa" w:w="140"/>
+              <w:bottom w:type="dxa" w:w="80"/>
+              <w:right w:type="dxa" w:w="140"/>
+            </w:tcMar>
+            <w:vAlign w:val="center"/>
+          </w:tcPr>
+          <w:p>
+            <w:pPr>
+              <w:spacing w:after="40"/>
+            </w:pPr>
+            <w:r>
+              <w:rPr>
+                <w:rFonts w:ascii="Times New Roman" w:cs="Times New Roman" w:eastAsia="Times New Roman" w:hAnsi="Times New Roman"/>
+                <w:b/>
+                <w:bCs/>
+                <w:color w:val="000000"/>
                 <w:sz w:val="22"/>
                 <w:szCs w:val="22"/>
               </w:rPr>
@@ -7298,7 +7289,7 @@
     </w:p>
     <w:p>
       <w:pPr>
-        <w:shd w:fill="1F4E79" w:val="clear"/>
+        <w:shd w:fill="000000" w:val="clear"/>
         <w:spacing w:after="0" w:before="220"/>
         <w:outlineLvl w:val="1"/>
       </w:pPr>
@@ -7324,7 +7315,7 @@
           <w:rFonts w:ascii="Times New Roman" w:cs="Times New Roman" w:eastAsia="Times New Roman" w:hAnsi="Times New Roman"/>
           <w:b/>
           <w:bCs/>
-          <w:color w:val="843C0C"/>
+          <w:color w:val="000000"/>
           <w:sz w:val="22"/>
           <w:szCs w:val="22"/>
         </w:rPr>
@@ -7363,7 +7354,7 @@
           <w:rFonts w:ascii="Times New Roman" w:cs="Times New Roman" w:eastAsia="Times New Roman" w:hAnsi="Times New Roman"/>
           <w:b/>
           <w:bCs/>
-          <w:color w:val="1B2A4A"/>
+          <w:color w:val="000000"/>
           <w:sz w:val="28"/>
           <w:szCs w:val="28"/>
         </w:rPr>
@@ -7387,7 +7378,7 @@
           <w:rFonts w:ascii="Times New Roman" w:cs="Times New Roman" w:eastAsia="Times New Roman" w:hAnsi="Times New Roman"/>
           <w:b/>
           <w:bCs/>
-          <w:color w:val="2563EB"/>
+          <w:color w:val="000000"/>
           <w:sz w:val="28"/>
           <w:szCs w:val="28"/>
         </w:rPr>
@@ -7518,7 +7509,7 @@
           <w:rFonts w:ascii="Times New Roman" w:cs="Times New Roman" w:eastAsia="Times New Roman" w:hAnsi="Times New Roman"/>
           <w:b/>
           <w:bCs/>
-          <w:color w:val="1B2A4A"/>
+          <w:color w:val="000000"/>
           <w:sz w:val="28"/>
           <w:szCs w:val="28"/>
         </w:rPr>
@@ -7544,7 +7535,7 @@
           <w:rFonts w:ascii="Times New Roman" w:cs="Times New Roman" w:eastAsia="Times New Roman" w:hAnsi="Times New Roman"/>
           <w:b/>
           <w:bCs/>
-          <w:color w:val="2563EB"/>
+          <w:color w:val="000000"/>
           <w:sz w:val="28"/>
           <w:szCs w:val="28"/>
         </w:rPr>
@@ -7591,7 +7582,7 @@
               <w:bottom w:val="single" w:color="BFBFBF" w:sz="4"/>
               <w:right w:val="single" w:color="BFBFBF" w:sz="4"/>
             </w:tcBorders>
-            <w:shd w:fill="1B2A4A" w:val="clear"/>
+            <w:shd w:fill="000000" w:val="clear"/>
             <w:tcMar>
               <w:top w:type="dxa" w:w="80"/>
               <w:left w:type="dxa" w:w="140"/>
@@ -7626,7 +7617,7 @@
               <w:bottom w:val="single" w:color="BFBFBF" w:sz="4"/>
               <w:right w:val="single" w:color="BFBFBF" w:sz="4"/>
             </w:tcBorders>
-            <w:shd w:fill="1B2A4A" w:val="clear"/>
+            <w:shd w:fill="000000" w:val="clear"/>
             <w:tcMar>
               <w:top w:type="dxa" w:w="80"/>
               <w:left w:type="dxa" w:w="140"/>
@@ -7719,7 +7710,7 @@
                 <w:rFonts w:ascii="Times New Roman" w:cs="Times New Roman" w:eastAsia="Times New Roman" w:hAnsi="Times New Roman"/>
                 <w:b/>
                 <w:bCs/>
-                <w:color w:val="2563EB"/>
+                <w:color w:val="000000"/>
                 <w:sz w:val="22"/>
                 <w:szCs w:val="22"/>
               </w:rPr>
@@ -7794,7 +7785,7 @@
                 <w:rFonts w:ascii="Times New Roman" w:cs="Times New Roman" w:eastAsia="Times New Roman" w:hAnsi="Times New Roman"/>
                 <w:b/>
                 <w:bCs/>
-                <w:color w:val="2563EB"/>
+                <w:color w:val="000000"/>
                 <w:sz w:val="22"/>
                 <w:szCs w:val="22"/>
               </w:rPr>
@@ -7869,7 +7860,7 @@
                 <w:rFonts w:ascii="Times New Roman" w:cs="Times New Roman" w:eastAsia="Times New Roman" w:hAnsi="Times New Roman"/>
                 <w:b/>
                 <w:bCs/>
-                <w:color w:val="2563EB"/>
+                <w:color w:val="000000"/>
                 <w:sz w:val="22"/>
                 <w:szCs w:val="22"/>
               </w:rPr>
@@ -7944,7 +7935,7 @@
                 <w:rFonts w:ascii="Times New Roman" w:cs="Times New Roman" w:eastAsia="Times New Roman" w:hAnsi="Times New Roman"/>
                 <w:b/>
                 <w:bCs/>
-                <w:color w:val="2563EB"/>
+                <w:color w:val="000000"/>
                 <w:sz w:val="22"/>
                 <w:szCs w:val="22"/>
               </w:rPr>
@@ -8019,7 +8010,7 @@
                 <w:rFonts w:ascii="Times New Roman" w:cs="Times New Roman" w:eastAsia="Times New Roman" w:hAnsi="Times New Roman"/>
                 <w:b/>
                 <w:bCs/>
-                <w:color w:val="2563EB"/>
+                <w:color w:val="000000"/>
                 <w:sz w:val="22"/>
                 <w:szCs w:val="22"/>
               </w:rPr>
@@ -8041,25 +8032,25 @@
               <w:bottom w:val="single" w:color="BFBFBF" w:sz="4"/>
               <w:right w:val="single" w:color="BFBFBF" w:sz="4"/>
             </w:tcBorders>
-            <w:shd w:fill="EBF5FB" w:val="clear"/>
-            <w:tcMar>
-              <w:top w:type="dxa" w:w="80"/>
-              <w:left w:type="dxa" w:w="140"/>
-              <w:bottom w:type="dxa" w:w="80"/>
-              <w:right w:type="dxa" w:w="140"/>
-            </w:tcMar>
-            <w:vAlign w:val="center"/>
-          </w:tcPr>
-          <w:p>
-            <w:pPr>
-              <w:spacing w:after="40"/>
-            </w:pPr>
-            <w:r>
-              <w:rPr>
-                <w:rFonts w:ascii="Times New Roman" w:cs="Times New Roman" w:eastAsia="Times New Roman" w:hAnsi="Times New Roman"/>
-                <w:b/>
-                <w:bCs/>
-                <w:color w:val="1B2A4A"/>
+            <w:shd w:fill="F2F2F2" w:val="clear"/>
+            <w:tcMar>
+              <w:top w:type="dxa" w:w="80"/>
+              <w:left w:type="dxa" w:w="140"/>
+              <w:bottom w:type="dxa" w:w="80"/>
+              <w:right w:type="dxa" w:w="140"/>
+            </w:tcMar>
+            <w:vAlign w:val="center"/>
+          </w:tcPr>
+          <w:p>
+            <w:pPr>
+              <w:spacing w:after="40"/>
+            </w:pPr>
+            <w:r>
+              <w:rPr>
+                <w:rFonts w:ascii="Times New Roman" w:cs="Times New Roman" w:eastAsia="Times New Roman" w:hAnsi="Times New Roman"/>
+                <w:b/>
+                <w:bCs/>
+                <w:color w:val="000000"/>
                 <w:sz w:val="22"/>
                 <w:szCs w:val="22"/>
               </w:rPr>
@@ -8076,25 +8067,25 @@
               <w:bottom w:val="single" w:color="BFBFBF" w:sz="4"/>
               <w:right w:val="single" w:color="BFBFBF" w:sz="4"/>
             </w:tcBorders>
-            <w:shd w:fill="EBF5FB" w:val="clear"/>
-            <w:tcMar>
-              <w:top w:type="dxa" w:w="80"/>
-              <w:left w:type="dxa" w:w="140"/>
-              <w:bottom w:type="dxa" w:w="80"/>
-              <w:right w:type="dxa" w:w="140"/>
-            </w:tcMar>
-            <w:vAlign w:val="center"/>
-          </w:tcPr>
-          <w:p>
-            <w:pPr>
-              <w:spacing w:after="40"/>
-            </w:pPr>
-            <w:r>
-              <w:rPr>
-                <w:rFonts w:ascii="Times New Roman" w:cs="Times New Roman" w:eastAsia="Times New Roman" w:hAnsi="Times New Roman"/>
-                <w:b/>
-                <w:bCs/>
-                <w:color w:val="1B2A4A"/>
+            <w:shd w:fill="F2F2F2" w:val="clear"/>
+            <w:tcMar>
+              <w:top w:type="dxa" w:w="80"/>
+              <w:left w:type="dxa" w:w="140"/>
+              <w:bottom w:type="dxa" w:w="80"/>
+              <w:right w:type="dxa" w:w="140"/>
+            </w:tcMar>
+            <w:vAlign w:val="center"/>
+          </w:tcPr>
+          <w:p>
+            <w:pPr>
+              <w:spacing w:after="40"/>
+            </w:pPr>
+            <w:r>
+              <w:rPr>
+                <w:rFonts w:ascii="Times New Roman" w:cs="Times New Roman" w:eastAsia="Times New Roman" w:hAnsi="Times New Roman"/>
+                <w:b/>
+                <w:bCs/>
+                <w:color w:val="000000"/>
                 <w:sz w:val="22"/>
                 <w:szCs w:val="22"/>
               </w:rPr>
@@ -8114,7 +8105,7 @@
     </w:p>
     <w:p>
       <w:pPr>
-        <w:shd w:fill="1F4E79" w:val="clear"/>
+        <w:shd w:fill="000000" w:val="clear"/>
         <w:spacing w:after="0" w:before="220"/>
         <w:outlineLvl w:val="1"/>
       </w:pPr>
@@ -8140,7 +8131,7 @@
           <w:rFonts w:ascii="Times New Roman" w:cs="Times New Roman" w:eastAsia="Times New Roman" w:hAnsi="Times New Roman"/>
           <w:b/>
           <w:bCs/>
-          <w:color w:val="843C0C"/>
+          <w:color w:val="000000"/>
           <w:sz w:val="22"/>
           <w:szCs w:val="22"/>
         </w:rPr>
@@ -8179,7 +8170,7 @@
           <w:rFonts w:ascii="Times New Roman" w:cs="Times New Roman" w:eastAsia="Times New Roman" w:hAnsi="Times New Roman"/>
           <w:b/>
           <w:bCs/>
-          <w:color w:val="1B2A4A"/>
+          <w:color w:val="000000"/>
           <w:sz w:val="28"/>
           <w:szCs w:val="28"/>
         </w:rPr>
@@ -8203,7 +8194,7 @@
           <w:rFonts w:ascii="Times New Roman" w:cs="Times New Roman" w:eastAsia="Times New Roman" w:hAnsi="Times New Roman"/>
           <w:b/>
           <w:bCs/>
-          <w:color w:val="2563EB"/>
+          <w:color w:val="000000"/>
           <w:sz w:val="28"/>
           <w:szCs w:val="28"/>
         </w:rPr>
@@ -8315,7 +8306,7 @@
           <w:rFonts w:ascii="Times New Roman" w:cs="Times New Roman" w:eastAsia="Times New Roman" w:hAnsi="Times New Roman"/>
           <w:b/>
           <w:bCs/>
-          <w:color w:val="1B2A4A"/>
+          <w:color w:val="000000"/>
           <w:sz w:val="28"/>
           <w:szCs w:val="28"/>
         </w:rPr>
@@ -8341,7 +8332,7 @@
           <w:rFonts w:ascii="Times New Roman" w:cs="Times New Roman" w:eastAsia="Times New Roman" w:hAnsi="Times New Roman"/>
           <w:b/>
           <w:bCs/>
-          <w:color w:val="2563EB"/>
+          <w:color w:val="000000"/>
           <w:sz w:val="28"/>
           <w:szCs w:val="28"/>
         </w:rPr>
@@ -8388,7 +8379,7 @@
               <w:bottom w:val="single" w:color="BFBFBF" w:sz="4"/>
               <w:right w:val="single" w:color="BFBFBF" w:sz="4"/>
             </w:tcBorders>
-            <w:shd w:fill="1B2A4A" w:val="clear"/>
+            <w:shd w:fill="000000" w:val="clear"/>
             <w:tcMar>
               <w:top w:type="dxa" w:w="80"/>
               <w:left w:type="dxa" w:w="140"/>
@@ -8423,7 +8414,7 @@
               <w:bottom w:val="single" w:color="BFBFBF" w:sz="4"/>
               <w:right w:val="single" w:color="BFBFBF" w:sz="4"/>
             </w:tcBorders>
-            <w:shd w:fill="1B2A4A" w:val="clear"/>
+            <w:shd w:fill="000000" w:val="clear"/>
             <w:tcMar>
               <w:top w:type="dxa" w:w="80"/>
               <w:left w:type="dxa" w:w="140"/>
@@ -8516,7 +8507,7 @@
                 <w:rFonts w:ascii="Times New Roman" w:cs="Times New Roman" w:eastAsia="Times New Roman" w:hAnsi="Times New Roman"/>
                 <w:b/>
                 <w:bCs/>
-                <w:color w:val="2563EB"/>
+                <w:color w:val="000000"/>
                 <w:sz w:val="22"/>
                 <w:szCs w:val="22"/>
               </w:rPr>
@@ -8591,7 +8582,7 @@
                 <w:rFonts w:ascii="Times New Roman" w:cs="Times New Roman" w:eastAsia="Times New Roman" w:hAnsi="Times New Roman"/>
                 <w:b/>
                 <w:bCs/>
-                <w:color w:val="2563EB"/>
+                <w:color w:val="000000"/>
                 <w:sz w:val="22"/>
                 <w:szCs w:val="22"/>
               </w:rPr>
@@ -8666,7 +8657,7 @@
                 <w:rFonts w:ascii="Times New Roman" w:cs="Times New Roman" w:eastAsia="Times New Roman" w:hAnsi="Times New Roman"/>
                 <w:b/>
                 <w:bCs/>
-                <w:color w:val="2563EB"/>
+                <w:color w:val="000000"/>
                 <w:sz w:val="22"/>
                 <w:szCs w:val="22"/>
               </w:rPr>
@@ -8741,7 +8732,7 @@
                 <w:rFonts w:ascii="Times New Roman" w:cs="Times New Roman" w:eastAsia="Times New Roman" w:hAnsi="Times New Roman"/>
                 <w:b/>
                 <w:bCs/>
-                <w:color w:val="2563EB"/>
+                <w:color w:val="000000"/>
                 <w:sz w:val="22"/>
                 <w:szCs w:val="22"/>
               </w:rPr>
@@ -8816,7 +8807,7 @@
                 <w:rFonts w:ascii="Times New Roman" w:cs="Times New Roman" w:eastAsia="Times New Roman" w:hAnsi="Times New Roman"/>
                 <w:b/>
                 <w:bCs/>
-                <w:color w:val="2563EB"/>
+                <w:color w:val="000000"/>
                 <w:sz w:val="22"/>
                 <w:szCs w:val="22"/>
               </w:rPr>
@@ -8838,25 +8829,25 @@
               <w:bottom w:val="single" w:color="BFBFBF" w:sz="4"/>
               <w:right w:val="single" w:color="BFBFBF" w:sz="4"/>
             </w:tcBorders>
-            <w:shd w:fill="EBF5FB" w:val="clear"/>
-            <w:tcMar>
-              <w:top w:type="dxa" w:w="80"/>
-              <w:left w:type="dxa" w:w="140"/>
-              <w:bottom w:type="dxa" w:w="80"/>
-              <w:right w:type="dxa" w:w="140"/>
-            </w:tcMar>
-            <w:vAlign w:val="center"/>
-          </w:tcPr>
-          <w:p>
-            <w:pPr>
-              <w:spacing w:after="40"/>
-            </w:pPr>
-            <w:r>
-              <w:rPr>
-                <w:rFonts w:ascii="Times New Roman" w:cs="Times New Roman" w:eastAsia="Times New Roman" w:hAnsi="Times New Roman"/>
-                <w:b/>
-                <w:bCs/>
-                <w:color w:val="1B2A4A"/>
+            <w:shd w:fill="F2F2F2" w:val="clear"/>
+            <w:tcMar>
+              <w:top w:type="dxa" w:w="80"/>
+              <w:left w:type="dxa" w:w="140"/>
+              <w:bottom w:type="dxa" w:w="80"/>
+              <w:right w:type="dxa" w:w="140"/>
+            </w:tcMar>
+            <w:vAlign w:val="center"/>
+          </w:tcPr>
+          <w:p>
+            <w:pPr>
+              <w:spacing w:after="40"/>
+            </w:pPr>
+            <w:r>
+              <w:rPr>
+                <w:rFonts w:ascii="Times New Roman" w:cs="Times New Roman" w:eastAsia="Times New Roman" w:hAnsi="Times New Roman"/>
+                <w:b/>
+                <w:bCs/>
+                <w:color w:val="000000"/>
                 <w:sz w:val="22"/>
                 <w:szCs w:val="22"/>
               </w:rPr>
@@ -8873,25 +8864,25 @@
               <w:bottom w:val="single" w:color="BFBFBF" w:sz="4"/>
               <w:right w:val="single" w:color="BFBFBF" w:sz="4"/>
             </w:tcBorders>
-            <w:shd w:fill="EBF5FB" w:val="clear"/>
-            <w:tcMar>
-              <w:top w:type="dxa" w:w="80"/>
-              <w:left w:type="dxa" w:w="140"/>
-              <w:bottom w:type="dxa" w:w="80"/>
-              <w:right w:type="dxa" w:w="140"/>
-            </w:tcMar>
-            <w:vAlign w:val="center"/>
-          </w:tcPr>
-          <w:p>
-            <w:pPr>
-              <w:spacing w:after="40"/>
-            </w:pPr>
-            <w:r>
-              <w:rPr>
-                <w:rFonts w:ascii="Times New Roman" w:cs="Times New Roman" w:eastAsia="Times New Roman" w:hAnsi="Times New Roman"/>
-                <w:b/>
-                <w:bCs/>
-                <w:color w:val="1B2A4A"/>
+            <w:shd w:fill="F2F2F2" w:val="clear"/>
+            <w:tcMar>
+              <w:top w:type="dxa" w:w="80"/>
+              <w:left w:type="dxa" w:w="140"/>
+              <w:bottom w:type="dxa" w:w="80"/>
+              <w:right w:type="dxa" w:w="140"/>
+            </w:tcMar>
+            <w:vAlign w:val="center"/>
+          </w:tcPr>
+          <w:p>
+            <w:pPr>
+              <w:spacing w:after="40"/>
+            </w:pPr>
+            <w:r>
+              <w:rPr>
+                <w:rFonts w:ascii="Times New Roman" w:cs="Times New Roman" w:eastAsia="Times New Roman" w:hAnsi="Times New Roman"/>
+                <w:b/>
+                <w:bCs/>
+                <w:color w:val="000000"/>
                 <w:sz w:val="22"/>
                 <w:szCs w:val="22"/>
               </w:rPr>
@@ -8911,7 +8902,7 @@
     </w:p>
     <w:p>
       <w:pPr>
-        <w:shd w:fill="1F4E79" w:val="clear"/>
+        <w:shd w:fill="000000" w:val="clear"/>
         <w:spacing w:after="0" w:before="220"/>
         <w:outlineLvl w:val="1"/>
       </w:pPr>
@@ -8937,7 +8928,7 @@
           <w:rFonts w:ascii="Times New Roman" w:cs="Times New Roman" w:eastAsia="Times New Roman" w:hAnsi="Times New Roman"/>
           <w:b/>
           <w:bCs/>
-          <w:color w:val="843C0C"/>
+          <w:color w:val="000000"/>
           <w:sz w:val="22"/>
           <w:szCs w:val="22"/>
         </w:rPr>
@@ -8976,7 +8967,7 @@
           <w:rFonts w:ascii="Times New Roman" w:cs="Times New Roman" w:eastAsia="Times New Roman" w:hAnsi="Times New Roman"/>
           <w:b/>
           <w:bCs/>
-          <w:color w:val="1B2A4A"/>
+          <w:color w:val="000000"/>
           <w:sz w:val="28"/>
           <w:szCs w:val="28"/>
         </w:rPr>
@@ -9000,7 +8991,7 @@
           <w:rFonts w:ascii="Times New Roman" w:cs="Times New Roman" w:eastAsia="Times New Roman" w:hAnsi="Times New Roman"/>
           <w:b/>
           <w:bCs/>
-          <w:color w:val="2563EB"/>
+          <w:color w:val="000000"/>
           <w:sz w:val="28"/>
           <w:szCs w:val="28"/>
         </w:rPr>
@@ -9112,7 +9103,7 @@
           <w:rFonts w:ascii="Times New Roman" w:cs="Times New Roman" w:eastAsia="Times New Roman" w:hAnsi="Times New Roman"/>
           <w:b/>
           <w:bCs/>
-          <w:color w:val="1B2A4A"/>
+          <w:color w:val="000000"/>
           <w:sz w:val="28"/>
           <w:szCs w:val="28"/>
         </w:rPr>
@@ -9138,7 +9129,7 @@
           <w:rFonts w:ascii="Times New Roman" w:cs="Times New Roman" w:eastAsia="Times New Roman" w:hAnsi="Times New Roman"/>
           <w:b/>
           <w:bCs/>
-          <w:color w:val="2563EB"/>
+          <w:color w:val="000000"/>
           <w:sz w:val="28"/>
           <w:szCs w:val="28"/>
         </w:rPr>
@@ -9185,7 +9176,7 @@
               <w:bottom w:val="single" w:color="BFBFBF" w:sz="4"/>
               <w:right w:val="single" w:color="BFBFBF" w:sz="4"/>
             </w:tcBorders>
-            <w:shd w:fill="1B2A4A" w:val="clear"/>
+            <w:shd w:fill="000000" w:val="clear"/>
             <w:tcMar>
               <w:top w:type="dxa" w:w="80"/>
               <w:left w:type="dxa" w:w="140"/>
@@ -9220,7 +9211,7 @@
               <w:bottom w:val="single" w:color="BFBFBF" w:sz="4"/>
               <w:right w:val="single" w:color="BFBFBF" w:sz="4"/>
             </w:tcBorders>
-            <w:shd w:fill="1B2A4A" w:val="clear"/>
+            <w:shd w:fill="000000" w:val="clear"/>
             <w:tcMar>
               <w:top w:type="dxa" w:w="80"/>
               <w:left w:type="dxa" w:w="140"/>
@@ -9313,7 +9304,7 @@
                 <w:rFonts w:ascii="Times New Roman" w:cs="Times New Roman" w:eastAsia="Times New Roman" w:hAnsi="Times New Roman"/>
                 <w:b/>
                 <w:bCs/>
-                <w:color w:val="2563EB"/>
+                <w:color w:val="000000"/>
                 <w:sz w:val="22"/>
                 <w:szCs w:val="22"/>
               </w:rPr>
@@ -9388,7 +9379,7 @@
                 <w:rFonts w:ascii="Times New Roman" w:cs="Times New Roman" w:eastAsia="Times New Roman" w:hAnsi="Times New Roman"/>
                 <w:b/>
                 <w:bCs/>
-                <w:color w:val="2563EB"/>
+                <w:color w:val="000000"/>
                 <w:sz w:val="22"/>
                 <w:szCs w:val="22"/>
               </w:rPr>
@@ -9463,7 +9454,7 @@
                 <w:rFonts w:ascii="Times New Roman" w:cs="Times New Roman" w:eastAsia="Times New Roman" w:hAnsi="Times New Roman"/>
                 <w:b/>
                 <w:bCs/>
-                <w:color w:val="2563EB"/>
+                <w:color w:val="000000"/>
                 <w:sz w:val="22"/>
                 <w:szCs w:val="22"/>
               </w:rPr>
@@ -9538,7 +9529,7 @@
                 <w:rFonts w:ascii="Times New Roman" w:cs="Times New Roman" w:eastAsia="Times New Roman" w:hAnsi="Times New Roman"/>
                 <w:b/>
                 <w:bCs/>
-                <w:color w:val="2563EB"/>
+                <w:color w:val="000000"/>
                 <w:sz w:val="22"/>
                 <w:szCs w:val="22"/>
               </w:rPr>
@@ -9560,25 +9551,25 @@
               <w:bottom w:val="single" w:color="BFBFBF" w:sz="4"/>
               <w:right w:val="single" w:color="BFBFBF" w:sz="4"/>
             </w:tcBorders>
-            <w:shd w:fill="EBF5FB" w:val="clear"/>
-            <w:tcMar>
-              <w:top w:type="dxa" w:w="80"/>
-              <w:left w:type="dxa" w:w="140"/>
-              <w:bottom w:type="dxa" w:w="80"/>
-              <w:right w:type="dxa" w:w="140"/>
-            </w:tcMar>
-            <w:vAlign w:val="center"/>
-          </w:tcPr>
-          <w:p>
-            <w:pPr>
-              <w:spacing w:after="40"/>
-            </w:pPr>
-            <w:r>
-              <w:rPr>
-                <w:rFonts w:ascii="Times New Roman" w:cs="Times New Roman" w:eastAsia="Times New Roman" w:hAnsi="Times New Roman"/>
-                <w:b/>
-                <w:bCs/>
-                <w:color w:val="1B2A4A"/>
+            <w:shd w:fill="F2F2F2" w:val="clear"/>
+            <w:tcMar>
+              <w:top w:type="dxa" w:w="80"/>
+              <w:left w:type="dxa" w:w="140"/>
+              <w:bottom w:type="dxa" w:w="80"/>
+              <w:right w:type="dxa" w:w="140"/>
+            </w:tcMar>
+            <w:vAlign w:val="center"/>
+          </w:tcPr>
+          <w:p>
+            <w:pPr>
+              <w:spacing w:after="40"/>
+            </w:pPr>
+            <w:r>
+              <w:rPr>
+                <w:rFonts w:ascii="Times New Roman" w:cs="Times New Roman" w:eastAsia="Times New Roman" w:hAnsi="Times New Roman"/>
+                <w:b/>
+                <w:bCs/>
+                <w:color w:val="000000"/>
                 <w:sz w:val="22"/>
                 <w:szCs w:val="22"/>
               </w:rPr>
@@ -9595,25 +9586,25 @@
               <w:bottom w:val="single" w:color="BFBFBF" w:sz="4"/>
               <w:right w:val="single" w:color="BFBFBF" w:sz="4"/>
             </w:tcBorders>
-            <w:shd w:fill="EBF5FB" w:val="clear"/>
-            <w:tcMar>
-              <w:top w:type="dxa" w:w="80"/>
-              <w:left w:type="dxa" w:w="140"/>
-              <w:bottom w:type="dxa" w:w="80"/>
-              <w:right w:type="dxa" w:w="140"/>
-            </w:tcMar>
-            <w:vAlign w:val="center"/>
-          </w:tcPr>
-          <w:p>
-            <w:pPr>
-              <w:spacing w:after="40"/>
-            </w:pPr>
-            <w:r>
-              <w:rPr>
-                <w:rFonts w:ascii="Times New Roman" w:cs="Times New Roman" w:eastAsia="Times New Roman" w:hAnsi="Times New Roman"/>
-                <w:b/>
-                <w:bCs/>
-                <w:color w:val="1B2A4A"/>
+            <w:shd w:fill="F2F2F2" w:val="clear"/>
+            <w:tcMar>
+              <w:top w:type="dxa" w:w="80"/>
+              <w:left w:type="dxa" w:w="140"/>
+              <w:bottom w:type="dxa" w:w="80"/>
+              <w:right w:type="dxa" w:w="140"/>
+            </w:tcMar>
+            <w:vAlign w:val="center"/>
+          </w:tcPr>
+          <w:p>
+            <w:pPr>
+              <w:spacing w:after="40"/>
+            </w:pPr>
+            <w:r>
+              <w:rPr>
+                <w:rFonts w:ascii="Times New Roman" w:cs="Times New Roman" w:eastAsia="Times New Roman" w:hAnsi="Times New Roman"/>
+                <w:b/>
+                <w:bCs/>
+                <w:color w:val="000000"/>
                 <w:sz w:val="22"/>
                 <w:szCs w:val="22"/>
               </w:rPr>
@@ -9633,7 +9624,7 @@
     </w:p>
     <w:p>
       <w:pPr>
-        <w:shd w:fill="1F4E79" w:val="clear"/>
+        <w:shd w:fill="000000" w:val="clear"/>
         <w:spacing w:after="0" w:before="220"/>
         <w:outlineLvl w:val="1"/>
       </w:pPr>
@@ -9659,7 +9650,7 @@
           <w:rFonts w:ascii="Times New Roman" w:cs="Times New Roman" w:eastAsia="Times New Roman" w:hAnsi="Times New Roman"/>
           <w:b/>
           <w:bCs/>
-          <w:color w:val="843C0C"/>
+          <w:color w:val="000000"/>
           <w:sz w:val="22"/>
           <w:szCs w:val="22"/>
         </w:rPr>
@@ -9698,7 +9689,7 @@
           <w:rFonts w:ascii="Times New Roman" w:cs="Times New Roman" w:eastAsia="Times New Roman" w:hAnsi="Times New Roman"/>
           <w:b/>
           <w:bCs/>
-          <w:color w:val="1B2A4A"/>
+          <w:color w:val="000000"/>
           <w:sz w:val="28"/>
           <w:szCs w:val="28"/>
         </w:rPr>
@@ -9722,7 +9713,7 @@
           <w:rFonts w:ascii="Times New Roman" w:cs="Times New Roman" w:eastAsia="Times New Roman" w:hAnsi="Times New Roman"/>
           <w:b/>
           <w:bCs/>
-          <w:color w:val="2563EB"/>
+          <w:color w:val="000000"/>
           <w:sz w:val="28"/>
           <w:szCs w:val="28"/>
         </w:rPr>
@@ -9834,7 +9825,7 @@
           <w:rFonts w:ascii="Times New Roman" w:cs="Times New Roman" w:eastAsia="Times New Roman" w:hAnsi="Times New Roman"/>
           <w:b/>
           <w:bCs/>
-          <w:color w:val="1B2A4A"/>
+          <w:color w:val="000000"/>
           <w:sz w:val="28"/>
           <w:szCs w:val="28"/>
         </w:rPr>
@@ -9860,7 +9851,7 @@
           <w:rFonts w:ascii="Times New Roman" w:cs="Times New Roman" w:eastAsia="Times New Roman" w:hAnsi="Times New Roman"/>
           <w:b/>
           <w:bCs/>
-          <w:color w:val="2563EB"/>
+          <w:color w:val="000000"/>
           <w:sz w:val="28"/>
           <w:szCs w:val="28"/>
         </w:rPr>
@@ -9907,7 +9898,7 @@
               <w:bottom w:val="single" w:color="BFBFBF" w:sz="4"/>
               <w:right w:val="single" w:color="BFBFBF" w:sz="4"/>
             </w:tcBorders>
-            <w:shd w:fill="1B2A4A" w:val="clear"/>
+            <w:shd w:fill="000000" w:val="clear"/>
             <w:tcMar>
               <w:top w:type="dxa" w:w="80"/>
               <w:left w:type="dxa" w:w="140"/>
@@ -9942,7 +9933,7 @@
               <w:bottom w:val="single" w:color="BFBFBF" w:sz="4"/>
               <w:right w:val="single" w:color="BFBFBF" w:sz="4"/>
             </w:tcBorders>
-            <w:shd w:fill="1B2A4A" w:val="clear"/>
+            <w:shd w:fill="000000" w:val="clear"/>
             <w:tcMar>
               <w:top w:type="dxa" w:w="80"/>
               <w:left w:type="dxa" w:w="140"/>
@@ -10035,7 +10026,7 @@
                 <w:rFonts w:ascii="Times New Roman" w:cs="Times New Roman" w:eastAsia="Times New Roman" w:hAnsi="Times New Roman"/>
                 <w:b/>
                 <w:bCs/>
-                <w:color w:val="2563EB"/>
+                <w:color w:val="000000"/>
                 <w:sz w:val="22"/>
                 <w:szCs w:val="22"/>
               </w:rPr>
@@ -10110,7 +10101,7 @@
                 <w:rFonts w:ascii="Times New Roman" w:cs="Times New Roman" w:eastAsia="Times New Roman" w:hAnsi="Times New Roman"/>
                 <w:b/>
                 <w:bCs/>
-                <w:color w:val="2563EB"/>
+                <w:color w:val="000000"/>
                 <w:sz w:val="22"/>
                 <w:szCs w:val="22"/>
               </w:rPr>
@@ -10185,7 +10176,7 @@
                 <w:rFonts w:ascii="Times New Roman" w:cs="Times New Roman" w:eastAsia="Times New Roman" w:hAnsi="Times New Roman"/>
                 <w:b/>
                 <w:bCs/>
-                <w:color w:val="2563EB"/>
+                <w:color w:val="000000"/>
                 <w:sz w:val="22"/>
                 <w:szCs w:val="22"/>
               </w:rPr>
@@ -10260,7 +10251,7 @@
                 <w:rFonts w:ascii="Times New Roman" w:cs="Times New Roman" w:eastAsia="Times New Roman" w:hAnsi="Times New Roman"/>
                 <w:b/>
                 <w:bCs/>
-                <w:color w:val="2563EB"/>
+                <w:color w:val="000000"/>
                 <w:sz w:val="22"/>
                 <w:szCs w:val="22"/>
               </w:rPr>
@@ -10335,7 +10326,7 @@
                 <w:rFonts w:ascii="Times New Roman" w:cs="Times New Roman" w:eastAsia="Times New Roman" w:hAnsi="Times New Roman"/>
                 <w:b/>
                 <w:bCs/>
-                <w:color w:val="2563EB"/>
+                <w:color w:val="000000"/>
                 <w:sz w:val="22"/>
                 <w:szCs w:val="22"/>
               </w:rPr>
@@ -10357,25 +10348,25 @@
               <w:bottom w:val="single" w:color="BFBFBF" w:sz="4"/>
               <w:right w:val="single" w:color="BFBFBF" w:sz="4"/>
             </w:tcBorders>
-            <w:shd w:fill="EBF5FB" w:val="clear"/>
-            <w:tcMar>
-              <w:top w:type="dxa" w:w="80"/>
-              <w:left w:type="dxa" w:w="140"/>
-              <w:bottom w:type="dxa" w:w="80"/>
-              <w:right w:type="dxa" w:w="140"/>
-            </w:tcMar>
-            <w:vAlign w:val="center"/>
-          </w:tcPr>
-          <w:p>
-            <w:pPr>
-              <w:spacing w:after="40"/>
-            </w:pPr>
-            <w:r>
-              <w:rPr>
-                <w:rFonts w:ascii="Times New Roman" w:cs="Times New Roman" w:eastAsia="Times New Roman" w:hAnsi="Times New Roman"/>
-                <w:b/>
-                <w:bCs/>
-                <w:color w:val="1B2A4A"/>
+            <w:shd w:fill="F2F2F2" w:val="clear"/>
+            <w:tcMar>
+              <w:top w:type="dxa" w:w="80"/>
+              <w:left w:type="dxa" w:w="140"/>
+              <w:bottom w:type="dxa" w:w="80"/>
+              <w:right w:type="dxa" w:w="140"/>
+            </w:tcMar>
+            <w:vAlign w:val="center"/>
+          </w:tcPr>
+          <w:p>
+            <w:pPr>
+              <w:spacing w:after="40"/>
+            </w:pPr>
+            <w:r>
+              <w:rPr>
+                <w:rFonts w:ascii="Times New Roman" w:cs="Times New Roman" w:eastAsia="Times New Roman" w:hAnsi="Times New Roman"/>
+                <w:b/>
+                <w:bCs/>
+                <w:color w:val="000000"/>
                 <w:sz w:val="22"/>
                 <w:szCs w:val="22"/>
               </w:rPr>
@@ -10392,25 +10383,25 @@
               <w:bottom w:val="single" w:color="BFBFBF" w:sz="4"/>
               <w:right w:val="single" w:color="BFBFBF" w:sz="4"/>
             </w:tcBorders>
-            <w:shd w:fill="EBF5FB" w:val="clear"/>
-            <w:tcMar>
-              <w:top w:type="dxa" w:w="80"/>
-              <w:left w:type="dxa" w:w="140"/>
-              <w:bottom w:type="dxa" w:w="80"/>
-              <w:right w:type="dxa" w:w="140"/>
-            </w:tcMar>
-            <w:vAlign w:val="center"/>
-          </w:tcPr>
-          <w:p>
-            <w:pPr>
-              <w:spacing w:after="40"/>
-            </w:pPr>
-            <w:r>
-              <w:rPr>
-                <w:rFonts w:ascii="Times New Roman" w:cs="Times New Roman" w:eastAsia="Times New Roman" w:hAnsi="Times New Roman"/>
-                <w:b/>
-                <w:bCs/>
-                <w:color w:val="1B2A4A"/>
+            <w:shd w:fill="F2F2F2" w:val="clear"/>
+            <w:tcMar>
+              <w:top w:type="dxa" w:w="80"/>
+              <w:left w:type="dxa" w:w="140"/>
+              <w:bottom w:type="dxa" w:w="80"/>
+              <w:right w:type="dxa" w:w="140"/>
+            </w:tcMar>
+            <w:vAlign w:val="center"/>
+          </w:tcPr>
+          <w:p>
+            <w:pPr>
+              <w:spacing w:after="40"/>
+            </w:pPr>
+            <w:r>
+              <w:rPr>
+                <w:rFonts w:ascii="Times New Roman" w:cs="Times New Roman" w:eastAsia="Times New Roman" w:hAnsi="Times New Roman"/>
+                <w:b/>
+                <w:bCs/>
+                <w:color w:val="000000"/>
                 <w:sz w:val="22"/>
                 <w:szCs w:val="22"/>
               </w:rPr>
@@ -10430,7 +10421,7 @@
     </w:p>
     <w:p>
       <w:pPr>
-        <w:shd w:fill="922B21" w:val="clear"/>
+        <w:shd w:fill="000000" w:val="clear"/>
         <w:spacing w:after="140" w:before="0"/>
         <w:outlineLvl w:val="0"/>
       </w:pPr>
@@ -10465,7 +10456,7 @@
     </w:p>
     <w:p>
       <w:pPr>
-        <w:shd w:fill="1F4E79" w:val="clear"/>
+        <w:shd w:fill="000000" w:val="clear"/>
         <w:spacing w:after="0" w:before="220"/>
         <w:outlineLvl w:val="1"/>
       </w:pPr>
@@ -10491,7 +10482,7 @@
           <w:rFonts w:ascii="Times New Roman" w:cs="Times New Roman" w:eastAsia="Times New Roman" w:hAnsi="Times New Roman"/>
           <w:b/>
           <w:bCs/>
-          <w:color w:val="922B21"/>
+          <w:color w:val="000000"/>
           <w:sz w:val="22"/>
           <w:szCs w:val="22"/>
         </w:rPr>
@@ -10530,7 +10521,7 @@
           <w:rFonts w:ascii="Times New Roman" w:cs="Times New Roman" w:eastAsia="Times New Roman" w:hAnsi="Times New Roman"/>
           <w:b/>
           <w:bCs/>
-          <w:color w:val="1B2A4A"/>
+          <w:color w:val="000000"/>
           <w:sz w:val="28"/>
           <w:szCs w:val="28"/>
         </w:rPr>
@@ -10554,7 +10545,7 @@
           <w:rFonts w:ascii="Times New Roman" w:cs="Times New Roman" w:eastAsia="Times New Roman" w:hAnsi="Times New Roman"/>
           <w:b/>
           <w:bCs/>
-          <w:color w:val="2563EB"/>
+          <w:color w:val="000000"/>
           <w:sz w:val="28"/>
           <w:szCs w:val="28"/>
         </w:rPr>
@@ -10685,7 +10676,7 @@
           <w:rFonts w:ascii="Times New Roman" w:cs="Times New Roman" w:eastAsia="Times New Roman" w:hAnsi="Times New Roman"/>
           <w:b/>
           <w:bCs/>
-          <w:color w:val="1B2A4A"/>
+          <w:color w:val="000000"/>
           <w:sz w:val="28"/>
           <w:szCs w:val="28"/>
         </w:rPr>
@@ -10711,7 +10702,7 @@
           <w:rFonts w:ascii="Times New Roman" w:cs="Times New Roman" w:eastAsia="Times New Roman" w:hAnsi="Times New Roman"/>
           <w:b/>
           <w:bCs/>
-          <w:color w:val="2563EB"/>
+          <w:color w:val="000000"/>
           <w:sz w:val="28"/>
           <w:szCs w:val="28"/>
         </w:rPr>
@@ -10758,7 +10749,7 @@
               <w:bottom w:val="single" w:color="BFBFBF" w:sz="4"/>
               <w:right w:val="single" w:color="BFBFBF" w:sz="4"/>
             </w:tcBorders>
-            <w:shd w:fill="1B2A4A" w:val="clear"/>
+            <w:shd w:fill="000000" w:val="clear"/>
             <w:tcMar>
               <w:top w:type="dxa" w:w="80"/>
               <w:left w:type="dxa" w:w="140"/>
@@ -10793,7 +10784,7 @@
               <w:bottom w:val="single" w:color="BFBFBF" w:sz="4"/>
               <w:right w:val="single" w:color="BFBFBF" w:sz="4"/>
             </w:tcBorders>
-            <w:shd w:fill="1B2A4A" w:val="clear"/>
+            <w:shd w:fill="000000" w:val="clear"/>
             <w:tcMar>
               <w:top w:type="dxa" w:w="80"/>
               <w:left w:type="dxa" w:w="140"/>
@@ -10886,7 +10877,7 @@
                 <w:rFonts w:ascii="Times New Roman" w:cs="Times New Roman" w:eastAsia="Times New Roman" w:hAnsi="Times New Roman"/>
                 <w:b/>
                 <w:bCs/>
-                <w:color w:val="2563EB"/>
+                <w:color w:val="000000"/>
                 <w:sz w:val="22"/>
                 <w:szCs w:val="22"/>
               </w:rPr>
@@ -10961,7 +10952,7 @@
                 <w:rFonts w:ascii="Times New Roman" w:cs="Times New Roman" w:eastAsia="Times New Roman" w:hAnsi="Times New Roman"/>
                 <w:b/>
                 <w:bCs/>
-                <w:color w:val="2563EB"/>
+                <w:color w:val="000000"/>
                 <w:sz w:val="22"/>
                 <w:szCs w:val="22"/>
               </w:rPr>
@@ -11036,7 +11027,7 @@
                 <w:rFonts w:ascii="Times New Roman" w:cs="Times New Roman" w:eastAsia="Times New Roman" w:hAnsi="Times New Roman"/>
                 <w:b/>
                 <w:bCs/>
-                <w:color w:val="2563EB"/>
+                <w:color w:val="000000"/>
                 <w:sz w:val="22"/>
                 <w:szCs w:val="22"/>
               </w:rPr>
@@ -11111,7 +11102,7 @@
                 <w:rFonts w:ascii="Times New Roman" w:cs="Times New Roman" w:eastAsia="Times New Roman" w:hAnsi="Times New Roman"/>
                 <w:b/>
                 <w:bCs/>
-                <w:color w:val="2563EB"/>
+                <w:color w:val="000000"/>
                 <w:sz w:val="22"/>
                 <w:szCs w:val="22"/>
               </w:rPr>
@@ -11186,7 +11177,7 @@
                 <w:rFonts w:ascii="Times New Roman" w:cs="Times New Roman" w:eastAsia="Times New Roman" w:hAnsi="Times New Roman"/>
                 <w:b/>
                 <w:bCs/>
-                <w:color w:val="2563EB"/>
+                <w:color w:val="000000"/>
                 <w:sz w:val="22"/>
                 <w:szCs w:val="22"/>
               </w:rPr>
@@ -11208,25 +11199,25 @@
               <w:bottom w:val="single" w:color="BFBFBF" w:sz="4"/>
               <w:right w:val="single" w:color="BFBFBF" w:sz="4"/>
             </w:tcBorders>
-            <w:shd w:fill="EBF5FB" w:val="clear"/>
-            <w:tcMar>
-              <w:top w:type="dxa" w:w="80"/>
-              <w:left w:type="dxa" w:w="140"/>
-              <w:bottom w:type="dxa" w:w="80"/>
-              <w:right w:type="dxa" w:w="140"/>
-            </w:tcMar>
-            <w:vAlign w:val="center"/>
-          </w:tcPr>
-          <w:p>
-            <w:pPr>
-              <w:spacing w:after="40"/>
-            </w:pPr>
-            <w:r>
-              <w:rPr>
-                <w:rFonts w:ascii="Times New Roman" w:cs="Times New Roman" w:eastAsia="Times New Roman" w:hAnsi="Times New Roman"/>
-                <w:b/>
-                <w:bCs/>
-                <w:color w:val="1B2A4A"/>
+            <w:shd w:fill="F2F2F2" w:val="clear"/>
+            <w:tcMar>
+              <w:top w:type="dxa" w:w="80"/>
+              <w:left w:type="dxa" w:w="140"/>
+              <w:bottom w:type="dxa" w:w="80"/>
+              <w:right w:type="dxa" w:w="140"/>
+            </w:tcMar>
+            <w:vAlign w:val="center"/>
+          </w:tcPr>
+          <w:p>
+            <w:pPr>
+              <w:spacing w:after="40"/>
+            </w:pPr>
+            <w:r>
+              <w:rPr>
+                <w:rFonts w:ascii="Times New Roman" w:cs="Times New Roman" w:eastAsia="Times New Roman" w:hAnsi="Times New Roman"/>
+                <w:b/>
+                <w:bCs/>
+                <w:color w:val="000000"/>
                 <w:sz w:val="22"/>
                 <w:szCs w:val="22"/>
               </w:rPr>
@@ -11243,25 +11234,25 @@
               <w:bottom w:val="single" w:color="BFBFBF" w:sz="4"/>
               <w:right w:val="single" w:color="BFBFBF" w:sz="4"/>
             </w:tcBorders>
-            <w:shd w:fill="EBF5FB" w:val="clear"/>
-            <w:tcMar>
-              <w:top w:type="dxa" w:w="80"/>
-              <w:left w:type="dxa" w:w="140"/>
-              <w:bottom w:type="dxa" w:w="80"/>
-              <w:right w:type="dxa" w:w="140"/>
-            </w:tcMar>
-            <w:vAlign w:val="center"/>
-          </w:tcPr>
-          <w:p>
-            <w:pPr>
-              <w:spacing w:after="40"/>
-            </w:pPr>
-            <w:r>
-              <w:rPr>
-                <w:rFonts w:ascii="Times New Roman" w:cs="Times New Roman" w:eastAsia="Times New Roman" w:hAnsi="Times New Roman"/>
-                <w:b/>
-                <w:bCs/>
-                <w:color w:val="1B2A4A"/>
+            <w:shd w:fill="F2F2F2" w:val="clear"/>
+            <w:tcMar>
+              <w:top w:type="dxa" w:w="80"/>
+              <w:left w:type="dxa" w:w="140"/>
+              <w:bottom w:type="dxa" w:w="80"/>
+              <w:right w:type="dxa" w:w="140"/>
+            </w:tcMar>
+            <w:vAlign w:val="center"/>
+          </w:tcPr>
+          <w:p>
+            <w:pPr>
+              <w:spacing w:after="40"/>
+            </w:pPr>
+            <w:r>
+              <w:rPr>
+                <w:rFonts w:ascii="Times New Roman" w:cs="Times New Roman" w:eastAsia="Times New Roman" w:hAnsi="Times New Roman"/>
+                <w:b/>
+                <w:bCs/>
+                <w:color w:val="000000"/>
                 <w:sz w:val="22"/>
                 <w:szCs w:val="22"/>
               </w:rPr>
@@ -11281,7 +11272,7 @@
     </w:p>
     <w:p>
       <w:pPr>
-        <w:shd w:fill="1F4E79" w:val="clear"/>
+        <w:shd w:fill="000000" w:val="clear"/>
         <w:spacing w:after="0" w:before="220"/>
         <w:outlineLvl w:val="1"/>
       </w:pPr>
@@ -11307,7 +11298,7 @@
           <w:rFonts w:ascii="Times New Roman" w:cs="Times New Roman" w:eastAsia="Times New Roman" w:hAnsi="Times New Roman"/>
           <w:b/>
           <w:bCs/>
-          <w:color w:val="922B21"/>
+          <w:color w:val="000000"/>
           <w:sz w:val="22"/>
           <w:szCs w:val="22"/>
         </w:rPr>
@@ -11346,7 +11337,7 @@
           <w:rFonts w:ascii="Times New Roman" w:cs="Times New Roman" w:eastAsia="Times New Roman" w:hAnsi="Times New Roman"/>
           <w:b/>
           <w:bCs/>
-          <w:color w:val="1B2A4A"/>
+          <w:color w:val="000000"/>
           <w:sz w:val="28"/>
           <w:szCs w:val="28"/>
         </w:rPr>
@@ -11370,7 +11361,7 @@
           <w:rFonts w:ascii="Times New Roman" w:cs="Times New Roman" w:eastAsia="Times New Roman" w:hAnsi="Times New Roman"/>
           <w:b/>
           <w:bCs/>
-          <w:color w:val="2563EB"/>
+          <w:color w:val="000000"/>
           <w:sz w:val="28"/>
           <w:szCs w:val="28"/>
         </w:rPr>
@@ -11501,7 +11492,7 @@
           <w:rFonts w:ascii="Times New Roman" w:cs="Times New Roman" w:eastAsia="Times New Roman" w:hAnsi="Times New Roman"/>
           <w:b/>
           <w:bCs/>
-          <w:color w:val="1B2A4A"/>
+          <w:color w:val="000000"/>
           <w:sz w:val="28"/>
           <w:szCs w:val="28"/>
         </w:rPr>
@@ -11527,7 +11518,7 @@
           <w:rFonts w:ascii="Times New Roman" w:cs="Times New Roman" w:eastAsia="Times New Roman" w:hAnsi="Times New Roman"/>
           <w:b/>
           <w:bCs/>
-          <w:color w:val="2563EB"/>
+          <w:color w:val="000000"/>
           <w:sz w:val="28"/>
           <w:szCs w:val="28"/>
         </w:rPr>
@@ -11574,7 +11565,7 @@
               <w:bottom w:val="single" w:color="BFBFBF" w:sz="4"/>
               <w:right w:val="single" w:color="BFBFBF" w:sz="4"/>
             </w:tcBorders>
-            <w:shd w:fill="1B2A4A" w:val="clear"/>
+            <w:shd w:fill="000000" w:val="clear"/>
             <w:tcMar>
               <w:top w:type="dxa" w:w="80"/>
               <w:left w:type="dxa" w:w="140"/>
@@ -11609,7 +11600,7 @@
               <w:bottom w:val="single" w:color="BFBFBF" w:sz="4"/>
               <w:right w:val="single" w:color="BFBFBF" w:sz="4"/>
             </w:tcBorders>
-            <w:shd w:fill="1B2A4A" w:val="clear"/>
+            <w:shd w:fill="000000" w:val="clear"/>
             <w:tcMar>
               <w:top w:type="dxa" w:w="80"/>
               <w:left w:type="dxa" w:w="140"/>
@@ -11702,7 +11693,7 @@
                 <w:rFonts w:ascii="Times New Roman" w:cs="Times New Roman" w:eastAsia="Times New Roman" w:hAnsi="Times New Roman"/>
                 <w:b/>
                 <w:bCs/>
-                <w:color w:val="2563EB"/>
+                <w:color w:val="000000"/>
                 <w:sz w:val="22"/>
                 <w:szCs w:val="22"/>
               </w:rPr>
@@ -11777,7 +11768,7 @@
                 <w:rFonts w:ascii="Times New Roman" w:cs="Times New Roman" w:eastAsia="Times New Roman" w:hAnsi="Times New Roman"/>
                 <w:b/>
                 <w:bCs/>
-                <w:color w:val="2563EB"/>
+                <w:color w:val="000000"/>
                 <w:sz w:val="22"/>
                 <w:szCs w:val="22"/>
               </w:rPr>
@@ -11852,7 +11843,7 @@
                 <w:rFonts w:ascii="Times New Roman" w:cs="Times New Roman" w:eastAsia="Times New Roman" w:hAnsi="Times New Roman"/>
                 <w:b/>
                 <w:bCs/>
-                <w:color w:val="2563EB"/>
+                <w:color w:val="000000"/>
                 <w:sz w:val="22"/>
                 <w:szCs w:val="22"/>
               </w:rPr>
@@ -11927,7 +11918,7 @@
                 <w:rFonts w:ascii="Times New Roman" w:cs="Times New Roman" w:eastAsia="Times New Roman" w:hAnsi="Times New Roman"/>
                 <w:b/>
                 <w:bCs/>
-                <w:color w:val="2563EB"/>
+                <w:color w:val="000000"/>
                 <w:sz w:val="22"/>
                 <w:szCs w:val="22"/>
               </w:rPr>
@@ -12002,7 +11993,7 @@
                 <w:rFonts w:ascii="Times New Roman" w:cs="Times New Roman" w:eastAsia="Times New Roman" w:hAnsi="Times New Roman"/>
                 <w:b/>
                 <w:bCs/>
-                <w:color w:val="2563EB"/>
+                <w:color w:val="000000"/>
                 <w:sz w:val="22"/>
                 <w:szCs w:val="22"/>
               </w:rPr>
@@ -12077,7 +12068,7 @@
                 <w:rFonts w:ascii="Times New Roman" w:cs="Times New Roman" w:eastAsia="Times New Roman" w:hAnsi="Times New Roman"/>
                 <w:b/>
                 <w:bCs/>
-                <w:color w:val="2563EB"/>
+                <w:color w:val="000000"/>
                 <w:sz w:val="22"/>
                 <w:szCs w:val="22"/>
               </w:rPr>
@@ -12099,25 +12090,25 @@
               <w:bottom w:val="single" w:color="BFBFBF" w:sz="4"/>
               <w:right w:val="single" w:color="BFBFBF" w:sz="4"/>
             </w:tcBorders>
-            <w:shd w:fill="EBF5FB" w:val="clear"/>
-            <w:tcMar>
-              <w:top w:type="dxa" w:w="80"/>
-              <w:left w:type="dxa" w:w="140"/>
-              <w:bottom w:type="dxa" w:w="80"/>
-              <w:right w:type="dxa" w:w="140"/>
-            </w:tcMar>
-            <w:vAlign w:val="center"/>
-          </w:tcPr>
-          <w:p>
-            <w:pPr>
-              <w:spacing w:after="40"/>
-            </w:pPr>
-            <w:r>
-              <w:rPr>
-                <w:rFonts w:ascii="Times New Roman" w:cs="Times New Roman" w:eastAsia="Times New Roman" w:hAnsi="Times New Roman"/>
-                <w:b/>
-                <w:bCs/>
-                <w:color w:val="1B2A4A"/>
+            <w:shd w:fill="F2F2F2" w:val="clear"/>
+            <w:tcMar>
+              <w:top w:type="dxa" w:w="80"/>
+              <w:left w:type="dxa" w:w="140"/>
+              <w:bottom w:type="dxa" w:w="80"/>
+              <w:right w:type="dxa" w:w="140"/>
+            </w:tcMar>
+            <w:vAlign w:val="center"/>
+          </w:tcPr>
+          <w:p>
+            <w:pPr>
+              <w:spacing w:after="40"/>
+            </w:pPr>
+            <w:r>
+              <w:rPr>
+                <w:rFonts w:ascii="Times New Roman" w:cs="Times New Roman" w:eastAsia="Times New Roman" w:hAnsi="Times New Roman"/>
+                <w:b/>
+                <w:bCs/>
+                <w:color w:val="000000"/>
                 <w:sz w:val="22"/>
                 <w:szCs w:val="22"/>
               </w:rPr>
@@ -12134,25 +12125,25 @@
               <w:bottom w:val="single" w:color="BFBFBF" w:sz="4"/>
               <w:right w:val="single" w:color="BFBFBF" w:sz="4"/>
             </w:tcBorders>
-            <w:shd w:fill="EBF5FB" w:val="clear"/>
-            <w:tcMar>
-              <w:top w:type="dxa" w:w="80"/>
-              <w:left w:type="dxa" w:w="140"/>
-              <w:bottom w:type="dxa" w:w="80"/>
-              <w:right w:type="dxa" w:w="140"/>
-            </w:tcMar>
-            <w:vAlign w:val="center"/>
-          </w:tcPr>
-          <w:p>
-            <w:pPr>
-              <w:spacing w:after="40"/>
-            </w:pPr>
-            <w:r>
-              <w:rPr>
-                <w:rFonts w:ascii="Times New Roman" w:cs="Times New Roman" w:eastAsia="Times New Roman" w:hAnsi="Times New Roman"/>
-                <w:b/>
-                <w:bCs/>
-                <w:color w:val="1B2A4A"/>
+            <w:shd w:fill="F2F2F2" w:val="clear"/>
+            <w:tcMar>
+              <w:top w:type="dxa" w:w="80"/>
+              <w:left w:type="dxa" w:w="140"/>
+              <w:bottom w:type="dxa" w:w="80"/>
+              <w:right w:type="dxa" w:w="140"/>
+            </w:tcMar>
+            <w:vAlign w:val="center"/>
+          </w:tcPr>
+          <w:p>
+            <w:pPr>
+              <w:spacing w:after="40"/>
+            </w:pPr>
+            <w:r>
+              <w:rPr>
+                <w:rFonts w:ascii="Times New Roman" w:cs="Times New Roman" w:eastAsia="Times New Roman" w:hAnsi="Times New Roman"/>
+                <w:b/>
+                <w:bCs/>
+                <w:color w:val="000000"/>
                 <w:sz w:val="22"/>
                 <w:szCs w:val="22"/>
               </w:rPr>
@@ -12172,7 +12163,7 @@
     </w:p>
     <w:p>
       <w:pPr>
-        <w:shd w:fill="1F4E79" w:val="clear"/>
+        <w:shd w:fill="000000" w:val="clear"/>
         <w:spacing w:after="0" w:before="220"/>
         <w:outlineLvl w:val="1"/>
       </w:pPr>
@@ -12198,7 +12189,7 @@
           <w:rFonts w:ascii="Times New Roman" w:cs="Times New Roman" w:eastAsia="Times New Roman" w:hAnsi="Times New Roman"/>
           <w:b/>
           <w:bCs/>
-          <w:color w:val="922B21"/>
+          <w:color w:val="000000"/>
           <w:sz w:val="22"/>
           <w:szCs w:val="22"/>
         </w:rPr>
@@ -12237,7 +12228,7 @@
           <w:rFonts w:ascii="Times New Roman" w:cs="Times New Roman" w:eastAsia="Times New Roman" w:hAnsi="Times New Roman"/>
           <w:b/>
           <w:bCs/>
-          <w:color w:val="1B2A4A"/>
+          <w:color w:val="000000"/>
           <w:sz w:val="28"/>
           <w:szCs w:val="28"/>
         </w:rPr>
@@ -12261,7 +12252,7 @@
           <w:rFonts w:ascii="Times New Roman" w:cs="Times New Roman" w:eastAsia="Times New Roman" w:hAnsi="Times New Roman"/>
           <w:b/>
           <w:bCs/>
-          <w:color w:val="2563EB"/>
+          <w:color w:val="000000"/>
           <w:sz w:val="28"/>
           <w:szCs w:val="28"/>
         </w:rPr>
@@ -12392,7 +12383,7 @@
           <w:rFonts w:ascii="Times New Roman" w:cs="Times New Roman" w:eastAsia="Times New Roman" w:hAnsi="Times New Roman"/>
           <w:b/>
           <w:bCs/>
-          <w:color w:val="1B2A4A"/>
+          <w:color w:val="000000"/>
           <w:sz w:val="28"/>
           <w:szCs w:val="28"/>
         </w:rPr>
@@ -12418,7 +12409,7 @@
           <w:rFonts w:ascii="Times New Roman" w:cs="Times New Roman" w:eastAsia="Times New Roman" w:hAnsi="Times New Roman"/>
           <w:b/>
           <w:bCs/>
-          <w:color w:val="2563EB"/>
+          <w:color w:val="000000"/>
           <w:sz w:val="28"/>
           <w:szCs w:val="28"/>
         </w:rPr>
@@ -12465,7 +12456,7 @@
               <w:bottom w:val="single" w:color="BFBFBF" w:sz="4"/>
               <w:right w:val="single" w:color="BFBFBF" w:sz="4"/>
             </w:tcBorders>
-            <w:shd w:fill="1B2A4A" w:val="clear"/>
+            <w:shd w:fill="000000" w:val="clear"/>
             <w:tcMar>
               <w:top w:type="dxa" w:w="80"/>
               <w:left w:type="dxa" w:w="140"/>
@@ -12500,7 +12491,7 @@
               <w:bottom w:val="single" w:color="BFBFBF" w:sz="4"/>
               <w:right w:val="single" w:color="BFBFBF" w:sz="4"/>
             </w:tcBorders>
-            <w:shd w:fill="1B2A4A" w:val="clear"/>
+            <w:shd w:fill="000000" w:val="clear"/>
             <w:tcMar>
               <w:top w:type="dxa" w:w="80"/>
               <w:left w:type="dxa" w:w="140"/>
@@ -12593,7 +12584,7 @@
                 <w:rFonts w:ascii="Times New Roman" w:cs="Times New Roman" w:eastAsia="Times New Roman" w:hAnsi="Times New Roman"/>
                 <w:b/>
                 <w:bCs/>
-                <w:color w:val="2563EB"/>
+                <w:color w:val="000000"/>
                 <w:sz w:val="22"/>
                 <w:szCs w:val="22"/>
               </w:rPr>
@@ -12668,7 +12659,7 @@
                 <w:rFonts w:ascii="Times New Roman" w:cs="Times New Roman" w:eastAsia="Times New Roman" w:hAnsi="Times New Roman"/>
                 <w:b/>
                 <w:bCs/>
-                <w:color w:val="2563EB"/>
+                <w:color w:val="000000"/>
                 <w:sz w:val="22"/>
                 <w:szCs w:val="22"/>
               </w:rPr>
@@ -12743,7 +12734,7 @@
                 <w:rFonts w:ascii="Times New Roman" w:cs="Times New Roman" w:eastAsia="Times New Roman" w:hAnsi="Times New Roman"/>
                 <w:b/>
                 <w:bCs/>
-                <w:color w:val="2563EB"/>
+                <w:color w:val="000000"/>
                 <w:sz w:val="22"/>
                 <w:szCs w:val="22"/>
               </w:rPr>
@@ -12818,7 +12809,7 @@
                 <w:rFonts w:ascii="Times New Roman" w:cs="Times New Roman" w:eastAsia="Times New Roman" w:hAnsi="Times New Roman"/>
                 <w:b/>
                 <w:bCs/>
-                <w:color w:val="2563EB"/>
+                <w:color w:val="000000"/>
                 <w:sz w:val="22"/>
                 <w:szCs w:val="22"/>
               </w:rPr>
@@ -12893,7 +12884,7 @@
                 <w:rFonts w:ascii="Times New Roman" w:cs="Times New Roman" w:eastAsia="Times New Roman" w:hAnsi="Times New Roman"/>
                 <w:b/>
                 <w:bCs/>
-                <w:color w:val="2563EB"/>
+                <w:color w:val="000000"/>
                 <w:sz w:val="22"/>
                 <w:szCs w:val="22"/>
               </w:rPr>
@@ -12968,7 +12959,7 @@
                 <w:rFonts w:ascii="Times New Roman" w:cs="Times New Roman" w:eastAsia="Times New Roman" w:hAnsi="Times New Roman"/>
                 <w:b/>
                 <w:bCs/>
-                <w:color w:val="2563EB"/>
+                <w:color w:val="000000"/>
                 <w:sz w:val="22"/>
                 <w:szCs w:val="22"/>
               </w:rPr>
@@ -12990,25 +12981,25 @@
               <w:bottom w:val="single" w:color="BFBFBF" w:sz="4"/>
               <w:right w:val="single" w:color="BFBFBF" w:sz="4"/>
             </w:tcBorders>
-            <w:shd w:fill="EBF5FB" w:val="clear"/>
-            <w:tcMar>
-              <w:top w:type="dxa" w:w="80"/>
-              <w:left w:type="dxa" w:w="140"/>
-              <w:bottom w:type="dxa" w:w="80"/>
-              <w:right w:type="dxa" w:w="140"/>
-            </w:tcMar>
-            <w:vAlign w:val="center"/>
-          </w:tcPr>
-          <w:p>
-            <w:pPr>
-              <w:spacing w:after="40"/>
-            </w:pPr>
-            <w:r>
-              <w:rPr>
-                <w:rFonts w:ascii="Times New Roman" w:cs="Times New Roman" w:eastAsia="Times New Roman" w:hAnsi="Times New Roman"/>
-                <w:b/>
-                <w:bCs/>
-                <w:color w:val="1B2A4A"/>
+            <w:shd w:fill="F2F2F2" w:val="clear"/>
+            <w:tcMar>
+              <w:top w:type="dxa" w:w="80"/>
+              <w:left w:type="dxa" w:w="140"/>
+              <w:bottom w:type="dxa" w:w="80"/>
+              <w:right w:type="dxa" w:w="140"/>
+            </w:tcMar>
+            <w:vAlign w:val="center"/>
+          </w:tcPr>
+          <w:p>
+            <w:pPr>
+              <w:spacing w:after="40"/>
+            </w:pPr>
+            <w:r>
+              <w:rPr>
+                <w:rFonts w:ascii="Times New Roman" w:cs="Times New Roman" w:eastAsia="Times New Roman" w:hAnsi="Times New Roman"/>
+                <w:b/>
+                <w:bCs/>
+                <w:color w:val="000000"/>
                 <w:sz w:val="22"/>
                 <w:szCs w:val="22"/>
               </w:rPr>
@@ -13025,25 +13016,25 @@
               <w:bottom w:val="single" w:color="BFBFBF" w:sz="4"/>
               <w:right w:val="single" w:color="BFBFBF" w:sz="4"/>
             </w:tcBorders>
-            <w:shd w:fill="EBF5FB" w:val="clear"/>
-            <w:tcMar>
-              <w:top w:type="dxa" w:w="80"/>
-              <w:left w:type="dxa" w:w="140"/>
-              <w:bottom w:type="dxa" w:w="80"/>
-              <w:right w:type="dxa" w:w="140"/>
-            </w:tcMar>
-            <w:vAlign w:val="center"/>
-          </w:tcPr>
-          <w:p>
-            <w:pPr>
-              <w:spacing w:after="40"/>
-            </w:pPr>
-            <w:r>
-              <w:rPr>
-                <w:rFonts w:ascii="Times New Roman" w:cs="Times New Roman" w:eastAsia="Times New Roman" w:hAnsi="Times New Roman"/>
-                <w:b/>
-                <w:bCs/>
-                <w:color w:val="1B2A4A"/>
+            <w:shd w:fill="F2F2F2" w:val="clear"/>
+            <w:tcMar>
+              <w:top w:type="dxa" w:w="80"/>
+              <w:left w:type="dxa" w:w="140"/>
+              <w:bottom w:type="dxa" w:w="80"/>
+              <w:right w:type="dxa" w:w="140"/>
+            </w:tcMar>
+            <w:vAlign w:val="center"/>
+          </w:tcPr>
+          <w:p>
+            <w:pPr>
+              <w:spacing w:after="40"/>
+            </w:pPr>
+            <w:r>
+              <w:rPr>
+                <w:rFonts w:ascii="Times New Roman" w:cs="Times New Roman" w:eastAsia="Times New Roman" w:hAnsi="Times New Roman"/>
+                <w:b/>
+                <w:bCs/>
+                <w:color w:val="000000"/>
                 <w:sz w:val="22"/>
                 <w:szCs w:val="22"/>
               </w:rPr>
@@ -13063,7 +13054,7 @@
     </w:p>
     <w:p>
       <w:pPr>
-        <w:shd w:fill="1F4E79" w:val="clear"/>
+        <w:shd w:fill="000000" w:val="clear"/>
         <w:spacing w:after="0" w:before="220"/>
         <w:outlineLvl w:val="1"/>
       </w:pPr>
@@ -13089,7 +13080,7 @@
           <w:rFonts w:ascii="Times New Roman" w:cs="Times New Roman" w:eastAsia="Times New Roman" w:hAnsi="Times New Roman"/>
           <w:b/>
           <w:bCs/>
-          <w:color w:val="922B21"/>
+          <w:color w:val="000000"/>
           <w:sz w:val="22"/>
           <w:szCs w:val="22"/>
         </w:rPr>
@@ -13128,7 +13119,7 @@
           <w:rFonts w:ascii="Times New Roman" w:cs="Times New Roman" w:eastAsia="Times New Roman" w:hAnsi="Times New Roman"/>
           <w:b/>
           <w:bCs/>
-          <w:color w:val="1B2A4A"/>
+          <w:color w:val="000000"/>
           <w:sz w:val="28"/>
           <w:szCs w:val="28"/>
         </w:rPr>
@@ -13152,7 +13143,7 @@
           <w:rFonts w:ascii="Times New Roman" w:cs="Times New Roman" w:eastAsia="Times New Roman" w:hAnsi="Times New Roman"/>
           <w:b/>
           <w:bCs/>
-          <w:color w:val="2563EB"/>
+          <w:color w:val="000000"/>
           <w:sz w:val="28"/>
           <w:szCs w:val="28"/>
         </w:rPr>
@@ -13302,7 +13293,7 @@
           <w:rFonts w:ascii="Times New Roman" w:cs="Times New Roman" w:eastAsia="Times New Roman" w:hAnsi="Times New Roman"/>
           <w:b/>
           <w:bCs/>
-          <w:color w:val="1B2A4A"/>
+          <w:color w:val="000000"/>
           <w:sz w:val="28"/>
           <w:szCs w:val="28"/>
         </w:rPr>
@@ -13328,7 +13319,7 @@
           <w:rFonts w:ascii="Times New Roman" w:cs="Times New Roman" w:eastAsia="Times New Roman" w:hAnsi="Times New Roman"/>
           <w:b/>
           <w:bCs/>
-          <w:color w:val="2563EB"/>
+          <w:color w:val="000000"/>
           <w:sz w:val="28"/>
           <w:szCs w:val="28"/>
         </w:rPr>
@@ -13375,7 +13366,7 @@
               <w:bottom w:val="single" w:color="BFBFBF" w:sz="4"/>
               <w:right w:val="single" w:color="BFBFBF" w:sz="4"/>
             </w:tcBorders>
-            <w:shd w:fill="1B2A4A" w:val="clear"/>
+            <w:shd w:fill="000000" w:val="clear"/>
             <w:tcMar>
               <w:top w:type="dxa" w:w="80"/>
               <w:left w:type="dxa" w:w="140"/>
@@ -13410,7 +13401,7 @@
               <w:bottom w:val="single" w:color="BFBFBF" w:sz="4"/>
               <w:right w:val="single" w:color="BFBFBF" w:sz="4"/>
             </w:tcBorders>
-            <w:shd w:fill="1B2A4A" w:val="clear"/>
+            <w:shd w:fill="000000" w:val="clear"/>
             <w:tcMar>
               <w:top w:type="dxa" w:w="80"/>
               <w:left w:type="dxa" w:w="140"/>
@@ -13503,7 +13494,7 @@
                 <w:rFonts w:ascii="Times New Roman" w:cs="Times New Roman" w:eastAsia="Times New Roman" w:hAnsi="Times New Roman"/>
                 <w:b/>
                 <w:bCs/>
-                <w:color w:val="2563EB"/>
+                <w:color w:val="000000"/>
                 <w:sz w:val="22"/>
                 <w:szCs w:val="22"/>
               </w:rPr>
@@ -13578,7 +13569,7 @@
                 <w:rFonts w:ascii="Times New Roman" w:cs="Times New Roman" w:eastAsia="Times New Roman" w:hAnsi="Times New Roman"/>
                 <w:b/>
                 <w:bCs/>
-                <w:color w:val="2563EB"/>
+                <w:color w:val="000000"/>
                 <w:sz w:val="22"/>
                 <w:szCs w:val="22"/>
               </w:rPr>
@@ -13653,7 +13644,7 @@
                 <w:rFonts w:ascii="Times New Roman" w:cs="Times New Roman" w:eastAsia="Times New Roman" w:hAnsi="Times New Roman"/>
                 <w:b/>
                 <w:bCs/>
-                <w:color w:val="2563EB"/>
+                <w:color w:val="000000"/>
                 <w:sz w:val="22"/>
                 <w:szCs w:val="22"/>
               </w:rPr>
@@ -13728,7 +13719,7 @@
                 <w:rFonts w:ascii="Times New Roman" w:cs="Times New Roman" w:eastAsia="Times New Roman" w:hAnsi="Times New Roman"/>
                 <w:b/>
                 <w:bCs/>
-                <w:color w:val="2563EB"/>
+                <w:color w:val="000000"/>
                 <w:sz w:val="22"/>
                 <w:szCs w:val="22"/>
               </w:rPr>
@@ -13803,7 +13794,7 @@
                 <w:rFonts w:ascii="Times New Roman" w:cs="Times New Roman" w:eastAsia="Times New Roman" w:hAnsi="Times New Roman"/>
                 <w:b/>
                 <w:bCs/>
-                <w:color w:val="2563EB"/>
+                <w:color w:val="000000"/>
                 <w:sz w:val="22"/>
                 <w:szCs w:val="22"/>
               </w:rPr>
@@ -13825,25 +13816,25 @@
               <w:bottom w:val="single" w:color="BFBFBF" w:sz="4"/>
               <w:right w:val="single" w:color="BFBFBF" w:sz="4"/>
             </w:tcBorders>
-            <w:shd w:fill="EBF5FB" w:val="clear"/>
-            <w:tcMar>
-              <w:top w:type="dxa" w:w="80"/>
-              <w:left w:type="dxa" w:w="140"/>
-              <w:bottom w:type="dxa" w:w="80"/>
-              <w:right w:type="dxa" w:w="140"/>
-            </w:tcMar>
-            <w:vAlign w:val="center"/>
-          </w:tcPr>
-          <w:p>
-            <w:pPr>
-              <w:spacing w:after="40"/>
-            </w:pPr>
-            <w:r>
-              <w:rPr>
-                <w:rFonts w:ascii="Times New Roman" w:cs="Times New Roman" w:eastAsia="Times New Roman" w:hAnsi="Times New Roman"/>
-                <w:b/>
-                <w:bCs/>
-                <w:color w:val="1B2A4A"/>
+            <w:shd w:fill="F2F2F2" w:val="clear"/>
+            <w:tcMar>
+              <w:top w:type="dxa" w:w="80"/>
+              <w:left w:type="dxa" w:w="140"/>
+              <w:bottom w:type="dxa" w:w="80"/>
+              <w:right w:type="dxa" w:w="140"/>
+            </w:tcMar>
+            <w:vAlign w:val="center"/>
+          </w:tcPr>
+          <w:p>
+            <w:pPr>
+              <w:spacing w:after="40"/>
+            </w:pPr>
+            <w:r>
+              <w:rPr>
+                <w:rFonts w:ascii="Times New Roman" w:cs="Times New Roman" w:eastAsia="Times New Roman" w:hAnsi="Times New Roman"/>
+                <w:b/>
+                <w:bCs/>
+                <w:color w:val="000000"/>
                 <w:sz w:val="22"/>
                 <w:szCs w:val="22"/>
               </w:rPr>
@@ -13860,25 +13851,25 @@
               <w:bottom w:val="single" w:color="BFBFBF" w:sz="4"/>
               <w:right w:val="single" w:color="BFBFBF" w:sz="4"/>
             </w:tcBorders>
-            <w:shd w:fill="EBF5FB" w:val="clear"/>
-            <w:tcMar>
-              <w:top w:type="dxa" w:w="80"/>
-              <w:left w:type="dxa" w:w="140"/>
-              <w:bottom w:type="dxa" w:w="80"/>
-              <w:right w:type="dxa" w:w="140"/>
-            </w:tcMar>
-            <w:vAlign w:val="center"/>
-          </w:tcPr>
-          <w:p>
-            <w:pPr>
-              <w:spacing w:after="40"/>
-            </w:pPr>
-            <w:r>
-              <w:rPr>
-                <w:rFonts w:ascii="Times New Roman" w:cs="Times New Roman" w:eastAsia="Times New Roman" w:hAnsi="Times New Roman"/>
-                <w:b/>
-                <w:bCs/>
-                <w:color w:val="1B2A4A"/>
+            <w:shd w:fill="F2F2F2" w:val="clear"/>
+            <w:tcMar>
+              <w:top w:type="dxa" w:w="80"/>
+              <w:left w:type="dxa" w:w="140"/>
+              <w:bottom w:type="dxa" w:w="80"/>
+              <w:right w:type="dxa" w:w="140"/>
+            </w:tcMar>
+            <w:vAlign w:val="center"/>
+          </w:tcPr>
+          <w:p>
+            <w:pPr>
+              <w:spacing w:after="40"/>
+            </w:pPr>
+            <w:r>
+              <w:rPr>
+                <w:rFonts w:ascii="Times New Roman" w:cs="Times New Roman" w:eastAsia="Times New Roman" w:hAnsi="Times New Roman"/>
+                <w:b/>
+                <w:bCs/>
+                <w:color w:val="000000"/>
                 <w:sz w:val="22"/>
                 <w:szCs w:val="22"/>
               </w:rPr>
@@ -13898,7 +13889,7 @@
     </w:p>
     <w:p>
       <w:pPr>
-        <w:shd w:fill="1F4E79" w:val="clear"/>
+        <w:shd w:fill="000000" w:val="clear"/>
         <w:spacing w:after="0" w:before="220"/>
         <w:outlineLvl w:val="1"/>
       </w:pPr>
@@ -13924,7 +13915,7 @@
           <w:rFonts w:ascii="Times New Roman" w:cs="Times New Roman" w:eastAsia="Times New Roman" w:hAnsi="Times New Roman"/>
           <w:b/>
           <w:bCs/>
-          <w:color w:val="922B21"/>
+          <w:color w:val="000000"/>
           <w:sz w:val="22"/>
           <w:szCs w:val="22"/>
         </w:rPr>
@@ -13963,7 +13954,7 @@
           <w:rFonts w:ascii="Times New Roman" w:cs="Times New Roman" w:eastAsia="Times New Roman" w:hAnsi="Times New Roman"/>
           <w:b/>
           <w:bCs/>
-          <w:color w:val="1B2A4A"/>
+          <w:color w:val="000000"/>
           <w:sz w:val="28"/>
           <w:szCs w:val="28"/>
         </w:rPr>
@@ -13987,7 +13978,7 @@
           <w:rFonts w:ascii="Times New Roman" w:cs="Times New Roman" w:eastAsia="Times New Roman" w:hAnsi="Times New Roman"/>
           <w:b/>
           <w:bCs/>
-          <w:color w:val="2563EB"/>
+          <w:color w:val="000000"/>
           <w:sz w:val="28"/>
           <w:szCs w:val="28"/>
         </w:rPr>
@@ -14118,7 +14109,7 @@
           <w:rFonts w:ascii="Times New Roman" w:cs="Times New Roman" w:eastAsia="Times New Roman" w:hAnsi="Times New Roman"/>
           <w:b/>
           <w:bCs/>
-          <w:color w:val="1B2A4A"/>
+          <w:color w:val="000000"/>
           <w:sz w:val="28"/>
           <w:szCs w:val="28"/>
         </w:rPr>
@@ -14144,7 +14135,7 @@
           <w:rFonts w:ascii="Times New Roman" w:cs="Times New Roman" w:eastAsia="Times New Roman" w:hAnsi="Times New Roman"/>
           <w:b/>
           <w:bCs/>
-          <w:color w:val="2563EB"/>
+          <w:color w:val="000000"/>
           <w:sz w:val="28"/>
           <w:szCs w:val="28"/>
         </w:rPr>
@@ -14191,7 +14182,7 @@
               <w:bottom w:val="single" w:color="BFBFBF" w:sz="4"/>
               <w:right w:val="single" w:color="BFBFBF" w:sz="4"/>
             </w:tcBorders>
-            <w:shd w:fill="1B2A4A" w:val="clear"/>
+            <w:shd w:fill="000000" w:val="clear"/>
             <w:tcMar>
               <w:top w:type="dxa" w:w="80"/>
               <w:left w:type="dxa" w:w="140"/>
@@ -14226,7 +14217,7 @@
               <w:bottom w:val="single" w:color="BFBFBF" w:sz="4"/>
               <w:right w:val="single" w:color="BFBFBF" w:sz="4"/>
             </w:tcBorders>
-            <w:shd w:fill="1B2A4A" w:val="clear"/>
+            <w:shd w:fill="000000" w:val="clear"/>
             <w:tcMar>
               <w:top w:type="dxa" w:w="80"/>
               <w:left w:type="dxa" w:w="140"/>
@@ -14319,7 +14310,7 @@
                 <w:rFonts w:ascii="Times New Roman" w:cs="Times New Roman" w:eastAsia="Times New Roman" w:hAnsi="Times New Roman"/>
                 <w:b/>
                 <w:bCs/>
-                <w:color w:val="2563EB"/>
+                <w:color w:val="000000"/>
                 <w:sz w:val="22"/>
                 <w:szCs w:val="22"/>
               </w:rPr>
@@ -14394,7 +14385,7 @@
                 <w:rFonts w:ascii="Times New Roman" w:cs="Times New Roman" w:eastAsia="Times New Roman" w:hAnsi="Times New Roman"/>
                 <w:b/>
                 <w:bCs/>
-                <w:color w:val="2563EB"/>
+                <w:color w:val="000000"/>
                 <w:sz w:val="22"/>
                 <w:szCs w:val="22"/>
               </w:rPr>
@@ -14469,7 +14460,7 @@
                 <w:rFonts w:ascii="Times New Roman" w:cs="Times New Roman" w:eastAsia="Times New Roman" w:hAnsi="Times New Roman"/>
                 <w:b/>
                 <w:bCs/>
-                <w:color w:val="2563EB"/>
+                <w:color w:val="000000"/>
                 <w:sz w:val="22"/>
                 <w:szCs w:val="22"/>
               </w:rPr>
@@ -14544,7 +14535,7 @@
                 <w:rFonts w:ascii="Times New Roman" w:cs="Times New Roman" w:eastAsia="Times New Roman" w:hAnsi="Times New Roman"/>
                 <w:b/>
                 <w:bCs/>
-                <w:color w:val="2563EB"/>
+                <w:color w:val="000000"/>
                 <w:sz w:val="22"/>
                 <w:szCs w:val="22"/>
               </w:rPr>
@@ -14566,25 +14557,25 @@
               <w:bottom w:val="single" w:color="BFBFBF" w:sz="4"/>
               <w:right w:val="single" w:color="BFBFBF" w:sz="4"/>
             </w:tcBorders>
-            <w:shd w:fill="EBF5FB" w:val="clear"/>
-            <w:tcMar>
-              <w:top w:type="dxa" w:w="80"/>
-              <w:left w:type="dxa" w:w="140"/>
-              <w:bottom w:type="dxa" w:w="80"/>
-              <w:right w:type="dxa" w:w="140"/>
-            </w:tcMar>
-            <w:vAlign w:val="center"/>
-          </w:tcPr>
-          <w:p>
-            <w:pPr>
-              <w:spacing w:after="40"/>
-            </w:pPr>
-            <w:r>
-              <w:rPr>
-                <w:rFonts w:ascii="Times New Roman" w:cs="Times New Roman" w:eastAsia="Times New Roman" w:hAnsi="Times New Roman"/>
-                <w:b/>
-                <w:bCs/>
-                <w:color w:val="1B2A4A"/>
+            <w:shd w:fill="F2F2F2" w:val="clear"/>
+            <w:tcMar>
+              <w:top w:type="dxa" w:w="80"/>
+              <w:left w:type="dxa" w:w="140"/>
+              <w:bottom w:type="dxa" w:w="80"/>
+              <w:right w:type="dxa" w:w="140"/>
+            </w:tcMar>
+            <w:vAlign w:val="center"/>
+          </w:tcPr>
+          <w:p>
+            <w:pPr>
+              <w:spacing w:after="40"/>
+            </w:pPr>
+            <w:r>
+              <w:rPr>
+                <w:rFonts w:ascii="Times New Roman" w:cs="Times New Roman" w:eastAsia="Times New Roman" w:hAnsi="Times New Roman"/>
+                <w:b/>
+                <w:bCs/>
+                <w:color w:val="000000"/>
                 <w:sz w:val="22"/>
                 <w:szCs w:val="22"/>
               </w:rPr>
@@ -14601,25 +14592,25 @@
               <w:bottom w:val="single" w:color="BFBFBF" w:sz="4"/>
               <w:right w:val="single" w:color="BFBFBF" w:sz="4"/>
             </w:tcBorders>
-            <w:shd w:fill="EBF5FB" w:val="clear"/>
-            <w:tcMar>
-              <w:top w:type="dxa" w:w="80"/>
-              <w:left w:type="dxa" w:w="140"/>
-              <w:bottom w:type="dxa" w:w="80"/>
-              <w:right w:type="dxa" w:w="140"/>
-            </w:tcMar>
-            <w:vAlign w:val="center"/>
-          </w:tcPr>
-          <w:p>
-            <w:pPr>
-              <w:spacing w:after="40"/>
-            </w:pPr>
-            <w:r>
-              <w:rPr>
-                <w:rFonts w:ascii="Times New Roman" w:cs="Times New Roman" w:eastAsia="Times New Roman" w:hAnsi="Times New Roman"/>
-                <w:b/>
-                <w:bCs/>
-                <w:color w:val="1B2A4A"/>
+            <w:shd w:fill="F2F2F2" w:val="clear"/>
+            <w:tcMar>
+              <w:top w:type="dxa" w:w="80"/>
+              <w:left w:type="dxa" w:w="140"/>
+              <w:bottom w:type="dxa" w:w="80"/>
+              <w:right w:type="dxa" w:w="140"/>
+            </w:tcMar>
+            <w:vAlign w:val="center"/>
+          </w:tcPr>
+          <w:p>
+            <w:pPr>
+              <w:spacing w:after="40"/>
+            </w:pPr>
+            <w:r>
+              <w:rPr>
+                <w:rFonts w:ascii="Times New Roman" w:cs="Times New Roman" w:eastAsia="Times New Roman" w:hAnsi="Times New Roman"/>
+                <w:b/>
+                <w:bCs/>
+                <w:color w:val="000000"/>
                 <w:sz w:val="22"/>
                 <w:szCs w:val="22"/>
               </w:rPr>
@@ -14639,7 +14630,7 @@
     </w:p>
     <w:p>
       <w:pPr>
-        <w:shd w:fill="5B2C6F" w:val="clear"/>
+        <w:shd w:fill="000000" w:val="clear"/>
         <w:spacing w:after="140" w:before="0"/>
         <w:outlineLvl w:val="0"/>
       </w:pPr>
@@ -14674,7 +14665,7 @@
     </w:p>
     <w:p>
       <w:pPr>
-        <w:shd w:fill="1F4E79" w:val="clear"/>
+        <w:shd w:fill="000000" w:val="clear"/>
         <w:spacing w:after="0" w:before="220"/>
         <w:outlineLvl w:val="1"/>
       </w:pPr>
@@ -14700,7 +14691,7 @@
           <w:rFonts w:ascii="Times New Roman" w:cs="Times New Roman" w:eastAsia="Times New Roman" w:hAnsi="Times New Roman"/>
           <w:b/>
           <w:bCs/>
-          <w:color w:val="5B2C6F"/>
+          <w:color w:val="000000"/>
           <w:sz w:val="22"/>
           <w:szCs w:val="22"/>
         </w:rPr>
@@ -14739,7 +14730,7 @@
           <w:rFonts w:ascii="Times New Roman" w:cs="Times New Roman" w:eastAsia="Times New Roman" w:hAnsi="Times New Roman"/>
           <w:b/>
           <w:bCs/>
-          <w:color w:val="1B2A4A"/>
+          <w:color w:val="000000"/>
           <w:sz w:val="28"/>
           <w:szCs w:val="28"/>
         </w:rPr>
@@ -14763,7 +14754,7 @@
           <w:rFonts w:ascii="Times New Roman" w:cs="Times New Roman" w:eastAsia="Times New Roman" w:hAnsi="Times New Roman"/>
           <w:b/>
           <w:bCs/>
-          <w:color w:val="2563EB"/>
+          <w:color w:val="000000"/>
           <w:sz w:val="28"/>
           <w:szCs w:val="28"/>
         </w:rPr>
@@ -14894,7 +14885,7 @@
           <w:rFonts w:ascii="Times New Roman" w:cs="Times New Roman" w:eastAsia="Times New Roman" w:hAnsi="Times New Roman"/>
           <w:b/>
           <w:bCs/>
-          <w:color w:val="1B2A4A"/>
+          <w:color w:val="000000"/>
           <w:sz w:val="28"/>
           <w:szCs w:val="28"/>
         </w:rPr>
@@ -14920,7 +14911,7 @@
           <w:rFonts w:ascii="Times New Roman" w:cs="Times New Roman" w:eastAsia="Times New Roman" w:hAnsi="Times New Roman"/>
           <w:b/>
           <w:bCs/>
-          <w:color w:val="2563EB"/>
+          <w:color w:val="000000"/>
           <w:sz w:val="28"/>
           <w:szCs w:val="28"/>
         </w:rPr>
@@ -14967,7 +14958,7 @@
               <w:bottom w:val="single" w:color="BFBFBF" w:sz="4"/>
               <w:right w:val="single" w:color="BFBFBF" w:sz="4"/>
             </w:tcBorders>
-            <w:shd w:fill="1B2A4A" w:val="clear"/>
+            <w:shd w:fill="000000" w:val="clear"/>
             <w:tcMar>
               <w:top w:type="dxa" w:w="80"/>
               <w:left w:type="dxa" w:w="140"/>
@@ -15002,7 +14993,7 @@
               <w:bottom w:val="single" w:color="BFBFBF" w:sz="4"/>
               <w:right w:val="single" w:color="BFBFBF" w:sz="4"/>
             </w:tcBorders>
-            <w:shd w:fill="1B2A4A" w:val="clear"/>
+            <w:shd w:fill="000000" w:val="clear"/>
             <w:tcMar>
               <w:top w:type="dxa" w:w="80"/>
               <w:left w:type="dxa" w:w="140"/>
@@ -15095,7 +15086,7 @@
                 <w:rFonts w:ascii="Times New Roman" w:cs="Times New Roman" w:eastAsia="Times New Roman" w:hAnsi="Times New Roman"/>
                 <w:b/>
                 <w:bCs/>
-                <w:color w:val="2563EB"/>
+                <w:color w:val="000000"/>
                 <w:sz w:val="22"/>
                 <w:szCs w:val="22"/>
               </w:rPr>
@@ -15170,7 +15161,7 @@
                 <w:rFonts w:ascii="Times New Roman" w:cs="Times New Roman" w:eastAsia="Times New Roman" w:hAnsi="Times New Roman"/>
                 <w:b/>
                 <w:bCs/>
-                <w:color w:val="2563EB"/>
+                <w:color w:val="000000"/>
                 <w:sz w:val="22"/>
                 <w:szCs w:val="22"/>
               </w:rPr>
@@ -15245,7 +15236,7 @@
                 <w:rFonts w:ascii="Times New Roman" w:cs="Times New Roman" w:eastAsia="Times New Roman" w:hAnsi="Times New Roman"/>
                 <w:b/>
                 <w:bCs/>
-                <w:color w:val="2563EB"/>
+                <w:color w:val="000000"/>
                 <w:sz w:val="22"/>
                 <w:szCs w:val="22"/>
               </w:rPr>
@@ -15320,7 +15311,7 @@
                 <w:rFonts w:ascii="Times New Roman" w:cs="Times New Roman" w:eastAsia="Times New Roman" w:hAnsi="Times New Roman"/>
                 <w:b/>
                 <w:bCs/>
-                <w:color w:val="2563EB"/>
+                <w:color w:val="000000"/>
                 <w:sz w:val="22"/>
                 <w:szCs w:val="22"/>
               </w:rPr>
@@ -15395,7 +15386,7 @@
                 <w:rFonts w:ascii="Times New Roman" w:cs="Times New Roman" w:eastAsia="Times New Roman" w:hAnsi="Times New Roman"/>
                 <w:b/>
                 <w:bCs/>
-                <w:color w:val="2563EB"/>
+                <w:color w:val="000000"/>
                 <w:sz w:val="22"/>
                 <w:szCs w:val="22"/>
               </w:rPr>
@@ -15417,25 +15408,25 @@
               <w:bottom w:val="single" w:color="BFBFBF" w:sz="4"/>
               <w:right w:val="single" w:color="BFBFBF" w:sz="4"/>
             </w:tcBorders>
-            <w:shd w:fill="EBF5FB" w:val="clear"/>
-            <w:tcMar>
-              <w:top w:type="dxa" w:w="80"/>
-              <w:left w:type="dxa" w:w="140"/>
-              <w:bottom w:type="dxa" w:w="80"/>
-              <w:right w:type="dxa" w:w="140"/>
-            </w:tcMar>
-            <w:vAlign w:val="center"/>
-          </w:tcPr>
-          <w:p>
-            <w:pPr>
-              <w:spacing w:after="40"/>
-            </w:pPr>
-            <w:r>
-              <w:rPr>
-                <w:rFonts w:ascii="Times New Roman" w:cs="Times New Roman" w:eastAsia="Times New Roman" w:hAnsi="Times New Roman"/>
-                <w:b/>
-                <w:bCs/>
-                <w:color w:val="1B2A4A"/>
+            <w:shd w:fill="F2F2F2" w:val="clear"/>
+            <w:tcMar>
+              <w:top w:type="dxa" w:w="80"/>
+              <w:left w:type="dxa" w:w="140"/>
+              <w:bottom w:type="dxa" w:w="80"/>
+              <w:right w:type="dxa" w:w="140"/>
+            </w:tcMar>
+            <w:vAlign w:val="center"/>
+          </w:tcPr>
+          <w:p>
+            <w:pPr>
+              <w:spacing w:after="40"/>
+            </w:pPr>
+            <w:r>
+              <w:rPr>
+                <w:rFonts w:ascii="Times New Roman" w:cs="Times New Roman" w:eastAsia="Times New Roman" w:hAnsi="Times New Roman"/>
+                <w:b/>
+                <w:bCs/>
+                <w:color w:val="000000"/>
                 <w:sz w:val="22"/>
                 <w:szCs w:val="22"/>
               </w:rPr>
@@ -15452,25 +15443,25 @@
               <w:bottom w:val="single" w:color="BFBFBF" w:sz="4"/>
               <w:right w:val="single" w:color="BFBFBF" w:sz="4"/>
             </w:tcBorders>
-            <w:shd w:fill="EBF5FB" w:val="clear"/>
-            <w:tcMar>
-              <w:top w:type="dxa" w:w="80"/>
-              <w:left w:type="dxa" w:w="140"/>
-              <w:bottom w:type="dxa" w:w="80"/>
-              <w:right w:type="dxa" w:w="140"/>
-            </w:tcMar>
-            <w:vAlign w:val="center"/>
-          </w:tcPr>
-          <w:p>
-            <w:pPr>
-              <w:spacing w:after="40"/>
-            </w:pPr>
-            <w:r>
-              <w:rPr>
-                <w:rFonts w:ascii="Times New Roman" w:cs="Times New Roman" w:eastAsia="Times New Roman" w:hAnsi="Times New Roman"/>
-                <w:b/>
-                <w:bCs/>
-                <w:color w:val="1B2A4A"/>
+            <w:shd w:fill="F2F2F2" w:val="clear"/>
+            <w:tcMar>
+              <w:top w:type="dxa" w:w="80"/>
+              <w:left w:type="dxa" w:w="140"/>
+              <w:bottom w:type="dxa" w:w="80"/>
+              <w:right w:type="dxa" w:w="140"/>
+            </w:tcMar>
+            <w:vAlign w:val="center"/>
+          </w:tcPr>
+          <w:p>
+            <w:pPr>
+              <w:spacing w:after="40"/>
+            </w:pPr>
+            <w:r>
+              <w:rPr>
+                <w:rFonts w:ascii="Times New Roman" w:cs="Times New Roman" w:eastAsia="Times New Roman" w:hAnsi="Times New Roman"/>
+                <w:b/>
+                <w:bCs/>
+                <w:color w:val="000000"/>
                 <w:sz w:val="22"/>
                 <w:szCs w:val="22"/>
               </w:rPr>
@@ -15490,7 +15481,7 @@
     </w:p>
     <w:p>
       <w:pPr>
-        <w:shd w:fill="1F4E79" w:val="clear"/>
+        <w:shd w:fill="000000" w:val="clear"/>
         <w:spacing w:after="0" w:before="220"/>
         <w:outlineLvl w:val="1"/>
       </w:pPr>
@@ -15516,7 +15507,7 @@
           <w:rFonts w:ascii="Times New Roman" w:cs="Times New Roman" w:eastAsia="Times New Roman" w:hAnsi="Times New Roman"/>
           <w:b/>
           <w:bCs/>
-          <w:color w:val="5B2C6F"/>
+          <w:color w:val="000000"/>
           <w:sz w:val="22"/>
           <w:szCs w:val="22"/>
         </w:rPr>
@@ -15555,7 +15546,7 @@
           <w:rFonts w:ascii="Times New Roman" w:cs="Times New Roman" w:eastAsia="Times New Roman" w:hAnsi="Times New Roman"/>
           <w:b/>
           <w:bCs/>
-          <w:color w:val="1B2A4A"/>
+          <w:color w:val="000000"/>
           <w:sz w:val="28"/>
           <w:szCs w:val="28"/>
         </w:rPr>
@@ -15579,7 +15570,7 @@
           <w:rFonts w:ascii="Times New Roman" w:cs="Times New Roman" w:eastAsia="Times New Roman" w:hAnsi="Times New Roman"/>
           <w:b/>
           <w:bCs/>
-          <w:color w:val="2563EB"/>
+          <w:color w:val="000000"/>
           <w:sz w:val="28"/>
           <w:szCs w:val="28"/>
         </w:rPr>
@@ -15767,7 +15758,7 @@
           <w:rFonts w:ascii="Times New Roman" w:cs="Times New Roman" w:eastAsia="Times New Roman" w:hAnsi="Times New Roman"/>
           <w:b/>
           <w:bCs/>
-          <w:color w:val="1B2A4A"/>
+          <w:color w:val="000000"/>
           <w:sz w:val="28"/>
           <w:szCs w:val="28"/>
         </w:rPr>
@@ -15793,7 +15784,7 @@
           <w:rFonts w:ascii="Times New Roman" w:cs="Times New Roman" w:eastAsia="Times New Roman" w:hAnsi="Times New Roman"/>
           <w:b/>
           <w:bCs/>
-          <w:color w:val="2563EB"/>
+          <w:color w:val="000000"/>
           <w:sz w:val="28"/>
           <w:szCs w:val="28"/>
         </w:rPr>
@@ -15840,7 +15831,7 @@
               <w:bottom w:val="single" w:color="BFBFBF" w:sz="4"/>
               <w:right w:val="single" w:color="BFBFBF" w:sz="4"/>
             </w:tcBorders>
-            <w:shd w:fill="1B2A4A" w:val="clear"/>
+            <w:shd w:fill="000000" w:val="clear"/>
             <w:tcMar>
               <w:top w:type="dxa" w:w="80"/>
               <w:left w:type="dxa" w:w="140"/>
@@ -15875,7 +15866,7 @@
               <w:bottom w:val="single" w:color="BFBFBF" w:sz="4"/>
               <w:right w:val="single" w:color="BFBFBF" w:sz="4"/>
             </w:tcBorders>
-            <w:shd w:fill="1B2A4A" w:val="clear"/>
+            <w:shd w:fill="000000" w:val="clear"/>
             <w:tcMar>
               <w:top w:type="dxa" w:w="80"/>
               <w:left w:type="dxa" w:w="140"/>
@@ -15968,7 +15959,7 @@
                 <w:rFonts w:ascii="Times New Roman" w:cs="Times New Roman" w:eastAsia="Times New Roman" w:hAnsi="Times New Roman"/>
                 <w:b/>
                 <w:bCs/>
-                <w:color w:val="2563EB"/>
+                <w:color w:val="000000"/>
                 <w:sz w:val="22"/>
                 <w:szCs w:val="22"/>
               </w:rPr>
@@ -16043,7 +16034,7 @@
                 <w:rFonts w:ascii="Times New Roman" w:cs="Times New Roman" w:eastAsia="Times New Roman" w:hAnsi="Times New Roman"/>
                 <w:b/>
                 <w:bCs/>
-                <w:color w:val="2563EB"/>
+                <w:color w:val="000000"/>
                 <w:sz w:val="22"/>
                 <w:szCs w:val="22"/>
               </w:rPr>
@@ -16118,7 +16109,7 @@
                 <w:rFonts w:ascii="Times New Roman" w:cs="Times New Roman" w:eastAsia="Times New Roman" w:hAnsi="Times New Roman"/>
                 <w:b/>
                 <w:bCs/>
-                <w:color w:val="2563EB"/>
+                <w:color w:val="000000"/>
                 <w:sz w:val="22"/>
                 <w:szCs w:val="22"/>
               </w:rPr>
@@ -16193,7 +16184,7 @@
                 <w:rFonts w:ascii="Times New Roman" w:cs="Times New Roman" w:eastAsia="Times New Roman" w:hAnsi="Times New Roman"/>
                 <w:b/>
                 <w:bCs/>
-                <w:color w:val="2563EB"/>
+                <w:color w:val="000000"/>
                 <w:sz w:val="22"/>
                 <w:szCs w:val="22"/>
               </w:rPr>
@@ -16268,7 +16259,7 @@
                 <w:rFonts w:ascii="Times New Roman" w:cs="Times New Roman" w:eastAsia="Times New Roman" w:hAnsi="Times New Roman"/>
                 <w:b/>
                 <w:bCs/>
-                <w:color w:val="2563EB"/>
+                <w:color w:val="000000"/>
                 <w:sz w:val="22"/>
                 <w:szCs w:val="22"/>
               </w:rPr>
@@ -16343,7 +16334,7 @@
                 <w:rFonts w:ascii="Times New Roman" w:cs="Times New Roman" w:eastAsia="Times New Roman" w:hAnsi="Times New Roman"/>
                 <w:b/>
                 <w:bCs/>
-                <w:color w:val="2563EB"/>
+                <w:color w:val="000000"/>
                 <w:sz w:val="22"/>
                 <w:szCs w:val="22"/>
               </w:rPr>
@@ -16418,7 +16409,7 @@
                 <w:rFonts w:ascii="Times New Roman" w:cs="Times New Roman" w:eastAsia="Times New Roman" w:hAnsi="Times New Roman"/>
                 <w:b/>
                 <w:bCs/>
-                <w:color w:val="2563EB"/>
+                <w:color w:val="000000"/>
                 <w:sz w:val="22"/>
                 <w:szCs w:val="22"/>
               </w:rPr>
@@ -16440,25 +16431,25 @@
               <w:bottom w:val="single" w:color="BFBFBF" w:sz="4"/>
               <w:right w:val="single" w:color="BFBFBF" w:sz="4"/>
             </w:tcBorders>
-            <w:shd w:fill="EBF5FB" w:val="clear"/>
-            <w:tcMar>
-              <w:top w:type="dxa" w:w="80"/>
-              <w:left w:type="dxa" w:w="140"/>
-              <w:bottom w:type="dxa" w:w="80"/>
-              <w:right w:type="dxa" w:w="140"/>
-            </w:tcMar>
-            <w:vAlign w:val="center"/>
-          </w:tcPr>
-          <w:p>
-            <w:pPr>
-              <w:spacing w:after="40"/>
-            </w:pPr>
-            <w:r>
-              <w:rPr>
-                <w:rFonts w:ascii="Times New Roman" w:cs="Times New Roman" w:eastAsia="Times New Roman" w:hAnsi="Times New Roman"/>
-                <w:b/>
-                <w:bCs/>
-                <w:color w:val="1B2A4A"/>
+            <w:shd w:fill="F2F2F2" w:val="clear"/>
+            <w:tcMar>
+              <w:top w:type="dxa" w:w="80"/>
+              <w:left w:type="dxa" w:w="140"/>
+              <w:bottom w:type="dxa" w:w="80"/>
+              <w:right w:type="dxa" w:w="140"/>
+            </w:tcMar>
+            <w:vAlign w:val="center"/>
+          </w:tcPr>
+          <w:p>
+            <w:pPr>
+              <w:spacing w:after="40"/>
+            </w:pPr>
+            <w:r>
+              <w:rPr>
+                <w:rFonts w:ascii="Times New Roman" w:cs="Times New Roman" w:eastAsia="Times New Roman" w:hAnsi="Times New Roman"/>
+                <w:b/>
+                <w:bCs/>
+                <w:color w:val="000000"/>
                 <w:sz w:val="22"/>
                 <w:szCs w:val="22"/>
               </w:rPr>
@@ -16475,25 +16466,25 @@
               <w:bottom w:val="single" w:color="BFBFBF" w:sz="4"/>
               <w:right w:val="single" w:color="BFBFBF" w:sz="4"/>
             </w:tcBorders>
-            <w:shd w:fill="EBF5FB" w:val="clear"/>
-            <w:tcMar>
-              <w:top w:type="dxa" w:w="80"/>
-              <w:left w:type="dxa" w:w="140"/>
-              <w:bottom w:type="dxa" w:w="80"/>
-              <w:right w:type="dxa" w:w="140"/>
-            </w:tcMar>
-            <w:vAlign w:val="center"/>
-          </w:tcPr>
-          <w:p>
-            <w:pPr>
-              <w:spacing w:after="40"/>
-            </w:pPr>
-            <w:r>
-              <w:rPr>
-                <w:rFonts w:ascii="Times New Roman" w:cs="Times New Roman" w:eastAsia="Times New Roman" w:hAnsi="Times New Roman"/>
-                <w:b/>
-                <w:bCs/>
-                <w:color w:val="1B2A4A"/>
+            <w:shd w:fill="F2F2F2" w:val="clear"/>
+            <w:tcMar>
+              <w:top w:type="dxa" w:w="80"/>
+              <w:left w:type="dxa" w:w="140"/>
+              <w:bottom w:type="dxa" w:w="80"/>
+              <w:right w:type="dxa" w:w="140"/>
+            </w:tcMar>
+            <w:vAlign w:val="center"/>
+          </w:tcPr>
+          <w:p>
+            <w:pPr>
+              <w:spacing w:after="40"/>
+            </w:pPr>
+            <w:r>
+              <w:rPr>
+                <w:rFonts w:ascii="Times New Roman" w:cs="Times New Roman" w:eastAsia="Times New Roman" w:hAnsi="Times New Roman"/>
+                <w:b/>
+                <w:bCs/>
+                <w:color w:val="000000"/>
                 <w:sz w:val="22"/>
                 <w:szCs w:val="22"/>
               </w:rPr>
@@ -16513,7 +16504,7 @@
     </w:p>
     <w:p>
       <w:pPr>
-        <w:shd w:fill="1F4E79" w:val="clear"/>
+        <w:shd w:fill="000000" w:val="clear"/>
         <w:spacing w:after="0" w:before="220"/>
         <w:outlineLvl w:val="1"/>
       </w:pPr>
@@ -16539,7 +16530,7 @@
           <w:rFonts w:ascii="Times New Roman" w:cs="Times New Roman" w:eastAsia="Times New Roman" w:hAnsi="Times New Roman"/>
           <w:b/>
           <w:bCs/>
-          <w:color w:val="5B2C6F"/>
+          <w:color w:val="000000"/>
           <w:sz w:val="22"/>
           <w:szCs w:val="22"/>
         </w:rPr>
@@ -16578,7 +16569,7 @@
           <w:rFonts w:ascii="Times New Roman" w:cs="Times New Roman" w:eastAsia="Times New Roman" w:hAnsi="Times New Roman"/>
           <w:b/>
           <w:bCs/>
-          <w:color w:val="1B2A4A"/>
+          <w:color w:val="000000"/>
           <w:sz w:val="28"/>
           <w:szCs w:val="28"/>
         </w:rPr>
@@ -16602,7 +16593,7 @@
           <w:rFonts w:ascii="Times New Roman" w:cs="Times New Roman" w:eastAsia="Times New Roman" w:hAnsi="Times New Roman"/>
           <w:b/>
           <w:bCs/>
-          <w:color w:val="2563EB"/>
+          <w:color w:val="000000"/>
           <w:sz w:val="28"/>
           <w:szCs w:val="28"/>
         </w:rPr>
@@ -16733,7 +16724,7 @@
           <w:rFonts w:ascii="Times New Roman" w:cs="Times New Roman" w:eastAsia="Times New Roman" w:hAnsi="Times New Roman"/>
           <w:b/>
           <w:bCs/>
-          <w:color w:val="1B2A4A"/>
+          <w:color w:val="000000"/>
           <w:sz w:val="28"/>
           <w:szCs w:val="28"/>
         </w:rPr>
@@ -16759,7 +16750,7 @@
           <w:rFonts w:ascii="Times New Roman" w:cs="Times New Roman" w:eastAsia="Times New Roman" w:hAnsi="Times New Roman"/>
           <w:b/>
           <w:bCs/>
-          <w:color w:val="2563EB"/>
+          <w:color w:val="000000"/>
           <w:sz w:val="28"/>
           <w:szCs w:val="28"/>
         </w:rPr>
@@ -16806,7 +16797,7 @@
               <w:bottom w:val="single" w:color="BFBFBF" w:sz="4"/>
               <w:right w:val="single" w:color="BFBFBF" w:sz="4"/>
             </w:tcBorders>
-            <w:shd w:fill="1B2A4A" w:val="clear"/>
+            <w:shd w:fill="000000" w:val="clear"/>
             <w:tcMar>
               <w:top w:type="dxa" w:w="80"/>
               <w:left w:type="dxa" w:w="140"/>
@@ -16841,7 +16832,7 @@
               <w:bottom w:val="single" w:color="BFBFBF" w:sz="4"/>
               <w:right w:val="single" w:color="BFBFBF" w:sz="4"/>
             </w:tcBorders>
-            <w:shd w:fill="1B2A4A" w:val="clear"/>
+            <w:shd w:fill="000000" w:val="clear"/>
             <w:tcMar>
               <w:top w:type="dxa" w:w="80"/>
               <w:left w:type="dxa" w:w="140"/>
@@ -16934,7 +16925,7 @@
                 <w:rFonts w:ascii="Times New Roman" w:cs="Times New Roman" w:eastAsia="Times New Roman" w:hAnsi="Times New Roman"/>
                 <w:b/>
                 <w:bCs/>
-                <w:color w:val="2563EB"/>
+                <w:color w:val="000000"/>
                 <w:sz w:val="22"/>
                 <w:szCs w:val="22"/>
               </w:rPr>
@@ -17009,7 +17000,7 @@
                 <w:rFonts w:ascii="Times New Roman" w:cs="Times New Roman" w:eastAsia="Times New Roman" w:hAnsi="Times New Roman"/>
                 <w:b/>
                 <w:bCs/>
-                <w:color w:val="2563EB"/>
+                <w:color w:val="000000"/>
                 <w:sz w:val="22"/>
                 <w:szCs w:val="22"/>
               </w:rPr>
@@ -17084,7 +17075,7 @@
                 <w:rFonts w:ascii="Times New Roman" w:cs="Times New Roman" w:eastAsia="Times New Roman" w:hAnsi="Times New Roman"/>
                 <w:b/>
                 <w:bCs/>
-                <w:color w:val="2563EB"/>
+                <w:color w:val="000000"/>
                 <w:sz w:val="22"/>
                 <w:szCs w:val="22"/>
               </w:rPr>
@@ -17159,7 +17150,7 @@
                 <w:rFonts w:ascii="Times New Roman" w:cs="Times New Roman" w:eastAsia="Times New Roman" w:hAnsi="Times New Roman"/>
                 <w:b/>
                 <w:bCs/>
-                <w:color w:val="2563EB"/>
+                <w:color w:val="000000"/>
                 <w:sz w:val="22"/>
                 <w:szCs w:val="22"/>
               </w:rPr>
@@ -17234,7 +17225,7 @@
                 <w:rFonts w:ascii="Times New Roman" w:cs="Times New Roman" w:eastAsia="Times New Roman" w:hAnsi="Times New Roman"/>
                 <w:b/>
                 <w:bCs/>
-                <w:color w:val="2563EB"/>
+                <w:color w:val="000000"/>
                 <w:sz w:val="22"/>
                 <w:szCs w:val="22"/>
               </w:rPr>
@@ -17256,25 +17247,25 @@
               <w:bottom w:val="single" w:color="BFBFBF" w:sz="4"/>
               <w:right w:val="single" w:color="BFBFBF" w:sz="4"/>
             </w:tcBorders>
-            <w:shd w:fill="EBF5FB" w:val="clear"/>
-            <w:tcMar>
-              <w:top w:type="dxa" w:w="80"/>
-              <w:left w:type="dxa" w:w="140"/>
-              <w:bottom w:type="dxa" w:w="80"/>
-              <w:right w:type="dxa" w:w="140"/>
-            </w:tcMar>
-            <w:vAlign w:val="center"/>
-          </w:tcPr>
-          <w:p>
-            <w:pPr>
-              <w:spacing w:after="40"/>
-            </w:pPr>
-            <w:r>
-              <w:rPr>
-                <w:rFonts w:ascii="Times New Roman" w:cs="Times New Roman" w:eastAsia="Times New Roman" w:hAnsi="Times New Roman"/>
-                <w:b/>
-                <w:bCs/>
-                <w:color w:val="1B2A4A"/>
+            <w:shd w:fill="F2F2F2" w:val="clear"/>
+            <w:tcMar>
+              <w:top w:type="dxa" w:w="80"/>
+              <w:left w:type="dxa" w:w="140"/>
+              <w:bottom w:type="dxa" w:w="80"/>
+              <w:right w:type="dxa" w:w="140"/>
+            </w:tcMar>
+            <w:vAlign w:val="center"/>
+          </w:tcPr>
+          <w:p>
+            <w:pPr>
+              <w:spacing w:after="40"/>
+            </w:pPr>
+            <w:r>
+              <w:rPr>
+                <w:rFonts w:ascii="Times New Roman" w:cs="Times New Roman" w:eastAsia="Times New Roman" w:hAnsi="Times New Roman"/>
+                <w:b/>
+                <w:bCs/>
+                <w:color w:val="000000"/>
                 <w:sz w:val="22"/>
                 <w:szCs w:val="22"/>
               </w:rPr>
@@ -17291,25 +17282,25 @@
               <w:bottom w:val="single" w:color="BFBFBF" w:sz="4"/>
               <w:right w:val="single" w:color="BFBFBF" w:sz="4"/>
             </w:tcBorders>
-            <w:shd w:fill="EBF5FB" w:val="clear"/>
-            <w:tcMar>
-              <w:top w:type="dxa" w:w="80"/>
-              <w:left w:type="dxa" w:w="140"/>
-              <w:bottom w:type="dxa" w:w="80"/>
-              <w:right w:type="dxa" w:w="140"/>
-            </w:tcMar>
-            <w:vAlign w:val="center"/>
-          </w:tcPr>
-          <w:p>
-            <w:pPr>
-              <w:spacing w:after="40"/>
-            </w:pPr>
-            <w:r>
-              <w:rPr>
-                <w:rFonts w:ascii="Times New Roman" w:cs="Times New Roman" w:eastAsia="Times New Roman" w:hAnsi="Times New Roman"/>
-                <w:b/>
-                <w:bCs/>
-                <w:color w:val="1B2A4A"/>
+            <w:shd w:fill="F2F2F2" w:val="clear"/>
+            <w:tcMar>
+              <w:top w:type="dxa" w:w="80"/>
+              <w:left w:type="dxa" w:w="140"/>
+              <w:bottom w:type="dxa" w:w="80"/>
+              <w:right w:type="dxa" w:w="140"/>
+            </w:tcMar>
+            <w:vAlign w:val="center"/>
+          </w:tcPr>
+          <w:p>
+            <w:pPr>
+              <w:spacing w:after="40"/>
+            </w:pPr>
+            <w:r>
+              <w:rPr>
+                <w:rFonts w:ascii="Times New Roman" w:cs="Times New Roman" w:eastAsia="Times New Roman" w:hAnsi="Times New Roman"/>
+                <w:b/>
+                <w:bCs/>
+                <w:color w:val="000000"/>
                 <w:sz w:val="22"/>
                 <w:szCs w:val="22"/>
               </w:rPr>
@@ -17329,7 +17320,7 @@
     </w:p>
     <w:p>
       <w:pPr>
-        <w:shd w:fill="5B2C6F" w:val="clear"/>
+        <w:shd w:fill="000000" w:val="clear"/>
         <w:spacing w:after="160" w:before="0"/>
         <w:outlineLvl w:val="0"/>
       </w:pPr>
@@ -17347,8 +17338,11 @@
     </w:p>
     <w:p>
       <w:pPr>
-        <w:spacing w:after="120" w:before="80"/>
-        <w:ind w:left="360"/>
+        <w:pBdr>
+          <w:left w:val="single" w:color="595959" w:sz="12" w:space="10"/>
+        </w:pBdr>
+        <w:spacing w:after="130" w:before="90"/>
+        <w:ind w:left="300"/>
         <w:jc w:val="both"/>
       </w:pPr>
       <w:r>
@@ -17356,11 +17350,10 @@
           <w:rFonts w:ascii="Times New Roman" w:cs="Times New Roman" w:eastAsia="Times New Roman" w:hAnsi="Times New Roman"/>
           <w:b/>
           <w:bCs/>
-          <w:color w:val="843C0C"/>
-          <w:sz w:val="28"/>
-          <w:szCs w:val="28"/>
-        </w:rPr>
-        <w:t xml:space="preserve">⚠ Lưu ý: </w:t>
+          <w:sz w:val="28"/>
+          <w:szCs w:val="28"/>
+        </w:rPr>
+        <w:t xml:space="preserve">Lưu ý: </w:t>
       </w:r>
       <w:r>
         <w:rPr>
@@ -17390,7 +17383,7 @@
     </w:p>
     <w:p>
       <w:pPr>
-        <w:shd w:fill="1F4E79" w:val="clear"/>
+        <w:shd w:fill="000000" w:val="clear"/>
         <w:spacing w:after="110" w:before="200"/>
         <w:outlineLvl w:val="1"/>
       </w:pPr>
@@ -17453,7 +17446,7 @@
                 <w:rFonts w:ascii="Times New Roman" w:cs="Times New Roman" w:eastAsia="Times New Roman" w:hAnsi="Times New Roman"/>
                 <w:b/>
                 <w:bCs/>
-                <w:color w:val="2563EB"/>
+                <w:color w:val="000000"/>
                 <w:sz w:val="24"/>
                 <w:szCs w:val="24"/>
               </w:rPr>
@@ -17528,7 +17521,7 @@
                 <w:rFonts w:ascii="Times New Roman" w:cs="Times New Roman" w:eastAsia="Times New Roman" w:hAnsi="Times New Roman"/>
                 <w:b/>
                 <w:bCs/>
-                <w:color w:val="2563EB"/>
+                <w:color w:val="000000"/>
                 <w:sz w:val="24"/>
                 <w:szCs w:val="24"/>
               </w:rPr>
@@ -17603,7 +17596,7 @@
                 <w:rFonts w:ascii="Times New Roman" w:cs="Times New Roman" w:eastAsia="Times New Roman" w:hAnsi="Times New Roman"/>
                 <w:b/>
                 <w:bCs/>
-                <w:color w:val="2563EB"/>
+                <w:color w:val="000000"/>
                 <w:sz w:val="24"/>
                 <w:szCs w:val="24"/>
               </w:rPr>
@@ -17678,7 +17671,7 @@
                 <w:rFonts w:ascii="Times New Roman" w:cs="Times New Roman" w:eastAsia="Times New Roman" w:hAnsi="Times New Roman"/>
                 <w:b/>
                 <w:bCs/>
-                <w:color w:val="2563EB"/>
+                <w:color w:val="000000"/>
                 <w:sz w:val="24"/>
                 <w:szCs w:val="24"/>
               </w:rPr>
@@ -17725,7 +17718,7 @@
     </w:tbl>
     <w:p>
       <w:pPr>
-        <w:shd w:fill="1F4E79" w:val="clear"/>
+        <w:shd w:fill="000000" w:val="clear"/>
         <w:spacing w:after="110" w:before="200"/>
         <w:outlineLvl w:val="1"/>
       </w:pPr>
@@ -17772,7 +17765,7 @@
               <w:bottom w:val="single" w:color="BFBFBF" w:sz="4"/>
               <w:right w:val="single" w:color="BFBFBF" w:sz="4"/>
             </w:tcBorders>
-            <w:shd w:fill="1F4E79" w:val="clear"/>
+            <w:shd w:fill="000000" w:val="clear"/>
             <w:tcMar>
               <w:top w:type="dxa" w:w="80"/>
               <w:left w:type="dxa" w:w="140"/>
@@ -17807,7 +17800,7 @@
               <w:bottom w:val="single" w:color="BFBFBF" w:sz="4"/>
               <w:right w:val="single" w:color="BFBFBF" w:sz="4"/>
             </w:tcBorders>
-            <w:shd w:fill="1F4E79" w:val="clear"/>
+            <w:shd w:fill="000000" w:val="clear"/>
             <w:tcMar>
               <w:top w:type="dxa" w:w="80"/>
               <w:left w:type="dxa" w:w="140"/>
@@ -17842,7 +17835,7 @@
               <w:bottom w:val="single" w:color="BFBFBF" w:sz="4"/>
               <w:right w:val="single" w:color="BFBFBF" w:sz="4"/>
             </w:tcBorders>
-            <w:shd w:fill="1F4E79" w:val="clear"/>
+            <w:shd w:fill="000000" w:val="clear"/>
             <w:tcMar>
               <w:top w:type="dxa" w:w="80"/>
               <w:left w:type="dxa" w:w="140"/>
@@ -17900,7 +17893,7 @@
                 <w:rFonts w:ascii="Times New Roman" w:cs="Times New Roman" w:eastAsia="Times New Roman" w:hAnsi="Times New Roman"/>
                 <w:b/>
                 <w:bCs/>
-                <w:color w:val="2563EB"/>
+                <w:color w:val="000000"/>
                 <w:sz w:val="22"/>
                 <w:szCs w:val="22"/>
               </w:rPr>
@@ -18010,7 +18003,7 @@
                 <w:rFonts w:ascii="Times New Roman" w:cs="Times New Roman" w:eastAsia="Times New Roman" w:hAnsi="Times New Roman"/>
                 <w:b/>
                 <w:bCs/>
-                <w:color w:val="2563EB"/>
+                <w:color w:val="000000"/>
                 <w:sz w:val="22"/>
                 <w:szCs w:val="22"/>
               </w:rPr>
@@ -18120,7 +18113,7 @@
                 <w:rFonts w:ascii="Times New Roman" w:cs="Times New Roman" w:eastAsia="Times New Roman" w:hAnsi="Times New Roman"/>
                 <w:b/>
                 <w:bCs/>
-                <w:color w:val="2563EB"/>
+                <w:color w:val="000000"/>
                 <w:sz w:val="22"/>
                 <w:szCs w:val="22"/>
               </w:rPr>
@@ -18230,7 +18223,7 @@
                 <w:rFonts w:ascii="Times New Roman" w:cs="Times New Roman" w:eastAsia="Times New Roman" w:hAnsi="Times New Roman"/>
                 <w:b/>
                 <w:bCs/>
-                <w:color w:val="2563EB"/>
+                <w:color w:val="000000"/>
                 <w:sz w:val="22"/>
                 <w:szCs w:val="22"/>
               </w:rPr>
@@ -18312,8 +18305,9 @@
     </w:tbl>
     <w:p>
       <w:pPr>
-        <w:spacing w:after="120" w:before="80"/>
-        <w:ind w:left="360"/>
+        <w:shd w:fill="F2F2F2" w:val="clear"/>
+        <w:spacing w:after="130" w:before="100"/>
+        <w:ind w:left="200" w:right="200"/>
         <w:jc w:val="both"/>
       </w:pPr>
       <w:r>
@@ -18321,18 +18315,6 @@
           <w:rFonts w:ascii="Times New Roman" w:cs="Times New Roman" w:eastAsia="Times New Roman" w:hAnsi="Times New Roman"/>
           <w:b/>
           <w:bCs/>
-          <w:color w:val="375623"/>
-          <w:sz w:val="28"/>
-          <w:szCs w:val="28"/>
-        </w:rPr>
-        <w:t xml:space="preserve">✔ </w:t>
-      </w:r>
-      <w:r>
-        <w:rPr>
-          <w:rFonts w:ascii="Times New Roman" w:cs="Times New Roman" w:eastAsia="Times New Roman" w:hAnsi="Times New Roman"/>
-          <w:b/>
-          <w:bCs/>
-          <w:color w:val="1B2A4A"/>
           <w:sz w:val="28"/>
           <w:szCs w:val="28"/>
         </w:rPr>
@@ -18341,7 +18323,7 @@
     </w:p>
     <w:p>
       <w:pPr>
-        <w:shd w:fill="1F4E79" w:val="clear"/>
+        <w:shd w:fill="000000" w:val="clear"/>
         <w:spacing w:after="110" w:before="200"/>
         <w:outlineLvl w:val="1"/>
       </w:pPr>
@@ -18404,7 +18386,7 @@
                 <w:rFonts w:ascii="Times New Roman" w:cs="Times New Roman" w:eastAsia="Times New Roman" w:hAnsi="Times New Roman"/>
                 <w:b/>
                 <w:bCs/>
-                <w:color w:val="2563EB"/>
+                <w:color w:val="000000"/>
                 <w:sz w:val="24"/>
                 <w:szCs w:val="24"/>
               </w:rPr>
@@ -18479,7 +18461,7 @@
                 <w:rFonts w:ascii="Times New Roman" w:cs="Times New Roman" w:eastAsia="Times New Roman" w:hAnsi="Times New Roman"/>
                 <w:b/>
                 <w:bCs/>
-                <w:color w:val="2563EB"/>
+                <w:color w:val="000000"/>
                 <w:sz w:val="24"/>
                 <w:szCs w:val="24"/>
               </w:rPr>
@@ -18554,7 +18536,7 @@
                 <w:rFonts w:ascii="Times New Roman" w:cs="Times New Roman" w:eastAsia="Times New Roman" w:hAnsi="Times New Roman"/>
                 <w:b/>
                 <w:bCs/>
-                <w:color w:val="2563EB"/>
+                <w:color w:val="000000"/>
                 <w:sz w:val="24"/>
                 <w:szCs w:val="24"/>
               </w:rPr>
@@ -18629,7 +18611,7 @@
                 <w:rFonts w:ascii="Times New Roman" w:cs="Times New Roman" w:eastAsia="Times New Roman" w:hAnsi="Times New Roman"/>
                 <w:b/>
                 <w:bCs/>
-                <w:color w:val="2563EB"/>
+                <w:color w:val="000000"/>
                 <w:sz w:val="24"/>
                 <w:szCs w:val="24"/>
               </w:rPr>
@@ -18676,8 +18658,11 @@
     </w:tbl>
     <w:p>
       <w:pPr>
-        <w:spacing w:after="120" w:before="80"/>
-        <w:ind w:left="360"/>
+        <w:pBdr>
+          <w:left w:val="single" w:color="595959" w:sz="12" w:space="10"/>
+        </w:pBdr>
+        <w:spacing w:after="130" w:before="90"/>
+        <w:ind w:left="300"/>
         <w:jc w:val="both"/>
       </w:pPr>
       <w:r>
@@ -18685,11 +18670,10 @@
           <w:rFonts w:ascii="Times New Roman" w:cs="Times New Roman" w:eastAsia="Times New Roman" w:hAnsi="Times New Roman"/>
           <w:b/>
           <w:bCs/>
-          <w:color w:val="843C0C"/>
-          <w:sz w:val="28"/>
-          <w:szCs w:val="28"/>
-        </w:rPr>
-        <w:t xml:space="preserve">⚠ Lưu ý: </w:t>
+          <w:sz w:val="28"/>
+          <w:szCs w:val="28"/>
+        </w:rPr>
+        <w:t xml:space="preserve">Lưu ý: </w:t>
       </w:r>
       <w:r>
         <w:rPr>
@@ -18704,7 +18688,7 @@
     </w:p>
     <w:p>
       <w:pPr>
-        <w:shd w:fill="1F4E79" w:val="clear"/>
+        <w:shd w:fill="000000" w:val="clear"/>
         <w:spacing w:after="110" w:before="200"/>
         <w:outlineLvl w:val="1"/>
       </w:pPr>
@@ -18751,7 +18735,7 @@
               <w:bottom w:val="single" w:color="BFBFBF" w:sz="4"/>
               <w:right w:val="single" w:color="BFBFBF" w:sz="4"/>
             </w:tcBorders>
-            <w:shd w:fill="1F4E79" w:val="clear"/>
+            <w:shd w:fill="000000" w:val="clear"/>
             <w:tcMar>
               <w:top w:type="dxa" w:w="80"/>
               <w:left w:type="dxa" w:w="140"/>
@@ -18786,7 +18770,7 @@
               <w:bottom w:val="single" w:color="BFBFBF" w:sz="4"/>
               <w:right w:val="single" w:color="BFBFBF" w:sz="4"/>
             </w:tcBorders>
-            <w:shd w:fill="1F4E79" w:val="clear"/>
+            <w:shd w:fill="000000" w:val="clear"/>
             <w:tcMar>
               <w:top w:type="dxa" w:w="80"/>
               <w:left w:type="dxa" w:w="140"/>
@@ -18821,7 +18805,7 @@
               <w:bottom w:val="single" w:color="BFBFBF" w:sz="4"/>
               <w:right w:val="single" w:color="BFBFBF" w:sz="4"/>
             </w:tcBorders>
-            <w:shd w:fill="1F4E79" w:val="clear"/>
+            <w:shd w:fill="000000" w:val="clear"/>
             <w:tcMar>
               <w:top w:type="dxa" w:w="80"/>
               <w:left w:type="dxa" w:w="140"/>
@@ -18879,7 +18863,7 @@
                 <w:rFonts w:ascii="Times New Roman" w:cs="Times New Roman" w:eastAsia="Times New Roman" w:hAnsi="Times New Roman"/>
                 <w:b/>
                 <w:bCs/>
-                <w:color w:val="2563EB"/>
+                <w:color w:val="000000"/>
                 <w:sz w:val="22"/>
                 <w:szCs w:val="22"/>
               </w:rPr>
@@ -18989,7 +18973,7 @@
                 <w:rFonts w:ascii="Times New Roman" w:cs="Times New Roman" w:eastAsia="Times New Roman" w:hAnsi="Times New Roman"/>
                 <w:b/>
                 <w:bCs/>
-                <w:color w:val="2563EB"/>
+                <w:color w:val="000000"/>
                 <w:sz w:val="22"/>
                 <w:szCs w:val="22"/>
               </w:rPr>
@@ -19099,7 +19083,7 @@
                 <w:rFonts w:ascii="Times New Roman" w:cs="Times New Roman" w:eastAsia="Times New Roman" w:hAnsi="Times New Roman"/>
                 <w:b/>
                 <w:bCs/>
-                <w:color w:val="2563EB"/>
+                <w:color w:val="000000"/>
                 <w:sz w:val="22"/>
                 <w:szCs w:val="22"/>
               </w:rPr>
@@ -19209,7 +19193,7 @@
                 <w:rFonts w:ascii="Times New Roman" w:cs="Times New Roman" w:eastAsia="Times New Roman" w:hAnsi="Times New Roman"/>
                 <w:b/>
                 <w:bCs/>
-                <w:color w:val="2563EB"/>
+                <w:color w:val="000000"/>
                 <w:sz w:val="22"/>
                 <w:szCs w:val="22"/>
               </w:rPr>
@@ -19319,7 +19303,7 @@
                 <w:rFonts w:ascii="Times New Roman" w:cs="Times New Roman" w:eastAsia="Times New Roman" w:hAnsi="Times New Roman"/>
                 <w:b/>
                 <w:bCs/>
-                <w:color w:val="2563EB"/>
+                <w:color w:val="000000"/>
                 <w:sz w:val="22"/>
                 <w:szCs w:val="22"/>
               </w:rPr>
@@ -19416,8 +19400,11 @@
     </w:p>
     <w:p>
       <w:pPr>
-        <w:spacing w:after="120" w:before="80"/>
-        <w:ind w:left="360"/>
+        <w:pBdr>
+          <w:left w:val="single" w:color="595959" w:sz="12" w:space="10"/>
+        </w:pBdr>
+        <w:spacing w:after="130" w:before="90"/>
+        <w:ind w:left="300"/>
         <w:jc w:val="both"/>
       </w:pPr>
       <w:r>
@@ -19425,11 +19412,10 @@
           <w:rFonts w:ascii="Times New Roman" w:cs="Times New Roman" w:eastAsia="Times New Roman" w:hAnsi="Times New Roman"/>
           <w:b/>
           <w:bCs/>
-          <w:color w:val="843C0C"/>
-          <w:sz w:val="28"/>
-          <w:szCs w:val="28"/>
-        </w:rPr>
-        <w:t xml:space="preserve">⚠ Lưu ý: </w:t>
+          <w:sz w:val="28"/>
+          <w:szCs w:val="28"/>
+        </w:rPr>
+        <w:t xml:space="preserve">Lưu ý: </w:t>
       </w:r>
       <w:r>
         <w:rPr>
@@ -19444,7 +19430,7 @@
     </w:p>
     <w:p>
       <w:pPr>
-        <w:shd w:fill="1F4E79" w:val="clear"/>
+        <w:shd w:fill="000000" w:val="clear"/>
         <w:spacing w:after="110" w:before="200"/>
         <w:outlineLvl w:val="1"/>
       </w:pPr>
@@ -19477,7 +19463,7 @@
     </w:p>
     <w:p>
       <w:pPr>
-        <w:shd w:fill="1F4E79" w:val="clear"/>
+        <w:shd w:fill="000000" w:val="clear"/>
         <w:spacing w:after="110" w:before="200"/>
         <w:outlineLvl w:val="1"/>
       </w:pPr>
@@ -19510,14 +19496,14 @@
     </w:p>
     <w:p>
       <w:pPr>
-        <w:shd w:fill="1E293B" w:val="clear"/>
+        <w:shd w:fill="262626" w:val="clear"/>
         <w:spacing w:after="0" w:line="280" w:lineRule="auto"/>
         <w:ind w:left="200" w:right="200"/>
       </w:pPr>
       <w:r>
         <w:rPr>
           <w:rFonts w:ascii="Courier New" w:cs="Courier New" w:eastAsia="Courier New" w:hAnsi="Courier New"/>
-          <w:color w:val="E2E8F0"/>
+          <w:color w:val="F2F2F2"/>
           <w:sz w:val="22"/>
           <w:szCs w:val="22"/>
         </w:rPr>
@@ -19526,14 +19512,14 @@
     </w:p>
     <w:p>
       <w:pPr>
-        <w:shd w:fill="1E293B" w:val="clear"/>
+        <w:shd w:fill="262626" w:val="clear"/>
         <w:spacing w:after="0" w:line="280" w:lineRule="auto"/>
         <w:ind w:left="200" w:right="200"/>
       </w:pPr>
       <w:r>
         <w:rPr>
           <w:rFonts w:ascii="Courier New" w:cs="Courier New" w:eastAsia="Courier New" w:hAnsi="Courier New"/>
-          <w:color w:val="E2E8F0"/>
+          <w:color w:val="F2F2F2"/>
           <w:sz w:val="22"/>
           <w:szCs w:val="22"/>
         </w:rPr>
@@ -19542,14 +19528,14 @@
     </w:p>
     <w:p>
       <w:pPr>
-        <w:shd w:fill="1E293B" w:val="clear"/>
+        <w:shd w:fill="262626" w:val="clear"/>
         <w:spacing w:after="0" w:line="280" w:lineRule="auto"/>
         <w:ind w:left="200" w:right="200"/>
       </w:pPr>
       <w:r>
         <w:rPr>
           <w:rFonts w:ascii="Courier New" w:cs="Courier New" w:eastAsia="Courier New" w:hAnsi="Courier New"/>
-          <w:color w:val="E2E8F0"/>
+          <w:color w:val="F2F2F2"/>
           <w:sz w:val="22"/>
           <w:szCs w:val="22"/>
         </w:rPr>
@@ -19558,14 +19544,14 @@
     </w:p>
     <w:p>
       <w:pPr>
-        <w:shd w:fill="1E293B" w:val="clear"/>
+        <w:shd w:fill="262626" w:val="clear"/>
         <w:spacing w:after="0" w:line="280" w:lineRule="auto"/>
         <w:ind w:left="200" w:right="200"/>
       </w:pPr>
       <w:r>
         <w:rPr>
           <w:rFonts w:ascii="Courier New" w:cs="Courier New" w:eastAsia="Courier New" w:hAnsi="Courier New"/>
-          <w:color w:val="E2E8F0"/>
+          <w:color w:val="F2F2F2"/>
           <w:sz w:val="22"/>
           <w:szCs w:val="22"/>
         </w:rPr>
@@ -19603,7 +19589,7 @@
               <w:bottom w:val="single" w:color="BFBFBF" w:sz="4"/>
               <w:right w:val="single" w:color="BFBFBF" w:sz="4"/>
             </w:tcBorders>
-            <w:shd w:fill="1F4E79" w:val="clear"/>
+            <w:shd w:fill="000000" w:val="clear"/>
             <w:tcMar>
               <w:top w:type="dxa" w:w="80"/>
               <w:left w:type="dxa" w:w="140"/>
@@ -19638,7 +19624,7 @@
               <w:bottom w:val="single" w:color="BFBFBF" w:sz="4"/>
               <w:right w:val="single" w:color="BFBFBF" w:sz="4"/>
             </w:tcBorders>
-            <w:shd w:fill="1F4E79" w:val="clear"/>
+            <w:shd w:fill="000000" w:val="clear"/>
             <w:tcMar>
               <w:top w:type="dxa" w:w="80"/>
               <w:left w:type="dxa" w:w="140"/>
@@ -19673,7 +19659,7 @@
               <w:bottom w:val="single" w:color="BFBFBF" w:sz="4"/>
               <w:right w:val="single" w:color="BFBFBF" w:sz="4"/>
             </w:tcBorders>
-            <w:shd w:fill="1F4E79" w:val="clear"/>
+            <w:shd w:fill="000000" w:val="clear"/>
             <w:tcMar>
               <w:top w:type="dxa" w:w="80"/>
               <w:left w:type="dxa" w:w="140"/>
@@ -19731,7 +19717,7 @@
                 <w:rFonts w:ascii="Times New Roman" w:cs="Times New Roman" w:eastAsia="Times New Roman" w:hAnsi="Times New Roman"/>
                 <w:b/>
                 <w:bCs/>
-                <w:color w:val="2563EB"/>
+                <w:color w:val="000000"/>
                 <w:sz w:val="22"/>
                 <w:szCs w:val="22"/>
               </w:rPr>
@@ -19841,7 +19827,7 @@
                 <w:rFonts w:ascii="Times New Roman" w:cs="Times New Roman" w:eastAsia="Times New Roman" w:hAnsi="Times New Roman"/>
                 <w:b/>
                 <w:bCs/>
-                <w:color w:val="2563EB"/>
+                <w:color w:val="000000"/>
                 <w:sz w:val="22"/>
                 <w:szCs w:val="22"/>
               </w:rPr>
@@ -19951,7 +19937,7 @@
                 <w:rFonts w:ascii="Times New Roman" w:cs="Times New Roman" w:eastAsia="Times New Roman" w:hAnsi="Times New Roman"/>
                 <w:b/>
                 <w:bCs/>
-                <w:color w:val="2563EB"/>
+                <w:color w:val="000000"/>
                 <w:sz w:val="22"/>
                 <w:szCs w:val="22"/>
               </w:rPr>
@@ -20061,7 +20047,7 @@
                 <w:rFonts w:ascii="Times New Roman" w:cs="Times New Roman" w:eastAsia="Times New Roman" w:hAnsi="Times New Roman"/>
                 <w:b/>
                 <w:bCs/>
-                <w:color w:val="2563EB"/>
+                <w:color w:val="000000"/>
                 <w:sz w:val="22"/>
                 <w:szCs w:val="22"/>
               </w:rPr>
@@ -20143,8 +20129,9 @@
     </w:tbl>
     <w:p>
       <w:pPr>
-        <w:spacing w:after="120" w:before="80"/>
-        <w:ind w:left="360"/>
+        <w:shd w:fill="F2F2F2" w:val="clear"/>
+        <w:spacing w:after="130" w:before="100"/>
+        <w:ind w:left="200" w:right="200"/>
         <w:jc w:val="both"/>
       </w:pPr>
       <w:r>
@@ -20152,18 +20139,6 @@
           <w:rFonts w:ascii="Times New Roman" w:cs="Times New Roman" w:eastAsia="Times New Roman" w:hAnsi="Times New Roman"/>
           <w:b/>
           <w:bCs/>
-          <w:color w:val="375623"/>
-          <w:sz w:val="28"/>
-          <w:szCs w:val="28"/>
-        </w:rPr>
-        <w:t xml:space="preserve">✔ </w:t>
-      </w:r>
-      <w:r>
-        <w:rPr>
-          <w:rFonts w:ascii="Times New Roman" w:cs="Times New Roman" w:eastAsia="Times New Roman" w:hAnsi="Times New Roman"/>
-          <w:b/>
-          <w:bCs/>
-          <w:color w:val="1B2A4A"/>
           <w:sz w:val="28"/>
           <w:szCs w:val="28"/>
         </w:rPr>
@@ -20180,7 +20155,7 @@
     </w:p>
     <w:p>
       <w:pPr>
-        <w:shd w:fill="1F4E79" w:val="clear"/>
+        <w:shd w:fill="000000" w:val="clear"/>
         <w:spacing w:after="110" w:before="200"/>
         <w:outlineLvl w:val="1"/>
       </w:pPr>
@@ -20227,7 +20202,7 @@
               <w:bottom w:val="single" w:color="BFBFBF" w:sz="4"/>
               <w:right w:val="single" w:color="BFBFBF" w:sz="4"/>
             </w:tcBorders>
-            <w:shd w:fill="1F4E79" w:val="clear"/>
+            <w:shd w:fill="000000" w:val="clear"/>
             <w:tcMar>
               <w:top w:type="dxa" w:w="80"/>
               <w:left w:type="dxa" w:w="140"/>
@@ -20262,7 +20237,7 @@
               <w:bottom w:val="single" w:color="BFBFBF" w:sz="4"/>
               <w:right w:val="single" w:color="BFBFBF" w:sz="4"/>
             </w:tcBorders>
-            <w:shd w:fill="1F4E79" w:val="clear"/>
+            <w:shd w:fill="000000" w:val="clear"/>
             <w:tcMar>
               <w:top w:type="dxa" w:w="80"/>
               <w:left w:type="dxa" w:w="140"/>
@@ -20297,7 +20272,7 @@
               <w:bottom w:val="single" w:color="BFBFBF" w:sz="4"/>
               <w:right w:val="single" w:color="BFBFBF" w:sz="4"/>
             </w:tcBorders>
-            <w:shd w:fill="1F4E79" w:val="clear"/>
+            <w:shd w:fill="000000" w:val="clear"/>
             <w:tcMar>
               <w:top w:type="dxa" w:w="80"/>
               <w:left w:type="dxa" w:w="140"/>
@@ -20355,7 +20330,7 @@
                 <w:rFonts w:ascii="Times New Roman" w:cs="Times New Roman" w:eastAsia="Times New Roman" w:hAnsi="Times New Roman"/>
                 <w:b/>
                 <w:bCs/>
-                <w:color w:val="2563EB"/>
+                <w:color w:val="000000"/>
                 <w:sz w:val="22"/>
                 <w:szCs w:val="22"/>
               </w:rPr>
@@ -20465,7 +20440,7 @@
                 <w:rFonts w:ascii="Times New Roman" w:cs="Times New Roman" w:eastAsia="Times New Roman" w:hAnsi="Times New Roman"/>
                 <w:b/>
                 <w:bCs/>
-                <w:color w:val="2563EB"/>
+                <w:color w:val="000000"/>
                 <w:sz w:val="22"/>
                 <w:szCs w:val="22"/>
               </w:rPr>
@@ -20575,7 +20550,7 @@
                 <w:rFonts w:ascii="Times New Roman" w:cs="Times New Roman" w:eastAsia="Times New Roman" w:hAnsi="Times New Roman"/>
                 <w:b/>
                 <w:bCs/>
-                <w:color w:val="2563EB"/>
+                <w:color w:val="000000"/>
                 <w:sz w:val="22"/>
                 <w:szCs w:val="22"/>
               </w:rPr>
@@ -20685,7 +20660,7 @@
                 <w:rFonts w:ascii="Times New Roman" w:cs="Times New Roman" w:eastAsia="Times New Roman" w:hAnsi="Times New Roman"/>
                 <w:b/>
                 <w:bCs/>
-                <w:color w:val="2563EB"/>
+                <w:color w:val="000000"/>
                 <w:sz w:val="22"/>
                 <w:szCs w:val="22"/>
               </w:rPr>
@@ -20795,7 +20770,7 @@
                 <w:rFonts w:ascii="Times New Roman" w:cs="Times New Roman" w:eastAsia="Times New Roman" w:hAnsi="Times New Roman"/>
                 <w:b/>
                 <w:bCs/>
-                <w:color w:val="2563EB"/>
+                <w:color w:val="000000"/>
                 <w:sz w:val="22"/>
                 <w:szCs w:val="22"/>
               </w:rPr>
@@ -20905,7 +20880,7 @@
                 <w:rFonts w:ascii="Times New Roman" w:cs="Times New Roman" w:eastAsia="Times New Roman" w:hAnsi="Times New Roman"/>
                 <w:b/>
                 <w:bCs/>
-                <w:color w:val="2563EB"/>
+                <w:color w:val="000000"/>
                 <w:sz w:val="22"/>
                 <w:szCs w:val="22"/>
               </w:rPr>
@@ -21032,7 +21007,7 @@
                 <w:rFonts w:ascii="Times New Roman" w:cs="Times New Roman" w:eastAsia="Times New Roman" w:hAnsi="Times New Roman"/>
                 <w:b/>
                 <w:bCs/>
-                <w:color w:val="2563EB"/>
+                <w:color w:val="000000"/>
                 <w:sz w:val="24"/>
                 <w:szCs w:val="24"/>
               </w:rPr>
@@ -21107,7 +21082,7 @@
                 <w:rFonts w:ascii="Times New Roman" w:cs="Times New Roman" w:eastAsia="Times New Roman" w:hAnsi="Times New Roman"/>
                 <w:b/>
                 <w:bCs/>
-                <w:color w:val="2563EB"/>
+                <w:color w:val="000000"/>
                 <w:sz w:val="24"/>
                 <w:szCs w:val="24"/>
               </w:rPr>
@@ -21182,7 +21157,7 @@
                 <w:rFonts w:ascii="Times New Roman" w:cs="Times New Roman" w:eastAsia="Times New Roman" w:hAnsi="Times New Roman"/>
                 <w:b/>
                 <w:bCs/>
-                <w:color w:val="2563EB"/>
+                <w:color w:val="000000"/>
                 <w:sz w:val="24"/>
                 <w:szCs w:val="24"/>
               </w:rPr>
@@ -21229,7 +21204,7 @@
     </w:tbl>
     <w:p>
       <w:pPr>
-        <w:shd w:fill="1F4E79" w:val="clear"/>
+        <w:shd w:fill="000000" w:val="clear"/>
         <w:spacing w:after="110" w:before="200"/>
         <w:outlineLvl w:val="1"/>
       </w:pPr>
@@ -21276,7 +21251,7 @@
               <w:bottom w:val="single" w:color="BFBFBF" w:sz="4"/>
               <w:right w:val="single" w:color="BFBFBF" w:sz="4"/>
             </w:tcBorders>
-            <w:shd w:fill="1F4E79" w:val="clear"/>
+            <w:shd w:fill="000000" w:val="clear"/>
             <w:tcMar>
               <w:top w:type="dxa" w:w="80"/>
               <w:left w:type="dxa" w:w="140"/>
@@ -21311,7 +21286,7 @@
               <w:bottom w:val="single" w:color="BFBFBF" w:sz="4"/>
               <w:right w:val="single" w:color="BFBFBF" w:sz="4"/>
             </w:tcBorders>
-            <w:shd w:fill="1F4E79" w:val="clear"/>
+            <w:shd w:fill="000000" w:val="clear"/>
             <w:tcMar>
               <w:top w:type="dxa" w:w="80"/>
               <w:left w:type="dxa" w:w="140"/>
@@ -21346,7 +21321,7 @@
               <w:bottom w:val="single" w:color="BFBFBF" w:sz="4"/>
               <w:right w:val="single" w:color="BFBFBF" w:sz="4"/>
             </w:tcBorders>
-            <w:shd w:fill="1F4E79" w:val="clear"/>
+            <w:shd w:fill="000000" w:val="clear"/>
             <w:tcMar>
               <w:top w:type="dxa" w:w="80"/>
               <w:left w:type="dxa" w:w="140"/>
@@ -21404,7 +21379,7 @@
                 <w:rFonts w:ascii="Times New Roman" w:cs="Times New Roman" w:eastAsia="Times New Roman" w:hAnsi="Times New Roman"/>
                 <w:b/>
                 <w:bCs/>
-                <w:color w:val="2563EB"/>
+                <w:color w:val="000000"/>
                 <w:sz w:val="22"/>
                 <w:szCs w:val="22"/>
               </w:rPr>
@@ -21514,7 +21489,7 @@
                 <w:rFonts w:ascii="Times New Roman" w:cs="Times New Roman" w:eastAsia="Times New Roman" w:hAnsi="Times New Roman"/>
                 <w:b/>
                 <w:bCs/>
-                <w:color w:val="2563EB"/>
+                <w:color w:val="000000"/>
                 <w:sz w:val="22"/>
                 <w:szCs w:val="22"/>
               </w:rPr>
@@ -21624,7 +21599,7 @@
                 <w:rFonts w:ascii="Times New Roman" w:cs="Times New Roman" w:eastAsia="Times New Roman" w:hAnsi="Times New Roman"/>
                 <w:b/>
                 <w:bCs/>
-                <w:color w:val="2563EB"/>
+                <w:color w:val="000000"/>
                 <w:sz w:val="22"/>
                 <w:szCs w:val="22"/>
               </w:rPr>
@@ -21751,7 +21726,7 @@
                 <w:rFonts w:ascii="Times New Roman" w:cs="Times New Roman" w:eastAsia="Times New Roman" w:hAnsi="Times New Roman"/>
                 <w:b/>
                 <w:bCs/>
-                <w:color w:val="2563EB"/>
+                <w:color w:val="000000"/>
                 <w:sz w:val="24"/>
                 <w:szCs w:val="24"/>
               </w:rPr>
@@ -21826,7 +21801,7 @@
                 <w:rFonts w:ascii="Times New Roman" w:cs="Times New Roman" w:eastAsia="Times New Roman" w:hAnsi="Times New Roman"/>
                 <w:b/>
                 <w:bCs/>
-                <w:color w:val="2563EB"/>
+                <w:color w:val="000000"/>
                 <w:sz w:val="24"/>
                 <w:szCs w:val="24"/>
               </w:rPr>
@@ -21901,7 +21876,7 @@
                 <w:rFonts w:ascii="Times New Roman" w:cs="Times New Roman" w:eastAsia="Times New Roman" w:hAnsi="Times New Roman"/>
                 <w:b/>
                 <w:bCs/>
-                <w:color w:val="2563EB"/>
+                <w:color w:val="000000"/>
                 <w:sz w:val="24"/>
                 <w:szCs w:val="24"/>
               </w:rPr>
@@ -21976,7 +21951,7 @@
                 <w:rFonts w:ascii="Times New Roman" w:cs="Times New Roman" w:eastAsia="Times New Roman" w:hAnsi="Times New Roman"/>
                 <w:b/>
                 <w:bCs/>
-                <w:color w:val="2563EB"/>
+                <w:color w:val="000000"/>
                 <w:sz w:val="24"/>
                 <w:szCs w:val="24"/>
               </w:rPr>
@@ -22023,8 +21998,9 @@
     </w:tbl>
     <w:p>
       <w:pPr>
-        <w:spacing w:after="120" w:before="80"/>
-        <w:ind w:left="360"/>
+        <w:shd w:fill="F2F2F2" w:val="clear"/>
+        <w:spacing w:after="130" w:before="100"/>
+        <w:ind w:left="200" w:right="200"/>
         <w:jc w:val="both"/>
       </w:pPr>
       <w:r>
@@ -22032,18 +22008,6 @@
           <w:rFonts w:ascii="Times New Roman" w:cs="Times New Roman" w:eastAsia="Times New Roman" w:hAnsi="Times New Roman"/>
           <w:b/>
           <w:bCs/>
-          <w:color w:val="375623"/>
-          <w:sz w:val="28"/>
-          <w:szCs w:val="28"/>
-        </w:rPr>
-        <w:t xml:space="preserve">✔ </w:t>
-      </w:r>
-      <w:r>
-        <w:rPr>
-          <w:rFonts w:ascii="Times New Roman" w:cs="Times New Roman" w:eastAsia="Times New Roman" w:hAnsi="Times New Roman"/>
-          <w:b/>
-          <w:bCs/>
-          <w:color w:val="1B2A4A"/>
           <w:sz w:val="28"/>
           <w:szCs w:val="28"/>
         </w:rPr>
@@ -22052,7 +22016,7 @@
     </w:p>
     <w:p>
       <w:pPr>
-        <w:shd w:fill="1F4E79" w:val="clear"/>
+        <w:shd w:fill="000000" w:val="clear"/>
         <w:spacing w:after="110" w:before="200"/>
         <w:outlineLvl w:val="1"/>
       </w:pPr>
@@ -22114,7 +22078,7 @@
               <w:bottom w:val="single" w:color="BFBFBF" w:sz="4"/>
               <w:right w:val="single" w:color="BFBFBF" w:sz="4"/>
             </w:tcBorders>
-            <w:shd w:fill="1F4E79" w:val="clear"/>
+            <w:shd w:fill="000000" w:val="clear"/>
             <w:tcMar>
               <w:top w:type="dxa" w:w="80"/>
               <w:left w:type="dxa" w:w="140"/>
@@ -22149,7 +22113,7 @@
               <w:bottom w:val="single" w:color="BFBFBF" w:sz="4"/>
               <w:right w:val="single" w:color="BFBFBF" w:sz="4"/>
             </w:tcBorders>
-            <w:shd w:fill="1F4E79" w:val="clear"/>
+            <w:shd w:fill="000000" w:val="clear"/>
             <w:tcMar>
               <w:top w:type="dxa" w:w="80"/>
               <w:left w:type="dxa" w:w="140"/>
@@ -22184,7 +22148,7 @@
               <w:bottom w:val="single" w:color="BFBFBF" w:sz="4"/>
               <w:right w:val="single" w:color="BFBFBF" w:sz="4"/>
             </w:tcBorders>
-            <w:shd w:fill="1F4E79" w:val="clear"/>
+            <w:shd w:fill="000000" w:val="clear"/>
             <w:tcMar>
               <w:top w:type="dxa" w:w="80"/>
               <w:left w:type="dxa" w:w="140"/>
@@ -22242,7 +22206,7 @@
                 <w:rFonts w:ascii="Times New Roman" w:cs="Times New Roman" w:eastAsia="Times New Roman" w:hAnsi="Times New Roman"/>
                 <w:b/>
                 <w:bCs/>
-                <w:color w:val="2563EB"/>
+                <w:color w:val="000000"/>
                 <w:sz w:val="22"/>
                 <w:szCs w:val="22"/>
               </w:rPr>
@@ -22352,7 +22316,7 @@
                 <w:rFonts w:ascii="Times New Roman" w:cs="Times New Roman" w:eastAsia="Times New Roman" w:hAnsi="Times New Roman"/>
                 <w:b/>
                 <w:bCs/>
-                <w:color w:val="2563EB"/>
+                <w:color w:val="000000"/>
                 <w:sz w:val="22"/>
                 <w:szCs w:val="22"/>
               </w:rPr>
@@ -22462,7 +22426,7 @@
                 <w:rFonts w:ascii="Times New Roman" w:cs="Times New Roman" w:eastAsia="Times New Roman" w:hAnsi="Times New Roman"/>
                 <w:b/>
                 <w:bCs/>
-                <w:color w:val="2563EB"/>
+                <w:color w:val="000000"/>
                 <w:sz w:val="22"/>
                 <w:szCs w:val="22"/>
               </w:rPr>
@@ -22572,7 +22536,7 @@
                 <w:rFonts w:ascii="Times New Roman" w:cs="Times New Roman" w:eastAsia="Times New Roman" w:hAnsi="Times New Roman"/>
                 <w:b/>
                 <w:bCs/>
-                <w:color w:val="2563EB"/>
+                <w:color w:val="000000"/>
                 <w:sz w:val="22"/>
                 <w:szCs w:val="22"/>
               </w:rPr>
@@ -22677,7 +22641,7 @@
     </w:p>
     <w:p>
       <w:pPr>
-        <w:shd w:fill="1F4E79" w:val="clear"/>
+        <w:shd w:fill="000000" w:val="clear"/>
         <w:spacing w:after="110" w:before="200"/>
         <w:outlineLvl w:val="1"/>
       </w:pPr>
@@ -22724,7 +22688,7 @@
               <w:bottom w:val="single" w:color="BFBFBF" w:sz="4"/>
               <w:right w:val="single" w:color="BFBFBF" w:sz="4"/>
             </w:tcBorders>
-            <w:shd w:fill="1F4E79" w:val="clear"/>
+            <w:shd w:fill="000000" w:val="clear"/>
             <w:tcMar>
               <w:top w:type="dxa" w:w="80"/>
               <w:left w:type="dxa" w:w="140"/>
@@ -22759,7 +22723,7 @@
               <w:bottom w:val="single" w:color="BFBFBF" w:sz="4"/>
               <w:right w:val="single" w:color="BFBFBF" w:sz="4"/>
             </w:tcBorders>
-            <w:shd w:fill="1F4E79" w:val="clear"/>
+            <w:shd w:fill="000000" w:val="clear"/>
             <w:tcMar>
               <w:top w:type="dxa" w:w="80"/>
               <w:left w:type="dxa" w:w="140"/>
@@ -22794,7 +22758,7 @@
               <w:bottom w:val="single" w:color="BFBFBF" w:sz="4"/>
               <w:right w:val="single" w:color="BFBFBF" w:sz="4"/>
             </w:tcBorders>
-            <w:shd w:fill="1F4E79" w:val="clear"/>
+            <w:shd w:fill="000000" w:val="clear"/>
             <w:tcMar>
               <w:top w:type="dxa" w:w="80"/>
               <w:left w:type="dxa" w:w="140"/>
@@ -22852,7 +22816,7 @@
                 <w:rFonts w:ascii="Times New Roman" w:cs="Times New Roman" w:eastAsia="Times New Roman" w:hAnsi="Times New Roman"/>
                 <w:b/>
                 <w:bCs/>
-                <w:color w:val="2563EB"/>
+                <w:color w:val="000000"/>
                 <w:sz w:val="22"/>
                 <w:szCs w:val="22"/>
               </w:rPr>
@@ -22962,7 +22926,7 @@
                 <w:rFonts w:ascii="Times New Roman" w:cs="Times New Roman" w:eastAsia="Times New Roman" w:hAnsi="Times New Roman"/>
                 <w:b/>
                 <w:bCs/>
-                <w:color w:val="2563EB"/>
+                <w:color w:val="000000"/>
                 <w:sz w:val="22"/>
                 <w:szCs w:val="22"/>
               </w:rPr>
@@ -23072,7 +23036,7 @@
                 <w:rFonts w:ascii="Times New Roman" w:cs="Times New Roman" w:eastAsia="Times New Roman" w:hAnsi="Times New Roman"/>
                 <w:b/>
                 <w:bCs/>
-                <w:color w:val="2563EB"/>
+                <w:color w:val="000000"/>
                 <w:sz w:val="22"/>
                 <w:szCs w:val="22"/>
               </w:rPr>
@@ -23182,7 +23146,7 @@
                 <w:rFonts w:ascii="Times New Roman" w:cs="Times New Roman" w:eastAsia="Times New Roman" w:hAnsi="Times New Roman"/>
                 <w:b/>
                 <w:bCs/>
-                <w:color w:val="2563EB"/>
+                <w:color w:val="000000"/>
                 <w:sz w:val="22"/>
                 <w:szCs w:val="22"/>
               </w:rPr>
@@ -23292,7 +23256,7 @@
                 <w:rFonts w:ascii="Times New Roman" w:cs="Times New Roman" w:eastAsia="Times New Roman" w:hAnsi="Times New Roman"/>
                 <w:b/>
                 <w:bCs/>
-                <w:color w:val="2563EB"/>
+                <w:color w:val="000000"/>
                 <w:sz w:val="22"/>
                 <w:szCs w:val="22"/>
               </w:rPr>
@@ -23402,7 +23366,7 @@
                 <w:rFonts w:ascii="Times New Roman" w:cs="Times New Roman" w:eastAsia="Times New Roman" w:hAnsi="Times New Roman"/>
                 <w:b/>
                 <w:bCs/>
-                <w:color w:val="2563EB"/>
+                <w:color w:val="000000"/>
                 <w:sz w:val="22"/>
                 <w:szCs w:val="22"/>
               </w:rPr>
@@ -23512,7 +23476,7 @@
                 <w:rFonts w:ascii="Times New Roman" w:cs="Times New Roman" w:eastAsia="Times New Roman" w:hAnsi="Times New Roman"/>
                 <w:b/>
                 <w:bCs/>
-                <w:color w:val="2563EB"/>
+                <w:color w:val="000000"/>
                 <w:sz w:val="22"/>
                 <w:szCs w:val="22"/>
               </w:rPr>
@@ -23622,7 +23586,7 @@
                 <w:rFonts w:ascii="Times New Roman" w:cs="Times New Roman" w:eastAsia="Times New Roman" w:hAnsi="Times New Roman"/>
                 <w:b/>
                 <w:bCs/>
-                <w:color w:val="2563EB"/>
+                <w:color w:val="000000"/>
                 <w:sz w:val="22"/>
                 <w:szCs w:val="22"/>
               </w:rPr>
@@ -23732,7 +23696,7 @@
                 <w:rFonts w:ascii="Times New Roman" w:cs="Times New Roman" w:eastAsia="Times New Roman" w:hAnsi="Times New Roman"/>
                 <w:b/>
                 <w:bCs/>
-                <w:color w:val="2563EB"/>
+                <w:color w:val="000000"/>
                 <w:sz w:val="22"/>
                 <w:szCs w:val="22"/>
               </w:rPr>
@@ -23842,7 +23806,7 @@
                 <w:rFonts w:ascii="Times New Roman" w:cs="Times New Roman" w:eastAsia="Times New Roman" w:hAnsi="Times New Roman"/>
                 <w:b/>
                 <w:bCs/>
-                <w:color w:val="2563EB"/>
+                <w:color w:val="000000"/>
                 <w:sz w:val="22"/>
                 <w:szCs w:val="22"/>
               </w:rPr>
@@ -23952,7 +23916,7 @@
                 <w:rFonts w:ascii="Times New Roman" w:cs="Times New Roman" w:eastAsia="Times New Roman" w:hAnsi="Times New Roman"/>
                 <w:b/>
                 <w:bCs/>
-                <w:color w:val="2563EB"/>
+                <w:color w:val="000000"/>
                 <w:sz w:val="22"/>
                 <w:szCs w:val="22"/>
               </w:rPr>
@@ -24034,8 +23998,9 @@
     </w:tbl>
     <w:p>
       <w:pPr>
-        <w:spacing w:after="120" w:before="80"/>
-        <w:ind w:left="360"/>
+        <w:shd w:fill="F2F2F2" w:val="clear"/>
+        <w:spacing w:after="130" w:before="100"/>
+        <w:ind w:left="200" w:right="200"/>
         <w:jc w:val="both"/>
       </w:pPr>
       <w:r>
@@ -24043,47 +24008,24 @@
           <w:rFonts w:ascii="Times New Roman" w:cs="Times New Roman" w:eastAsia="Times New Roman" w:hAnsi="Times New Roman"/>
           <w:b/>
           <w:bCs/>
-          <w:color w:val="375623"/>
-          <w:sz w:val="28"/>
-          <w:szCs w:val="28"/>
-        </w:rPr>
-        <w:t xml:space="preserve">✔ </w:t>
-      </w:r>
+          <w:sz w:val="28"/>
+          <w:szCs w:val="28"/>
+        </w:rPr>
+        <w:t xml:space="preserve">Hai kết quả đi ngược trực giác mà người học cần chỉ ra: (1) Điểm CGPA gần như không liên quan — học giỏi không đồng nghĩa khỏe mạnh tâm lý; (2) Giới tính không tạo khác biệt, p = 0,764.</w:t>
+      </w:r>
+    </w:p>
+    <w:p>
+      <w:pPr>
+        <w:shd w:fill="F2F2F2" w:val="clear"/>
+        <w:spacing w:after="130" w:before="100"/>
+        <w:ind w:left="200" w:right="200"/>
+        <w:jc w:val="both"/>
+      </w:pPr>
       <w:r>
         <w:rPr>
           <w:rFonts w:ascii="Times New Roman" w:cs="Times New Roman" w:eastAsia="Times New Roman" w:hAnsi="Times New Roman"/>
           <w:b/>
           <w:bCs/>
-          <w:color w:val="1B2A4A"/>
-          <w:sz w:val="28"/>
-          <w:szCs w:val="28"/>
-        </w:rPr>
-        <w:t xml:space="preserve">Hai kết quả đi ngược trực giác mà người học cần chỉ ra: (1) Điểm CGPA gần như không liên quan — học giỏi không đồng nghĩa khỏe mạnh tâm lý; (2) Giới tính không tạo khác biệt, p = 0,764.</w:t>
-      </w:r>
-    </w:p>
-    <w:p>
-      <w:pPr>
-        <w:spacing w:after="120" w:before="80"/>
-        <w:ind w:left="360"/>
-        <w:jc w:val="both"/>
-      </w:pPr>
-      <w:r>
-        <w:rPr>
-          <w:rFonts w:ascii="Times New Roman" w:cs="Times New Roman" w:eastAsia="Times New Roman" w:hAnsi="Times New Roman"/>
-          <w:b/>
-          <w:bCs/>
-          <w:color w:val="375623"/>
-          <w:sz w:val="28"/>
-          <w:szCs w:val="28"/>
-        </w:rPr>
-        <w:t xml:space="preserve">✔ </w:t>
-      </w:r>
-      <w:r>
-        <w:rPr>
-          <w:rFonts w:ascii="Times New Roman" w:cs="Times New Roman" w:eastAsia="Times New Roman" w:hAnsi="Times New Roman"/>
-          <w:b/>
-          <w:bCs/>
-          <w:color w:val="1B2A4A"/>
           <w:sz w:val="28"/>
           <w:szCs w:val="28"/>
         </w:rPr>
@@ -24092,7 +24034,7 @@
     </w:p>
     <w:p>
       <w:pPr>
-        <w:shd w:fill="1F4E79" w:val="clear"/>
+        <w:shd w:fill="000000" w:val="clear"/>
         <w:spacing w:after="110" w:before="200"/>
         <w:outlineLvl w:val="1"/>
       </w:pPr>
@@ -24155,7 +24097,7 @@
                 <w:rFonts w:ascii="Times New Roman" w:cs="Times New Roman" w:eastAsia="Times New Roman" w:hAnsi="Times New Roman"/>
                 <w:b/>
                 <w:bCs/>
-                <w:color w:val="2563EB"/>
+                <w:color w:val="000000"/>
                 <w:sz w:val="24"/>
                 <w:szCs w:val="24"/>
               </w:rPr>
@@ -24230,7 +24172,7 @@
                 <w:rFonts w:ascii="Times New Roman" w:cs="Times New Roman" w:eastAsia="Times New Roman" w:hAnsi="Times New Roman"/>
                 <w:b/>
                 <w:bCs/>
-                <w:color w:val="2563EB"/>
+                <w:color w:val="000000"/>
                 <w:sz w:val="24"/>
                 <w:szCs w:val="24"/>
               </w:rPr>
@@ -24305,7 +24247,7 @@
                 <w:rFonts w:ascii="Times New Roman" w:cs="Times New Roman" w:eastAsia="Times New Roman" w:hAnsi="Times New Roman"/>
                 <w:b/>
                 <w:bCs/>
-                <w:color w:val="2563EB"/>
+                <w:color w:val="000000"/>
                 <w:sz w:val="24"/>
                 <w:szCs w:val="24"/>
               </w:rPr>
@@ -24380,7 +24322,7 @@
                 <w:rFonts w:ascii="Times New Roman" w:cs="Times New Roman" w:eastAsia="Times New Roman" w:hAnsi="Times New Roman"/>
                 <w:b/>
                 <w:bCs/>
-                <w:color w:val="2563EB"/>
+                <w:color w:val="000000"/>
                 <w:sz w:val="24"/>
                 <w:szCs w:val="24"/>
               </w:rPr>
@@ -24455,7 +24397,7 @@
                 <w:rFonts w:ascii="Times New Roman" w:cs="Times New Roman" w:eastAsia="Times New Roman" w:hAnsi="Times New Roman"/>
                 <w:b/>
                 <w:bCs/>
-                <w:color w:val="2563EB"/>
+                <w:color w:val="000000"/>
                 <w:sz w:val="24"/>
                 <w:szCs w:val="24"/>
               </w:rPr>
@@ -24517,7 +24459,7 @@
     </w:p>
     <w:p>
       <w:pPr>
-        <w:shd w:fill="1F4E79" w:val="clear"/>
+        <w:shd w:fill="000000" w:val="clear"/>
         <w:spacing w:after="110" w:before="200"/>
         <w:outlineLvl w:val="1"/>
       </w:pPr>
@@ -24564,7 +24506,7 @@
               <w:bottom w:val="single" w:color="BFBFBF" w:sz="4"/>
               <w:right w:val="single" w:color="BFBFBF" w:sz="4"/>
             </w:tcBorders>
-            <w:shd w:fill="1F4E79" w:val="clear"/>
+            <w:shd w:fill="000000" w:val="clear"/>
             <w:tcMar>
               <w:top w:type="dxa" w:w="80"/>
               <w:left w:type="dxa" w:w="140"/>
@@ -24599,7 +24541,7 @@
               <w:bottom w:val="single" w:color="BFBFBF" w:sz="4"/>
               <w:right w:val="single" w:color="BFBFBF" w:sz="4"/>
             </w:tcBorders>
-            <w:shd w:fill="1F4E79" w:val="clear"/>
+            <w:shd w:fill="000000" w:val="clear"/>
             <w:tcMar>
               <w:top w:type="dxa" w:w="80"/>
               <w:left w:type="dxa" w:w="140"/>
@@ -24634,7 +24576,7 @@
               <w:bottom w:val="single" w:color="BFBFBF" w:sz="4"/>
               <w:right w:val="single" w:color="BFBFBF" w:sz="4"/>
             </w:tcBorders>
-            <w:shd w:fill="1F4E79" w:val="clear"/>
+            <w:shd w:fill="000000" w:val="clear"/>
             <w:tcMar>
               <w:top w:type="dxa" w:w="80"/>
               <w:left w:type="dxa" w:w="140"/>
@@ -24692,7 +24634,7 @@
                 <w:rFonts w:ascii="Times New Roman" w:cs="Times New Roman" w:eastAsia="Times New Roman" w:hAnsi="Times New Roman"/>
                 <w:b/>
                 <w:bCs/>
-                <w:color w:val="2563EB"/>
+                <w:color w:val="000000"/>
                 <w:sz w:val="22"/>
                 <w:szCs w:val="22"/>
               </w:rPr>
@@ -24802,7 +24744,7 @@
                 <w:rFonts w:ascii="Times New Roman" w:cs="Times New Roman" w:eastAsia="Times New Roman" w:hAnsi="Times New Roman"/>
                 <w:b/>
                 <w:bCs/>
-                <w:color w:val="2563EB"/>
+                <w:color w:val="000000"/>
                 <w:sz w:val="22"/>
                 <w:szCs w:val="22"/>
               </w:rPr>
@@ -24929,7 +24871,7 @@
                 <w:rFonts w:ascii="Times New Roman" w:cs="Times New Roman" w:eastAsia="Times New Roman" w:hAnsi="Times New Roman"/>
                 <w:b/>
                 <w:bCs/>
-                <w:color w:val="2563EB"/>
+                <w:color w:val="000000"/>
                 <w:sz w:val="24"/>
                 <w:szCs w:val="24"/>
               </w:rPr>
@@ -25004,7 +24946,7 @@
                 <w:rFonts w:ascii="Times New Roman" w:cs="Times New Roman" w:eastAsia="Times New Roman" w:hAnsi="Times New Roman"/>
                 <w:b/>
                 <w:bCs/>
-                <w:color w:val="2563EB"/>
+                <w:color w:val="000000"/>
                 <w:sz w:val="24"/>
                 <w:szCs w:val="24"/>
               </w:rPr>
@@ -25079,7 +25021,7 @@
                 <w:rFonts w:ascii="Times New Roman" w:cs="Times New Roman" w:eastAsia="Times New Roman" w:hAnsi="Times New Roman"/>
                 <w:b/>
                 <w:bCs/>
-                <w:color w:val="2563EB"/>
+                <w:color w:val="000000"/>
                 <w:sz w:val="24"/>
                 <w:szCs w:val="24"/>
               </w:rPr>
@@ -25240,7 +25182,7 @@
     </w:p>
     <w:p>
       <w:pPr>
-        <w:shd w:fill="1F4E79" w:val="clear"/>
+        <w:shd w:fill="000000" w:val="clear"/>
         <w:spacing w:after="110" w:before="200"/>
         <w:outlineLvl w:val="1"/>
       </w:pPr>
@@ -25287,7 +25229,7 @@
               <w:bottom w:val="single" w:color="BFBFBF" w:sz="4"/>
               <w:right w:val="single" w:color="BFBFBF" w:sz="4"/>
             </w:tcBorders>
-            <w:shd w:fill="1F4E79" w:val="clear"/>
+            <w:shd w:fill="000000" w:val="clear"/>
             <w:tcMar>
               <w:top w:type="dxa" w:w="80"/>
               <w:left w:type="dxa" w:w="140"/>
@@ -25322,7 +25264,7 @@
               <w:bottom w:val="single" w:color="BFBFBF" w:sz="4"/>
               <w:right w:val="single" w:color="BFBFBF" w:sz="4"/>
             </w:tcBorders>
-            <w:shd w:fill="1F4E79" w:val="clear"/>
+            <w:shd w:fill="000000" w:val="clear"/>
             <w:tcMar>
               <w:top w:type="dxa" w:w="80"/>
               <w:left w:type="dxa" w:w="140"/>
@@ -25357,7 +25299,7 @@
               <w:bottom w:val="single" w:color="BFBFBF" w:sz="4"/>
               <w:right w:val="single" w:color="BFBFBF" w:sz="4"/>
             </w:tcBorders>
-            <w:shd w:fill="1F4E79" w:val="clear"/>
+            <w:shd w:fill="000000" w:val="clear"/>
             <w:tcMar>
               <w:top w:type="dxa" w:w="80"/>
               <w:left w:type="dxa" w:w="140"/>
@@ -25415,7 +25357,7 @@
                 <w:rFonts w:ascii="Times New Roman" w:cs="Times New Roman" w:eastAsia="Times New Roman" w:hAnsi="Times New Roman"/>
                 <w:b/>
                 <w:bCs/>
-                <w:color w:val="2563EB"/>
+                <w:color w:val="000000"/>
                 <w:sz w:val="22"/>
                 <w:szCs w:val="22"/>
               </w:rPr>
@@ -25525,7 +25467,7 @@
                 <w:rFonts w:ascii="Times New Roman" w:cs="Times New Roman" w:eastAsia="Times New Roman" w:hAnsi="Times New Roman"/>
                 <w:b/>
                 <w:bCs/>
-                <w:color w:val="2563EB"/>
+                <w:color w:val="000000"/>
                 <w:sz w:val="22"/>
                 <w:szCs w:val="22"/>
               </w:rPr>
@@ -25635,7 +25577,7 @@
                 <w:rFonts w:ascii="Times New Roman" w:cs="Times New Roman" w:eastAsia="Times New Roman" w:hAnsi="Times New Roman"/>
                 <w:b/>
                 <w:bCs/>
-                <w:color w:val="2563EB"/>
+                <w:color w:val="000000"/>
                 <w:sz w:val="22"/>
                 <w:szCs w:val="22"/>
               </w:rPr>
@@ -25745,7 +25687,7 @@
                 <w:rFonts w:ascii="Times New Roman" w:cs="Times New Roman" w:eastAsia="Times New Roman" w:hAnsi="Times New Roman"/>
                 <w:b/>
                 <w:bCs/>
-                <w:color w:val="2563EB"/>
+                <w:color w:val="000000"/>
                 <w:sz w:val="22"/>
                 <w:szCs w:val="22"/>
               </w:rPr>
@@ -25855,7 +25797,7 @@
                 <w:rFonts w:ascii="Times New Roman" w:cs="Times New Roman" w:eastAsia="Times New Roman" w:hAnsi="Times New Roman"/>
                 <w:b/>
                 <w:bCs/>
-                <w:color w:val="2563EB"/>
+                <w:color w:val="000000"/>
                 <w:sz w:val="22"/>
                 <w:szCs w:val="22"/>
               </w:rPr>
@@ -25982,7 +25924,7 @@
                 <w:rFonts w:ascii="Times New Roman" w:cs="Times New Roman" w:eastAsia="Times New Roman" w:hAnsi="Times New Roman"/>
                 <w:b/>
                 <w:bCs/>
-                <w:color w:val="2563EB"/>
+                <w:color w:val="000000"/>
                 <w:sz w:val="24"/>
                 <w:szCs w:val="24"/>
               </w:rPr>
@@ -26057,7 +25999,7 @@
                 <w:rFonts w:ascii="Times New Roman" w:cs="Times New Roman" w:eastAsia="Times New Roman" w:hAnsi="Times New Roman"/>
                 <w:b/>
                 <w:bCs/>
-                <w:color w:val="2563EB"/>
+                <w:color w:val="000000"/>
                 <w:sz w:val="24"/>
                 <w:szCs w:val="24"/>
               </w:rPr>
@@ -26132,7 +26074,7 @@
                 <w:rFonts w:ascii="Times New Roman" w:cs="Times New Roman" w:eastAsia="Times New Roman" w:hAnsi="Times New Roman"/>
                 <w:b/>
                 <w:bCs/>
-                <w:color w:val="2563EB"/>
+                <w:color w:val="000000"/>
                 <w:sz w:val="24"/>
                 <w:szCs w:val="24"/>
               </w:rPr>
@@ -26207,7 +26149,7 @@
                 <w:rFonts w:ascii="Times New Roman" w:cs="Times New Roman" w:eastAsia="Times New Roman" w:hAnsi="Times New Roman"/>
                 <w:b/>
                 <w:bCs/>
-                <w:color w:val="2563EB"/>
+                <w:color w:val="000000"/>
                 <w:sz w:val="24"/>
                 <w:szCs w:val="24"/>
               </w:rPr>
@@ -26282,7 +26224,7 @@
                 <w:rFonts w:ascii="Times New Roman" w:cs="Times New Roman" w:eastAsia="Times New Roman" w:hAnsi="Times New Roman"/>
                 <w:b/>
                 <w:bCs/>
-                <w:color w:val="2563EB"/>
+                <w:color w:val="000000"/>
                 <w:sz w:val="24"/>
                 <w:szCs w:val="24"/>
               </w:rPr>
@@ -26329,8 +26271,9 @@
     </w:tbl>
     <w:p>
       <w:pPr>
-        <w:spacing w:after="120" w:before="80"/>
-        <w:ind w:left="360"/>
+        <w:shd w:fill="F2F2F2" w:val="clear"/>
+        <w:spacing w:after="130" w:before="100"/>
+        <w:ind w:left="200" w:right="200"/>
         <w:jc w:val="both"/>
       </w:pPr>
       <w:r>
@@ -26338,18 +26281,6 @@
           <w:rFonts w:ascii="Times New Roman" w:cs="Times New Roman" w:eastAsia="Times New Roman" w:hAnsi="Times New Roman"/>
           <w:b/>
           <w:bCs/>
-          <w:color w:val="375623"/>
-          <w:sz w:val="28"/>
-          <w:szCs w:val="28"/>
-        </w:rPr>
-        <w:t xml:space="preserve">✔ </w:t>
-      </w:r>
-      <w:r>
-        <w:rPr>
-          <w:rFonts w:ascii="Times New Roman" w:cs="Times New Roman" w:eastAsia="Times New Roman" w:hAnsi="Times New Roman"/>
-          <w:b/>
-          <w:bCs/>
-          <w:color w:val="1B2A4A"/>
           <w:sz w:val="28"/>
           <w:szCs w:val="28"/>
         </w:rPr>
@@ -26358,7 +26289,7 @@
     </w:p>
     <w:p>
       <w:pPr>
-        <w:shd w:fill="1F4E79" w:val="clear"/>
+        <w:shd w:fill="000000" w:val="clear"/>
         <w:spacing w:after="110" w:before="200"/>
         <w:outlineLvl w:val="1"/>
       </w:pPr>
@@ -26405,7 +26336,7 @@
               <w:bottom w:val="single" w:color="BFBFBF" w:sz="4"/>
               <w:right w:val="single" w:color="BFBFBF" w:sz="4"/>
             </w:tcBorders>
-            <w:shd w:fill="1F4E79" w:val="clear"/>
+            <w:shd w:fill="000000" w:val="clear"/>
             <w:tcMar>
               <w:top w:type="dxa" w:w="80"/>
               <w:left w:type="dxa" w:w="140"/>
@@ -26440,7 +26371,7 @@
               <w:bottom w:val="single" w:color="BFBFBF" w:sz="4"/>
               <w:right w:val="single" w:color="BFBFBF" w:sz="4"/>
             </w:tcBorders>
-            <w:shd w:fill="1F4E79" w:val="clear"/>
+            <w:shd w:fill="000000" w:val="clear"/>
             <w:tcMar>
               <w:top w:type="dxa" w:w="80"/>
               <w:left w:type="dxa" w:w="140"/>
@@ -26475,7 +26406,7 @@
               <w:bottom w:val="single" w:color="BFBFBF" w:sz="4"/>
               <w:right w:val="single" w:color="BFBFBF" w:sz="4"/>
             </w:tcBorders>
-            <w:shd w:fill="1F4E79" w:val="clear"/>
+            <w:shd w:fill="000000" w:val="clear"/>
             <w:tcMar>
               <w:top w:type="dxa" w:w="80"/>
               <w:left w:type="dxa" w:w="140"/>
@@ -26533,7 +26464,7 @@
                 <w:rFonts w:ascii="Times New Roman" w:cs="Times New Roman" w:eastAsia="Times New Roman" w:hAnsi="Times New Roman"/>
                 <w:b/>
                 <w:bCs/>
-                <w:color w:val="2563EB"/>
+                <w:color w:val="000000"/>
                 <w:sz w:val="22"/>
                 <w:szCs w:val="22"/>
               </w:rPr>
@@ -26643,7 +26574,7 @@
                 <w:rFonts w:ascii="Times New Roman" w:cs="Times New Roman" w:eastAsia="Times New Roman" w:hAnsi="Times New Roman"/>
                 <w:b/>
                 <w:bCs/>
-                <w:color w:val="2563EB"/>
+                <w:color w:val="000000"/>
                 <w:sz w:val="22"/>
                 <w:szCs w:val="22"/>
               </w:rPr>
@@ -26753,7 +26684,7 @@
                 <w:rFonts w:ascii="Times New Roman" w:cs="Times New Roman" w:eastAsia="Times New Roman" w:hAnsi="Times New Roman"/>
                 <w:b/>
                 <w:bCs/>
-                <w:color w:val="2563EB"/>
+                <w:color w:val="000000"/>
                 <w:sz w:val="22"/>
                 <w:szCs w:val="22"/>
               </w:rPr>
@@ -26863,7 +26794,7 @@
                 <w:rFonts w:ascii="Times New Roman" w:cs="Times New Roman" w:eastAsia="Times New Roman" w:hAnsi="Times New Roman"/>
                 <w:b/>
                 <w:bCs/>
-                <w:color w:val="2563EB"/>
+                <w:color w:val="000000"/>
                 <w:sz w:val="22"/>
                 <w:szCs w:val="22"/>
               </w:rPr>
@@ -26973,7 +26904,7 @@
                 <w:rFonts w:ascii="Times New Roman" w:cs="Times New Roman" w:eastAsia="Times New Roman" w:hAnsi="Times New Roman"/>
                 <w:b/>
                 <w:bCs/>
-                <w:color w:val="2563EB"/>
+                <w:color w:val="000000"/>
                 <w:sz w:val="22"/>
                 <w:szCs w:val="22"/>
               </w:rPr>
@@ -27083,7 +27014,7 @@
                 <w:rFonts w:ascii="Times New Roman" w:cs="Times New Roman" w:eastAsia="Times New Roman" w:hAnsi="Times New Roman"/>
                 <w:b/>
                 <w:bCs/>
-                <w:color w:val="2563EB"/>
+                <w:color w:val="000000"/>
                 <w:sz w:val="22"/>
                 <w:szCs w:val="22"/>
               </w:rPr>
@@ -27210,7 +27141,7 @@
                 <w:rFonts w:ascii="Times New Roman" w:cs="Times New Roman" w:eastAsia="Times New Roman" w:hAnsi="Times New Roman"/>
                 <w:b/>
                 <w:bCs/>
-                <w:color w:val="2563EB"/>
+                <w:color w:val="000000"/>
                 <w:sz w:val="24"/>
                 <w:szCs w:val="24"/>
               </w:rPr>
@@ -27285,7 +27216,7 @@
                 <w:rFonts w:ascii="Times New Roman" w:cs="Times New Roman" w:eastAsia="Times New Roman" w:hAnsi="Times New Roman"/>
                 <w:b/>
                 <w:bCs/>
-                <w:color w:val="2563EB"/>
+                <w:color w:val="000000"/>
                 <w:sz w:val="24"/>
                 <w:szCs w:val="24"/>
               </w:rPr>
@@ -27360,7 +27291,7 @@
                 <w:rFonts w:ascii="Times New Roman" w:cs="Times New Roman" w:eastAsia="Times New Roman" w:hAnsi="Times New Roman"/>
                 <w:b/>
                 <w:bCs/>
-                <w:color w:val="2563EB"/>
+                <w:color w:val="000000"/>
                 <w:sz w:val="24"/>
                 <w:szCs w:val="24"/>
               </w:rPr>
@@ -27407,7 +27338,7 @@
     </w:tbl>
     <w:p>
       <w:pPr>
-        <w:shd w:fill="1F4E79" w:val="clear"/>
+        <w:shd w:fill="000000" w:val="clear"/>
         <w:spacing w:after="110" w:before="200"/>
         <w:outlineLvl w:val="1"/>
       </w:pPr>
@@ -27469,7 +27400,7 @@
               <w:bottom w:val="single" w:color="BFBFBF" w:sz="4"/>
               <w:right w:val="single" w:color="BFBFBF" w:sz="4"/>
             </w:tcBorders>
-            <w:shd w:fill="1F4E79" w:val="clear"/>
+            <w:shd w:fill="000000" w:val="clear"/>
             <w:tcMar>
               <w:top w:type="dxa" w:w="80"/>
               <w:left w:type="dxa" w:w="140"/>
@@ -27504,7 +27435,7 @@
               <w:bottom w:val="single" w:color="BFBFBF" w:sz="4"/>
               <w:right w:val="single" w:color="BFBFBF" w:sz="4"/>
             </w:tcBorders>
-            <w:shd w:fill="1F4E79" w:val="clear"/>
+            <w:shd w:fill="000000" w:val="clear"/>
             <w:tcMar>
               <w:top w:type="dxa" w:w="80"/>
               <w:left w:type="dxa" w:w="140"/>
@@ -27539,7 +27470,7 @@
               <w:bottom w:val="single" w:color="BFBFBF" w:sz="4"/>
               <w:right w:val="single" w:color="BFBFBF" w:sz="4"/>
             </w:tcBorders>
-            <w:shd w:fill="1F4E79" w:val="clear"/>
+            <w:shd w:fill="000000" w:val="clear"/>
             <w:tcMar>
               <w:top w:type="dxa" w:w="80"/>
               <w:left w:type="dxa" w:w="140"/>
@@ -27597,7 +27528,7 @@
                 <w:rFonts w:ascii="Times New Roman" w:cs="Times New Roman" w:eastAsia="Times New Roman" w:hAnsi="Times New Roman"/>
                 <w:b/>
                 <w:bCs/>
-                <w:color w:val="2563EB"/>
+                <w:color w:val="000000"/>
                 <w:sz w:val="22"/>
                 <w:szCs w:val="22"/>
               </w:rPr>
@@ -27707,7 +27638,7 @@
                 <w:rFonts w:ascii="Times New Roman" w:cs="Times New Roman" w:eastAsia="Times New Roman" w:hAnsi="Times New Roman"/>
                 <w:b/>
                 <w:bCs/>
-                <w:color w:val="2563EB"/>
+                <w:color w:val="000000"/>
                 <w:sz w:val="22"/>
                 <w:szCs w:val="22"/>
               </w:rPr>
@@ -27817,7 +27748,7 @@
                 <w:rFonts w:ascii="Times New Roman" w:cs="Times New Roman" w:eastAsia="Times New Roman" w:hAnsi="Times New Roman"/>
                 <w:b/>
                 <w:bCs/>
-                <w:color w:val="2563EB"/>
+                <w:color w:val="000000"/>
                 <w:sz w:val="22"/>
                 <w:szCs w:val="22"/>
               </w:rPr>
@@ -27927,7 +27858,7 @@
                 <w:rFonts w:ascii="Times New Roman" w:cs="Times New Roman" w:eastAsia="Times New Roman" w:hAnsi="Times New Roman"/>
                 <w:b/>
                 <w:bCs/>
-                <w:color w:val="2563EB"/>
+                <w:color w:val="000000"/>
                 <w:sz w:val="22"/>
                 <w:szCs w:val="22"/>
               </w:rPr>
@@ -28037,7 +27968,7 @@
                 <w:rFonts w:ascii="Times New Roman" w:cs="Times New Roman" w:eastAsia="Times New Roman" w:hAnsi="Times New Roman"/>
                 <w:b/>
                 <w:bCs/>
-                <w:color w:val="2563EB"/>
+                <w:color w:val="000000"/>
                 <w:sz w:val="22"/>
                 <w:szCs w:val="22"/>
               </w:rPr>
@@ -28119,8 +28050,9 @@
     </w:tbl>
     <w:p>
       <w:pPr>
-        <w:spacing w:after="120" w:before="80"/>
-        <w:ind w:left="360"/>
+        <w:shd w:fill="F2F2F2" w:val="clear"/>
+        <w:spacing w:after="130" w:before="100"/>
+        <w:ind w:left="200" w:right="200"/>
         <w:jc w:val="both"/>
       </w:pPr>
       <w:r>
@@ -28128,18 +28060,6 @@
           <w:rFonts w:ascii="Times New Roman" w:cs="Times New Roman" w:eastAsia="Times New Roman" w:hAnsi="Times New Roman"/>
           <w:b/>
           <w:bCs/>
-          <w:color w:val="375623"/>
-          <w:sz w:val="28"/>
-          <w:szCs w:val="28"/>
-        </w:rPr>
-        <w:t xml:space="preserve">✔ </w:t>
-      </w:r>
-      <w:r>
-        <w:rPr>
-          <w:rFonts w:ascii="Times New Roman" w:cs="Times New Roman" w:eastAsia="Times New Roman" w:hAnsi="Times New Roman"/>
-          <w:b/>
-          <w:bCs/>
-          <w:color w:val="1B2A4A"/>
           <w:sz w:val="28"/>
           <w:szCs w:val="28"/>
         </w:rPr>
@@ -28148,7 +28068,7 @@
     </w:p>
     <w:p>
       <w:pPr>
-        <w:shd w:fill="1F4E79" w:val="clear"/>
+        <w:shd w:fill="000000" w:val="clear"/>
         <w:spacing w:after="110" w:before="200"/>
         <w:outlineLvl w:val="1"/>
       </w:pPr>
@@ -28210,7 +28130,7 @@
               <w:bottom w:val="single" w:color="BFBFBF" w:sz="4"/>
               <w:right w:val="single" w:color="BFBFBF" w:sz="4"/>
             </w:tcBorders>
-            <w:shd w:fill="1F4E79" w:val="clear"/>
+            <w:shd w:fill="000000" w:val="clear"/>
             <w:tcMar>
               <w:top w:type="dxa" w:w="80"/>
               <w:left w:type="dxa" w:w="140"/>
@@ -28245,7 +28165,7 @@
               <w:bottom w:val="single" w:color="BFBFBF" w:sz="4"/>
               <w:right w:val="single" w:color="BFBFBF" w:sz="4"/>
             </w:tcBorders>
-            <w:shd w:fill="1F4E79" w:val="clear"/>
+            <w:shd w:fill="000000" w:val="clear"/>
             <w:tcMar>
               <w:top w:type="dxa" w:w="80"/>
               <w:left w:type="dxa" w:w="140"/>
@@ -28280,7 +28200,7 @@
               <w:bottom w:val="single" w:color="BFBFBF" w:sz="4"/>
               <w:right w:val="single" w:color="BFBFBF" w:sz="4"/>
             </w:tcBorders>
-            <w:shd w:fill="1F4E79" w:val="clear"/>
+            <w:shd w:fill="000000" w:val="clear"/>
             <w:tcMar>
               <w:top w:type="dxa" w:w="80"/>
               <w:left w:type="dxa" w:w="140"/>
@@ -28338,7 +28258,7 @@
                 <w:rFonts w:ascii="Times New Roman" w:cs="Times New Roman" w:eastAsia="Times New Roman" w:hAnsi="Times New Roman"/>
                 <w:b/>
                 <w:bCs/>
-                <w:color w:val="2563EB"/>
+                <w:color w:val="000000"/>
                 <w:sz w:val="22"/>
                 <w:szCs w:val="22"/>
               </w:rPr>
@@ -28448,7 +28368,7 @@
                 <w:rFonts w:ascii="Times New Roman" w:cs="Times New Roman" w:eastAsia="Times New Roman" w:hAnsi="Times New Roman"/>
                 <w:b/>
                 <w:bCs/>
-                <w:color w:val="2563EB"/>
+                <w:color w:val="000000"/>
                 <w:sz w:val="22"/>
                 <w:szCs w:val="22"/>
               </w:rPr>
@@ -28558,7 +28478,7 @@
                 <w:rFonts w:ascii="Times New Roman" w:cs="Times New Roman" w:eastAsia="Times New Roman" w:hAnsi="Times New Roman"/>
                 <w:b/>
                 <w:bCs/>
-                <w:color w:val="2563EB"/>
+                <w:color w:val="000000"/>
                 <w:sz w:val="22"/>
                 <w:szCs w:val="22"/>
               </w:rPr>
@@ -28645,7 +28565,7 @@
     </w:p>
     <w:p>
       <w:pPr>
-        <w:shd w:fill="1F4E79" w:val="clear"/>
+        <w:shd w:fill="000000" w:val="clear"/>
         <w:spacing w:after="200" w:before="200"/>
         <w:jc w:val="center"/>
       </w:pPr>
@@ -29248,7 +29168,7 @@
       <w:rFonts w:ascii="Times New Roman" w:cs="Times New Roman" w:eastAsia="Times New Roman" w:hAnsi="Times New Roman"/>
       <w:b/>
       <w:bCs/>
-      <w:color w:val="2563EB"/>
+      <w:color w:val="000000"/>
       <w:sz w:val="28"/>
       <w:szCs w:val="28"/>
     </w:rPr>

--- a/TaiLieuGiangDay_UngDungAI/BaiTapUngDung_CoBan_den_NangCao.docx
+++ b/TaiLieuGiangDay_UngDungAI/BaiTapUngDung_CoBan_den_NangCao.docx
@@ -4,7 +4,7 @@
   <w:body>
     <w:tbl>
       <w:tblPr>
-        <w:tblW w:type="dxa" w:w="8906"/>
+        <w:tblW w:type="dxa" w:w="9071"/>
         <w:tblBorders>
           <w:top w:val="single" w:color="auto" w:sz="4"/>
           <w:left w:val="single" w:color="auto" w:sz="4"/>
@@ -15,13 +15,13 @@
         </w:tblBorders>
       </w:tblPr>
       <w:tblGrid>
-        <w:gridCol w:w="3562"/>
-        <w:gridCol w:w="5344"/>
+        <w:gridCol w:w="3628"/>
+        <w:gridCol w:w="5443"/>
       </w:tblGrid>
       <w:tr>
         <w:tc>
           <w:tcPr>
-            <w:tcW w:type="dxa" w:w="3562"/>
+            <w:tcW w:type="dxa" w:w="3628"/>
             <w:tcBorders>
               <w:top w:val="none" w:color="FFFFFF" w:sz="0"/>
               <w:left w:val="none" w:color="FFFFFF" w:sz="0"/>
@@ -85,7 +85,7 @@
         </w:tc>
         <w:tc>
           <w:tcPr>
-            <w:tcW w:type="dxa" w:w="5344"/>
+            <w:tcW w:type="dxa" w:w="5443"/>
             <w:tcBorders>
               <w:top w:val="none" w:color="FFFFFF" w:sz="0"/>
               <w:left w:val="none" w:color="FFFFFF" w:sz="0"/>
@@ -274,7 +274,7 @@
     </w:p>
     <w:tbl>
       <w:tblPr>
-        <w:tblW w:type="dxa" w:w="8906"/>
+        <w:tblW w:type="dxa" w:w="9071"/>
         <w:tblBorders>
           <w:top w:val="single" w:color="auto" w:sz="4"/>
           <w:left w:val="single" w:color="auto" w:sz="4"/>
@@ -285,9 +285,9 @@
         </w:tblBorders>
       </w:tblPr>
       <w:tblGrid>
-        <w:gridCol w:w="3919"/>
-        <w:gridCol w:w="2494"/>
-        <w:gridCol w:w="2493"/>
+        <w:gridCol w:w="3991"/>
+        <w:gridCol w:w="2540"/>
+        <w:gridCol w:w="2540"/>
       </w:tblGrid>
       <w:tr>
         <w:trPr>
@@ -296,7 +296,7 @@
         </w:trPr>
         <w:tc>
           <w:tcPr>
-            <w:tcW w:type="dxa" w:w="3919"/>
+            <w:tcW w:type="dxa" w:w="3991"/>
             <w:tcBorders>
               <w:top w:val="single" w:color="000000" w:sz="8"/>
               <w:left w:val="single" w:color="000000" w:sz="8"/>
@@ -330,7 +330,7 @@
         </w:tc>
         <w:tc>
           <w:tcPr>
-            <w:tcW w:type="dxa" w:w="2494"/>
+            <w:tcW w:type="dxa" w:w="2540"/>
             <w:tcBorders>
               <w:top w:val="single" w:color="000000" w:sz="8"/>
               <w:left w:val="single" w:color="000000" w:sz="8"/>
@@ -364,7 +364,7 @@
         </w:tc>
         <w:tc>
           <w:tcPr>
-            <w:tcW w:type="dxa" w:w="2493"/>
+            <w:tcW w:type="dxa" w:w="2540"/>
             <w:tcBorders>
               <w:top w:val="single" w:color="000000" w:sz="8"/>
               <w:left w:val="single" w:color="000000" w:sz="8"/>
@@ -403,7 +403,7 @@
         </w:trPr>
         <w:tc>
           <w:tcPr>
-            <w:tcW w:type="dxa" w:w="3919"/>
+            <w:tcW w:type="dxa" w:w="3991"/>
             <w:tcBorders>
               <w:top w:val="single" w:color="000000" w:sz="8"/>
               <w:left w:val="single" w:color="000000" w:sz="8"/>
@@ -437,7 +437,7 @@
         </w:tc>
         <w:tc>
           <w:tcPr>
-            <w:tcW w:type="dxa" w:w="2494"/>
+            <w:tcW w:type="dxa" w:w="2540"/>
             <w:tcBorders>
               <w:top w:val="single" w:color="000000" w:sz="8"/>
               <w:left w:val="single" w:color="000000" w:sz="8"/>
@@ -471,7 +471,7 @@
         </w:tc>
         <w:tc>
           <w:tcPr>
-            <w:tcW w:type="dxa" w:w="2493"/>
+            <w:tcW w:type="dxa" w:w="2540"/>
             <w:tcBorders>
               <w:top w:val="single" w:color="000000" w:sz="8"/>
               <w:left w:val="single" w:color="000000" w:sz="8"/>
@@ -510,7 +510,7 @@
         </w:trPr>
         <w:tc>
           <w:tcPr>
-            <w:tcW w:type="dxa" w:w="3919"/>
+            <w:tcW w:type="dxa" w:w="3991"/>
             <w:tcBorders>
               <w:top w:val="single" w:color="000000" w:sz="8"/>
               <w:left w:val="single" w:color="000000" w:sz="8"/>
@@ -544,7 +544,7 @@
         </w:tc>
         <w:tc>
           <w:tcPr>
-            <w:tcW w:type="dxa" w:w="2494"/>
+            <w:tcW w:type="dxa" w:w="2540"/>
             <w:tcBorders>
               <w:top w:val="single" w:color="000000" w:sz="8"/>
               <w:left w:val="single" w:color="000000" w:sz="8"/>
@@ -578,7 +578,7 @@
         </w:tc>
         <w:tc>
           <w:tcPr>
-            <w:tcW w:type="dxa" w:w="2493"/>
+            <w:tcW w:type="dxa" w:w="2540"/>
             <w:tcBorders>
               <w:top w:val="single" w:color="000000" w:sz="8"/>
               <w:left w:val="single" w:color="000000" w:sz="8"/>
@@ -617,7 +617,7 @@
         </w:trPr>
         <w:tc>
           <w:tcPr>
-            <w:tcW w:type="dxa" w:w="3919"/>
+            <w:tcW w:type="dxa" w:w="3991"/>
             <w:tcBorders>
               <w:top w:val="single" w:color="000000" w:sz="8"/>
               <w:left w:val="single" w:color="000000" w:sz="8"/>
@@ -651,7 +651,7 @@
         </w:tc>
         <w:tc>
           <w:tcPr>
-            <w:tcW w:type="dxa" w:w="2494"/>
+            <w:tcW w:type="dxa" w:w="2540"/>
             <w:tcBorders>
               <w:top w:val="single" w:color="000000" w:sz="8"/>
               <w:left w:val="single" w:color="000000" w:sz="8"/>
@@ -685,7 +685,7 @@
         </w:tc>
         <w:tc>
           <w:tcPr>
-            <w:tcW w:type="dxa" w:w="2493"/>
+            <w:tcW w:type="dxa" w:w="2540"/>
             <w:tcBorders>
               <w:top w:val="single" w:color="000000" w:sz="8"/>
               <w:left w:val="single" w:color="000000" w:sz="8"/>
@@ -744,7 +744,7 @@
       <w:pPr>
         <w:sectPr>
           <w:pgSz w:w="11906" w:h="16838" w:orient="portrait"/>
-          <w:pgMar w:top="1300" w:right="1300" w:bottom="1300" w:left="1700" w:header="708" w:footer="708" w:gutter="0"/>
+          <w:pgMar w:top="1134" w:right="1134" w:bottom="1134" w:left="1701" w:header="708" w:footer="708" w:gutter="0"/>
           <w:pgBorders>
             <w:top w:val="double" w:color="000000" w:sz="18" w:space="22"/>
             <w:left w:val="double" w:color="000000" w:sz="18" w:space="22"/>
@@ -779,7 +779,7 @@
     <w:p>
       <w:pPr>
         <w:tabs>
-          <w:tab w:val="right" w:pos="8646" w:leader="dot"/>
+          <w:tab w:val="right" w:pos="8871" w:leader="dot"/>
         </w:tabs>
         <w:spacing w:after="140" w:line="320" w:lineRule="auto"/>
         <w:ind w:left="0"/>
@@ -814,7 +814,7 @@
     <w:p>
       <w:pPr>
         <w:tabs>
-          <w:tab w:val="right" w:pos="8646" w:leader="dot"/>
+          <w:tab w:val="right" w:pos="8871" w:leader="dot"/>
         </w:tabs>
         <w:spacing w:after="140" w:line="320" w:lineRule="auto"/>
         <w:ind w:left="0"/>
@@ -843,13 +843,13 @@
           <w:sz w:val="28"/>
           <w:szCs w:val="28"/>
         </w:rPr>
-        <w:t xml:space="preserve">	5</w:t>
+        <w:t xml:space="preserve">	3</w:t>
       </w:r>
     </w:p>
     <w:p>
       <w:pPr>
         <w:tabs>
-          <w:tab w:val="right" w:pos="8646" w:leader="dot"/>
+          <w:tab w:val="right" w:pos="8871" w:leader="dot"/>
         </w:tabs>
         <w:spacing w:after="70" w:line="320" w:lineRule="auto"/>
         <w:ind w:left="480"/>
@@ -884,7 +884,7 @@
     <w:p>
       <w:pPr>
         <w:tabs>
-          <w:tab w:val="right" w:pos="8646" w:leader="dot"/>
+          <w:tab w:val="right" w:pos="8871" w:leader="dot"/>
         </w:tabs>
         <w:spacing w:after="70" w:line="320" w:lineRule="auto"/>
         <w:ind w:left="480"/>
@@ -919,7 +919,7 @@
     <w:p>
       <w:pPr>
         <w:tabs>
-          <w:tab w:val="right" w:pos="8646" w:leader="dot"/>
+          <w:tab w:val="right" w:pos="8871" w:leader="dot"/>
         </w:tabs>
         <w:spacing w:after="70" w:line="320" w:lineRule="auto"/>
         <w:ind w:left="480"/>
@@ -954,7 +954,7 @@
     <w:p>
       <w:pPr>
         <w:tabs>
-          <w:tab w:val="right" w:pos="8646" w:leader="dot"/>
+          <w:tab w:val="right" w:pos="8871" w:leader="dot"/>
         </w:tabs>
         <w:spacing w:after="70" w:line="320" w:lineRule="auto"/>
         <w:ind w:left="480"/>
@@ -989,7 +989,7 @@
     <w:p>
       <w:pPr>
         <w:tabs>
-          <w:tab w:val="right" w:pos="8646" w:leader="dot"/>
+          <w:tab w:val="right" w:pos="8871" w:leader="dot"/>
         </w:tabs>
         <w:spacing w:after="70" w:line="320" w:lineRule="auto"/>
         <w:ind w:left="480"/>
@@ -1024,7 +1024,7 @@
     <w:p>
       <w:pPr>
         <w:tabs>
-          <w:tab w:val="right" w:pos="8646" w:leader="dot"/>
+          <w:tab w:val="right" w:pos="8871" w:leader="dot"/>
         </w:tabs>
         <w:spacing w:after="140" w:line="320" w:lineRule="auto"/>
         <w:ind w:left="0"/>
@@ -1053,13 +1053,13 @@
           <w:sz w:val="28"/>
           <w:szCs w:val="28"/>
         </w:rPr>
-        <w:t xml:space="preserve">	10</w:t>
+        <w:t xml:space="preserve">	3</w:t>
       </w:r>
     </w:p>
     <w:p>
       <w:pPr>
         <w:tabs>
-          <w:tab w:val="right" w:pos="8646" w:leader="dot"/>
+          <w:tab w:val="right" w:pos="8871" w:leader="dot"/>
         </w:tabs>
         <w:spacing w:after="70" w:line="320" w:lineRule="auto"/>
         <w:ind w:left="480"/>
@@ -1094,7 +1094,7 @@
     <w:p>
       <w:pPr>
         <w:tabs>
-          <w:tab w:val="right" w:pos="8646" w:leader="dot"/>
+          <w:tab w:val="right" w:pos="8871" w:leader="dot"/>
         </w:tabs>
         <w:spacing w:after="70" w:line="320" w:lineRule="auto"/>
         <w:ind w:left="480"/>
@@ -1129,7 +1129,7 @@
     <w:p>
       <w:pPr>
         <w:tabs>
-          <w:tab w:val="right" w:pos="8646" w:leader="dot"/>
+          <w:tab w:val="right" w:pos="8871" w:leader="dot"/>
         </w:tabs>
         <w:spacing w:after="70" w:line="320" w:lineRule="auto"/>
         <w:ind w:left="480"/>
@@ -1164,7 +1164,7 @@
     <w:p>
       <w:pPr>
         <w:tabs>
-          <w:tab w:val="right" w:pos="8646" w:leader="dot"/>
+          <w:tab w:val="right" w:pos="8871" w:leader="dot"/>
         </w:tabs>
         <w:spacing w:after="70" w:line="320" w:lineRule="auto"/>
         <w:ind w:left="480"/>
@@ -1199,7 +1199,7 @@
     <w:p>
       <w:pPr>
         <w:tabs>
-          <w:tab w:val="right" w:pos="8646" w:leader="dot"/>
+          <w:tab w:val="right" w:pos="8871" w:leader="dot"/>
         </w:tabs>
         <w:spacing w:after="70" w:line="320" w:lineRule="auto"/>
         <w:ind w:left="480"/>
@@ -1234,7 +1234,7 @@
     <w:p>
       <w:pPr>
         <w:tabs>
-          <w:tab w:val="right" w:pos="8646" w:leader="dot"/>
+          <w:tab w:val="right" w:pos="8871" w:leader="dot"/>
         </w:tabs>
         <w:spacing w:after="140" w:line="320" w:lineRule="auto"/>
         <w:ind w:left="0"/>
@@ -1263,13 +1263,13 @@
           <w:sz w:val="28"/>
           <w:szCs w:val="28"/>
         </w:rPr>
-        <w:t xml:space="preserve">	15</w:t>
+        <w:t xml:space="preserve">	3</w:t>
       </w:r>
     </w:p>
     <w:p>
       <w:pPr>
         <w:tabs>
-          <w:tab w:val="right" w:pos="8646" w:leader="dot"/>
+          <w:tab w:val="right" w:pos="8871" w:leader="dot"/>
         </w:tabs>
         <w:spacing w:after="70" w:line="320" w:lineRule="auto"/>
         <w:ind w:left="480"/>
@@ -1304,7 +1304,7 @@
     <w:p>
       <w:pPr>
         <w:tabs>
-          <w:tab w:val="right" w:pos="8646" w:leader="dot"/>
+          <w:tab w:val="right" w:pos="8871" w:leader="dot"/>
         </w:tabs>
         <w:spacing w:after="70" w:line="320" w:lineRule="auto"/>
         <w:ind w:left="480"/>
@@ -1339,7 +1339,7 @@
     <w:p>
       <w:pPr>
         <w:tabs>
-          <w:tab w:val="right" w:pos="8646" w:leader="dot"/>
+          <w:tab w:val="right" w:pos="8871" w:leader="dot"/>
         </w:tabs>
         <w:spacing w:after="70" w:line="320" w:lineRule="auto"/>
         <w:ind w:left="480"/>
@@ -1374,7 +1374,7 @@
     <w:p>
       <w:pPr>
         <w:tabs>
-          <w:tab w:val="right" w:pos="8646" w:leader="dot"/>
+          <w:tab w:val="right" w:pos="8871" w:leader="dot"/>
         </w:tabs>
         <w:spacing w:after="70" w:line="320" w:lineRule="auto"/>
         <w:ind w:left="480"/>
@@ -1403,13 +1403,13 @@
           <w:sz w:val="26"/>
           <w:szCs w:val="26"/>
         </w:rPr>
-        <w:t xml:space="preserve">	20</w:t>
+        <w:t xml:space="preserve">	19</w:t>
       </w:r>
     </w:p>
     <w:p>
       <w:pPr>
         <w:tabs>
-          <w:tab w:val="right" w:pos="8646" w:leader="dot"/>
+          <w:tab w:val="right" w:pos="8871" w:leader="dot"/>
         </w:tabs>
         <w:spacing w:after="70" w:line="320" w:lineRule="auto"/>
         <w:ind w:left="480"/>
@@ -1438,13 +1438,13 @@
           <w:sz w:val="26"/>
           <w:szCs w:val="26"/>
         </w:rPr>
-        <w:t xml:space="preserve">	22</w:t>
+        <w:t xml:space="preserve">	20</w:t>
       </w:r>
     </w:p>
     <w:p>
       <w:pPr>
         <w:tabs>
-          <w:tab w:val="right" w:pos="8646" w:leader="dot"/>
+          <w:tab w:val="right" w:pos="8871" w:leader="dot"/>
         </w:tabs>
         <w:spacing w:after="140" w:line="320" w:lineRule="auto"/>
         <w:ind w:left="0"/>
@@ -1473,13 +1473,13 @@
           <w:sz w:val="28"/>
           <w:szCs w:val="28"/>
         </w:rPr>
-        <w:t xml:space="preserve">	23</w:t>
+        <w:t xml:space="preserve">	3</w:t>
       </w:r>
     </w:p>
     <w:p>
       <w:pPr>
         <w:tabs>
-          <w:tab w:val="right" w:pos="8646" w:leader="dot"/>
+          <w:tab w:val="right" w:pos="8871" w:leader="dot"/>
         </w:tabs>
         <w:spacing w:after="70" w:line="320" w:lineRule="auto"/>
         <w:ind w:left="480"/>
@@ -1508,13 +1508,13 @@
           <w:sz w:val="26"/>
           <w:szCs w:val="26"/>
         </w:rPr>
-        <w:t xml:space="preserve">	23</w:t>
+        <w:t xml:space="preserve">	21</w:t>
       </w:r>
     </w:p>
     <w:p>
       <w:pPr>
         <w:tabs>
-          <w:tab w:val="right" w:pos="8646" w:leader="dot"/>
+          <w:tab w:val="right" w:pos="8871" w:leader="dot"/>
         </w:tabs>
         <w:spacing w:after="70" w:line="320" w:lineRule="auto"/>
         <w:ind w:left="480"/>
@@ -1543,13 +1543,13 @@
           <w:sz w:val="26"/>
           <w:szCs w:val="26"/>
         </w:rPr>
-        <w:t xml:space="preserve">	25</w:t>
+        <w:t xml:space="preserve">	23</w:t>
       </w:r>
     </w:p>
     <w:p>
       <w:pPr>
         <w:tabs>
-          <w:tab w:val="right" w:pos="8646" w:leader="dot"/>
+          <w:tab w:val="right" w:pos="8871" w:leader="dot"/>
         </w:tabs>
         <w:spacing w:after="70" w:line="320" w:lineRule="auto"/>
         <w:ind w:left="480"/>
@@ -1578,13 +1578,13 @@
           <w:sz w:val="26"/>
           <w:szCs w:val="26"/>
         </w:rPr>
-        <w:t xml:space="preserve">	27</w:t>
+        <w:t xml:space="preserve">	24</w:t>
       </w:r>
     </w:p>
     <w:p>
       <w:pPr>
         <w:tabs>
-          <w:tab w:val="right" w:pos="8646" w:leader="dot"/>
+          <w:tab w:val="right" w:pos="8871" w:leader="dot"/>
         </w:tabs>
         <w:spacing w:after="140" w:line="320" w:lineRule="auto"/>
         <w:ind w:left="0"/>
@@ -1613,7 +1613,7 @@
           <w:sz w:val="28"/>
           <w:szCs w:val="28"/>
         </w:rPr>
-        <w:t xml:space="preserve">	29</w:t>
+        <w:t xml:space="preserve">	25</w:t>
       </w:r>
     </w:p>
     <w:p>
@@ -1679,7 +1679,7 @@
     </w:p>
     <w:tbl>
       <w:tblPr>
-        <w:tblW w:type="dxa" w:w="8846"/>
+        <w:tblW w:type="dxa" w:w="9071"/>
         <w:tblBorders>
           <w:top w:val="single" w:color="auto" w:sz="4"/>
           <w:left w:val="single" w:color="auto" w:sz="4"/>
@@ -1692,7 +1692,7 @@
       <w:tblGrid>
         <w:gridCol w:w="3400"/>
         <w:gridCol w:w="1700"/>
-        <w:gridCol w:w="3746"/>
+        <w:gridCol w:w="3971"/>
       </w:tblGrid>
       <w:tr>
         <w:trPr>
@@ -1771,7 +1771,7 @@
         </w:tc>
         <w:tc>
           <w:tcPr>
-            <w:tcW w:type="dxa" w:w="3746"/>
+            <w:tcW w:type="dxa" w:w="3971"/>
             <w:tcBorders>
               <w:top w:val="single" w:color="BFBFBF" w:sz="4"/>
               <w:left w:val="single" w:color="BFBFBF" w:sz="4"/>
@@ -1881,7 +1881,7 @@
         </w:tc>
         <w:tc>
           <w:tcPr>
-            <w:tcW w:type="dxa" w:w="3746"/>
+            <w:tcW w:type="dxa" w:w="3971"/>
             <w:tcBorders>
               <w:top w:val="single" w:color="BFBFBF" w:sz="4"/>
               <w:left w:val="single" w:color="BFBFBF" w:sz="4"/>
@@ -1991,7 +1991,7 @@
         </w:tc>
         <w:tc>
           <w:tcPr>
-            <w:tcW w:type="dxa" w:w="3746"/>
+            <w:tcW w:type="dxa" w:w="3971"/>
             <w:tcBorders>
               <w:top w:val="single" w:color="BFBFBF" w:sz="4"/>
               <w:left w:val="single" w:color="BFBFBF" w:sz="4"/>
@@ -2101,7 +2101,7 @@
         </w:tc>
         <w:tc>
           <w:tcPr>
-            <w:tcW w:type="dxa" w:w="3746"/>
+            <w:tcW w:type="dxa" w:w="3971"/>
             <w:tcBorders>
               <w:top w:val="single" w:color="BFBFBF" w:sz="4"/>
               <w:left w:val="single" w:color="BFBFBF" w:sz="4"/>
@@ -2211,7 +2211,7 @@
         </w:tc>
         <w:tc>
           <w:tcPr>
-            <w:tcW w:type="dxa" w:w="3746"/>
+            <w:tcW w:type="dxa" w:w="3971"/>
             <w:tcBorders>
               <w:top w:val="single" w:color="BFBFBF" w:sz="4"/>
               <w:left w:val="single" w:color="BFBFBF" w:sz="4"/>
@@ -2298,7 +2298,7 @@
     </w:p>
     <w:tbl>
       <w:tblPr>
-        <w:tblW w:type="dxa" w:w="8846"/>
+        <w:tblW w:type="dxa" w:w="9071"/>
         <w:tblBorders>
           <w:top w:val="single" w:color="auto" w:sz="4"/>
           <w:left w:val="single" w:color="auto" w:sz="4"/>
@@ -2311,7 +2311,7 @@
       <w:tblGrid>
         <w:gridCol w:w="2300"/>
         <w:gridCol w:w="1300"/>
-        <w:gridCol w:w="5246"/>
+        <w:gridCol w:w="5471"/>
       </w:tblGrid>
       <w:tr>
         <w:trPr>
@@ -2390,7 +2390,7 @@
         </w:tc>
         <w:tc>
           <w:tcPr>
-            <w:tcW w:type="dxa" w:w="5246"/>
+            <w:tcW w:type="dxa" w:w="5471"/>
             <w:tcBorders>
               <w:top w:val="single" w:color="BFBFBF" w:sz="4"/>
               <w:left w:val="single" w:color="BFBFBF" w:sz="4"/>
@@ -2500,7 +2500,7 @@
         </w:tc>
         <w:tc>
           <w:tcPr>
-            <w:tcW w:type="dxa" w:w="5246"/>
+            <w:tcW w:type="dxa" w:w="5471"/>
             <w:tcBorders>
               <w:top w:val="single" w:color="BFBFBF" w:sz="4"/>
               <w:left w:val="single" w:color="BFBFBF" w:sz="4"/>
@@ -2610,7 +2610,7 @@
         </w:tc>
         <w:tc>
           <w:tcPr>
-            <w:tcW w:type="dxa" w:w="5246"/>
+            <w:tcW w:type="dxa" w:w="5471"/>
             <w:tcBorders>
               <w:top w:val="single" w:color="BFBFBF" w:sz="4"/>
               <w:left w:val="single" w:color="BFBFBF" w:sz="4"/>
@@ -2720,7 +2720,7 @@
         </w:tc>
         <w:tc>
           <w:tcPr>
-            <w:tcW w:type="dxa" w:w="5246"/>
+            <w:tcW w:type="dxa" w:w="5471"/>
             <w:tcBorders>
               <w:top w:val="single" w:color="BFBFBF" w:sz="4"/>
               <w:left w:val="single" w:color="BFBFBF" w:sz="4"/>
@@ -2830,7 +2830,7 @@
         </w:tc>
         <w:tc>
           <w:tcPr>
-            <w:tcW w:type="dxa" w:w="5246"/>
+            <w:tcW w:type="dxa" w:w="5471"/>
             <w:tcBorders>
               <w:top w:val="single" w:color="BFBFBF" w:sz="4"/>
               <w:left w:val="single" w:color="BFBFBF" w:sz="4"/>
@@ -3225,7 +3225,7 @@
     </w:p>
     <w:tbl>
       <w:tblPr>
-        <w:tblW w:type="dxa" w:w="8846"/>
+        <w:tblW w:type="dxa" w:w="9071"/>
         <w:tblBorders>
           <w:top w:val="single" w:color="auto" w:sz="4"/>
           <w:left w:val="single" w:color="auto" w:sz="4"/>
@@ -3236,7 +3236,7 @@
         </w:tblBorders>
       </w:tblPr>
       <w:tblGrid>
-        <w:gridCol w:w="7546"/>
+        <w:gridCol w:w="7771"/>
         <w:gridCol w:w="1300"/>
       </w:tblGrid>
       <w:tr>
@@ -3246,7 +3246,7 @@
         </w:trPr>
         <w:tc>
           <w:tcPr>
-            <w:tcW w:type="dxa" w:w="7546"/>
+            <w:tcW w:type="dxa" w:w="7771"/>
             <w:tcBorders>
               <w:top w:val="single" w:color="BFBFBF" w:sz="4"/>
               <w:left w:val="single" w:color="BFBFBF" w:sz="4"/>
@@ -3321,7 +3321,7 @@
         </w:trPr>
         <w:tc>
           <w:tcPr>
-            <w:tcW w:type="dxa" w:w="7546"/>
+            <w:tcW w:type="dxa" w:w="7771"/>
             <w:tcBorders>
               <w:top w:val="single" w:color="BFBFBF" w:sz="4"/>
               <w:left w:val="single" w:color="BFBFBF" w:sz="4"/>
@@ -3396,7 +3396,7 @@
         </w:trPr>
         <w:tc>
           <w:tcPr>
-            <w:tcW w:type="dxa" w:w="7546"/>
+            <w:tcW w:type="dxa" w:w="7771"/>
             <w:tcBorders>
               <w:top w:val="single" w:color="BFBFBF" w:sz="4"/>
               <w:left w:val="single" w:color="BFBFBF" w:sz="4"/>
@@ -3471,7 +3471,7 @@
         </w:trPr>
         <w:tc>
           <w:tcPr>
-            <w:tcW w:type="dxa" w:w="7546"/>
+            <w:tcW w:type="dxa" w:w="7771"/>
             <w:tcBorders>
               <w:top w:val="single" w:color="BFBFBF" w:sz="4"/>
               <w:left w:val="single" w:color="BFBFBF" w:sz="4"/>
@@ -3546,7 +3546,7 @@
         </w:trPr>
         <w:tc>
           <w:tcPr>
-            <w:tcW w:type="dxa" w:w="7546"/>
+            <w:tcW w:type="dxa" w:w="7771"/>
             <w:tcBorders>
               <w:top w:val="single" w:color="BFBFBF" w:sz="4"/>
               <w:left w:val="single" w:color="BFBFBF" w:sz="4"/>
@@ -3621,7 +3621,7 @@
         </w:trPr>
         <w:tc>
           <w:tcPr>
-            <w:tcW w:type="dxa" w:w="7546"/>
+            <w:tcW w:type="dxa" w:w="7771"/>
             <w:tcBorders>
               <w:top w:val="single" w:color="BFBFBF" w:sz="4"/>
               <w:left w:val="single" w:color="BFBFBF" w:sz="4"/>
@@ -3928,7 +3928,7 @@
     </w:p>
     <w:tbl>
       <w:tblPr>
-        <w:tblW w:type="dxa" w:w="8846"/>
+        <w:tblW w:type="dxa" w:w="9071"/>
         <w:tblBorders>
           <w:top w:val="single" w:color="auto" w:sz="4"/>
           <w:left w:val="single" w:color="auto" w:sz="4"/>
@@ -3939,7 +3939,7 @@
         </w:tblBorders>
       </w:tblPr>
       <w:tblGrid>
-        <w:gridCol w:w="7546"/>
+        <w:gridCol w:w="7771"/>
         <w:gridCol w:w="1300"/>
       </w:tblGrid>
       <w:tr>
@@ -3949,7 +3949,7 @@
         </w:trPr>
         <w:tc>
           <w:tcPr>
-            <w:tcW w:type="dxa" w:w="7546"/>
+            <w:tcW w:type="dxa" w:w="7771"/>
             <w:tcBorders>
               <w:top w:val="single" w:color="BFBFBF" w:sz="4"/>
               <w:left w:val="single" w:color="BFBFBF" w:sz="4"/>
@@ -4024,7 +4024,7 @@
         </w:trPr>
         <w:tc>
           <w:tcPr>
-            <w:tcW w:type="dxa" w:w="7546"/>
+            <w:tcW w:type="dxa" w:w="7771"/>
             <w:tcBorders>
               <w:top w:val="single" w:color="BFBFBF" w:sz="4"/>
               <w:left w:val="single" w:color="BFBFBF" w:sz="4"/>
@@ -4099,7 +4099,7 @@
         </w:trPr>
         <w:tc>
           <w:tcPr>
-            <w:tcW w:type="dxa" w:w="7546"/>
+            <w:tcW w:type="dxa" w:w="7771"/>
             <w:tcBorders>
               <w:top w:val="single" w:color="BFBFBF" w:sz="4"/>
               <w:left w:val="single" w:color="BFBFBF" w:sz="4"/>
@@ -4174,7 +4174,7 @@
         </w:trPr>
         <w:tc>
           <w:tcPr>
-            <w:tcW w:type="dxa" w:w="7546"/>
+            <w:tcW w:type="dxa" w:w="7771"/>
             <w:tcBorders>
               <w:top w:val="single" w:color="BFBFBF" w:sz="4"/>
               <w:left w:val="single" w:color="BFBFBF" w:sz="4"/>
@@ -4249,7 +4249,7 @@
         </w:trPr>
         <w:tc>
           <w:tcPr>
-            <w:tcW w:type="dxa" w:w="7546"/>
+            <w:tcW w:type="dxa" w:w="7771"/>
             <w:tcBorders>
               <w:top w:val="single" w:color="BFBFBF" w:sz="4"/>
               <w:left w:val="single" w:color="BFBFBF" w:sz="4"/>
@@ -4324,7 +4324,7 @@
         </w:trPr>
         <w:tc>
           <w:tcPr>
-            <w:tcW w:type="dxa" w:w="7546"/>
+            <w:tcW w:type="dxa" w:w="7771"/>
             <w:tcBorders>
               <w:top w:val="single" w:color="BFBFBF" w:sz="4"/>
               <w:left w:val="single" w:color="BFBFBF" w:sz="4"/>
@@ -4631,7 +4631,7 @@
     </w:p>
     <w:tbl>
       <w:tblPr>
-        <w:tblW w:type="dxa" w:w="8846"/>
+        <w:tblW w:type="dxa" w:w="9071"/>
         <w:tblBorders>
           <w:top w:val="single" w:color="auto" w:sz="4"/>
           <w:left w:val="single" w:color="auto" w:sz="4"/>
@@ -4642,7 +4642,7 @@
         </w:tblBorders>
       </w:tblPr>
       <w:tblGrid>
-        <w:gridCol w:w="7546"/>
+        <w:gridCol w:w="7771"/>
         <w:gridCol w:w="1300"/>
       </w:tblGrid>
       <w:tr>
@@ -4652,7 +4652,7 @@
         </w:trPr>
         <w:tc>
           <w:tcPr>
-            <w:tcW w:type="dxa" w:w="7546"/>
+            <w:tcW w:type="dxa" w:w="7771"/>
             <w:tcBorders>
               <w:top w:val="single" w:color="BFBFBF" w:sz="4"/>
               <w:left w:val="single" w:color="BFBFBF" w:sz="4"/>
@@ -4727,7 +4727,7 @@
         </w:trPr>
         <w:tc>
           <w:tcPr>
-            <w:tcW w:type="dxa" w:w="7546"/>
+            <w:tcW w:type="dxa" w:w="7771"/>
             <w:tcBorders>
               <w:top w:val="single" w:color="BFBFBF" w:sz="4"/>
               <w:left w:val="single" w:color="BFBFBF" w:sz="4"/>
@@ -4802,7 +4802,7 @@
         </w:trPr>
         <w:tc>
           <w:tcPr>
-            <w:tcW w:type="dxa" w:w="7546"/>
+            <w:tcW w:type="dxa" w:w="7771"/>
             <w:tcBorders>
               <w:top w:val="single" w:color="BFBFBF" w:sz="4"/>
               <w:left w:val="single" w:color="BFBFBF" w:sz="4"/>
@@ -4877,7 +4877,7 @@
         </w:trPr>
         <w:tc>
           <w:tcPr>
-            <w:tcW w:type="dxa" w:w="7546"/>
+            <w:tcW w:type="dxa" w:w="7771"/>
             <w:tcBorders>
               <w:top w:val="single" w:color="BFBFBF" w:sz="4"/>
               <w:left w:val="single" w:color="BFBFBF" w:sz="4"/>
@@ -4952,7 +4952,7 @@
         </w:trPr>
         <w:tc>
           <w:tcPr>
-            <w:tcW w:type="dxa" w:w="7546"/>
+            <w:tcW w:type="dxa" w:w="7771"/>
             <w:tcBorders>
               <w:top w:val="single" w:color="BFBFBF" w:sz="4"/>
               <w:left w:val="single" w:color="BFBFBF" w:sz="4"/>
@@ -5027,7 +5027,7 @@
         </w:trPr>
         <w:tc>
           <w:tcPr>
-            <w:tcW w:type="dxa" w:w="7546"/>
+            <w:tcW w:type="dxa" w:w="7771"/>
             <w:tcBorders>
               <w:top w:val="single" w:color="BFBFBF" w:sz="4"/>
               <w:left w:val="single" w:color="BFBFBF" w:sz="4"/>
@@ -5334,7 +5334,7 @@
     </w:p>
     <w:tbl>
       <w:tblPr>
-        <w:tblW w:type="dxa" w:w="8846"/>
+        <w:tblW w:type="dxa" w:w="9071"/>
         <w:tblBorders>
           <w:top w:val="single" w:color="auto" w:sz="4"/>
           <w:left w:val="single" w:color="auto" w:sz="4"/>
@@ -5345,7 +5345,7 @@
         </w:tblBorders>
       </w:tblPr>
       <w:tblGrid>
-        <w:gridCol w:w="7546"/>
+        <w:gridCol w:w="7771"/>
         <w:gridCol w:w="1300"/>
       </w:tblGrid>
       <w:tr>
@@ -5355,7 +5355,7 @@
         </w:trPr>
         <w:tc>
           <w:tcPr>
-            <w:tcW w:type="dxa" w:w="7546"/>
+            <w:tcW w:type="dxa" w:w="7771"/>
             <w:tcBorders>
               <w:top w:val="single" w:color="BFBFBF" w:sz="4"/>
               <w:left w:val="single" w:color="BFBFBF" w:sz="4"/>
@@ -5430,7 +5430,7 @@
         </w:trPr>
         <w:tc>
           <w:tcPr>
-            <w:tcW w:type="dxa" w:w="7546"/>
+            <w:tcW w:type="dxa" w:w="7771"/>
             <w:tcBorders>
               <w:top w:val="single" w:color="BFBFBF" w:sz="4"/>
               <w:left w:val="single" w:color="BFBFBF" w:sz="4"/>
@@ -5505,7 +5505,7 @@
         </w:trPr>
         <w:tc>
           <w:tcPr>
-            <w:tcW w:type="dxa" w:w="7546"/>
+            <w:tcW w:type="dxa" w:w="7771"/>
             <w:tcBorders>
               <w:top w:val="single" w:color="BFBFBF" w:sz="4"/>
               <w:left w:val="single" w:color="BFBFBF" w:sz="4"/>
@@ -5580,7 +5580,7 @@
         </w:trPr>
         <w:tc>
           <w:tcPr>
-            <w:tcW w:type="dxa" w:w="7546"/>
+            <w:tcW w:type="dxa" w:w="7771"/>
             <w:tcBorders>
               <w:top w:val="single" w:color="BFBFBF" w:sz="4"/>
               <w:left w:val="single" w:color="BFBFBF" w:sz="4"/>
@@ -5655,7 +5655,7 @@
         </w:trPr>
         <w:tc>
           <w:tcPr>
-            <w:tcW w:type="dxa" w:w="7546"/>
+            <w:tcW w:type="dxa" w:w="7771"/>
             <w:tcBorders>
               <w:top w:val="single" w:color="BFBFBF" w:sz="4"/>
               <w:left w:val="single" w:color="BFBFBF" w:sz="4"/>
@@ -5730,7 +5730,7 @@
         </w:trPr>
         <w:tc>
           <w:tcPr>
-            <w:tcW w:type="dxa" w:w="7546"/>
+            <w:tcW w:type="dxa" w:w="7771"/>
             <w:tcBorders>
               <w:top w:val="single" w:color="BFBFBF" w:sz="4"/>
               <w:left w:val="single" w:color="BFBFBF" w:sz="4"/>
@@ -6056,7 +6056,7 @@
     </w:p>
     <w:tbl>
       <w:tblPr>
-        <w:tblW w:type="dxa" w:w="8846"/>
+        <w:tblW w:type="dxa" w:w="9071"/>
         <w:tblBorders>
           <w:top w:val="single" w:color="auto" w:sz="4"/>
           <w:left w:val="single" w:color="auto" w:sz="4"/>
@@ -6067,7 +6067,7 @@
         </w:tblBorders>
       </w:tblPr>
       <w:tblGrid>
-        <w:gridCol w:w="7546"/>
+        <w:gridCol w:w="7771"/>
         <w:gridCol w:w="1300"/>
       </w:tblGrid>
       <w:tr>
@@ -6077,7 +6077,7 @@
         </w:trPr>
         <w:tc>
           <w:tcPr>
-            <w:tcW w:type="dxa" w:w="7546"/>
+            <w:tcW w:type="dxa" w:w="7771"/>
             <w:tcBorders>
               <w:top w:val="single" w:color="BFBFBF" w:sz="4"/>
               <w:left w:val="single" w:color="BFBFBF" w:sz="4"/>
@@ -6152,7 +6152,7 @@
         </w:trPr>
         <w:tc>
           <w:tcPr>
-            <w:tcW w:type="dxa" w:w="7546"/>
+            <w:tcW w:type="dxa" w:w="7771"/>
             <w:tcBorders>
               <w:top w:val="single" w:color="BFBFBF" w:sz="4"/>
               <w:left w:val="single" w:color="BFBFBF" w:sz="4"/>
@@ -6227,7 +6227,7 @@
         </w:trPr>
         <w:tc>
           <w:tcPr>
-            <w:tcW w:type="dxa" w:w="7546"/>
+            <w:tcW w:type="dxa" w:w="7771"/>
             <w:tcBorders>
               <w:top w:val="single" w:color="BFBFBF" w:sz="4"/>
               <w:left w:val="single" w:color="BFBFBF" w:sz="4"/>
@@ -6302,7 +6302,7 @@
         </w:trPr>
         <w:tc>
           <w:tcPr>
-            <w:tcW w:type="dxa" w:w="7546"/>
+            <w:tcW w:type="dxa" w:w="7771"/>
             <w:tcBorders>
               <w:top w:val="single" w:color="BFBFBF" w:sz="4"/>
               <w:left w:val="single" w:color="BFBFBF" w:sz="4"/>
@@ -6377,7 +6377,7 @@
         </w:trPr>
         <w:tc>
           <w:tcPr>
-            <w:tcW w:type="dxa" w:w="7546"/>
+            <w:tcW w:type="dxa" w:w="7771"/>
             <w:tcBorders>
               <w:top w:val="single" w:color="BFBFBF" w:sz="4"/>
               <w:left w:val="single" w:color="BFBFBF" w:sz="4"/>
@@ -6452,7 +6452,7 @@
         </w:trPr>
         <w:tc>
           <w:tcPr>
-            <w:tcW w:type="dxa" w:w="7546"/>
+            <w:tcW w:type="dxa" w:w="7771"/>
             <w:tcBorders>
               <w:top w:val="single" w:color="BFBFBF" w:sz="4"/>
               <w:left w:val="single" w:color="BFBFBF" w:sz="4"/>
@@ -6813,7 +6813,7 @@
     </w:p>
     <w:tbl>
       <w:tblPr>
-        <w:tblW w:type="dxa" w:w="8846"/>
+        <w:tblW w:type="dxa" w:w="9071"/>
         <w:tblBorders>
           <w:top w:val="single" w:color="auto" w:sz="4"/>
           <w:left w:val="single" w:color="auto" w:sz="4"/>
@@ -6824,7 +6824,7 @@
         </w:tblBorders>
       </w:tblPr>
       <w:tblGrid>
-        <w:gridCol w:w="7546"/>
+        <w:gridCol w:w="7771"/>
         <w:gridCol w:w="1300"/>
       </w:tblGrid>
       <w:tr>
@@ -6834,7 +6834,7 @@
         </w:trPr>
         <w:tc>
           <w:tcPr>
-            <w:tcW w:type="dxa" w:w="7546"/>
+            <w:tcW w:type="dxa" w:w="7771"/>
             <w:tcBorders>
               <w:top w:val="single" w:color="BFBFBF" w:sz="4"/>
               <w:left w:val="single" w:color="BFBFBF" w:sz="4"/>
@@ -6909,7 +6909,7 @@
         </w:trPr>
         <w:tc>
           <w:tcPr>
-            <w:tcW w:type="dxa" w:w="7546"/>
+            <w:tcW w:type="dxa" w:w="7771"/>
             <w:tcBorders>
               <w:top w:val="single" w:color="BFBFBF" w:sz="4"/>
               <w:left w:val="single" w:color="BFBFBF" w:sz="4"/>
@@ -6984,7 +6984,7 @@
         </w:trPr>
         <w:tc>
           <w:tcPr>
-            <w:tcW w:type="dxa" w:w="7546"/>
+            <w:tcW w:type="dxa" w:w="7771"/>
             <w:tcBorders>
               <w:top w:val="single" w:color="BFBFBF" w:sz="4"/>
               <w:left w:val="single" w:color="BFBFBF" w:sz="4"/>
@@ -7059,7 +7059,7 @@
         </w:trPr>
         <w:tc>
           <w:tcPr>
-            <w:tcW w:type="dxa" w:w="7546"/>
+            <w:tcW w:type="dxa" w:w="7771"/>
             <w:tcBorders>
               <w:top w:val="single" w:color="BFBFBF" w:sz="4"/>
               <w:left w:val="single" w:color="BFBFBF" w:sz="4"/>
@@ -7134,7 +7134,7 @@
         </w:trPr>
         <w:tc>
           <w:tcPr>
-            <w:tcW w:type="dxa" w:w="7546"/>
+            <w:tcW w:type="dxa" w:w="7771"/>
             <w:tcBorders>
               <w:top w:val="single" w:color="BFBFBF" w:sz="4"/>
               <w:left w:val="single" w:color="BFBFBF" w:sz="4"/>
@@ -7209,7 +7209,7 @@
         </w:trPr>
         <w:tc>
           <w:tcPr>
-            <w:tcW w:type="dxa" w:w="7546"/>
+            <w:tcW w:type="dxa" w:w="7771"/>
             <w:tcBorders>
               <w:top w:val="single" w:color="BFBFBF" w:sz="4"/>
               <w:left w:val="single" w:color="BFBFBF" w:sz="4"/>
@@ -7554,7 +7554,7 @@
     </w:p>
     <w:tbl>
       <w:tblPr>
-        <w:tblW w:type="dxa" w:w="8846"/>
+        <w:tblW w:type="dxa" w:w="9071"/>
         <w:tblBorders>
           <w:top w:val="single" w:color="auto" w:sz="4"/>
           <w:left w:val="single" w:color="auto" w:sz="4"/>
@@ -7565,7 +7565,7 @@
         </w:tblBorders>
       </w:tblPr>
       <w:tblGrid>
-        <w:gridCol w:w="7546"/>
+        <w:gridCol w:w="7771"/>
         <w:gridCol w:w="1300"/>
       </w:tblGrid>
       <w:tr>
@@ -7575,7 +7575,7 @@
         </w:trPr>
         <w:tc>
           <w:tcPr>
-            <w:tcW w:type="dxa" w:w="7546"/>
+            <w:tcW w:type="dxa" w:w="7771"/>
             <w:tcBorders>
               <w:top w:val="single" w:color="BFBFBF" w:sz="4"/>
               <w:left w:val="single" w:color="BFBFBF" w:sz="4"/>
@@ -7650,7 +7650,7 @@
         </w:trPr>
         <w:tc>
           <w:tcPr>
-            <w:tcW w:type="dxa" w:w="7546"/>
+            <w:tcW w:type="dxa" w:w="7771"/>
             <w:tcBorders>
               <w:top w:val="single" w:color="BFBFBF" w:sz="4"/>
               <w:left w:val="single" w:color="BFBFBF" w:sz="4"/>
@@ -7725,7 +7725,7 @@
         </w:trPr>
         <w:tc>
           <w:tcPr>
-            <w:tcW w:type="dxa" w:w="7546"/>
+            <w:tcW w:type="dxa" w:w="7771"/>
             <w:tcBorders>
               <w:top w:val="single" w:color="BFBFBF" w:sz="4"/>
               <w:left w:val="single" w:color="BFBFBF" w:sz="4"/>
@@ -7800,7 +7800,7 @@
         </w:trPr>
         <w:tc>
           <w:tcPr>
-            <w:tcW w:type="dxa" w:w="7546"/>
+            <w:tcW w:type="dxa" w:w="7771"/>
             <w:tcBorders>
               <w:top w:val="single" w:color="BFBFBF" w:sz="4"/>
               <w:left w:val="single" w:color="BFBFBF" w:sz="4"/>
@@ -7875,7 +7875,7 @@
         </w:trPr>
         <w:tc>
           <w:tcPr>
-            <w:tcW w:type="dxa" w:w="7546"/>
+            <w:tcW w:type="dxa" w:w="7771"/>
             <w:tcBorders>
               <w:top w:val="single" w:color="BFBFBF" w:sz="4"/>
               <w:left w:val="single" w:color="BFBFBF" w:sz="4"/>
@@ -7950,7 +7950,7 @@
         </w:trPr>
         <w:tc>
           <w:tcPr>
-            <w:tcW w:type="dxa" w:w="7546"/>
+            <w:tcW w:type="dxa" w:w="7771"/>
             <w:tcBorders>
               <w:top w:val="single" w:color="BFBFBF" w:sz="4"/>
               <w:left w:val="single" w:color="BFBFBF" w:sz="4"/>
@@ -8025,7 +8025,7 @@
         </w:trPr>
         <w:tc>
           <w:tcPr>
-            <w:tcW w:type="dxa" w:w="7546"/>
+            <w:tcW w:type="dxa" w:w="7771"/>
             <w:tcBorders>
               <w:top w:val="single" w:color="BFBFBF" w:sz="4"/>
               <w:left w:val="single" w:color="BFBFBF" w:sz="4"/>
@@ -8351,7 +8351,7 @@
     </w:p>
     <w:tbl>
       <w:tblPr>
-        <w:tblW w:type="dxa" w:w="8846"/>
+        <w:tblW w:type="dxa" w:w="9071"/>
         <w:tblBorders>
           <w:top w:val="single" w:color="auto" w:sz="4"/>
           <w:left w:val="single" w:color="auto" w:sz="4"/>
@@ -8362,7 +8362,7 @@
         </w:tblBorders>
       </w:tblPr>
       <w:tblGrid>
-        <w:gridCol w:w="7546"/>
+        <w:gridCol w:w="7771"/>
         <w:gridCol w:w="1300"/>
       </w:tblGrid>
       <w:tr>
@@ -8372,7 +8372,7 @@
         </w:trPr>
         <w:tc>
           <w:tcPr>
-            <w:tcW w:type="dxa" w:w="7546"/>
+            <w:tcW w:type="dxa" w:w="7771"/>
             <w:tcBorders>
               <w:top w:val="single" w:color="BFBFBF" w:sz="4"/>
               <w:left w:val="single" w:color="BFBFBF" w:sz="4"/>
@@ -8447,7 +8447,7 @@
         </w:trPr>
         <w:tc>
           <w:tcPr>
-            <w:tcW w:type="dxa" w:w="7546"/>
+            <w:tcW w:type="dxa" w:w="7771"/>
             <w:tcBorders>
               <w:top w:val="single" w:color="BFBFBF" w:sz="4"/>
               <w:left w:val="single" w:color="BFBFBF" w:sz="4"/>
@@ -8522,7 +8522,7 @@
         </w:trPr>
         <w:tc>
           <w:tcPr>
-            <w:tcW w:type="dxa" w:w="7546"/>
+            <w:tcW w:type="dxa" w:w="7771"/>
             <w:tcBorders>
               <w:top w:val="single" w:color="BFBFBF" w:sz="4"/>
               <w:left w:val="single" w:color="BFBFBF" w:sz="4"/>
@@ -8597,7 +8597,7 @@
         </w:trPr>
         <w:tc>
           <w:tcPr>
-            <w:tcW w:type="dxa" w:w="7546"/>
+            <w:tcW w:type="dxa" w:w="7771"/>
             <w:tcBorders>
               <w:top w:val="single" w:color="BFBFBF" w:sz="4"/>
               <w:left w:val="single" w:color="BFBFBF" w:sz="4"/>
@@ -8672,7 +8672,7 @@
         </w:trPr>
         <w:tc>
           <w:tcPr>
-            <w:tcW w:type="dxa" w:w="7546"/>
+            <w:tcW w:type="dxa" w:w="7771"/>
             <w:tcBorders>
               <w:top w:val="single" w:color="BFBFBF" w:sz="4"/>
               <w:left w:val="single" w:color="BFBFBF" w:sz="4"/>
@@ -8747,7 +8747,7 @@
         </w:trPr>
         <w:tc>
           <w:tcPr>
-            <w:tcW w:type="dxa" w:w="7546"/>
+            <w:tcW w:type="dxa" w:w="7771"/>
             <w:tcBorders>
               <w:top w:val="single" w:color="BFBFBF" w:sz="4"/>
               <w:left w:val="single" w:color="BFBFBF" w:sz="4"/>
@@ -8822,7 +8822,7 @@
         </w:trPr>
         <w:tc>
           <w:tcPr>
-            <w:tcW w:type="dxa" w:w="7546"/>
+            <w:tcW w:type="dxa" w:w="7771"/>
             <w:tcBorders>
               <w:top w:val="single" w:color="BFBFBF" w:sz="4"/>
               <w:left w:val="single" w:color="BFBFBF" w:sz="4"/>
@@ -9148,7 +9148,7 @@
     </w:p>
     <w:tbl>
       <w:tblPr>
-        <w:tblW w:type="dxa" w:w="8846"/>
+        <w:tblW w:type="dxa" w:w="9071"/>
         <w:tblBorders>
           <w:top w:val="single" w:color="auto" w:sz="4"/>
           <w:left w:val="single" w:color="auto" w:sz="4"/>
@@ -9159,7 +9159,7 @@
         </w:tblBorders>
       </w:tblPr>
       <w:tblGrid>
-        <w:gridCol w:w="7546"/>
+        <w:gridCol w:w="7771"/>
         <w:gridCol w:w="1300"/>
       </w:tblGrid>
       <w:tr>
@@ -9169,7 +9169,7 @@
         </w:trPr>
         <w:tc>
           <w:tcPr>
-            <w:tcW w:type="dxa" w:w="7546"/>
+            <w:tcW w:type="dxa" w:w="7771"/>
             <w:tcBorders>
               <w:top w:val="single" w:color="BFBFBF" w:sz="4"/>
               <w:left w:val="single" w:color="BFBFBF" w:sz="4"/>
@@ -9244,7 +9244,7 @@
         </w:trPr>
         <w:tc>
           <w:tcPr>
-            <w:tcW w:type="dxa" w:w="7546"/>
+            <w:tcW w:type="dxa" w:w="7771"/>
             <w:tcBorders>
               <w:top w:val="single" w:color="BFBFBF" w:sz="4"/>
               <w:left w:val="single" w:color="BFBFBF" w:sz="4"/>
@@ -9319,7 +9319,7 @@
         </w:trPr>
         <w:tc>
           <w:tcPr>
-            <w:tcW w:type="dxa" w:w="7546"/>
+            <w:tcW w:type="dxa" w:w="7771"/>
             <w:tcBorders>
               <w:top w:val="single" w:color="BFBFBF" w:sz="4"/>
               <w:left w:val="single" w:color="BFBFBF" w:sz="4"/>
@@ -9394,7 +9394,7 @@
         </w:trPr>
         <w:tc>
           <w:tcPr>
-            <w:tcW w:type="dxa" w:w="7546"/>
+            <w:tcW w:type="dxa" w:w="7771"/>
             <w:tcBorders>
               <w:top w:val="single" w:color="BFBFBF" w:sz="4"/>
               <w:left w:val="single" w:color="BFBFBF" w:sz="4"/>
@@ -9469,7 +9469,7 @@
         </w:trPr>
         <w:tc>
           <w:tcPr>
-            <w:tcW w:type="dxa" w:w="7546"/>
+            <w:tcW w:type="dxa" w:w="7771"/>
             <w:tcBorders>
               <w:top w:val="single" w:color="BFBFBF" w:sz="4"/>
               <w:left w:val="single" w:color="BFBFBF" w:sz="4"/>
@@ -9544,7 +9544,7 @@
         </w:trPr>
         <w:tc>
           <w:tcPr>
-            <w:tcW w:type="dxa" w:w="7546"/>
+            <w:tcW w:type="dxa" w:w="7771"/>
             <w:tcBorders>
               <w:top w:val="single" w:color="BFBFBF" w:sz="4"/>
               <w:left w:val="single" w:color="BFBFBF" w:sz="4"/>
@@ -9870,7 +9870,7 @@
     </w:p>
     <w:tbl>
       <w:tblPr>
-        <w:tblW w:type="dxa" w:w="8846"/>
+        <w:tblW w:type="dxa" w:w="9071"/>
         <w:tblBorders>
           <w:top w:val="single" w:color="auto" w:sz="4"/>
           <w:left w:val="single" w:color="auto" w:sz="4"/>
@@ -9881,7 +9881,7 @@
         </w:tblBorders>
       </w:tblPr>
       <w:tblGrid>
-        <w:gridCol w:w="7546"/>
+        <w:gridCol w:w="7771"/>
         <w:gridCol w:w="1300"/>
       </w:tblGrid>
       <w:tr>
@@ -9891,7 +9891,7 @@
         </w:trPr>
         <w:tc>
           <w:tcPr>
-            <w:tcW w:type="dxa" w:w="7546"/>
+            <w:tcW w:type="dxa" w:w="7771"/>
             <w:tcBorders>
               <w:top w:val="single" w:color="BFBFBF" w:sz="4"/>
               <w:left w:val="single" w:color="BFBFBF" w:sz="4"/>
@@ -9966,7 +9966,7 @@
         </w:trPr>
         <w:tc>
           <w:tcPr>
-            <w:tcW w:type="dxa" w:w="7546"/>
+            <w:tcW w:type="dxa" w:w="7771"/>
             <w:tcBorders>
               <w:top w:val="single" w:color="BFBFBF" w:sz="4"/>
               <w:left w:val="single" w:color="BFBFBF" w:sz="4"/>
@@ -10041,7 +10041,7 @@
         </w:trPr>
         <w:tc>
           <w:tcPr>
-            <w:tcW w:type="dxa" w:w="7546"/>
+            <w:tcW w:type="dxa" w:w="7771"/>
             <w:tcBorders>
               <w:top w:val="single" w:color="BFBFBF" w:sz="4"/>
               <w:left w:val="single" w:color="BFBFBF" w:sz="4"/>
@@ -10116,7 +10116,7 @@
         </w:trPr>
         <w:tc>
           <w:tcPr>
-            <w:tcW w:type="dxa" w:w="7546"/>
+            <w:tcW w:type="dxa" w:w="7771"/>
             <w:tcBorders>
               <w:top w:val="single" w:color="BFBFBF" w:sz="4"/>
               <w:left w:val="single" w:color="BFBFBF" w:sz="4"/>
@@ -10191,7 +10191,7 @@
         </w:trPr>
         <w:tc>
           <w:tcPr>
-            <w:tcW w:type="dxa" w:w="7546"/>
+            <w:tcW w:type="dxa" w:w="7771"/>
             <w:tcBorders>
               <w:top w:val="single" w:color="BFBFBF" w:sz="4"/>
               <w:left w:val="single" w:color="BFBFBF" w:sz="4"/>
@@ -10266,7 +10266,7 @@
         </w:trPr>
         <w:tc>
           <w:tcPr>
-            <w:tcW w:type="dxa" w:w="7546"/>
+            <w:tcW w:type="dxa" w:w="7771"/>
             <w:tcBorders>
               <w:top w:val="single" w:color="BFBFBF" w:sz="4"/>
               <w:left w:val="single" w:color="BFBFBF" w:sz="4"/>
@@ -10341,7 +10341,7 @@
         </w:trPr>
         <w:tc>
           <w:tcPr>
-            <w:tcW w:type="dxa" w:w="7546"/>
+            <w:tcW w:type="dxa" w:w="7771"/>
             <w:tcBorders>
               <w:top w:val="single" w:color="BFBFBF" w:sz="4"/>
               <w:left w:val="single" w:color="BFBFBF" w:sz="4"/>
@@ -10721,7 +10721,7 @@
     </w:p>
     <w:tbl>
       <w:tblPr>
-        <w:tblW w:type="dxa" w:w="8846"/>
+        <w:tblW w:type="dxa" w:w="9071"/>
         <w:tblBorders>
           <w:top w:val="single" w:color="auto" w:sz="4"/>
           <w:left w:val="single" w:color="auto" w:sz="4"/>
@@ -10732,7 +10732,7 @@
         </w:tblBorders>
       </w:tblPr>
       <w:tblGrid>
-        <w:gridCol w:w="7546"/>
+        <w:gridCol w:w="7771"/>
         <w:gridCol w:w="1300"/>
       </w:tblGrid>
       <w:tr>
@@ -10742,7 +10742,7 @@
         </w:trPr>
         <w:tc>
           <w:tcPr>
-            <w:tcW w:type="dxa" w:w="7546"/>
+            <w:tcW w:type="dxa" w:w="7771"/>
             <w:tcBorders>
               <w:top w:val="single" w:color="BFBFBF" w:sz="4"/>
               <w:left w:val="single" w:color="BFBFBF" w:sz="4"/>
@@ -10817,7 +10817,7 @@
         </w:trPr>
         <w:tc>
           <w:tcPr>
-            <w:tcW w:type="dxa" w:w="7546"/>
+            <w:tcW w:type="dxa" w:w="7771"/>
             <w:tcBorders>
               <w:top w:val="single" w:color="BFBFBF" w:sz="4"/>
               <w:left w:val="single" w:color="BFBFBF" w:sz="4"/>
@@ -10892,7 +10892,7 @@
         </w:trPr>
         <w:tc>
           <w:tcPr>
-            <w:tcW w:type="dxa" w:w="7546"/>
+            <w:tcW w:type="dxa" w:w="7771"/>
             <w:tcBorders>
               <w:top w:val="single" w:color="BFBFBF" w:sz="4"/>
               <w:left w:val="single" w:color="BFBFBF" w:sz="4"/>
@@ -10967,7 +10967,7 @@
         </w:trPr>
         <w:tc>
           <w:tcPr>
-            <w:tcW w:type="dxa" w:w="7546"/>
+            <w:tcW w:type="dxa" w:w="7771"/>
             <w:tcBorders>
               <w:top w:val="single" w:color="BFBFBF" w:sz="4"/>
               <w:left w:val="single" w:color="BFBFBF" w:sz="4"/>
@@ -11042,7 +11042,7 @@
         </w:trPr>
         <w:tc>
           <w:tcPr>
-            <w:tcW w:type="dxa" w:w="7546"/>
+            <w:tcW w:type="dxa" w:w="7771"/>
             <w:tcBorders>
               <w:top w:val="single" w:color="BFBFBF" w:sz="4"/>
               <w:left w:val="single" w:color="BFBFBF" w:sz="4"/>
@@ -11117,7 +11117,7 @@
         </w:trPr>
         <w:tc>
           <w:tcPr>
-            <w:tcW w:type="dxa" w:w="7546"/>
+            <w:tcW w:type="dxa" w:w="7771"/>
             <w:tcBorders>
               <w:top w:val="single" w:color="BFBFBF" w:sz="4"/>
               <w:left w:val="single" w:color="BFBFBF" w:sz="4"/>
@@ -11192,7 +11192,7 @@
         </w:trPr>
         <w:tc>
           <w:tcPr>
-            <w:tcW w:type="dxa" w:w="7546"/>
+            <w:tcW w:type="dxa" w:w="7771"/>
             <w:tcBorders>
               <w:top w:val="single" w:color="BFBFBF" w:sz="4"/>
               <w:left w:val="single" w:color="BFBFBF" w:sz="4"/>
@@ -11537,7 +11537,7 @@
     </w:p>
     <w:tbl>
       <w:tblPr>
-        <w:tblW w:type="dxa" w:w="8846"/>
+        <w:tblW w:type="dxa" w:w="9071"/>
         <w:tblBorders>
           <w:top w:val="single" w:color="auto" w:sz="4"/>
           <w:left w:val="single" w:color="auto" w:sz="4"/>
@@ -11548,7 +11548,7 @@
         </w:tblBorders>
       </w:tblPr>
       <w:tblGrid>
-        <w:gridCol w:w="7546"/>
+        <w:gridCol w:w="7771"/>
         <w:gridCol w:w="1300"/>
       </w:tblGrid>
       <w:tr>
@@ -11558,7 +11558,7 @@
         </w:trPr>
         <w:tc>
           <w:tcPr>
-            <w:tcW w:type="dxa" w:w="7546"/>
+            <w:tcW w:type="dxa" w:w="7771"/>
             <w:tcBorders>
               <w:top w:val="single" w:color="BFBFBF" w:sz="4"/>
               <w:left w:val="single" w:color="BFBFBF" w:sz="4"/>
@@ -11633,7 +11633,7 @@
         </w:trPr>
         <w:tc>
           <w:tcPr>
-            <w:tcW w:type="dxa" w:w="7546"/>
+            <w:tcW w:type="dxa" w:w="7771"/>
             <w:tcBorders>
               <w:top w:val="single" w:color="BFBFBF" w:sz="4"/>
               <w:left w:val="single" w:color="BFBFBF" w:sz="4"/>
@@ -11708,7 +11708,7 @@
         </w:trPr>
         <w:tc>
           <w:tcPr>
-            <w:tcW w:type="dxa" w:w="7546"/>
+            <w:tcW w:type="dxa" w:w="7771"/>
             <w:tcBorders>
               <w:top w:val="single" w:color="BFBFBF" w:sz="4"/>
               <w:left w:val="single" w:color="BFBFBF" w:sz="4"/>
@@ -11783,7 +11783,7 @@
         </w:trPr>
         <w:tc>
           <w:tcPr>
-            <w:tcW w:type="dxa" w:w="7546"/>
+            <w:tcW w:type="dxa" w:w="7771"/>
             <w:tcBorders>
               <w:top w:val="single" w:color="BFBFBF" w:sz="4"/>
               <w:left w:val="single" w:color="BFBFBF" w:sz="4"/>
@@ -11858,7 +11858,7 @@
         </w:trPr>
         <w:tc>
           <w:tcPr>
-            <w:tcW w:type="dxa" w:w="7546"/>
+            <w:tcW w:type="dxa" w:w="7771"/>
             <w:tcBorders>
               <w:top w:val="single" w:color="BFBFBF" w:sz="4"/>
               <w:left w:val="single" w:color="BFBFBF" w:sz="4"/>
@@ -11933,7 +11933,7 @@
         </w:trPr>
         <w:tc>
           <w:tcPr>
-            <w:tcW w:type="dxa" w:w="7546"/>
+            <w:tcW w:type="dxa" w:w="7771"/>
             <w:tcBorders>
               <w:top w:val="single" w:color="BFBFBF" w:sz="4"/>
               <w:left w:val="single" w:color="BFBFBF" w:sz="4"/>
@@ -12008,7 +12008,7 @@
         </w:trPr>
         <w:tc>
           <w:tcPr>
-            <w:tcW w:type="dxa" w:w="7546"/>
+            <w:tcW w:type="dxa" w:w="7771"/>
             <w:tcBorders>
               <w:top w:val="single" w:color="BFBFBF" w:sz="4"/>
               <w:left w:val="single" w:color="BFBFBF" w:sz="4"/>
@@ -12083,7 +12083,7 @@
         </w:trPr>
         <w:tc>
           <w:tcPr>
-            <w:tcW w:type="dxa" w:w="7546"/>
+            <w:tcW w:type="dxa" w:w="7771"/>
             <w:tcBorders>
               <w:top w:val="single" w:color="BFBFBF" w:sz="4"/>
               <w:left w:val="single" w:color="BFBFBF" w:sz="4"/>
@@ -12428,7 +12428,7 @@
     </w:p>
     <w:tbl>
       <w:tblPr>
-        <w:tblW w:type="dxa" w:w="8846"/>
+        <w:tblW w:type="dxa" w:w="9071"/>
         <w:tblBorders>
           <w:top w:val="single" w:color="auto" w:sz="4"/>
           <w:left w:val="single" w:color="auto" w:sz="4"/>
@@ -12439,7 +12439,7 @@
         </w:tblBorders>
       </w:tblPr>
       <w:tblGrid>
-        <w:gridCol w:w="7546"/>
+        <w:gridCol w:w="7771"/>
         <w:gridCol w:w="1300"/>
       </w:tblGrid>
       <w:tr>
@@ -12449,7 +12449,7 @@
         </w:trPr>
         <w:tc>
           <w:tcPr>
-            <w:tcW w:type="dxa" w:w="7546"/>
+            <w:tcW w:type="dxa" w:w="7771"/>
             <w:tcBorders>
               <w:top w:val="single" w:color="BFBFBF" w:sz="4"/>
               <w:left w:val="single" w:color="BFBFBF" w:sz="4"/>
@@ -12524,7 +12524,7 @@
         </w:trPr>
         <w:tc>
           <w:tcPr>
-            <w:tcW w:type="dxa" w:w="7546"/>
+            <w:tcW w:type="dxa" w:w="7771"/>
             <w:tcBorders>
               <w:top w:val="single" w:color="BFBFBF" w:sz="4"/>
               <w:left w:val="single" w:color="BFBFBF" w:sz="4"/>
@@ -12599,7 +12599,7 @@
         </w:trPr>
         <w:tc>
           <w:tcPr>
-            <w:tcW w:type="dxa" w:w="7546"/>
+            <w:tcW w:type="dxa" w:w="7771"/>
             <w:tcBorders>
               <w:top w:val="single" w:color="BFBFBF" w:sz="4"/>
               <w:left w:val="single" w:color="BFBFBF" w:sz="4"/>
@@ -12674,7 +12674,7 @@
         </w:trPr>
         <w:tc>
           <w:tcPr>
-            <w:tcW w:type="dxa" w:w="7546"/>
+            <w:tcW w:type="dxa" w:w="7771"/>
             <w:tcBorders>
               <w:top w:val="single" w:color="BFBFBF" w:sz="4"/>
               <w:left w:val="single" w:color="BFBFBF" w:sz="4"/>
@@ -12749,7 +12749,7 @@
         </w:trPr>
         <w:tc>
           <w:tcPr>
-            <w:tcW w:type="dxa" w:w="7546"/>
+            <w:tcW w:type="dxa" w:w="7771"/>
             <w:tcBorders>
               <w:top w:val="single" w:color="BFBFBF" w:sz="4"/>
               <w:left w:val="single" w:color="BFBFBF" w:sz="4"/>
@@ -12824,7 +12824,7 @@
         </w:trPr>
         <w:tc>
           <w:tcPr>
-            <w:tcW w:type="dxa" w:w="7546"/>
+            <w:tcW w:type="dxa" w:w="7771"/>
             <w:tcBorders>
               <w:top w:val="single" w:color="BFBFBF" w:sz="4"/>
               <w:left w:val="single" w:color="BFBFBF" w:sz="4"/>
@@ -12899,7 +12899,7 @@
         </w:trPr>
         <w:tc>
           <w:tcPr>
-            <w:tcW w:type="dxa" w:w="7546"/>
+            <w:tcW w:type="dxa" w:w="7771"/>
             <w:tcBorders>
               <w:top w:val="single" w:color="BFBFBF" w:sz="4"/>
               <w:left w:val="single" w:color="BFBFBF" w:sz="4"/>
@@ -12974,7 +12974,7 @@
         </w:trPr>
         <w:tc>
           <w:tcPr>
-            <w:tcW w:type="dxa" w:w="7546"/>
+            <w:tcW w:type="dxa" w:w="7771"/>
             <w:tcBorders>
               <w:top w:val="single" w:color="BFBFBF" w:sz="4"/>
               <w:left w:val="single" w:color="BFBFBF" w:sz="4"/>
@@ -13338,7 +13338,7 @@
     </w:p>
     <w:tbl>
       <w:tblPr>
-        <w:tblW w:type="dxa" w:w="8846"/>
+        <w:tblW w:type="dxa" w:w="9071"/>
         <w:tblBorders>
           <w:top w:val="single" w:color="auto" w:sz="4"/>
           <w:left w:val="single" w:color="auto" w:sz="4"/>
@@ -13349,7 +13349,7 @@
         </w:tblBorders>
       </w:tblPr>
       <w:tblGrid>
-        <w:gridCol w:w="7546"/>
+        <w:gridCol w:w="7771"/>
         <w:gridCol w:w="1300"/>
       </w:tblGrid>
       <w:tr>
@@ -13359,7 +13359,7 @@
         </w:trPr>
         <w:tc>
           <w:tcPr>
-            <w:tcW w:type="dxa" w:w="7546"/>
+            <w:tcW w:type="dxa" w:w="7771"/>
             <w:tcBorders>
               <w:top w:val="single" w:color="BFBFBF" w:sz="4"/>
               <w:left w:val="single" w:color="BFBFBF" w:sz="4"/>
@@ -13434,7 +13434,7 @@
         </w:trPr>
         <w:tc>
           <w:tcPr>
-            <w:tcW w:type="dxa" w:w="7546"/>
+            <w:tcW w:type="dxa" w:w="7771"/>
             <w:tcBorders>
               <w:top w:val="single" w:color="BFBFBF" w:sz="4"/>
               <w:left w:val="single" w:color="BFBFBF" w:sz="4"/>
@@ -13509,7 +13509,7 @@
         </w:trPr>
         <w:tc>
           <w:tcPr>
-            <w:tcW w:type="dxa" w:w="7546"/>
+            <w:tcW w:type="dxa" w:w="7771"/>
             <w:tcBorders>
               <w:top w:val="single" w:color="BFBFBF" w:sz="4"/>
               <w:left w:val="single" w:color="BFBFBF" w:sz="4"/>
@@ -13584,7 +13584,7 @@
         </w:trPr>
         <w:tc>
           <w:tcPr>
-            <w:tcW w:type="dxa" w:w="7546"/>
+            <w:tcW w:type="dxa" w:w="7771"/>
             <w:tcBorders>
               <w:top w:val="single" w:color="BFBFBF" w:sz="4"/>
               <w:left w:val="single" w:color="BFBFBF" w:sz="4"/>
@@ -13659,7 +13659,7 @@
         </w:trPr>
         <w:tc>
           <w:tcPr>
-            <w:tcW w:type="dxa" w:w="7546"/>
+            <w:tcW w:type="dxa" w:w="7771"/>
             <w:tcBorders>
               <w:top w:val="single" w:color="BFBFBF" w:sz="4"/>
               <w:left w:val="single" w:color="BFBFBF" w:sz="4"/>
@@ -13734,7 +13734,7 @@
         </w:trPr>
         <w:tc>
           <w:tcPr>
-            <w:tcW w:type="dxa" w:w="7546"/>
+            <w:tcW w:type="dxa" w:w="7771"/>
             <w:tcBorders>
               <w:top w:val="single" w:color="BFBFBF" w:sz="4"/>
               <w:left w:val="single" w:color="BFBFBF" w:sz="4"/>
@@ -13809,7 +13809,7 @@
         </w:trPr>
         <w:tc>
           <w:tcPr>
-            <w:tcW w:type="dxa" w:w="7546"/>
+            <w:tcW w:type="dxa" w:w="7771"/>
             <w:tcBorders>
               <w:top w:val="single" w:color="BFBFBF" w:sz="4"/>
               <w:left w:val="single" w:color="BFBFBF" w:sz="4"/>
@@ -14154,7 +14154,7 @@
     </w:p>
     <w:tbl>
       <w:tblPr>
-        <w:tblW w:type="dxa" w:w="8846"/>
+        <w:tblW w:type="dxa" w:w="9071"/>
         <w:tblBorders>
           <w:top w:val="single" w:color="auto" w:sz="4"/>
           <w:left w:val="single" w:color="auto" w:sz="4"/>
@@ -14165,7 +14165,7 @@
         </w:tblBorders>
       </w:tblPr>
       <w:tblGrid>
-        <w:gridCol w:w="7546"/>
+        <w:gridCol w:w="7771"/>
         <w:gridCol w:w="1300"/>
       </w:tblGrid>
       <w:tr>
@@ -14175,7 +14175,7 @@
         </w:trPr>
         <w:tc>
           <w:tcPr>
-            <w:tcW w:type="dxa" w:w="7546"/>
+            <w:tcW w:type="dxa" w:w="7771"/>
             <w:tcBorders>
               <w:top w:val="single" w:color="BFBFBF" w:sz="4"/>
               <w:left w:val="single" w:color="BFBFBF" w:sz="4"/>
@@ -14250,7 +14250,7 @@
         </w:trPr>
         <w:tc>
           <w:tcPr>
-            <w:tcW w:type="dxa" w:w="7546"/>
+            <w:tcW w:type="dxa" w:w="7771"/>
             <w:tcBorders>
               <w:top w:val="single" w:color="BFBFBF" w:sz="4"/>
               <w:left w:val="single" w:color="BFBFBF" w:sz="4"/>
@@ -14325,7 +14325,7 @@
         </w:trPr>
         <w:tc>
           <w:tcPr>
-            <w:tcW w:type="dxa" w:w="7546"/>
+            <w:tcW w:type="dxa" w:w="7771"/>
             <w:tcBorders>
               <w:top w:val="single" w:color="BFBFBF" w:sz="4"/>
               <w:left w:val="single" w:color="BFBFBF" w:sz="4"/>
@@ -14400,7 +14400,7 @@
         </w:trPr>
         <w:tc>
           <w:tcPr>
-            <w:tcW w:type="dxa" w:w="7546"/>
+            <w:tcW w:type="dxa" w:w="7771"/>
             <w:tcBorders>
               <w:top w:val="single" w:color="BFBFBF" w:sz="4"/>
               <w:left w:val="single" w:color="BFBFBF" w:sz="4"/>
@@ -14475,7 +14475,7 @@
         </w:trPr>
         <w:tc>
           <w:tcPr>
-            <w:tcW w:type="dxa" w:w="7546"/>
+            <w:tcW w:type="dxa" w:w="7771"/>
             <w:tcBorders>
               <w:top w:val="single" w:color="BFBFBF" w:sz="4"/>
               <w:left w:val="single" w:color="BFBFBF" w:sz="4"/>
@@ -14550,7 +14550,7 @@
         </w:trPr>
         <w:tc>
           <w:tcPr>
-            <w:tcW w:type="dxa" w:w="7546"/>
+            <w:tcW w:type="dxa" w:w="7771"/>
             <w:tcBorders>
               <w:top w:val="single" w:color="BFBFBF" w:sz="4"/>
               <w:left w:val="single" w:color="BFBFBF" w:sz="4"/>
@@ -14930,7 +14930,7 @@
     </w:p>
     <w:tbl>
       <w:tblPr>
-        <w:tblW w:type="dxa" w:w="8846"/>
+        <w:tblW w:type="dxa" w:w="9071"/>
         <w:tblBorders>
           <w:top w:val="single" w:color="auto" w:sz="4"/>
           <w:left w:val="single" w:color="auto" w:sz="4"/>
@@ -14941,7 +14941,7 @@
         </w:tblBorders>
       </w:tblPr>
       <w:tblGrid>
-        <w:gridCol w:w="7546"/>
+        <w:gridCol w:w="7771"/>
         <w:gridCol w:w="1300"/>
       </w:tblGrid>
       <w:tr>
@@ -14951,7 +14951,7 @@
         </w:trPr>
         <w:tc>
           <w:tcPr>
-            <w:tcW w:type="dxa" w:w="7546"/>
+            <w:tcW w:type="dxa" w:w="7771"/>
             <w:tcBorders>
               <w:top w:val="single" w:color="BFBFBF" w:sz="4"/>
               <w:left w:val="single" w:color="BFBFBF" w:sz="4"/>
@@ -15026,7 +15026,7 @@
         </w:trPr>
         <w:tc>
           <w:tcPr>
-            <w:tcW w:type="dxa" w:w="7546"/>
+            <w:tcW w:type="dxa" w:w="7771"/>
             <w:tcBorders>
               <w:top w:val="single" w:color="BFBFBF" w:sz="4"/>
               <w:left w:val="single" w:color="BFBFBF" w:sz="4"/>
@@ -15101,7 +15101,7 @@
         </w:trPr>
         <w:tc>
           <w:tcPr>
-            <w:tcW w:type="dxa" w:w="7546"/>
+            <w:tcW w:type="dxa" w:w="7771"/>
             <w:tcBorders>
               <w:top w:val="single" w:color="BFBFBF" w:sz="4"/>
               <w:left w:val="single" w:color="BFBFBF" w:sz="4"/>
@@ -15176,7 +15176,7 @@
         </w:trPr>
         <w:tc>
           <w:tcPr>
-            <w:tcW w:type="dxa" w:w="7546"/>
+            <w:tcW w:type="dxa" w:w="7771"/>
             <w:tcBorders>
               <w:top w:val="single" w:color="BFBFBF" w:sz="4"/>
               <w:left w:val="single" w:color="BFBFBF" w:sz="4"/>
@@ -15251,7 +15251,7 @@
         </w:trPr>
         <w:tc>
           <w:tcPr>
-            <w:tcW w:type="dxa" w:w="7546"/>
+            <w:tcW w:type="dxa" w:w="7771"/>
             <w:tcBorders>
               <w:top w:val="single" w:color="BFBFBF" w:sz="4"/>
               <w:left w:val="single" w:color="BFBFBF" w:sz="4"/>
@@ -15326,7 +15326,7 @@
         </w:trPr>
         <w:tc>
           <w:tcPr>
-            <w:tcW w:type="dxa" w:w="7546"/>
+            <w:tcW w:type="dxa" w:w="7771"/>
             <w:tcBorders>
               <w:top w:val="single" w:color="BFBFBF" w:sz="4"/>
               <w:left w:val="single" w:color="BFBFBF" w:sz="4"/>
@@ -15401,7 +15401,7 @@
         </w:trPr>
         <w:tc>
           <w:tcPr>
-            <w:tcW w:type="dxa" w:w="7546"/>
+            <w:tcW w:type="dxa" w:w="7771"/>
             <w:tcBorders>
               <w:top w:val="single" w:color="BFBFBF" w:sz="4"/>
               <w:left w:val="single" w:color="BFBFBF" w:sz="4"/>
@@ -15803,7 +15803,7 @@
     </w:p>
     <w:tbl>
       <w:tblPr>
-        <w:tblW w:type="dxa" w:w="8846"/>
+        <w:tblW w:type="dxa" w:w="9071"/>
         <w:tblBorders>
           <w:top w:val="single" w:color="auto" w:sz="4"/>
           <w:left w:val="single" w:color="auto" w:sz="4"/>
@@ -15814,7 +15814,7 @@
         </w:tblBorders>
       </w:tblPr>
       <w:tblGrid>
-        <w:gridCol w:w="7546"/>
+        <w:gridCol w:w="7771"/>
         <w:gridCol w:w="1300"/>
       </w:tblGrid>
       <w:tr>
@@ -15824,7 +15824,7 @@
         </w:trPr>
         <w:tc>
           <w:tcPr>
-            <w:tcW w:type="dxa" w:w="7546"/>
+            <w:tcW w:type="dxa" w:w="7771"/>
             <w:tcBorders>
               <w:top w:val="single" w:color="BFBFBF" w:sz="4"/>
               <w:left w:val="single" w:color="BFBFBF" w:sz="4"/>
@@ -15899,7 +15899,7 @@
         </w:trPr>
         <w:tc>
           <w:tcPr>
-            <w:tcW w:type="dxa" w:w="7546"/>
+            <w:tcW w:type="dxa" w:w="7771"/>
             <w:tcBorders>
               <w:top w:val="single" w:color="BFBFBF" w:sz="4"/>
               <w:left w:val="single" w:color="BFBFBF" w:sz="4"/>
@@ -15974,7 +15974,7 @@
         </w:trPr>
         <w:tc>
           <w:tcPr>
-            <w:tcW w:type="dxa" w:w="7546"/>
+            <w:tcW w:type="dxa" w:w="7771"/>
             <w:tcBorders>
               <w:top w:val="single" w:color="BFBFBF" w:sz="4"/>
               <w:left w:val="single" w:color="BFBFBF" w:sz="4"/>
@@ -16049,7 +16049,7 @@
         </w:trPr>
         <w:tc>
           <w:tcPr>
-            <w:tcW w:type="dxa" w:w="7546"/>
+            <w:tcW w:type="dxa" w:w="7771"/>
             <w:tcBorders>
               <w:top w:val="single" w:color="BFBFBF" w:sz="4"/>
               <w:left w:val="single" w:color="BFBFBF" w:sz="4"/>
@@ -16124,7 +16124,7 @@
         </w:trPr>
         <w:tc>
           <w:tcPr>
-            <w:tcW w:type="dxa" w:w="7546"/>
+            <w:tcW w:type="dxa" w:w="7771"/>
             <w:tcBorders>
               <w:top w:val="single" w:color="BFBFBF" w:sz="4"/>
               <w:left w:val="single" w:color="BFBFBF" w:sz="4"/>
@@ -16199,7 +16199,7 @@
         </w:trPr>
         <w:tc>
           <w:tcPr>
-            <w:tcW w:type="dxa" w:w="7546"/>
+            <w:tcW w:type="dxa" w:w="7771"/>
             <w:tcBorders>
               <w:top w:val="single" w:color="BFBFBF" w:sz="4"/>
               <w:left w:val="single" w:color="BFBFBF" w:sz="4"/>
@@ -16274,7 +16274,7 @@
         </w:trPr>
         <w:tc>
           <w:tcPr>
-            <w:tcW w:type="dxa" w:w="7546"/>
+            <w:tcW w:type="dxa" w:w="7771"/>
             <w:tcBorders>
               <w:top w:val="single" w:color="BFBFBF" w:sz="4"/>
               <w:left w:val="single" w:color="BFBFBF" w:sz="4"/>
@@ -16349,7 +16349,7 @@
         </w:trPr>
         <w:tc>
           <w:tcPr>
-            <w:tcW w:type="dxa" w:w="7546"/>
+            <w:tcW w:type="dxa" w:w="7771"/>
             <w:tcBorders>
               <w:top w:val="single" w:color="BFBFBF" w:sz="4"/>
               <w:left w:val="single" w:color="BFBFBF" w:sz="4"/>
@@ -16424,7 +16424,7 @@
         </w:trPr>
         <w:tc>
           <w:tcPr>
-            <w:tcW w:type="dxa" w:w="7546"/>
+            <w:tcW w:type="dxa" w:w="7771"/>
             <w:tcBorders>
               <w:top w:val="single" w:color="BFBFBF" w:sz="4"/>
               <w:left w:val="single" w:color="BFBFBF" w:sz="4"/>
@@ -16769,7 +16769,7 @@
     </w:p>
     <w:tbl>
       <w:tblPr>
-        <w:tblW w:type="dxa" w:w="8846"/>
+        <w:tblW w:type="dxa" w:w="9071"/>
         <w:tblBorders>
           <w:top w:val="single" w:color="auto" w:sz="4"/>
           <w:left w:val="single" w:color="auto" w:sz="4"/>
@@ -16780,7 +16780,7 @@
         </w:tblBorders>
       </w:tblPr>
       <w:tblGrid>
-        <w:gridCol w:w="7546"/>
+        <w:gridCol w:w="7771"/>
         <w:gridCol w:w="1300"/>
       </w:tblGrid>
       <w:tr>
@@ -16790,7 +16790,7 @@
         </w:trPr>
         <w:tc>
           <w:tcPr>
-            <w:tcW w:type="dxa" w:w="7546"/>
+            <w:tcW w:type="dxa" w:w="7771"/>
             <w:tcBorders>
               <w:top w:val="single" w:color="BFBFBF" w:sz="4"/>
               <w:left w:val="single" w:color="BFBFBF" w:sz="4"/>
@@ -16865,7 +16865,7 @@
         </w:trPr>
         <w:tc>
           <w:tcPr>
-            <w:tcW w:type="dxa" w:w="7546"/>
+            <w:tcW w:type="dxa" w:w="7771"/>
             <w:tcBorders>
               <w:top w:val="single" w:color="BFBFBF" w:sz="4"/>
               <w:left w:val="single" w:color="BFBFBF" w:sz="4"/>
@@ -16940,7 +16940,7 @@
         </w:trPr>
         <w:tc>
           <w:tcPr>
-            <w:tcW w:type="dxa" w:w="7546"/>
+            <w:tcW w:type="dxa" w:w="7771"/>
             <w:tcBorders>
               <w:top w:val="single" w:color="BFBFBF" w:sz="4"/>
               <w:left w:val="single" w:color="BFBFBF" w:sz="4"/>
@@ -17015,7 +17015,7 @@
         </w:trPr>
         <w:tc>
           <w:tcPr>
-            <w:tcW w:type="dxa" w:w="7546"/>
+            <w:tcW w:type="dxa" w:w="7771"/>
             <w:tcBorders>
               <w:top w:val="single" w:color="BFBFBF" w:sz="4"/>
               <w:left w:val="single" w:color="BFBFBF" w:sz="4"/>
@@ -17090,7 +17090,7 @@
         </w:trPr>
         <w:tc>
           <w:tcPr>
-            <w:tcW w:type="dxa" w:w="7546"/>
+            <w:tcW w:type="dxa" w:w="7771"/>
             <w:tcBorders>
               <w:top w:val="single" w:color="BFBFBF" w:sz="4"/>
               <w:left w:val="single" w:color="BFBFBF" w:sz="4"/>
@@ -17165,7 +17165,7 @@
         </w:trPr>
         <w:tc>
           <w:tcPr>
-            <w:tcW w:type="dxa" w:w="7546"/>
+            <w:tcW w:type="dxa" w:w="7771"/>
             <w:tcBorders>
               <w:top w:val="single" w:color="BFBFBF" w:sz="4"/>
               <w:left w:val="single" w:color="BFBFBF" w:sz="4"/>
@@ -17240,7 +17240,7 @@
         </w:trPr>
         <w:tc>
           <w:tcPr>
-            <w:tcW w:type="dxa" w:w="7546"/>
+            <w:tcW w:type="dxa" w:w="7771"/>
             <w:tcBorders>
               <w:top w:val="single" w:color="BFBFBF" w:sz="4"/>
               <w:left w:val="single" w:color="BFBFBF" w:sz="4"/>
@@ -17401,7 +17401,7 @@
     </w:p>
     <w:tbl>
       <w:tblPr>
-        <w:tblW w:type="dxa" w:w="8846"/>
+        <w:tblW w:type="dxa" w:w="9071"/>
         <w:tblBorders>
           <w:top w:val="single" w:color="auto" w:sz="4"/>
           <w:left w:val="single" w:color="auto" w:sz="4"/>
@@ -17413,7 +17413,7 @@
       </w:tblPr>
       <w:tblGrid>
         <w:gridCol w:w="3000"/>
-        <w:gridCol w:w="5846"/>
+        <w:gridCol w:w="6071"/>
       </w:tblGrid>
       <w:tr>
         <w:trPr>
@@ -17456,7 +17456,7 @@
         </w:tc>
         <w:tc>
           <w:tcPr>
-            <w:tcW w:type="dxa" w:w="5846"/>
+            <w:tcW w:type="dxa" w:w="6071"/>
             <w:tcBorders>
               <w:top w:val="single" w:color="BFBFBF" w:sz="4"/>
               <w:left w:val="single" w:color="BFBFBF" w:sz="4"/>
@@ -17531,7 +17531,7 @@
         </w:tc>
         <w:tc>
           <w:tcPr>
-            <w:tcW w:type="dxa" w:w="5846"/>
+            <w:tcW w:type="dxa" w:w="6071"/>
             <w:tcBorders>
               <w:top w:val="single" w:color="BFBFBF" w:sz="4"/>
               <w:left w:val="single" w:color="BFBFBF" w:sz="4"/>
@@ -17606,7 +17606,7 @@
         </w:tc>
         <w:tc>
           <w:tcPr>
-            <w:tcW w:type="dxa" w:w="5846"/>
+            <w:tcW w:type="dxa" w:w="6071"/>
             <w:tcBorders>
               <w:top w:val="single" w:color="BFBFBF" w:sz="4"/>
               <w:left w:val="single" w:color="BFBFBF" w:sz="4"/>
@@ -17681,7 +17681,7 @@
         </w:tc>
         <w:tc>
           <w:tcPr>
-            <w:tcW w:type="dxa" w:w="5846"/>
+            <w:tcW w:type="dxa" w:w="6071"/>
             <w:tcBorders>
               <w:top w:val="single" w:color="BFBFBF" w:sz="4"/>
               <w:left w:val="single" w:color="BFBFBF" w:sz="4"/>
@@ -17736,7 +17736,7 @@
     </w:p>
     <w:tbl>
       <w:tblPr>
-        <w:tblW w:type="dxa" w:w="8846"/>
+        <w:tblW w:type="dxa" w:w="9071"/>
         <w:tblBorders>
           <w:top w:val="single" w:color="auto" w:sz="4"/>
           <w:left w:val="single" w:color="auto" w:sz="4"/>
@@ -17749,7 +17749,7 @@
       <w:tblGrid>
         <w:gridCol w:w="2600"/>
         <w:gridCol w:w="3100"/>
-        <w:gridCol w:w="3146"/>
+        <w:gridCol w:w="3371"/>
       </w:tblGrid>
       <w:tr>
         <w:trPr>
@@ -17828,7 +17828,7 @@
         </w:tc>
         <w:tc>
           <w:tcPr>
-            <w:tcW w:type="dxa" w:w="3146"/>
+            <w:tcW w:type="dxa" w:w="3371"/>
             <w:tcBorders>
               <w:top w:val="single" w:color="BFBFBF" w:sz="4"/>
               <w:left w:val="single" w:color="BFBFBF" w:sz="4"/>
@@ -17938,7 +17938,7 @@
         </w:tc>
         <w:tc>
           <w:tcPr>
-            <w:tcW w:type="dxa" w:w="3146"/>
+            <w:tcW w:type="dxa" w:w="3371"/>
             <w:tcBorders>
               <w:top w:val="single" w:color="BFBFBF" w:sz="4"/>
               <w:left w:val="single" w:color="BFBFBF" w:sz="4"/>
@@ -18048,7 +18048,7 @@
         </w:tc>
         <w:tc>
           <w:tcPr>
-            <w:tcW w:type="dxa" w:w="3146"/>
+            <w:tcW w:type="dxa" w:w="3371"/>
             <w:tcBorders>
               <w:top w:val="single" w:color="BFBFBF" w:sz="4"/>
               <w:left w:val="single" w:color="BFBFBF" w:sz="4"/>
@@ -18158,7 +18158,7 @@
         </w:tc>
         <w:tc>
           <w:tcPr>
-            <w:tcW w:type="dxa" w:w="3146"/>
+            <w:tcW w:type="dxa" w:w="3371"/>
             <w:tcBorders>
               <w:top w:val="single" w:color="BFBFBF" w:sz="4"/>
               <w:left w:val="single" w:color="BFBFBF" w:sz="4"/>
@@ -18268,7 +18268,7 @@
         </w:tc>
         <w:tc>
           <w:tcPr>
-            <w:tcW w:type="dxa" w:w="3146"/>
+            <w:tcW w:type="dxa" w:w="3371"/>
             <w:tcBorders>
               <w:top w:val="single" w:color="BFBFBF" w:sz="4"/>
               <w:left w:val="single" w:color="BFBFBF" w:sz="4"/>
@@ -18341,7 +18341,7 @@
     </w:p>
     <w:tbl>
       <w:tblPr>
-        <w:tblW w:type="dxa" w:w="8846"/>
+        <w:tblW w:type="dxa" w:w="9071"/>
         <w:tblBorders>
           <w:top w:val="single" w:color="auto" w:sz="4"/>
           <w:left w:val="single" w:color="auto" w:sz="4"/>
@@ -18353,7 +18353,7 @@
       </w:tblPr>
       <w:tblGrid>
         <w:gridCol w:w="3000"/>
-        <w:gridCol w:w="5846"/>
+        <w:gridCol w:w="6071"/>
       </w:tblGrid>
       <w:tr>
         <w:trPr>
@@ -18396,7 +18396,7 @@
         </w:tc>
         <w:tc>
           <w:tcPr>
-            <w:tcW w:type="dxa" w:w="5846"/>
+            <w:tcW w:type="dxa" w:w="6071"/>
             <w:tcBorders>
               <w:top w:val="single" w:color="BFBFBF" w:sz="4"/>
               <w:left w:val="single" w:color="BFBFBF" w:sz="4"/>
@@ -18471,7 +18471,7 @@
         </w:tc>
         <w:tc>
           <w:tcPr>
-            <w:tcW w:type="dxa" w:w="5846"/>
+            <w:tcW w:type="dxa" w:w="6071"/>
             <w:tcBorders>
               <w:top w:val="single" w:color="BFBFBF" w:sz="4"/>
               <w:left w:val="single" w:color="BFBFBF" w:sz="4"/>
@@ -18546,7 +18546,7 @@
         </w:tc>
         <w:tc>
           <w:tcPr>
-            <w:tcW w:type="dxa" w:w="5846"/>
+            <w:tcW w:type="dxa" w:w="6071"/>
             <w:tcBorders>
               <w:top w:val="single" w:color="BFBFBF" w:sz="4"/>
               <w:left w:val="single" w:color="BFBFBF" w:sz="4"/>
@@ -18621,7 +18621,7 @@
         </w:tc>
         <w:tc>
           <w:tcPr>
-            <w:tcW w:type="dxa" w:w="5846"/>
+            <w:tcW w:type="dxa" w:w="6071"/>
             <w:tcBorders>
               <w:top w:val="single" w:color="BFBFBF" w:sz="4"/>
               <w:left w:val="single" w:color="BFBFBF" w:sz="4"/>
@@ -18706,7 +18706,7 @@
     </w:p>
     <w:tbl>
       <w:tblPr>
-        <w:tblW w:type="dxa" w:w="8846"/>
+        <w:tblW w:type="dxa" w:w="9071"/>
         <w:tblBorders>
           <w:top w:val="single" w:color="auto" w:sz="4"/>
           <w:left w:val="single" w:color="auto" w:sz="4"/>
@@ -18719,7 +18719,7 @@
       <w:tblGrid>
         <w:gridCol w:w="2200"/>
         <w:gridCol w:w="2600"/>
-        <w:gridCol w:w="4046"/>
+        <w:gridCol w:w="4271"/>
       </w:tblGrid>
       <w:tr>
         <w:trPr>
@@ -18798,7 +18798,7 @@
         </w:tc>
         <w:tc>
           <w:tcPr>
-            <w:tcW w:type="dxa" w:w="4046"/>
+            <w:tcW w:type="dxa" w:w="4271"/>
             <w:tcBorders>
               <w:top w:val="single" w:color="BFBFBF" w:sz="4"/>
               <w:left w:val="single" w:color="BFBFBF" w:sz="4"/>
@@ -18908,7 +18908,7 @@
         </w:tc>
         <w:tc>
           <w:tcPr>
-            <w:tcW w:type="dxa" w:w="4046"/>
+            <w:tcW w:type="dxa" w:w="4271"/>
             <w:tcBorders>
               <w:top w:val="single" w:color="BFBFBF" w:sz="4"/>
               <w:left w:val="single" w:color="BFBFBF" w:sz="4"/>
@@ -19018,7 +19018,7 @@
         </w:tc>
         <w:tc>
           <w:tcPr>
-            <w:tcW w:type="dxa" w:w="4046"/>
+            <w:tcW w:type="dxa" w:w="4271"/>
             <w:tcBorders>
               <w:top w:val="single" w:color="BFBFBF" w:sz="4"/>
               <w:left w:val="single" w:color="BFBFBF" w:sz="4"/>
@@ -19128,7 +19128,7 @@
         </w:tc>
         <w:tc>
           <w:tcPr>
-            <w:tcW w:type="dxa" w:w="4046"/>
+            <w:tcW w:type="dxa" w:w="4271"/>
             <w:tcBorders>
               <w:top w:val="single" w:color="BFBFBF" w:sz="4"/>
               <w:left w:val="single" w:color="BFBFBF" w:sz="4"/>
@@ -19238,7 +19238,7 @@
         </w:tc>
         <w:tc>
           <w:tcPr>
-            <w:tcW w:type="dxa" w:w="4046"/>
+            <w:tcW w:type="dxa" w:w="4271"/>
             <w:tcBorders>
               <w:top w:val="single" w:color="BFBFBF" w:sz="4"/>
               <w:left w:val="single" w:color="BFBFBF" w:sz="4"/>
@@ -19348,7 +19348,7 @@
         </w:tc>
         <w:tc>
           <w:tcPr>
-            <w:tcW w:type="dxa" w:w="4046"/>
+            <w:tcW w:type="dxa" w:w="4271"/>
             <w:tcBorders>
               <w:top w:val="single" w:color="BFBFBF" w:sz="4"/>
               <w:left w:val="single" w:color="BFBFBF" w:sz="4"/>
@@ -19560,7 +19560,7 @@
     </w:p>
     <w:tbl>
       <w:tblPr>
-        <w:tblW w:type="dxa" w:w="8846"/>
+        <w:tblW w:type="dxa" w:w="9071"/>
         <w:tblBorders>
           <w:top w:val="single" w:color="auto" w:sz="4"/>
           <w:left w:val="single" w:color="auto" w:sz="4"/>
@@ -19573,7 +19573,7 @@
       <w:tblGrid>
         <w:gridCol w:w="2000"/>
         <w:gridCol w:w="3900"/>
-        <w:gridCol w:w="2946"/>
+        <w:gridCol w:w="3171"/>
       </w:tblGrid>
       <w:tr>
         <w:trPr>
@@ -19652,7 +19652,7 @@
         </w:tc>
         <w:tc>
           <w:tcPr>
-            <w:tcW w:type="dxa" w:w="2946"/>
+            <w:tcW w:type="dxa" w:w="3171"/>
             <w:tcBorders>
               <w:top w:val="single" w:color="BFBFBF" w:sz="4"/>
               <w:left w:val="single" w:color="BFBFBF" w:sz="4"/>
@@ -19762,7 +19762,7 @@
         </w:tc>
         <w:tc>
           <w:tcPr>
-            <w:tcW w:type="dxa" w:w="2946"/>
+            <w:tcW w:type="dxa" w:w="3171"/>
             <w:tcBorders>
               <w:top w:val="single" w:color="BFBFBF" w:sz="4"/>
               <w:left w:val="single" w:color="BFBFBF" w:sz="4"/>
@@ -19872,7 +19872,7 @@
         </w:tc>
         <w:tc>
           <w:tcPr>
-            <w:tcW w:type="dxa" w:w="2946"/>
+            <w:tcW w:type="dxa" w:w="3171"/>
             <w:tcBorders>
               <w:top w:val="single" w:color="BFBFBF" w:sz="4"/>
               <w:left w:val="single" w:color="BFBFBF" w:sz="4"/>
@@ -19982,7 +19982,7 @@
         </w:tc>
         <w:tc>
           <w:tcPr>
-            <w:tcW w:type="dxa" w:w="2946"/>
+            <w:tcW w:type="dxa" w:w="3171"/>
             <w:tcBorders>
               <w:top w:val="single" w:color="BFBFBF" w:sz="4"/>
               <w:left w:val="single" w:color="BFBFBF" w:sz="4"/>
@@ -20092,7 +20092,7 @@
         </w:tc>
         <w:tc>
           <w:tcPr>
-            <w:tcW w:type="dxa" w:w="2946"/>
+            <w:tcW w:type="dxa" w:w="3171"/>
             <w:tcBorders>
               <w:top w:val="single" w:color="BFBFBF" w:sz="4"/>
               <w:left w:val="single" w:color="BFBFBF" w:sz="4"/>
@@ -20173,7 +20173,7 @@
     </w:p>
     <w:tbl>
       <w:tblPr>
-        <w:tblW w:type="dxa" w:w="8846"/>
+        <w:tblW w:type="dxa" w:w="9071"/>
         <w:tblBorders>
           <w:top w:val="single" w:color="auto" w:sz="4"/>
           <w:left w:val="single" w:color="auto" w:sz="4"/>
@@ -20186,7 +20186,7 @@
       <w:tblGrid>
         <w:gridCol w:w="2500"/>
         <w:gridCol w:w="3600"/>
-        <w:gridCol w:w="2746"/>
+        <w:gridCol w:w="2971"/>
       </w:tblGrid>
       <w:tr>
         <w:trPr>
@@ -20265,7 +20265,7 @@
         </w:tc>
         <w:tc>
           <w:tcPr>
-            <w:tcW w:type="dxa" w:w="2746"/>
+            <w:tcW w:type="dxa" w:w="2971"/>
             <w:tcBorders>
               <w:top w:val="single" w:color="BFBFBF" w:sz="4"/>
               <w:left w:val="single" w:color="BFBFBF" w:sz="4"/>
@@ -20375,7 +20375,7 @@
         </w:tc>
         <w:tc>
           <w:tcPr>
-            <w:tcW w:type="dxa" w:w="2746"/>
+            <w:tcW w:type="dxa" w:w="2971"/>
             <w:tcBorders>
               <w:top w:val="single" w:color="BFBFBF" w:sz="4"/>
               <w:left w:val="single" w:color="BFBFBF" w:sz="4"/>
@@ -20485,7 +20485,7 @@
         </w:tc>
         <w:tc>
           <w:tcPr>
-            <w:tcW w:type="dxa" w:w="2746"/>
+            <w:tcW w:type="dxa" w:w="2971"/>
             <w:tcBorders>
               <w:top w:val="single" w:color="BFBFBF" w:sz="4"/>
               <w:left w:val="single" w:color="BFBFBF" w:sz="4"/>
@@ -20595,7 +20595,7 @@
         </w:tc>
         <w:tc>
           <w:tcPr>
-            <w:tcW w:type="dxa" w:w="2746"/>
+            <w:tcW w:type="dxa" w:w="2971"/>
             <w:tcBorders>
               <w:top w:val="single" w:color="BFBFBF" w:sz="4"/>
               <w:left w:val="single" w:color="BFBFBF" w:sz="4"/>
@@ -20705,7 +20705,7 @@
         </w:tc>
         <w:tc>
           <w:tcPr>
-            <w:tcW w:type="dxa" w:w="2746"/>
+            <w:tcW w:type="dxa" w:w="2971"/>
             <w:tcBorders>
               <w:top w:val="single" w:color="BFBFBF" w:sz="4"/>
               <w:left w:val="single" w:color="BFBFBF" w:sz="4"/>
@@ -20815,7 +20815,7 @@
         </w:tc>
         <w:tc>
           <w:tcPr>
-            <w:tcW w:type="dxa" w:w="2746"/>
+            <w:tcW w:type="dxa" w:w="2971"/>
             <w:tcBorders>
               <w:top w:val="single" w:color="BFBFBF" w:sz="4"/>
               <w:left w:val="single" w:color="BFBFBF" w:sz="4"/>
@@ -20925,7 +20925,7 @@
         </w:tc>
         <w:tc>
           <w:tcPr>
-            <w:tcW w:type="dxa" w:w="2746"/>
+            <w:tcW w:type="dxa" w:w="2971"/>
             <w:tcBorders>
               <w:top w:val="single" w:color="BFBFBF" w:sz="4"/>
               <w:left w:val="single" w:color="BFBFBF" w:sz="4"/>
@@ -20962,7 +20962,7 @@
     </w:tbl>
     <w:tbl>
       <w:tblPr>
-        <w:tblW w:type="dxa" w:w="8846"/>
+        <w:tblW w:type="dxa" w:w="9071"/>
         <w:tblBorders>
           <w:top w:val="single" w:color="auto" w:sz="4"/>
           <w:left w:val="single" w:color="auto" w:sz="4"/>
@@ -20974,7 +20974,7 @@
       </w:tblPr>
       <w:tblGrid>
         <w:gridCol w:w="3400"/>
-        <w:gridCol w:w="5446"/>
+        <w:gridCol w:w="5671"/>
       </w:tblGrid>
       <w:tr>
         <w:trPr>
@@ -21017,7 +21017,7 @@
         </w:tc>
         <w:tc>
           <w:tcPr>
-            <w:tcW w:type="dxa" w:w="5446"/>
+            <w:tcW w:type="dxa" w:w="5671"/>
             <w:tcBorders>
               <w:top w:val="single" w:color="BFBFBF" w:sz="4"/>
               <w:left w:val="single" w:color="BFBFBF" w:sz="4"/>
@@ -21092,7 +21092,7 @@
         </w:tc>
         <w:tc>
           <w:tcPr>
-            <w:tcW w:type="dxa" w:w="5446"/>
+            <w:tcW w:type="dxa" w:w="5671"/>
             <w:tcBorders>
               <w:top w:val="single" w:color="BFBFBF" w:sz="4"/>
               <w:left w:val="single" w:color="BFBFBF" w:sz="4"/>
@@ -21167,7 +21167,7 @@
         </w:tc>
         <w:tc>
           <w:tcPr>
-            <w:tcW w:type="dxa" w:w="5446"/>
+            <w:tcW w:type="dxa" w:w="5671"/>
             <w:tcBorders>
               <w:top w:val="single" w:color="BFBFBF" w:sz="4"/>
               <w:left w:val="single" w:color="BFBFBF" w:sz="4"/>
@@ -21222,7 +21222,7 @@
     </w:p>
     <w:tbl>
       <w:tblPr>
-        <w:tblW w:type="dxa" w:w="8846"/>
+        <w:tblW w:type="dxa" w:w="9071"/>
         <w:tblBorders>
           <w:top w:val="single" w:color="auto" w:sz="4"/>
           <w:left w:val="single" w:color="auto" w:sz="4"/>
@@ -21235,7 +21235,7 @@
       <w:tblGrid>
         <w:gridCol w:w="2400"/>
         <w:gridCol w:w="2400"/>
-        <w:gridCol w:w="4046"/>
+        <w:gridCol w:w="4271"/>
       </w:tblGrid>
       <w:tr>
         <w:trPr>
@@ -21314,7 +21314,7 @@
         </w:tc>
         <w:tc>
           <w:tcPr>
-            <w:tcW w:type="dxa" w:w="4046"/>
+            <w:tcW w:type="dxa" w:w="4271"/>
             <w:tcBorders>
               <w:top w:val="single" w:color="BFBFBF" w:sz="4"/>
               <w:left w:val="single" w:color="BFBFBF" w:sz="4"/>
@@ -21424,7 +21424,7 @@
         </w:tc>
         <w:tc>
           <w:tcPr>
-            <w:tcW w:type="dxa" w:w="4046"/>
+            <w:tcW w:type="dxa" w:w="4271"/>
             <w:tcBorders>
               <w:top w:val="single" w:color="BFBFBF" w:sz="4"/>
               <w:left w:val="single" w:color="BFBFBF" w:sz="4"/>
@@ -21534,7 +21534,7 @@
         </w:tc>
         <w:tc>
           <w:tcPr>
-            <w:tcW w:type="dxa" w:w="4046"/>
+            <w:tcW w:type="dxa" w:w="4271"/>
             <w:tcBorders>
               <w:top w:val="single" w:color="BFBFBF" w:sz="4"/>
               <w:left w:val="single" w:color="BFBFBF" w:sz="4"/>
@@ -21644,7 +21644,7 @@
         </w:tc>
         <w:tc>
           <w:tcPr>
-            <w:tcW w:type="dxa" w:w="4046"/>
+            <w:tcW w:type="dxa" w:w="4271"/>
             <w:tcBorders>
               <w:top w:val="single" w:color="BFBFBF" w:sz="4"/>
               <w:left w:val="single" w:color="BFBFBF" w:sz="4"/>
@@ -21681,7 +21681,7 @@
     </w:tbl>
     <w:tbl>
       <w:tblPr>
-        <w:tblW w:type="dxa" w:w="8846"/>
+        <w:tblW w:type="dxa" w:w="9071"/>
         <w:tblBorders>
           <w:top w:val="single" w:color="auto" w:sz="4"/>
           <w:left w:val="single" w:color="auto" w:sz="4"/>
@@ -21693,7 +21693,7 @@
       </w:tblPr>
       <w:tblGrid>
         <w:gridCol w:w="3400"/>
-        <w:gridCol w:w="5446"/>
+        <w:gridCol w:w="5671"/>
       </w:tblGrid>
       <w:tr>
         <w:trPr>
@@ -21736,7 +21736,7 @@
         </w:tc>
         <w:tc>
           <w:tcPr>
-            <w:tcW w:type="dxa" w:w="5446"/>
+            <w:tcW w:type="dxa" w:w="5671"/>
             <w:tcBorders>
               <w:top w:val="single" w:color="BFBFBF" w:sz="4"/>
               <w:left w:val="single" w:color="BFBFBF" w:sz="4"/>
@@ -21811,7 +21811,7 @@
         </w:tc>
         <w:tc>
           <w:tcPr>
-            <w:tcW w:type="dxa" w:w="5446"/>
+            <w:tcW w:type="dxa" w:w="5671"/>
             <w:tcBorders>
               <w:top w:val="single" w:color="BFBFBF" w:sz="4"/>
               <w:left w:val="single" w:color="BFBFBF" w:sz="4"/>
@@ -21886,7 +21886,7 @@
         </w:tc>
         <w:tc>
           <w:tcPr>
-            <w:tcW w:type="dxa" w:w="5446"/>
+            <w:tcW w:type="dxa" w:w="5671"/>
             <w:tcBorders>
               <w:top w:val="single" w:color="BFBFBF" w:sz="4"/>
               <w:left w:val="single" w:color="BFBFBF" w:sz="4"/>
@@ -21961,7 +21961,7 @@
         </w:tc>
         <w:tc>
           <w:tcPr>
-            <w:tcW w:type="dxa" w:w="5446"/>
+            <w:tcW w:type="dxa" w:w="5671"/>
             <w:tcBorders>
               <w:top w:val="single" w:color="BFBFBF" w:sz="4"/>
               <w:left w:val="single" w:color="BFBFBF" w:sz="4"/>
@@ -22049,7 +22049,7 @@
     </w:p>
     <w:tbl>
       <w:tblPr>
-        <w:tblW w:type="dxa" w:w="8846"/>
+        <w:tblW w:type="dxa" w:w="9071"/>
         <w:tblBorders>
           <w:top w:val="single" w:color="auto" w:sz="4"/>
           <w:left w:val="single" w:color="auto" w:sz="4"/>
@@ -22062,7 +22062,7 @@
       <w:tblGrid>
         <w:gridCol w:w="2200"/>
         <w:gridCol w:w="2200"/>
-        <w:gridCol w:w="4446"/>
+        <w:gridCol w:w="4671"/>
       </w:tblGrid>
       <w:tr>
         <w:trPr>
@@ -22141,7 +22141,7 @@
         </w:tc>
         <w:tc>
           <w:tcPr>
-            <w:tcW w:type="dxa" w:w="4446"/>
+            <w:tcW w:type="dxa" w:w="4671"/>
             <w:tcBorders>
               <w:top w:val="single" w:color="BFBFBF" w:sz="4"/>
               <w:left w:val="single" w:color="BFBFBF" w:sz="4"/>
@@ -22251,7 +22251,7 @@
         </w:tc>
         <w:tc>
           <w:tcPr>
-            <w:tcW w:type="dxa" w:w="4446"/>
+            <w:tcW w:type="dxa" w:w="4671"/>
             <w:tcBorders>
               <w:top w:val="single" w:color="BFBFBF" w:sz="4"/>
               <w:left w:val="single" w:color="BFBFBF" w:sz="4"/>
@@ -22361,7 +22361,7 @@
         </w:tc>
         <w:tc>
           <w:tcPr>
-            <w:tcW w:type="dxa" w:w="4446"/>
+            <w:tcW w:type="dxa" w:w="4671"/>
             <w:tcBorders>
               <w:top w:val="single" w:color="BFBFBF" w:sz="4"/>
               <w:left w:val="single" w:color="BFBFBF" w:sz="4"/>
@@ -22471,7 +22471,7 @@
         </w:tc>
         <w:tc>
           <w:tcPr>
-            <w:tcW w:type="dxa" w:w="4446"/>
+            <w:tcW w:type="dxa" w:w="4671"/>
             <w:tcBorders>
               <w:top w:val="single" w:color="BFBFBF" w:sz="4"/>
               <w:left w:val="single" w:color="BFBFBF" w:sz="4"/>
@@ -22581,7 +22581,7 @@
         </w:tc>
         <w:tc>
           <w:tcPr>
-            <w:tcW w:type="dxa" w:w="4446"/>
+            <w:tcW w:type="dxa" w:w="4671"/>
             <w:tcBorders>
               <w:top w:val="single" w:color="BFBFBF" w:sz="4"/>
               <w:left w:val="single" w:color="BFBFBF" w:sz="4"/>
@@ -22659,7 +22659,7 @@
     </w:p>
     <w:tbl>
       <w:tblPr>
-        <w:tblW w:type="dxa" w:w="8846"/>
+        <w:tblW w:type="dxa" w:w="9071"/>
         <w:tblBorders>
           <w:top w:val="single" w:color="auto" w:sz="4"/>
           <w:left w:val="single" w:color="auto" w:sz="4"/>
@@ -22672,7 +22672,7 @@
       <w:tblGrid>
         <w:gridCol w:w="3100"/>
         <w:gridCol w:w="2200"/>
-        <w:gridCol w:w="3546"/>
+        <w:gridCol w:w="3771"/>
       </w:tblGrid>
       <w:tr>
         <w:trPr>
@@ -22751,7 +22751,7 @@
         </w:tc>
         <w:tc>
           <w:tcPr>
-            <w:tcW w:type="dxa" w:w="3546"/>
+            <w:tcW w:type="dxa" w:w="3771"/>
             <w:tcBorders>
               <w:top w:val="single" w:color="BFBFBF" w:sz="4"/>
               <w:left w:val="single" w:color="BFBFBF" w:sz="4"/>
@@ -22861,7 +22861,7 @@
         </w:tc>
         <w:tc>
           <w:tcPr>
-            <w:tcW w:type="dxa" w:w="3546"/>
+            <w:tcW w:type="dxa" w:w="3771"/>
             <w:tcBorders>
               <w:top w:val="single" w:color="BFBFBF" w:sz="4"/>
               <w:left w:val="single" w:color="BFBFBF" w:sz="4"/>
@@ -22971,7 +22971,7 @@
         </w:tc>
         <w:tc>
           <w:tcPr>
-            <w:tcW w:type="dxa" w:w="3546"/>
+            <w:tcW w:type="dxa" w:w="3771"/>
             <w:tcBorders>
               <w:top w:val="single" w:color="BFBFBF" w:sz="4"/>
               <w:left w:val="single" w:color="BFBFBF" w:sz="4"/>
@@ -23081,7 +23081,7 @@
         </w:tc>
         <w:tc>
           <w:tcPr>
-            <w:tcW w:type="dxa" w:w="3546"/>
+            <w:tcW w:type="dxa" w:w="3771"/>
             <w:tcBorders>
               <w:top w:val="single" w:color="BFBFBF" w:sz="4"/>
               <w:left w:val="single" w:color="BFBFBF" w:sz="4"/>
@@ -23191,7 +23191,7 @@
         </w:tc>
         <w:tc>
           <w:tcPr>
-            <w:tcW w:type="dxa" w:w="3546"/>
+            <w:tcW w:type="dxa" w:w="3771"/>
             <w:tcBorders>
               <w:top w:val="single" w:color="BFBFBF" w:sz="4"/>
               <w:left w:val="single" w:color="BFBFBF" w:sz="4"/>
@@ -23301,7 +23301,7 @@
         </w:tc>
         <w:tc>
           <w:tcPr>
-            <w:tcW w:type="dxa" w:w="3546"/>
+            <w:tcW w:type="dxa" w:w="3771"/>
             <w:tcBorders>
               <w:top w:val="single" w:color="BFBFBF" w:sz="4"/>
               <w:left w:val="single" w:color="BFBFBF" w:sz="4"/>
@@ -23411,7 +23411,7 @@
         </w:tc>
         <w:tc>
           <w:tcPr>
-            <w:tcW w:type="dxa" w:w="3546"/>
+            <w:tcW w:type="dxa" w:w="3771"/>
             <w:tcBorders>
               <w:top w:val="single" w:color="BFBFBF" w:sz="4"/>
               <w:left w:val="single" w:color="BFBFBF" w:sz="4"/>
@@ -23521,7 +23521,7 @@
         </w:tc>
         <w:tc>
           <w:tcPr>
-            <w:tcW w:type="dxa" w:w="3546"/>
+            <w:tcW w:type="dxa" w:w="3771"/>
             <w:tcBorders>
               <w:top w:val="single" w:color="BFBFBF" w:sz="4"/>
               <w:left w:val="single" w:color="BFBFBF" w:sz="4"/>
@@ -23631,7 +23631,7 @@
         </w:tc>
         <w:tc>
           <w:tcPr>
-            <w:tcW w:type="dxa" w:w="3546"/>
+            <w:tcW w:type="dxa" w:w="3771"/>
             <w:tcBorders>
               <w:top w:val="single" w:color="BFBFBF" w:sz="4"/>
               <w:left w:val="single" w:color="BFBFBF" w:sz="4"/>
@@ -23741,7 +23741,7 @@
         </w:tc>
         <w:tc>
           <w:tcPr>
-            <w:tcW w:type="dxa" w:w="3546"/>
+            <w:tcW w:type="dxa" w:w="3771"/>
             <w:tcBorders>
               <w:top w:val="single" w:color="BFBFBF" w:sz="4"/>
               <w:left w:val="single" w:color="BFBFBF" w:sz="4"/>
@@ -23851,7 +23851,7 @@
         </w:tc>
         <w:tc>
           <w:tcPr>
-            <w:tcW w:type="dxa" w:w="3546"/>
+            <w:tcW w:type="dxa" w:w="3771"/>
             <w:tcBorders>
               <w:top w:val="single" w:color="BFBFBF" w:sz="4"/>
               <w:left w:val="single" w:color="BFBFBF" w:sz="4"/>
@@ -23961,7 +23961,7 @@
         </w:tc>
         <w:tc>
           <w:tcPr>
-            <w:tcW w:type="dxa" w:w="3546"/>
+            <w:tcW w:type="dxa" w:w="3771"/>
             <w:tcBorders>
               <w:top w:val="single" w:color="BFBFBF" w:sz="4"/>
               <w:left w:val="single" w:color="BFBFBF" w:sz="4"/>
@@ -24052,7 +24052,7 @@
     </w:p>
     <w:tbl>
       <w:tblPr>
-        <w:tblW w:type="dxa" w:w="8846"/>
+        <w:tblW w:type="dxa" w:w="9071"/>
         <w:tblBorders>
           <w:top w:val="single" w:color="auto" w:sz="4"/>
           <w:left w:val="single" w:color="auto" w:sz="4"/>
@@ -24064,7 +24064,7 @@
       </w:tblPr>
       <w:tblGrid>
         <w:gridCol w:w="3800"/>
-        <w:gridCol w:w="5046"/>
+        <w:gridCol w:w="5271"/>
       </w:tblGrid>
       <w:tr>
         <w:trPr>
@@ -24107,7 +24107,7 @@
         </w:tc>
         <w:tc>
           <w:tcPr>
-            <w:tcW w:type="dxa" w:w="5046"/>
+            <w:tcW w:type="dxa" w:w="5271"/>
             <w:tcBorders>
               <w:top w:val="single" w:color="BFBFBF" w:sz="4"/>
               <w:left w:val="single" w:color="BFBFBF" w:sz="4"/>
@@ -24182,7 +24182,7 @@
         </w:tc>
         <w:tc>
           <w:tcPr>
-            <w:tcW w:type="dxa" w:w="5046"/>
+            <w:tcW w:type="dxa" w:w="5271"/>
             <w:tcBorders>
               <w:top w:val="single" w:color="BFBFBF" w:sz="4"/>
               <w:left w:val="single" w:color="BFBFBF" w:sz="4"/>
@@ -24257,7 +24257,7 @@
         </w:tc>
         <w:tc>
           <w:tcPr>
-            <w:tcW w:type="dxa" w:w="5046"/>
+            <w:tcW w:type="dxa" w:w="5271"/>
             <w:tcBorders>
               <w:top w:val="single" w:color="BFBFBF" w:sz="4"/>
               <w:left w:val="single" w:color="BFBFBF" w:sz="4"/>
@@ -24332,7 +24332,7 @@
         </w:tc>
         <w:tc>
           <w:tcPr>
-            <w:tcW w:type="dxa" w:w="5046"/>
+            <w:tcW w:type="dxa" w:w="5271"/>
             <w:tcBorders>
               <w:top w:val="single" w:color="BFBFBF" w:sz="4"/>
               <w:left w:val="single" w:color="BFBFBF" w:sz="4"/>
@@ -24407,7 +24407,7 @@
         </w:tc>
         <w:tc>
           <w:tcPr>
-            <w:tcW w:type="dxa" w:w="5046"/>
+            <w:tcW w:type="dxa" w:w="5271"/>
             <w:tcBorders>
               <w:top w:val="single" w:color="BFBFBF" w:sz="4"/>
               <w:left w:val="single" w:color="BFBFBF" w:sz="4"/>
@@ -24477,7 +24477,7 @@
     </w:p>
     <w:tbl>
       <w:tblPr>
-        <w:tblW w:type="dxa" w:w="8846"/>
+        <w:tblW w:type="dxa" w:w="9071"/>
         <w:tblBorders>
           <w:top w:val="single" w:color="auto" w:sz="4"/>
           <w:left w:val="single" w:color="auto" w:sz="4"/>
@@ -24490,7 +24490,7 @@
       <w:tblGrid>
         <w:gridCol w:w="2200"/>
         <w:gridCol w:w="2300"/>
-        <w:gridCol w:w="4346"/>
+        <w:gridCol w:w="4571"/>
       </w:tblGrid>
       <w:tr>
         <w:trPr>
@@ -24569,7 +24569,7 @@
         </w:tc>
         <w:tc>
           <w:tcPr>
-            <w:tcW w:type="dxa" w:w="4346"/>
+            <w:tcW w:type="dxa" w:w="4571"/>
             <w:tcBorders>
               <w:top w:val="single" w:color="BFBFBF" w:sz="4"/>
               <w:left w:val="single" w:color="BFBFBF" w:sz="4"/>
@@ -24679,7 +24679,7 @@
         </w:tc>
         <w:tc>
           <w:tcPr>
-            <w:tcW w:type="dxa" w:w="4346"/>
+            <w:tcW w:type="dxa" w:w="4571"/>
             <w:tcBorders>
               <w:top w:val="single" w:color="BFBFBF" w:sz="4"/>
               <w:left w:val="single" w:color="BFBFBF" w:sz="4"/>
@@ -24789,7 +24789,7 @@
         </w:tc>
         <w:tc>
           <w:tcPr>
-            <w:tcW w:type="dxa" w:w="4346"/>
+            <w:tcW w:type="dxa" w:w="4571"/>
             <w:tcBorders>
               <w:top w:val="single" w:color="BFBFBF" w:sz="4"/>
               <w:left w:val="single" w:color="BFBFBF" w:sz="4"/>
@@ -24826,7 +24826,7 @@
     </w:tbl>
     <w:tbl>
       <w:tblPr>
-        <w:tblW w:type="dxa" w:w="8846"/>
+        <w:tblW w:type="dxa" w:w="9071"/>
         <w:tblBorders>
           <w:top w:val="single" w:color="auto" w:sz="4"/>
           <w:left w:val="single" w:color="auto" w:sz="4"/>
@@ -24838,7 +24838,7 @@
       </w:tblPr>
       <w:tblGrid>
         <w:gridCol w:w="4200"/>
-        <w:gridCol w:w="4646"/>
+        <w:gridCol w:w="4871"/>
       </w:tblGrid>
       <w:tr>
         <w:trPr>
@@ -24881,7 +24881,7 @@
         </w:tc>
         <w:tc>
           <w:tcPr>
-            <w:tcW w:type="dxa" w:w="4646"/>
+            <w:tcW w:type="dxa" w:w="4871"/>
             <w:tcBorders>
               <w:top w:val="single" w:color="BFBFBF" w:sz="4"/>
               <w:left w:val="single" w:color="BFBFBF" w:sz="4"/>
@@ -24956,7 +24956,7 @@
         </w:tc>
         <w:tc>
           <w:tcPr>
-            <w:tcW w:type="dxa" w:w="4646"/>
+            <w:tcW w:type="dxa" w:w="4871"/>
             <w:tcBorders>
               <w:top w:val="single" w:color="BFBFBF" w:sz="4"/>
               <w:left w:val="single" w:color="BFBFBF" w:sz="4"/>
@@ -25031,7 +25031,7 @@
         </w:tc>
         <w:tc>
           <w:tcPr>
-            <w:tcW w:type="dxa" w:w="4646"/>
+            <w:tcW w:type="dxa" w:w="4871"/>
             <w:tcBorders>
               <w:top w:val="single" w:color="BFBFBF" w:sz="4"/>
               <w:left w:val="single" w:color="BFBFBF" w:sz="4"/>
@@ -25200,7 +25200,7 @@
     </w:p>
     <w:tbl>
       <w:tblPr>
-        <w:tblW w:type="dxa" w:w="8846"/>
+        <w:tblW w:type="dxa" w:w="9071"/>
         <w:tblBorders>
           <w:top w:val="single" w:color="auto" w:sz="4"/>
           <w:left w:val="single" w:color="auto" w:sz="4"/>
@@ -25213,7 +25213,7 @@
       <w:tblGrid>
         <w:gridCol w:w="2100"/>
         <w:gridCol w:w="2800"/>
-        <w:gridCol w:w="3946"/>
+        <w:gridCol w:w="4171"/>
       </w:tblGrid>
       <w:tr>
         <w:trPr>
@@ -25292,7 +25292,7 @@
         </w:tc>
         <w:tc>
           <w:tcPr>
-            <w:tcW w:type="dxa" w:w="3946"/>
+            <w:tcW w:type="dxa" w:w="4171"/>
             <w:tcBorders>
               <w:top w:val="single" w:color="BFBFBF" w:sz="4"/>
               <w:left w:val="single" w:color="BFBFBF" w:sz="4"/>
@@ -25402,7 +25402,7 @@
         </w:tc>
         <w:tc>
           <w:tcPr>
-            <w:tcW w:type="dxa" w:w="3946"/>
+            <w:tcW w:type="dxa" w:w="4171"/>
             <w:tcBorders>
               <w:top w:val="single" w:color="BFBFBF" w:sz="4"/>
               <w:left w:val="single" w:color="BFBFBF" w:sz="4"/>
@@ -25512,7 +25512,7 @@
         </w:tc>
         <w:tc>
           <w:tcPr>
-            <w:tcW w:type="dxa" w:w="3946"/>
+            <w:tcW w:type="dxa" w:w="4171"/>
             <w:tcBorders>
               <w:top w:val="single" w:color="BFBFBF" w:sz="4"/>
               <w:left w:val="single" w:color="BFBFBF" w:sz="4"/>
@@ -25622,7 +25622,7 @@
         </w:tc>
         <w:tc>
           <w:tcPr>
-            <w:tcW w:type="dxa" w:w="3946"/>
+            <w:tcW w:type="dxa" w:w="4171"/>
             <w:tcBorders>
               <w:top w:val="single" w:color="BFBFBF" w:sz="4"/>
               <w:left w:val="single" w:color="BFBFBF" w:sz="4"/>
@@ -25732,7 +25732,7 @@
         </w:tc>
         <w:tc>
           <w:tcPr>
-            <w:tcW w:type="dxa" w:w="3946"/>
+            <w:tcW w:type="dxa" w:w="4171"/>
             <w:tcBorders>
               <w:top w:val="single" w:color="BFBFBF" w:sz="4"/>
               <w:left w:val="single" w:color="BFBFBF" w:sz="4"/>
@@ -25842,7 +25842,7 @@
         </w:tc>
         <w:tc>
           <w:tcPr>
-            <w:tcW w:type="dxa" w:w="3946"/>
+            <w:tcW w:type="dxa" w:w="4171"/>
             <w:tcBorders>
               <w:top w:val="single" w:color="BFBFBF" w:sz="4"/>
               <w:left w:val="single" w:color="BFBFBF" w:sz="4"/>
@@ -25879,7 +25879,7 @@
     </w:tbl>
     <w:tbl>
       <w:tblPr>
-        <w:tblW w:type="dxa" w:w="8846"/>
+        <w:tblW w:type="dxa" w:w="9071"/>
         <w:tblBorders>
           <w:top w:val="single" w:color="auto" w:sz="4"/>
           <w:left w:val="single" w:color="auto" w:sz="4"/>
@@ -25891,7 +25891,7 @@
       </w:tblPr>
       <w:tblGrid>
         <w:gridCol w:w="3400"/>
-        <w:gridCol w:w="5446"/>
+        <w:gridCol w:w="5671"/>
       </w:tblGrid>
       <w:tr>
         <w:trPr>
@@ -25934,7 +25934,7 @@
         </w:tc>
         <w:tc>
           <w:tcPr>
-            <w:tcW w:type="dxa" w:w="5446"/>
+            <w:tcW w:type="dxa" w:w="5671"/>
             <w:tcBorders>
               <w:top w:val="single" w:color="BFBFBF" w:sz="4"/>
               <w:left w:val="single" w:color="BFBFBF" w:sz="4"/>
@@ -26009,7 +26009,7 @@
         </w:tc>
         <w:tc>
           <w:tcPr>
-            <w:tcW w:type="dxa" w:w="5446"/>
+            <w:tcW w:type="dxa" w:w="5671"/>
             <w:tcBorders>
               <w:top w:val="single" w:color="BFBFBF" w:sz="4"/>
               <w:left w:val="single" w:color="BFBFBF" w:sz="4"/>
@@ -26084,7 +26084,7 @@
         </w:tc>
         <w:tc>
           <w:tcPr>
-            <w:tcW w:type="dxa" w:w="5446"/>
+            <w:tcW w:type="dxa" w:w="5671"/>
             <w:tcBorders>
               <w:top w:val="single" w:color="BFBFBF" w:sz="4"/>
               <w:left w:val="single" w:color="BFBFBF" w:sz="4"/>
@@ -26159,7 +26159,7 @@
         </w:tc>
         <w:tc>
           <w:tcPr>
-            <w:tcW w:type="dxa" w:w="5446"/>
+            <w:tcW w:type="dxa" w:w="5671"/>
             <w:tcBorders>
               <w:top w:val="single" w:color="BFBFBF" w:sz="4"/>
               <w:left w:val="single" w:color="BFBFBF" w:sz="4"/>
@@ -26234,7 +26234,7 @@
         </w:tc>
         <w:tc>
           <w:tcPr>
-            <w:tcW w:type="dxa" w:w="5446"/>
+            <w:tcW w:type="dxa" w:w="5671"/>
             <w:tcBorders>
               <w:top w:val="single" w:color="BFBFBF" w:sz="4"/>
               <w:left w:val="single" w:color="BFBFBF" w:sz="4"/>
@@ -26307,7 +26307,7 @@
     </w:p>
     <w:tbl>
       <w:tblPr>
-        <w:tblW w:type="dxa" w:w="8846"/>
+        <w:tblW w:type="dxa" w:w="9071"/>
         <w:tblBorders>
           <w:top w:val="single" w:color="auto" w:sz="4"/>
           <w:left w:val="single" w:color="auto" w:sz="4"/>
@@ -26320,7 +26320,7 @@
       <w:tblGrid>
         <w:gridCol w:w="2200"/>
         <w:gridCol w:w="2400"/>
-        <w:gridCol w:w="4246"/>
+        <w:gridCol w:w="4471"/>
       </w:tblGrid>
       <w:tr>
         <w:trPr>
@@ -26399,7 +26399,7 @@
         </w:tc>
         <w:tc>
           <w:tcPr>
-            <w:tcW w:type="dxa" w:w="4246"/>
+            <w:tcW w:type="dxa" w:w="4471"/>
             <w:tcBorders>
               <w:top w:val="single" w:color="BFBFBF" w:sz="4"/>
               <w:left w:val="single" w:color="BFBFBF" w:sz="4"/>
@@ -26509,7 +26509,7 @@
         </w:tc>
         <w:tc>
           <w:tcPr>
-            <w:tcW w:type="dxa" w:w="4246"/>
+            <w:tcW w:type="dxa" w:w="4471"/>
             <w:tcBorders>
               <w:top w:val="single" w:color="BFBFBF" w:sz="4"/>
               <w:left w:val="single" w:color="BFBFBF" w:sz="4"/>
@@ -26619,7 +26619,7 @@
         </w:tc>
         <w:tc>
           <w:tcPr>
-            <w:tcW w:type="dxa" w:w="4246"/>
+            <w:tcW w:type="dxa" w:w="4471"/>
             <w:tcBorders>
               <w:top w:val="single" w:color="BFBFBF" w:sz="4"/>
               <w:left w:val="single" w:color="BFBFBF" w:sz="4"/>
@@ -26729,7 +26729,7 @@
         </w:tc>
         <w:tc>
           <w:tcPr>
-            <w:tcW w:type="dxa" w:w="4246"/>
+            <w:tcW w:type="dxa" w:w="4471"/>
             <w:tcBorders>
               <w:top w:val="single" w:color="BFBFBF" w:sz="4"/>
               <w:left w:val="single" w:color="BFBFBF" w:sz="4"/>
@@ -26839,7 +26839,7 @@
         </w:tc>
         <w:tc>
           <w:tcPr>
-            <w:tcW w:type="dxa" w:w="4246"/>
+            <w:tcW w:type="dxa" w:w="4471"/>
             <w:tcBorders>
               <w:top w:val="single" w:color="BFBFBF" w:sz="4"/>
               <w:left w:val="single" w:color="BFBFBF" w:sz="4"/>
@@ -26949,7 +26949,7 @@
         </w:tc>
         <w:tc>
           <w:tcPr>
-            <w:tcW w:type="dxa" w:w="4246"/>
+            <w:tcW w:type="dxa" w:w="4471"/>
             <w:tcBorders>
               <w:top w:val="single" w:color="BFBFBF" w:sz="4"/>
               <w:left w:val="single" w:color="BFBFBF" w:sz="4"/>
@@ -27059,7 +27059,7 @@
         </w:tc>
         <w:tc>
           <w:tcPr>
-            <w:tcW w:type="dxa" w:w="4246"/>
+            <w:tcW w:type="dxa" w:w="4471"/>
             <w:tcBorders>
               <w:top w:val="single" w:color="BFBFBF" w:sz="4"/>
               <w:left w:val="single" w:color="BFBFBF" w:sz="4"/>
@@ -27096,7 +27096,7 @@
     </w:tbl>
     <w:tbl>
       <w:tblPr>
-        <w:tblW w:type="dxa" w:w="8846"/>
+        <w:tblW w:type="dxa" w:w="9071"/>
         <w:tblBorders>
           <w:top w:val="single" w:color="auto" w:sz="4"/>
           <w:left w:val="single" w:color="auto" w:sz="4"/>
@@ -27108,7 +27108,7 @@
       </w:tblPr>
       <w:tblGrid>
         <w:gridCol w:w="3600"/>
-        <w:gridCol w:w="5246"/>
+        <w:gridCol w:w="5471"/>
       </w:tblGrid>
       <w:tr>
         <w:trPr>
@@ -27151,7 +27151,7 @@
         </w:tc>
         <w:tc>
           <w:tcPr>
-            <w:tcW w:type="dxa" w:w="5246"/>
+            <w:tcW w:type="dxa" w:w="5471"/>
             <w:tcBorders>
               <w:top w:val="single" w:color="BFBFBF" w:sz="4"/>
               <w:left w:val="single" w:color="BFBFBF" w:sz="4"/>
@@ -27226,7 +27226,7 @@
         </w:tc>
         <w:tc>
           <w:tcPr>
-            <w:tcW w:type="dxa" w:w="5246"/>
+            <w:tcW w:type="dxa" w:w="5471"/>
             <w:tcBorders>
               <w:top w:val="single" w:color="BFBFBF" w:sz="4"/>
               <w:left w:val="single" w:color="BFBFBF" w:sz="4"/>
@@ -27301,7 +27301,7 @@
         </w:tc>
         <w:tc>
           <w:tcPr>
-            <w:tcW w:type="dxa" w:w="5246"/>
+            <w:tcW w:type="dxa" w:w="5471"/>
             <w:tcBorders>
               <w:top w:val="single" w:color="BFBFBF" w:sz="4"/>
               <w:left w:val="single" w:color="BFBFBF" w:sz="4"/>
@@ -27371,7 +27371,7 @@
     </w:p>
     <w:tbl>
       <w:tblPr>
-        <w:tblW w:type="dxa" w:w="8846"/>
+        <w:tblW w:type="dxa" w:w="9071"/>
         <w:tblBorders>
           <w:top w:val="single" w:color="auto" w:sz="4"/>
           <w:left w:val="single" w:color="auto" w:sz="4"/>
@@ -27384,7 +27384,7 @@
       <w:tblGrid>
         <w:gridCol w:w="2400"/>
         <w:gridCol w:w="2200"/>
-        <w:gridCol w:w="4246"/>
+        <w:gridCol w:w="4471"/>
       </w:tblGrid>
       <w:tr>
         <w:trPr>
@@ -27463,7 +27463,7 @@
         </w:tc>
         <w:tc>
           <w:tcPr>
-            <w:tcW w:type="dxa" w:w="4246"/>
+            <w:tcW w:type="dxa" w:w="4471"/>
             <w:tcBorders>
               <w:top w:val="single" w:color="BFBFBF" w:sz="4"/>
               <w:left w:val="single" w:color="BFBFBF" w:sz="4"/>
@@ -27573,7 +27573,7 @@
         </w:tc>
         <w:tc>
           <w:tcPr>
-            <w:tcW w:type="dxa" w:w="4246"/>
+            <w:tcW w:type="dxa" w:w="4471"/>
             <w:tcBorders>
               <w:top w:val="single" w:color="BFBFBF" w:sz="4"/>
               <w:left w:val="single" w:color="BFBFBF" w:sz="4"/>
@@ -27683,7 +27683,7 @@
         </w:tc>
         <w:tc>
           <w:tcPr>
-            <w:tcW w:type="dxa" w:w="4246"/>
+            <w:tcW w:type="dxa" w:w="4471"/>
             <w:tcBorders>
               <w:top w:val="single" w:color="BFBFBF" w:sz="4"/>
               <w:left w:val="single" w:color="BFBFBF" w:sz="4"/>
@@ -27793,7 +27793,7 @@
         </w:tc>
         <w:tc>
           <w:tcPr>
-            <w:tcW w:type="dxa" w:w="4246"/>
+            <w:tcW w:type="dxa" w:w="4471"/>
             <w:tcBorders>
               <w:top w:val="single" w:color="BFBFBF" w:sz="4"/>
               <w:left w:val="single" w:color="BFBFBF" w:sz="4"/>
@@ -27903,7 +27903,7 @@
         </w:tc>
         <w:tc>
           <w:tcPr>
-            <w:tcW w:type="dxa" w:w="4246"/>
+            <w:tcW w:type="dxa" w:w="4471"/>
             <w:tcBorders>
               <w:top w:val="single" w:color="BFBFBF" w:sz="4"/>
               <w:left w:val="single" w:color="BFBFBF" w:sz="4"/>
@@ -28013,7 +28013,7 @@
         </w:tc>
         <w:tc>
           <w:tcPr>
-            <w:tcW w:type="dxa" w:w="4246"/>
+            <w:tcW w:type="dxa" w:w="4471"/>
             <w:tcBorders>
               <w:top w:val="single" w:color="BFBFBF" w:sz="4"/>
               <w:left w:val="single" w:color="BFBFBF" w:sz="4"/>
@@ -28101,7 +28101,7 @@
     </w:p>
     <w:tbl>
       <w:tblPr>
-        <w:tblW w:type="dxa" w:w="8846"/>
+        <w:tblW w:type="dxa" w:w="9071"/>
         <w:tblBorders>
           <w:top w:val="single" w:color="auto" w:sz="4"/>
           <w:left w:val="single" w:color="auto" w:sz="4"/>
@@ -28114,7 +28114,7 @@
       <w:tblGrid>
         <w:gridCol w:w="1300"/>
         <w:gridCol w:w="3000"/>
-        <w:gridCol w:w="4546"/>
+        <w:gridCol w:w="4771"/>
       </w:tblGrid>
       <w:tr>
         <w:trPr>
@@ -28193,7 +28193,7 @@
         </w:tc>
         <w:tc>
           <w:tcPr>
-            <w:tcW w:type="dxa" w:w="4546"/>
+            <w:tcW w:type="dxa" w:w="4771"/>
             <w:tcBorders>
               <w:top w:val="single" w:color="BFBFBF" w:sz="4"/>
               <w:left w:val="single" w:color="BFBFBF" w:sz="4"/>
@@ -28303,7 +28303,7 @@
         </w:tc>
         <w:tc>
           <w:tcPr>
-            <w:tcW w:type="dxa" w:w="4546"/>
+            <w:tcW w:type="dxa" w:w="4771"/>
             <w:tcBorders>
               <w:top w:val="single" w:color="BFBFBF" w:sz="4"/>
               <w:left w:val="single" w:color="BFBFBF" w:sz="4"/>
@@ -28413,7 +28413,7 @@
         </w:tc>
         <w:tc>
           <w:tcPr>
-            <w:tcW w:type="dxa" w:w="4546"/>
+            <w:tcW w:type="dxa" w:w="4771"/>
             <w:tcBorders>
               <w:top w:val="single" w:color="BFBFBF" w:sz="4"/>
               <w:left w:val="single" w:color="BFBFBF" w:sz="4"/>
@@ -28523,7 +28523,7 @@
         </w:tc>
         <w:tc>
           <w:tcPr>
-            <w:tcW w:type="dxa" w:w="4546"/>
+            <w:tcW w:type="dxa" w:w="4771"/>
             <w:tcBorders>
               <w:top w:val="single" w:color="BFBFBF" w:sz="4"/>
               <w:left w:val="single" w:color="BFBFBF" w:sz="4"/>
@@ -28585,7 +28585,7 @@
       <w:headerReference w:type="default" r:id="rId7"/>
       <w:footerReference w:type="default" r:id="rId8"/>
       <w:pgSz w:w="11906" w:h="16838" w:orient="portrait"/>
-      <w:pgMar w:top="1440" w:right="1260" w:bottom="1440" w:left="1800" w:header="708" w:footer="708" w:gutter="0"/>
+      <w:pgMar w:top="1134" w:right="1134" w:bottom="1134" w:left="1701" w:header="708" w:footer="708" w:gutter="0"/>
       <w:pgNumType/>
       <w:docGrid w:linePitch="360"/>
     </w:sectPr>
